--- a/Doc/Step_by_step_process.docx
+++ b/Doc/Step_by_step_process.docx
@@ -29,33 +29,61 @@
         <w:rPr>
           <w:b/>
           <w:bCs/>
-          <w:lang w:val="en-US"/>
-        </w:rPr>
-        <w:t>Construcci</w:t>
-      </w:r>
-      <w:r>
-        <w:rPr>
-          <w:b/>
-          <w:bCs/>
-          <w:lang w:val="es-ES_tradnl"/>
-        </w:rPr>
-        <w:t>ón</w:t>
+          <w:lang w:val="es-ES"/>
+        </w:rPr>
+        <w:t>Contruction</w:t>
       </w:r>
       <w:proofErr w:type="spellEnd"/>
       <w:r>
         <w:rPr>
           <w:b/>
           <w:bCs/>
-          <w:lang w:val="es-ES_tradnl"/>
-        </w:rPr>
-        <w:t xml:space="preserve"> de cada </w:t>
+          <w:lang w:val="es-ES"/>
+        </w:rPr>
+        <w:t xml:space="preserve"> </w:t>
       </w:r>
       <w:proofErr w:type="spellStart"/>
       <w:r>
         <w:rPr>
           <w:b/>
           <w:bCs/>
-          <w:lang w:val="es-ES_tradnl"/>
+          <w:lang w:val="es-ES"/>
+        </w:rPr>
+        <w:t>of</w:t>
+      </w:r>
+      <w:proofErr w:type="spellEnd"/>
+      <w:r>
+        <w:rPr>
+          <w:b/>
+          <w:bCs/>
+          <w:lang w:val="es-ES"/>
+        </w:rPr>
+        <w:t xml:space="preserve"> </w:t>
+      </w:r>
+      <w:proofErr w:type="spellStart"/>
+      <w:r>
+        <w:rPr>
+          <w:b/>
+          <w:bCs/>
+          <w:lang w:val="es-ES"/>
+        </w:rPr>
+        <w:t>each</w:t>
+      </w:r>
+      <w:proofErr w:type="spellEnd"/>
+      <w:r>
+        <w:rPr>
+          <w:b/>
+          <w:bCs/>
+          <w:lang w:val="es-ES"/>
+        </w:rPr>
+        <w:t xml:space="preserve"> </w:t>
+      </w:r>
+      <w:proofErr w:type="spellStart"/>
+      <w:r>
+        <w:rPr>
+          <w:b/>
+          <w:bCs/>
+          <w:lang w:val="es-ES"/>
         </w:rPr>
         <w:t>prompt</w:t>
       </w:r>
@@ -66,35 +94,4907 @@
         <w:rPr>
           <w:b/>
           <w:bCs/>
-          <w:lang w:val="es-ES_tradnl"/>
-        </w:rPr>
-      </w:pPr>
-    </w:p>
-    <w:p>
-      <w:pPr>
-        <w:rPr>
-          <w:lang w:val="en-US"/>
-        </w:rPr>
-      </w:pPr>
-    </w:p>
-    <w:p>
-      <w:pPr>
-        <w:rPr>
-          <w:b/>
-          <w:bCs/>
-          <w:lang w:val="en-US"/>
-        </w:rPr>
-      </w:pPr>
+          <w:lang w:val="en-US"/>
+        </w:rPr>
+      </w:pPr>
+      <w:r>
+        <w:rPr>
+          <w:b/>
+          <w:bCs/>
+          <w:lang w:val="en-US"/>
+        </w:rPr>
+        <w:t xml:space="preserve">Relevant details to </w:t>
+      </w:r>
+      <w:proofErr w:type="gramStart"/>
+      <w:r>
+        <w:rPr>
+          <w:b/>
+          <w:bCs/>
+          <w:lang w:val="en-US"/>
+        </w:rPr>
+        <w:t>take into account</w:t>
+      </w:r>
+      <w:proofErr w:type="gramEnd"/>
+      <w:r>
+        <w:rPr>
+          <w:b/>
+          <w:bCs/>
+          <w:lang w:val="en-US"/>
+        </w:rPr>
+        <w:t>:</w:t>
+      </w:r>
+    </w:p>
+    <w:p>
+      <w:r>
+        <w:rPr>
+          <w:b/>
+          <w:bCs/>
+          <w:lang w:val="en-US"/>
+        </w:rPr>
+        <w:br/>
+      </w:r>
+      <w:r>
+        <w:rPr>
+          <w:b/>
+          <w:bCs/>
+        </w:rPr>
+        <w:t xml:space="preserve">Temperature - </w:t>
+      </w:r>
+      <w:r>
+        <w:t xml:space="preserve">In short, the lower the temperature, the more deterministic the results in the sense that the highest probable next token is always picked. </w:t>
+      </w:r>
+    </w:p>
+    <w:p>
+      <w:pPr>
+        <w:rPr>
+          <w:lang w:val="en-US"/>
+        </w:rPr>
+      </w:pPr>
+      <w:r>
+        <w:rPr>
+          <w:lang w:val="en-US"/>
+        </w:rPr>
+        <w:t>In the computer science literature, various papers that investigate prompting techniques</w:t>
+      </w:r>
+      <w:r>
+        <w:t xml:space="preserve"> </w:t>
+      </w:r>
+      <w:r>
+        <w:rPr>
+          <w:lang w:val="en-US"/>
+        </w:rPr>
+        <w:t xml:space="preserve">consistently set the temperature hyperparameter of the model to 0 to </w:t>
+      </w:r>
+      <w:r>
+        <w:rPr>
+          <w:lang w:val="en-US"/>
+        </w:rPr>
+        <w:t>maximize</w:t>
+      </w:r>
+      <w:r>
+        <w:t xml:space="preserve"> </w:t>
+      </w:r>
+      <w:r>
+        <w:rPr>
+          <w:lang w:val="en-US"/>
+        </w:rPr>
+        <w:t xml:space="preserve">model consistency </w:t>
+      </w:r>
+    </w:p>
+    <w:p>
+      <w:pPr>
+        <w:pStyle w:val="ListParagraph"/>
+        <w:numPr>
+          <w:ilvl w:val="0"/>
+          <w:numId w:val="1"/>
+        </w:numPr>
+      </w:pPr>
+      <w:r>
+        <w:t>Usar {0,0.2,0.25, 0.5, 0.6, 0.7, 1}</w:t>
+      </w:r>
+    </w:p>
+    <w:p>
+      <w:r>
+        <w:rPr>
+          <w:b/>
+          <w:bCs/>
+        </w:rPr>
+        <w:t>Y</w:t>
+      </w:r>
+      <w:r>
+        <w:rPr>
+          <w:b/>
+          <w:bCs/>
+        </w:rPr>
+        <w:t>ou can structure your prompt using three different roles:</w:t>
+      </w:r>
+      <w:r>
+        <w:t> system, user, and assistant. </w:t>
+      </w:r>
+    </w:p>
+    <w:p>
+      <w:r>
+        <w:t>A prompt contains any of the following elements:</w:t>
+      </w:r>
+    </w:p>
+    <w:p>
+      <w:r>
+        <w:rPr>
+          <w:b/>
+          <w:bCs/>
+        </w:rPr>
+        <w:t>Instruction</w:t>
+      </w:r>
+      <w:r>
+        <w:t> - a specific task or instruction you want the model to perform</w:t>
+      </w:r>
+    </w:p>
+    <w:p>
+      <w:r>
+        <w:rPr>
+          <w:b/>
+          <w:bCs/>
+        </w:rPr>
+        <w:t>Context</w:t>
+      </w:r>
+      <w:r>
+        <w:t> - external information or additional context that can steer the model to better responses</w:t>
+      </w:r>
+    </w:p>
+    <w:p>
+      <w:r>
+        <w:rPr>
+          <w:b/>
+          <w:bCs/>
+        </w:rPr>
+        <w:t>Input Data</w:t>
+      </w:r>
+      <w:r>
+        <w:t> - the input or question that we are interested to find a response for</w:t>
+      </w:r>
+    </w:p>
+    <w:p>
+      <w:r>
+        <w:rPr>
+          <w:b/>
+          <w:bCs/>
+        </w:rPr>
+        <w:t>Output Indicator</w:t>
+      </w:r>
+      <w:r>
+        <w:t> - the type or format of the output.</w:t>
+      </w:r>
+    </w:p>
+    <w:p>
+      <w:pPr>
+        <w:rPr>
+          <w:b/>
+          <w:bCs/>
+        </w:rPr>
+      </w:pPr>
+      <w:r>
+        <w:rPr>
+          <w:b/>
+          <w:bCs/>
+        </w:rPr>
+        <w:t>Prompt techniques</w:t>
+      </w:r>
+    </w:p>
+    <w:p>
+      <w:pPr>
+        <w:pStyle w:val="ListParagraph"/>
+        <w:numPr>
+          <w:ilvl w:val="0"/>
+          <w:numId w:val="2"/>
+        </w:numPr>
+      </w:pPr>
+      <w:r>
+        <w:rPr>
+          <w:b/>
+          <w:bCs/>
+          <w:i/>
+          <w:iCs/>
+          <w:lang w:val="en-US"/>
+        </w:rPr>
+        <w:t>zero-shot</w:t>
+      </w:r>
+      <w:r>
+        <w:rPr>
+          <w:i/>
+          <w:iCs/>
+          <w:lang w:val="en-US"/>
+        </w:rPr>
+        <w:t xml:space="preserve">: </w:t>
+      </w:r>
+      <w:r>
+        <w:rPr>
+          <w:i/>
+          <w:iCs/>
+        </w:rPr>
+        <w:t>Zero-shot prompting means that the prompt used to interact with the model won't contain examples or demonstrations. The zero-shot prompt directly instructs the model to perform a task without any additional examples to steer it.</w:t>
+      </w:r>
+    </w:p>
+    <w:p>
+      <w:pPr>
+        <w:pStyle w:val="ListParagraph"/>
+        <w:numPr>
+          <w:ilvl w:val="0"/>
+          <w:numId w:val="2"/>
+        </w:numPr>
+      </w:pPr>
+      <w:r>
+        <w:rPr>
+          <w:b/>
+          <w:bCs/>
+          <w:i/>
+          <w:iCs/>
+          <w:lang w:val="en-US"/>
+        </w:rPr>
+        <w:t>few-shot</w:t>
+      </w:r>
+      <w:proofErr w:type="gramStart"/>
+      <w:r>
+        <w:rPr>
+          <w:b/>
+          <w:bCs/>
+          <w:i/>
+          <w:iCs/>
+          <w:lang w:val="en-US"/>
+        </w:rPr>
+        <w:t>:</w:t>
+      </w:r>
+      <w:r>
+        <w:rPr>
+          <w:b/>
+          <w:bCs/>
+          <w:i/>
+          <w:iCs/>
+          <w:lang w:val="en-US"/>
+        </w:rPr>
+        <w:t xml:space="preserve"> </w:t>
+      </w:r>
+      <w:r>
+        <w:rPr>
+          <w:b/>
+          <w:bCs/>
+          <w:i/>
+          <w:iCs/>
+        </w:rPr>
+        <w:t>.</w:t>
+      </w:r>
+      <w:proofErr w:type="gramEnd"/>
+      <w:r>
+        <w:rPr>
+          <w:b/>
+          <w:bCs/>
+          <w:i/>
+          <w:iCs/>
+        </w:rPr>
+        <w:t xml:space="preserve"> </w:t>
+      </w:r>
+      <w:r>
+        <w:rPr>
+          <w:i/>
+          <w:iCs/>
+        </w:rPr>
+        <w:t>Few-shot prompting can be used as a technique to enable in-context learning where we provide demonstrations in the prompt to steer the model to better performance.</w:t>
+      </w:r>
+    </w:p>
+    <w:p>
+      <w:pPr>
+        <w:pStyle w:val="ListParagraph"/>
+        <w:numPr>
+          <w:ilvl w:val="0"/>
+          <w:numId w:val="2"/>
+        </w:numPr>
+      </w:pPr>
+      <w:r>
+        <w:rPr>
+          <w:b/>
+          <w:bCs/>
+          <w:i/>
+          <w:iCs/>
+          <w:lang w:val="en-US"/>
+        </w:rPr>
+        <w:t xml:space="preserve">0-shot </w:t>
+      </w:r>
       <w:proofErr w:type="spellStart"/>
       <w:r>
         <w:rPr>
           <w:b/>
           <w:bCs/>
-          <w:lang w:val="en-US"/>
-        </w:rPr>
-        <w:t>Pruebas</w:t>
+          <w:i/>
+          <w:iCs/>
+          <w:lang w:val="en-US"/>
+        </w:rPr>
+        <w:t>CoT</w:t>
       </w:r>
       <w:proofErr w:type="spellEnd"/>
+      <w:r>
+        <w:rPr>
+          <w:b/>
+          <w:bCs/>
+          <w:i/>
+          <w:iCs/>
+          <w:lang w:val="en-US"/>
+        </w:rPr>
+        <w:t xml:space="preserve">: </w:t>
+      </w:r>
+      <w:r>
+        <w:rPr>
+          <w:i/>
+          <w:iCs/>
+          <w:lang w:val="en-US"/>
+        </w:rPr>
+        <w:t xml:space="preserve">With </w:t>
+      </w:r>
+      <w:proofErr w:type="spellStart"/>
+      <w:r>
+        <w:rPr>
+          <w:i/>
+          <w:iCs/>
+          <w:lang w:val="en-US"/>
+        </w:rPr>
+        <w:t>CoT</w:t>
+      </w:r>
+      <w:proofErr w:type="spellEnd"/>
+      <w:r>
+        <w:rPr>
+          <w:i/>
+          <w:iCs/>
+          <w:lang w:val="en-US"/>
+        </w:rPr>
+        <w:t>, the LLM provides written justifications for each of its classification decisions.</w:t>
+      </w:r>
+      <w:r>
+        <w:rPr>
+          <w:noProof/>
+        </w:rPr>
+        <w:lastRenderedPageBreak/>
+        <w:drawing>
+          <wp:inline distT="0" distB="0" distL="0" distR="0" wp14:anchorId="105DAC4D" wp14:editId="2F9326C2">
+            <wp:extent cx="4798142" cy="2422139"/>
+            <wp:effectExtent l="0" t="0" r="2540" b="3810"/>
+            <wp:docPr id="620802533" name="Picture 1"/>
+            <wp:cNvGraphicFramePr>
+              <a:graphicFrameLocks xmlns:a="http://schemas.openxmlformats.org/drawingml/2006/main" noChangeAspect="1"/>
+            </wp:cNvGraphicFramePr>
+            <a:graphic xmlns:a="http://schemas.openxmlformats.org/drawingml/2006/main">
+              <a:graphicData uri="http://schemas.openxmlformats.org/drawingml/2006/picture">
+                <pic:pic xmlns:pic="http://schemas.openxmlformats.org/drawingml/2006/picture">
+                  <pic:nvPicPr>
+                    <pic:cNvPr id="620802533" name="Picture 620802533"/>
+                    <pic:cNvPicPr/>
+                  </pic:nvPicPr>
+                  <pic:blipFill>
+                    <a:blip r:embed="rId5" cstate="print">
+                      <a:extLst>
+                        <a:ext uri="{28A0092B-C50C-407E-A947-70E740481C1C}">
+                          <a14:useLocalDpi xmlns:a14="http://schemas.microsoft.com/office/drawing/2010/main" val="0"/>
+                        </a:ext>
+                      </a:extLst>
+                    </a:blip>
+                    <a:stretch>
+                      <a:fillRect/>
+                    </a:stretch>
+                  </pic:blipFill>
+                  <pic:spPr>
+                    <a:xfrm>
+                      <a:off x="0" y="0"/>
+                      <a:ext cx="4838037" cy="2442278"/>
+                    </a:xfrm>
+                    <a:prstGeom prst="rect">
+                      <a:avLst/>
+                    </a:prstGeom>
+                  </pic:spPr>
+                </pic:pic>
+              </a:graphicData>
+            </a:graphic>
+          </wp:inline>
+        </w:drawing>
+      </w:r>
+      <w:r>
+        <w:rPr>
+          <w:noProof/>
+        </w:rPr>
+        <w:drawing>
+          <wp:inline distT="0" distB="0" distL="0" distR="0" wp14:anchorId="1EF84DC0" wp14:editId="2F4CC7A1">
+            <wp:extent cx="5943600" cy="3288030"/>
+            <wp:effectExtent l="0" t="0" r="0" b="1270"/>
+            <wp:docPr id="1482134115" name="Picture 2"/>
+            <wp:cNvGraphicFramePr>
+              <a:graphicFrameLocks xmlns:a="http://schemas.openxmlformats.org/drawingml/2006/main" noChangeAspect="1"/>
+            </wp:cNvGraphicFramePr>
+            <a:graphic xmlns:a="http://schemas.openxmlformats.org/drawingml/2006/main">
+              <a:graphicData uri="http://schemas.openxmlformats.org/drawingml/2006/picture">
+                <pic:pic xmlns:pic="http://schemas.openxmlformats.org/drawingml/2006/picture">
+                  <pic:nvPicPr>
+                    <pic:cNvPr id="1482134115" name="Picture 1482134115"/>
+                    <pic:cNvPicPr/>
+                  </pic:nvPicPr>
+                  <pic:blipFill>
+                    <a:blip r:embed="rId6" cstate="print">
+                      <a:extLst>
+                        <a:ext uri="{28A0092B-C50C-407E-A947-70E740481C1C}">
+                          <a14:useLocalDpi xmlns:a14="http://schemas.microsoft.com/office/drawing/2010/main" val="0"/>
+                        </a:ext>
+                      </a:extLst>
+                    </a:blip>
+                    <a:stretch>
+                      <a:fillRect/>
+                    </a:stretch>
+                  </pic:blipFill>
+                  <pic:spPr>
+                    <a:xfrm>
+                      <a:off x="0" y="0"/>
+                      <a:ext cx="5943600" cy="3288030"/>
+                    </a:xfrm>
+                    <a:prstGeom prst="rect">
+                      <a:avLst/>
+                    </a:prstGeom>
+                  </pic:spPr>
+                </pic:pic>
+              </a:graphicData>
+            </a:graphic>
+          </wp:inline>
+        </w:drawing>
+      </w:r>
+    </w:p>
+    <w:p>
+      <w:pPr>
+        <w:rPr>
+          <w:b/>
+          <w:bCs/>
+          <w:sz w:val="32"/>
+          <w:szCs w:val="32"/>
+          <w:lang w:val="en-US"/>
+        </w:rPr>
+      </w:pPr>
+      <w:r>
+        <w:rPr>
+          <w:b/>
+          <w:bCs/>
+          <w:sz w:val="32"/>
+          <w:szCs w:val="32"/>
+          <w:lang w:val="en-US"/>
+        </w:rPr>
+        <w:t>Tests</w:t>
+      </w:r>
+    </w:p>
+    <w:p>
+      <w:pPr>
+        <w:jc w:val="center"/>
+        <w:rPr>
+          <w:b/>
+          <w:bCs/>
+          <w:sz w:val="32"/>
+          <w:szCs w:val="32"/>
+          <w:lang w:val="en-US"/>
+        </w:rPr>
+      </w:pPr>
+      <w:r>
+        <w:rPr>
+          <w:b/>
+          <w:bCs/>
+          <w:noProof/>
+          <w:sz w:val="32"/>
+          <w:szCs w:val="32"/>
+          <w:lang w:val="en-US"/>
+        </w:rPr>
+        <w:lastRenderedPageBreak/>
+        <w:drawing>
+          <wp:inline distT="0" distB="0" distL="0" distR="0" wp14:anchorId="74815E0B" wp14:editId="42E52B88">
+            <wp:extent cx="4554524" cy="3949200"/>
+            <wp:effectExtent l="0" t="0" r="5080" b="635"/>
+            <wp:docPr id="2037632910" name="Picture 3"/>
+            <wp:cNvGraphicFramePr>
+              <a:graphicFrameLocks xmlns:a="http://schemas.openxmlformats.org/drawingml/2006/main" noChangeAspect="1"/>
+            </wp:cNvGraphicFramePr>
+            <a:graphic xmlns:a="http://schemas.openxmlformats.org/drawingml/2006/main">
+              <a:graphicData uri="http://schemas.openxmlformats.org/drawingml/2006/picture">
+                <pic:pic xmlns:pic="http://schemas.openxmlformats.org/drawingml/2006/picture">
+                  <pic:nvPicPr>
+                    <pic:cNvPr id="2037632910" name="Picture 2037632910"/>
+                    <pic:cNvPicPr/>
+                  </pic:nvPicPr>
+                  <pic:blipFill>
+                    <a:blip r:embed="rId7" cstate="print">
+                      <a:extLst>
+                        <a:ext uri="{28A0092B-C50C-407E-A947-70E740481C1C}">
+                          <a14:useLocalDpi xmlns:a14="http://schemas.microsoft.com/office/drawing/2010/main" val="0"/>
+                        </a:ext>
+                      </a:extLst>
+                    </a:blip>
+                    <a:stretch>
+                      <a:fillRect/>
+                    </a:stretch>
+                  </pic:blipFill>
+                  <pic:spPr>
+                    <a:xfrm>
+                      <a:off x="0" y="0"/>
+                      <a:ext cx="4554524" cy="3949200"/>
+                    </a:xfrm>
+                    <a:prstGeom prst="rect">
+                      <a:avLst/>
+                    </a:prstGeom>
+                  </pic:spPr>
+                </pic:pic>
+              </a:graphicData>
+            </a:graphic>
+          </wp:inline>
+        </w:drawing>
+      </w:r>
+    </w:p>
+    <w:p>
+      <w:pPr>
+        <w:jc w:val="center"/>
+        <w:rPr>
+          <w:b/>
+          <w:bCs/>
+          <w:sz w:val="32"/>
+          <w:szCs w:val="32"/>
+          <w:lang w:val="en-US"/>
+        </w:rPr>
+      </w:pPr>
+      <w:r>
+        <w:rPr>
+          <w:b/>
+          <w:bCs/>
+          <w:noProof/>
+          <w:sz w:val="32"/>
+          <w:szCs w:val="32"/>
+          <w:lang w:val="en-US"/>
+        </w:rPr>
+        <w:drawing>
+          <wp:inline distT="0" distB="0" distL="0" distR="0" wp14:anchorId="485B52A5" wp14:editId="314E0267">
+            <wp:extent cx="4486312" cy="1997751"/>
+            <wp:effectExtent l="0" t="0" r="0" b="0"/>
+            <wp:docPr id="378623146" name="Picture 4"/>
+            <wp:cNvGraphicFramePr>
+              <a:graphicFrameLocks xmlns:a="http://schemas.openxmlformats.org/drawingml/2006/main" noChangeAspect="1"/>
+            </wp:cNvGraphicFramePr>
+            <a:graphic xmlns:a="http://schemas.openxmlformats.org/drawingml/2006/main">
+              <a:graphicData uri="http://schemas.openxmlformats.org/drawingml/2006/picture">
+                <pic:pic xmlns:pic="http://schemas.openxmlformats.org/drawingml/2006/picture">
+                  <pic:nvPicPr>
+                    <pic:cNvPr id="378623146" name="Picture 378623146"/>
+                    <pic:cNvPicPr/>
+                  </pic:nvPicPr>
+                  <pic:blipFill>
+                    <a:blip r:embed="rId8" cstate="print">
+                      <a:extLst>
+                        <a:ext uri="{28A0092B-C50C-407E-A947-70E740481C1C}">
+                          <a14:useLocalDpi xmlns:a14="http://schemas.microsoft.com/office/drawing/2010/main" val="0"/>
+                        </a:ext>
+                      </a:extLst>
+                    </a:blip>
+                    <a:stretch>
+                      <a:fillRect/>
+                    </a:stretch>
+                  </pic:blipFill>
+                  <pic:spPr>
+                    <a:xfrm>
+                      <a:off x="0" y="0"/>
+                      <a:ext cx="4524249" cy="2014644"/>
+                    </a:xfrm>
+                    <a:prstGeom prst="rect">
+                      <a:avLst/>
+                    </a:prstGeom>
+                  </pic:spPr>
+                </pic:pic>
+              </a:graphicData>
+            </a:graphic>
+          </wp:inline>
+        </w:drawing>
+      </w:r>
+    </w:p>
+    <w:p>
+      <w:pPr>
+        <w:rPr>
+          <w:i/>
+          <w:iCs/>
+          <w:lang w:val="en-US"/>
+        </w:rPr>
+      </w:pPr>
+      <w:r>
+        <w:rPr>
+          <w:highlight w:val="yellow"/>
+          <w:lang w:val="en-US"/>
+        </w:rPr>
+        <w:t xml:space="preserve">This is from the paper </w:t>
+      </w:r>
+      <w:r>
+        <w:rPr>
+          <w:i/>
+          <w:iCs/>
+          <w:highlight w:val="yellow"/>
+          <w:lang w:val="en-US"/>
+        </w:rPr>
+        <w:t>Using Large Language Models</w:t>
+      </w:r>
+      <w:r>
+        <w:rPr>
+          <w:i/>
+          <w:iCs/>
+          <w:highlight w:val="yellow"/>
+          <w:lang w:val="en-US"/>
+        </w:rPr>
+        <w:t xml:space="preserve"> </w:t>
+      </w:r>
+      <w:r>
+        <w:rPr>
+          <w:i/>
+          <w:iCs/>
+          <w:highlight w:val="yellow"/>
+          <w:lang w:val="en-US"/>
+        </w:rPr>
+        <w:t>for Text Classification in</w:t>
+      </w:r>
+      <w:r>
+        <w:rPr>
+          <w:i/>
+          <w:iCs/>
+          <w:highlight w:val="yellow"/>
+          <w:lang w:val="en-US"/>
+        </w:rPr>
+        <w:t xml:space="preserve"> </w:t>
+      </w:r>
+      <w:r>
+        <w:rPr>
+          <w:i/>
+          <w:iCs/>
+          <w:highlight w:val="yellow"/>
+          <w:lang w:val="en-US"/>
+        </w:rPr>
+        <w:t>Experimental Economics</w:t>
+      </w:r>
+      <w:r>
+        <w:rPr>
+          <w:i/>
+          <w:iCs/>
+          <w:lang w:val="en-US"/>
+        </w:rPr>
+        <w:t xml:space="preserve"> p. 29.</w:t>
+      </w:r>
+    </w:p>
+    <w:p>
+      <w:pPr>
+        <w:rPr>
+          <w:sz w:val="32"/>
+          <w:szCs w:val="32"/>
+          <w:lang w:val="en-US"/>
+        </w:rPr>
+      </w:pPr>
+      <w:r>
+        <w:rPr>
+          <w:b/>
+          <w:bCs/>
+          <w:sz w:val="32"/>
+          <w:szCs w:val="32"/>
+          <w:highlight w:val="yellow"/>
+          <w:lang w:val="en-US"/>
+        </w:rPr>
+        <w:t>Tests for the paper</w:t>
+      </w:r>
+      <w:r>
+        <w:rPr>
+          <w:b/>
+          <w:bCs/>
+          <w:sz w:val="32"/>
+          <w:szCs w:val="32"/>
+          <w:highlight w:val="yellow"/>
+          <w:lang w:val="en-US"/>
+        </w:rPr>
+        <w:t xml:space="preserve">: </w:t>
+      </w:r>
+      <w:r>
+        <w:rPr>
+          <w:sz w:val="32"/>
+          <w:szCs w:val="32"/>
+          <w:highlight w:val="yellow"/>
+          <w:lang w:val="en-US"/>
+        </w:rPr>
+        <w:t>Managerial Leadership Jordi and Cooper</w:t>
+      </w:r>
+    </w:p>
+    <w:p>
+      <w:pPr>
+        <w:rPr>
+          <w:lang w:val="es-ES"/>
+        </w:rPr>
+      </w:pPr>
+      <w:r>
+        <w:rPr>
+          <w:b/>
+          <w:bCs/>
+          <w:highlight w:val="green"/>
+          <w:lang w:val="es-ES"/>
+        </w:rPr>
+        <w:t>Nota.</w:t>
+      </w:r>
+      <w:r>
+        <w:rPr>
+          <w:highlight w:val="green"/>
+          <w:lang w:val="es-ES"/>
+        </w:rPr>
+        <w:t xml:space="preserve"> </w:t>
+      </w:r>
+      <w:r>
+        <w:rPr>
+          <w:highlight w:val="green"/>
+          <w:lang w:val="es-ES"/>
+        </w:rPr>
+        <w:t xml:space="preserve"> </w:t>
+      </w:r>
+      <w:r>
+        <w:rPr>
+          <w:highlight w:val="green"/>
+          <w:lang w:val="es-ES"/>
+        </w:rPr>
+        <w:t>La particularidad de esta investigación es que</w:t>
+      </w:r>
+      <w:r>
+        <w:rPr>
+          <w:highlight w:val="green"/>
+          <w:lang w:val="es-ES"/>
+        </w:rPr>
+        <w:t>,</w:t>
+      </w:r>
+      <w:r>
+        <w:rPr>
+          <w:highlight w:val="green"/>
+          <w:lang w:val="es-ES"/>
+        </w:rPr>
+        <w:t xml:space="preserve"> durante la sesión</w:t>
+      </w:r>
+      <w:r>
+        <w:rPr>
+          <w:highlight w:val="green"/>
+          <w:lang w:val="es-ES"/>
+        </w:rPr>
+        <w:t>,</w:t>
+      </w:r>
+      <w:r>
+        <w:rPr>
+          <w:highlight w:val="green"/>
+          <w:lang w:val="es-ES"/>
+        </w:rPr>
+        <w:t xml:space="preserve"> cada grupo podía mandar una serie de máximo 18 mensajes. </w:t>
+      </w:r>
+      <w:r>
+        <w:rPr>
+          <w:highlight w:val="green"/>
+          <w:lang w:val="es-ES"/>
+        </w:rPr>
+        <w:t>En vez de clasificar cada mensaje de manera individual, los investigadores decidieron clasificarlos grupalmente.</w:t>
+      </w:r>
+    </w:p>
+    <w:p>
+      <w:pPr>
+        <w:rPr>
+          <w:b/>
+          <w:bCs/>
+          <w:lang w:val="en-US"/>
+        </w:rPr>
+      </w:pPr>
+      <w:r>
+        <w:rPr>
+          <w:b/>
+          <w:bCs/>
+          <w:lang w:val="en-US"/>
+        </w:rPr>
+        <w:t>Role:</w:t>
+      </w:r>
+    </w:p>
+    <w:p>
+      <w:pPr>
+        <w:rPr>
+          <w:lang w:val="en-US"/>
+        </w:rPr>
+      </w:pPr>
+      <w:proofErr w:type="spellStart"/>
+      <w:proofErr w:type="gramStart"/>
+      <w:r>
+        <w:rPr>
+          <w:lang w:val="en-US"/>
+        </w:rPr>
+        <w:lastRenderedPageBreak/>
+        <w:t>You</w:t>
+      </w:r>
+      <w:r>
+        <w:rPr>
+          <w:lang w:val="en-US"/>
+        </w:rPr>
+        <w:t>r</w:t>
+      </w:r>
+      <w:proofErr w:type="spellEnd"/>
+      <w:proofErr w:type="gramEnd"/>
+      <w:r>
+        <w:rPr>
+          <w:lang w:val="en-US"/>
+        </w:rPr>
+        <w:t xml:space="preserve"> are a researcher expert </w:t>
+      </w:r>
+    </w:p>
+    <w:p>
+      <w:pPr>
+        <w:rPr>
+          <w:lang w:val="en-US"/>
+        </w:rPr>
+      </w:pPr>
+    </w:p>
+    <w:p>
+      <w:pPr>
+        <w:rPr>
+          <w:b/>
+          <w:bCs/>
+          <w:lang w:val="en-US"/>
+        </w:rPr>
+      </w:pPr>
+      <w:r>
+        <w:rPr>
+          <w:b/>
+          <w:bCs/>
+          <w:lang w:val="en-US"/>
+        </w:rPr>
+        <w:t>Context:</w:t>
+      </w:r>
+    </w:p>
+    <w:p>
+      <w:pPr>
+        <w:rPr>
+          <w:lang w:val="en-US"/>
+        </w:rPr>
+      </w:pPr>
+    </w:p>
+    <w:p>
+      <w:pPr>
+        <w:rPr>
+          <w:lang w:val="en-US"/>
+        </w:rPr>
+      </w:pPr>
+    </w:p>
+    <w:p>
+      <w:pPr>
+        <w:rPr>
+          <w:b/>
+          <w:bCs/>
+          <w:lang w:val="en-US"/>
+        </w:rPr>
+      </w:pPr>
+      <w:r>
+        <w:rPr>
+          <w:b/>
+          <w:bCs/>
+          <w:lang w:val="en-US"/>
+        </w:rPr>
+        <w:t xml:space="preserve">Classification Task: </w:t>
+      </w:r>
+    </w:p>
+    <w:p>
+      <w:pPr>
+        <w:rPr>
+          <w:lang w:val="en-US"/>
+        </w:rPr>
+      </w:pPr>
+    </w:p>
+    <w:p>
+      <w:pPr>
+        <w:rPr>
+          <w:lang w:val="en-US"/>
+        </w:rPr>
+      </w:pPr>
+    </w:p>
+    <w:tbl>
+      <w:tblPr>
+        <w:tblStyle w:val="TableGrid"/>
+        <w:tblW w:w="10204" w:type="dxa"/>
+        <w:tblInd w:w="-570" w:type="dxa"/>
+        <w:tblLook w:val="04A0" w:firstRow="1" w:lastRow="0" w:firstColumn="1" w:lastColumn="0" w:noHBand="0" w:noVBand="1"/>
+      </w:tblPr>
+      <w:tblGrid>
+        <w:gridCol w:w="1699"/>
+        <w:gridCol w:w="8505"/>
+      </w:tblGrid>
+      <w:tr>
+        <w:tc>
+          <w:tcPr>
+            <w:tcW w:w="1699" w:type="dxa"/>
+          </w:tcPr>
+          <w:p>
+            <w:pPr>
+              <w:jc w:val="center"/>
+              <w:rPr>
+                <w:b/>
+                <w:bCs/>
+                <w:lang w:val="en-US"/>
+              </w:rPr>
+            </w:pPr>
+            <w:r>
+              <w:rPr>
+                <w:b/>
+                <w:bCs/>
+                <w:lang w:val="en-US"/>
+              </w:rPr>
+              <w:t>Prompt Type</w:t>
+            </w:r>
+          </w:p>
+        </w:tc>
+        <w:tc>
+          <w:tcPr>
+            <w:tcW w:w="8505" w:type="dxa"/>
+          </w:tcPr>
+          <w:p>
+            <w:pPr>
+              <w:tabs>
+                <w:tab w:val="left" w:pos="2082"/>
+              </w:tabs>
+              <w:jc w:val="center"/>
+              <w:rPr>
+                <w:b/>
+                <w:bCs/>
+                <w:lang w:val="en-US"/>
+              </w:rPr>
+            </w:pPr>
+            <w:r>
+              <w:rPr>
+                <w:b/>
+                <w:bCs/>
+                <w:lang w:val="en-US"/>
+              </w:rPr>
+              <w:t>Prompt structure</w:t>
+            </w:r>
+          </w:p>
+        </w:tc>
+      </w:tr>
+      <w:tr>
+        <w:tc>
+          <w:tcPr>
+            <w:tcW w:w="1699" w:type="dxa"/>
+          </w:tcPr>
+          <w:p>
+            <w:pPr>
+              <w:jc w:val="center"/>
+              <w:rPr>
+                <w:lang w:val="en-US"/>
+              </w:rPr>
+            </w:pPr>
+            <w:r>
+              <w:rPr>
+                <w:lang w:val="en-US"/>
+              </w:rPr>
+              <w:t>Zero-shot</w:t>
+            </w:r>
+          </w:p>
+        </w:tc>
+        <w:tc>
+          <w:tcPr>
+            <w:tcW w:w="8505" w:type="dxa"/>
+          </w:tcPr>
+          <w:p>
+            <w:pPr>
+              <w:jc w:val="both"/>
+              <w:rPr>
+                <w:lang w:val="en-US"/>
+              </w:rPr>
+            </w:pPr>
+          </w:p>
+        </w:tc>
+      </w:tr>
+      <w:tr>
+        <w:tc>
+          <w:tcPr>
+            <w:tcW w:w="1699" w:type="dxa"/>
+          </w:tcPr>
+          <w:p>
+            <w:pPr>
+              <w:jc w:val="center"/>
+              <w:rPr>
+                <w:lang w:val="en-US"/>
+              </w:rPr>
+            </w:pPr>
+            <w:r>
+              <w:rPr>
+                <w:lang w:val="en-US"/>
+              </w:rPr>
+              <w:t>Few-Shot</w:t>
+            </w:r>
+          </w:p>
+        </w:tc>
+        <w:tc>
+          <w:tcPr>
+            <w:tcW w:w="8505" w:type="dxa"/>
+          </w:tcPr>
+          <w:p>
+            <w:pPr>
+              <w:jc w:val="both"/>
+              <w:rPr>
+                <w:lang w:val="en-US"/>
+              </w:rPr>
+            </w:pPr>
+          </w:p>
+        </w:tc>
+      </w:tr>
+      <w:tr>
+        <w:tc>
+          <w:tcPr>
+            <w:tcW w:w="1699" w:type="dxa"/>
+          </w:tcPr>
+          <w:p>
+            <w:pPr>
+              <w:jc w:val="center"/>
+              <w:rPr>
+                <w:lang w:val="en-US"/>
+              </w:rPr>
+            </w:pPr>
+            <w:r>
+              <w:rPr>
+                <w:i/>
+                <w:iCs/>
+                <w:lang w:val="en-US"/>
+              </w:rPr>
+              <w:t xml:space="preserve">0-shot </w:t>
+            </w:r>
+            <w:proofErr w:type="spellStart"/>
+            <w:r>
+              <w:rPr>
+                <w:i/>
+                <w:iCs/>
+                <w:lang w:val="en-US"/>
+              </w:rPr>
+              <w:t>CoT</w:t>
+            </w:r>
+            <w:proofErr w:type="spellEnd"/>
+          </w:p>
+        </w:tc>
+        <w:tc>
+          <w:tcPr>
+            <w:tcW w:w="8505" w:type="dxa"/>
+          </w:tcPr>
+          <w:p>
+            <w:pPr>
+              <w:jc w:val="both"/>
+              <w:rPr>
+                <w:lang w:val="en-US"/>
+              </w:rPr>
+            </w:pPr>
+          </w:p>
+        </w:tc>
+      </w:tr>
+      <w:tr>
+        <w:tc>
+          <w:tcPr>
+            <w:tcW w:w="1699" w:type="dxa"/>
+          </w:tcPr>
+          <w:p>
+            <w:pPr>
+              <w:jc w:val="center"/>
+              <w:rPr>
+                <w:lang w:val="en-US"/>
+              </w:rPr>
+            </w:pPr>
+            <w:r>
+              <w:rPr>
+                <w:i/>
+                <w:iCs/>
+                <w:lang w:val="en-US"/>
+              </w:rPr>
+              <w:t>few</w:t>
+            </w:r>
+            <w:r>
+              <w:rPr>
+                <w:i/>
+                <w:iCs/>
+                <w:lang w:val="en-US"/>
+              </w:rPr>
+              <w:t xml:space="preserve">-shot </w:t>
+            </w:r>
+            <w:proofErr w:type="spellStart"/>
+            <w:r>
+              <w:rPr>
+                <w:i/>
+                <w:iCs/>
+                <w:lang w:val="en-US"/>
+              </w:rPr>
+              <w:t>CoT</w:t>
+            </w:r>
+            <w:proofErr w:type="spellEnd"/>
+          </w:p>
+        </w:tc>
+        <w:tc>
+          <w:tcPr>
+            <w:tcW w:w="8505" w:type="dxa"/>
+          </w:tcPr>
+          <w:p>
+            <w:pPr>
+              <w:jc w:val="both"/>
+              <w:rPr>
+                <w:lang w:val="en-US"/>
+              </w:rPr>
+            </w:pPr>
+          </w:p>
+        </w:tc>
+      </w:tr>
+    </w:tbl>
+    <w:p>
+      <w:pPr>
+        <w:rPr>
+          <w:b/>
+          <w:bCs/>
+          <w:lang w:val="en-US"/>
+        </w:rPr>
+      </w:pPr>
+    </w:p>
+    <w:p>
+      <w:pPr>
+        <w:rPr>
+          <w:lang w:val="en-US"/>
+        </w:rPr>
+      </w:pPr>
+      <w:r>
+        <w:rPr>
+          <w:b/>
+          <w:bCs/>
+          <w:lang w:val="en-US"/>
+        </w:rPr>
+        <w:t>Constraints:</w:t>
+      </w:r>
+      <w:r>
+        <w:rPr>
+          <w:b/>
+          <w:bCs/>
+          <w:lang w:val="en-US"/>
+        </w:rPr>
+        <w:br/>
+      </w:r>
+    </w:p>
+    <w:p>
+      <w:pPr>
+        <w:rPr>
+          <w:lang w:val="en-US"/>
+        </w:rPr>
+      </w:pPr>
+      <w:r>
+        <w:rPr>
+          <w:b/>
+          <w:bCs/>
+          <w:lang w:val="en-US"/>
+        </w:rPr>
+        <w:br/>
+        <w:t>Format:</w:t>
+      </w:r>
+    </w:p>
+    <w:p>
+      <w:pPr>
+        <w:rPr>
+          <w:lang w:val="es-ES"/>
+        </w:rPr>
+      </w:pPr>
+    </w:p>
+    <w:p>
+      <w:pPr>
+        <w:rPr>
+          <w:b/>
+          <w:bCs/>
+          <w:lang w:val="es-ES"/>
+        </w:rPr>
+      </w:pPr>
+    </w:p>
+    <w:p>
+      <w:pPr>
+        <w:rPr>
+          <w:sz w:val="32"/>
+          <w:szCs w:val="32"/>
+          <w:lang w:val="en-US"/>
+        </w:rPr>
+      </w:pPr>
+      <w:r>
+        <w:rPr>
+          <w:b/>
+          <w:bCs/>
+          <w:sz w:val="32"/>
+          <w:szCs w:val="32"/>
+          <w:highlight w:val="yellow"/>
+          <w:lang w:val="en-US"/>
+        </w:rPr>
+        <w:t>Tests for the paper</w:t>
+      </w:r>
+      <w:r>
+        <w:rPr>
+          <w:b/>
+          <w:bCs/>
+          <w:sz w:val="32"/>
+          <w:szCs w:val="32"/>
+          <w:highlight w:val="yellow"/>
+          <w:lang w:val="en-US"/>
+        </w:rPr>
+        <w:t xml:space="preserve">: </w:t>
+      </w:r>
+      <w:r>
+        <w:rPr>
+          <w:sz w:val="32"/>
+          <w:szCs w:val="32"/>
+          <w:highlight w:val="yellow"/>
+          <w:lang w:val="en-US"/>
+        </w:rPr>
+        <w:t xml:space="preserve">Strategic Environment </w:t>
+      </w:r>
+      <w:proofErr w:type="spellStart"/>
+      <w:r>
+        <w:rPr>
+          <w:sz w:val="32"/>
+          <w:szCs w:val="32"/>
+          <w:highlight w:val="yellow"/>
+          <w:lang w:val="en-US"/>
+        </w:rPr>
+        <w:t>Ozkes</w:t>
+      </w:r>
+      <w:proofErr w:type="spellEnd"/>
+      <w:r>
+        <w:rPr>
+          <w:sz w:val="32"/>
+          <w:szCs w:val="32"/>
+          <w:highlight w:val="yellow"/>
+          <w:lang w:val="en-US"/>
+        </w:rPr>
+        <w:t xml:space="preserve"> and </w:t>
+      </w:r>
+      <w:proofErr w:type="spellStart"/>
+      <w:r>
+        <w:rPr>
+          <w:sz w:val="32"/>
+          <w:szCs w:val="32"/>
+          <w:highlight w:val="yellow"/>
+          <w:lang w:val="en-US"/>
+        </w:rPr>
+        <w:t>Hanaki</w:t>
+      </w:r>
+      <w:proofErr w:type="spellEnd"/>
+    </w:p>
+    <w:p>
+      <w:pPr>
+        <w:rPr>
+          <w:highlight w:val="green"/>
+          <w:lang w:val="es-ES"/>
+        </w:rPr>
+      </w:pPr>
+      <w:r>
+        <w:rPr>
+          <w:b/>
+          <w:bCs/>
+          <w:highlight w:val="green"/>
+          <w:lang w:val="es-ES"/>
+        </w:rPr>
+        <w:t>Nota.</w:t>
+      </w:r>
+      <w:r>
+        <w:rPr>
+          <w:highlight w:val="green"/>
+          <w:lang w:val="es-ES"/>
+        </w:rPr>
+        <w:t xml:space="preserve"> </w:t>
+      </w:r>
+      <w:r>
+        <w:rPr>
+          <w:highlight w:val="green"/>
+          <w:lang w:val="es-ES"/>
+        </w:rPr>
+        <w:t xml:space="preserve">No tiene </w:t>
+      </w:r>
+      <w:r>
+        <w:rPr>
+          <w:highlight w:val="green"/>
+          <w:lang w:val="es-ES"/>
+        </w:rPr>
+        <w:t xml:space="preserve">categorías de clasificación predefinidas. Utilizan un </w:t>
+      </w:r>
+      <w:proofErr w:type="spellStart"/>
+      <w:r>
+        <w:rPr>
+          <w:highlight w:val="green"/>
+          <w:lang w:val="es-ES"/>
+        </w:rPr>
+        <w:t>Structural</w:t>
+      </w:r>
+      <w:proofErr w:type="spellEnd"/>
+      <w:r>
+        <w:rPr>
+          <w:highlight w:val="green"/>
+          <w:lang w:val="es-ES"/>
+        </w:rPr>
+        <w:t xml:space="preserve"> </w:t>
+      </w:r>
+      <w:proofErr w:type="spellStart"/>
+      <w:r>
+        <w:rPr>
+          <w:highlight w:val="green"/>
+          <w:lang w:val="es-ES"/>
+        </w:rPr>
+        <w:t>Topic</w:t>
+      </w:r>
+      <w:proofErr w:type="spellEnd"/>
+      <w:r>
+        <w:rPr>
+          <w:highlight w:val="green"/>
+          <w:lang w:val="es-ES"/>
+        </w:rPr>
+        <w:t xml:space="preserve"> </w:t>
+      </w:r>
+      <w:proofErr w:type="spellStart"/>
+      <w:r>
+        <w:rPr>
+          <w:highlight w:val="green"/>
+          <w:lang w:val="es-ES"/>
+        </w:rPr>
+        <w:t>Model</w:t>
+      </w:r>
+      <w:proofErr w:type="spellEnd"/>
+      <w:r>
+        <w:rPr>
+          <w:highlight w:val="green"/>
+          <w:lang w:val="es-ES"/>
+        </w:rPr>
+        <w:t xml:space="preserve"> para inferir las categorías que podían salir de los mensajes enviados entre participantes. En total decidieron tener 3 y cada mensaje podía estar en más de una. Para que un mensaje perteneciera a una categoría, debía tener una probabilidad mayor al </w:t>
+      </w:r>
+      <w:proofErr w:type="spellStart"/>
+      <w:r>
+        <w:rPr>
+          <w:highlight w:val="green"/>
+          <w:lang w:val="es-ES"/>
+        </w:rPr>
+        <w:t>threshold</w:t>
+      </w:r>
+      <w:proofErr w:type="spellEnd"/>
+      <w:r>
+        <w:rPr>
+          <w:highlight w:val="green"/>
+          <w:lang w:val="es-ES"/>
+        </w:rPr>
+        <w:t xml:space="preserve"> definido en 0,25. </w:t>
+      </w:r>
+    </w:p>
+    <w:p>
+      <w:pPr>
+        <w:rPr>
+          <w:lang w:val="es-ES"/>
+        </w:rPr>
+      </w:pPr>
+      <w:r>
+        <w:rPr>
+          <w:highlight w:val="green"/>
+          <w:lang w:val="es-ES"/>
+        </w:rPr>
+        <w:t xml:space="preserve">En este caso, se pedirá a chat </w:t>
+      </w:r>
+      <w:proofErr w:type="spellStart"/>
+      <w:r>
+        <w:rPr>
+          <w:highlight w:val="green"/>
+          <w:lang w:val="es-ES"/>
+        </w:rPr>
+        <w:t>gpt</w:t>
+      </w:r>
+      <w:proofErr w:type="spellEnd"/>
+      <w:r>
+        <w:rPr>
+          <w:highlight w:val="green"/>
+          <w:lang w:val="es-ES"/>
+        </w:rPr>
+        <w:t xml:space="preserve"> realizar la clasificación agrupando cada mensaje en 3 categorías que este mismo defina. Es decir, tal y como en el STM, el responsable de decidir las 3 categorías globales, su nombre, definición y en cuáles categorías estará cada mensaje será el mismo LLM.</w:t>
+      </w:r>
+    </w:p>
+    <w:p>
+      <w:pPr>
+        <w:rPr>
+          <w:b/>
+          <w:bCs/>
+          <w:lang w:val="en-US"/>
+        </w:rPr>
+      </w:pPr>
+      <w:r>
+        <w:rPr>
+          <w:b/>
+          <w:bCs/>
+          <w:lang w:val="en-US"/>
+        </w:rPr>
+        <w:lastRenderedPageBreak/>
+        <w:t>Role:</w:t>
+      </w:r>
+    </w:p>
+    <w:p>
+      <w:pPr>
+        <w:rPr>
+          <w:lang w:val="en-US"/>
+        </w:rPr>
+      </w:pPr>
+      <w:proofErr w:type="spellStart"/>
+      <w:proofErr w:type="gramStart"/>
+      <w:r>
+        <w:rPr>
+          <w:lang w:val="en-US"/>
+        </w:rPr>
+        <w:t>You</w:t>
+      </w:r>
+      <w:r>
+        <w:rPr>
+          <w:lang w:val="en-US"/>
+        </w:rPr>
+        <w:t>r</w:t>
+      </w:r>
+      <w:proofErr w:type="spellEnd"/>
+      <w:proofErr w:type="gramEnd"/>
+      <w:r>
+        <w:rPr>
+          <w:lang w:val="en-US"/>
+        </w:rPr>
+        <w:t xml:space="preserve"> are a researcher expert </w:t>
+      </w:r>
+    </w:p>
+    <w:p>
+      <w:pPr>
+        <w:rPr>
+          <w:lang w:val="en-US"/>
+        </w:rPr>
+      </w:pPr>
+    </w:p>
+    <w:p>
+      <w:pPr>
+        <w:rPr>
+          <w:b/>
+          <w:bCs/>
+          <w:lang w:val="en-US"/>
+        </w:rPr>
+      </w:pPr>
+      <w:r>
+        <w:rPr>
+          <w:b/>
+          <w:bCs/>
+          <w:lang w:val="en-US"/>
+        </w:rPr>
+        <w:t>Context:</w:t>
+      </w:r>
+    </w:p>
+    <w:p>
+      <w:pPr>
+        <w:rPr>
+          <w:lang w:val="en-US"/>
+        </w:rPr>
+      </w:pPr>
+    </w:p>
+    <w:p>
+      <w:pPr>
+        <w:rPr>
+          <w:lang w:val="en-US"/>
+        </w:rPr>
+      </w:pPr>
+    </w:p>
+    <w:p>
+      <w:pPr>
+        <w:rPr>
+          <w:b/>
+          <w:bCs/>
+          <w:lang w:val="en-US"/>
+        </w:rPr>
+      </w:pPr>
+      <w:r>
+        <w:rPr>
+          <w:b/>
+          <w:bCs/>
+          <w:lang w:val="en-US"/>
+        </w:rPr>
+        <w:t xml:space="preserve">Classification Task: </w:t>
+      </w:r>
+    </w:p>
+    <w:p>
+      <w:pPr>
+        <w:rPr>
+          <w:lang w:val="en-US"/>
+        </w:rPr>
+      </w:pPr>
+    </w:p>
+    <w:p>
+      <w:pPr>
+        <w:rPr>
+          <w:lang w:val="en-US"/>
+        </w:rPr>
+      </w:pPr>
+    </w:p>
+    <w:tbl>
+      <w:tblPr>
+        <w:tblStyle w:val="TableGrid"/>
+        <w:tblW w:w="10204" w:type="dxa"/>
+        <w:tblInd w:w="-570" w:type="dxa"/>
+        <w:tblLook w:val="04A0" w:firstRow="1" w:lastRow="0" w:firstColumn="1" w:lastColumn="0" w:noHBand="0" w:noVBand="1"/>
+      </w:tblPr>
+      <w:tblGrid>
+        <w:gridCol w:w="2125"/>
+        <w:gridCol w:w="8079"/>
+      </w:tblGrid>
+      <w:tr>
+        <w:tc>
+          <w:tcPr>
+            <w:tcW w:w="2125" w:type="dxa"/>
+          </w:tcPr>
+          <w:p>
+            <w:pPr>
+              <w:jc w:val="center"/>
+              <w:rPr>
+                <w:b/>
+                <w:bCs/>
+                <w:lang w:val="en-US"/>
+              </w:rPr>
+            </w:pPr>
+            <w:r>
+              <w:rPr>
+                <w:b/>
+                <w:bCs/>
+                <w:lang w:val="en-US"/>
+              </w:rPr>
+              <w:t>Prompt Type</w:t>
+            </w:r>
+          </w:p>
+        </w:tc>
+        <w:tc>
+          <w:tcPr>
+            <w:tcW w:w="8079" w:type="dxa"/>
+          </w:tcPr>
+          <w:p>
+            <w:pPr>
+              <w:tabs>
+                <w:tab w:val="left" w:pos="2082"/>
+              </w:tabs>
+              <w:jc w:val="center"/>
+              <w:rPr>
+                <w:b/>
+                <w:bCs/>
+                <w:lang w:val="en-US"/>
+              </w:rPr>
+            </w:pPr>
+            <w:r>
+              <w:rPr>
+                <w:b/>
+                <w:bCs/>
+                <w:lang w:val="en-US"/>
+              </w:rPr>
+              <w:t>Prompt structure</w:t>
+            </w:r>
+          </w:p>
+        </w:tc>
+      </w:tr>
+      <w:tr>
+        <w:tc>
+          <w:tcPr>
+            <w:tcW w:w="2125" w:type="dxa"/>
+          </w:tcPr>
+          <w:p>
+            <w:pPr>
+              <w:jc w:val="center"/>
+              <w:rPr>
+                <w:lang w:val="en-US"/>
+              </w:rPr>
+            </w:pPr>
+            <w:r>
+              <w:rPr>
+                <w:lang w:val="en-US"/>
+              </w:rPr>
+              <w:t>Zero-shot</w:t>
+            </w:r>
+          </w:p>
+        </w:tc>
+        <w:tc>
+          <w:tcPr>
+            <w:tcW w:w="8079" w:type="dxa"/>
+          </w:tcPr>
+          <w:p>
+            <w:pPr>
+              <w:jc w:val="both"/>
+              <w:rPr>
+                <w:lang w:val="en-US"/>
+              </w:rPr>
+            </w:pPr>
+          </w:p>
+        </w:tc>
+      </w:tr>
+      <w:tr>
+        <w:tc>
+          <w:tcPr>
+            <w:tcW w:w="2125" w:type="dxa"/>
+          </w:tcPr>
+          <w:p>
+            <w:pPr>
+              <w:jc w:val="center"/>
+              <w:rPr>
+                <w:lang w:val="en-US"/>
+              </w:rPr>
+            </w:pPr>
+            <w:r>
+              <w:rPr>
+                <w:lang w:val="en-US"/>
+              </w:rPr>
+              <w:t>Few-Shot</w:t>
+            </w:r>
+          </w:p>
+        </w:tc>
+        <w:tc>
+          <w:tcPr>
+            <w:tcW w:w="8079" w:type="dxa"/>
+          </w:tcPr>
+          <w:p>
+            <w:pPr>
+              <w:jc w:val="both"/>
+              <w:rPr>
+                <w:lang w:val="en-US"/>
+              </w:rPr>
+            </w:pPr>
+          </w:p>
+        </w:tc>
+      </w:tr>
+      <w:tr>
+        <w:tc>
+          <w:tcPr>
+            <w:tcW w:w="2125" w:type="dxa"/>
+          </w:tcPr>
+          <w:p>
+            <w:pPr>
+              <w:jc w:val="center"/>
+              <w:rPr>
+                <w:lang w:val="en-US"/>
+              </w:rPr>
+            </w:pPr>
+            <w:r>
+              <w:rPr>
+                <w:i/>
+                <w:iCs/>
+                <w:lang w:val="en-US"/>
+              </w:rPr>
+              <w:t xml:space="preserve">0-shot </w:t>
+            </w:r>
+            <w:proofErr w:type="spellStart"/>
+            <w:r>
+              <w:rPr>
+                <w:i/>
+                <w:iCs/>
+                <w:lang w:val="en-US"/>
+              </w:rPr>
+              <w:t>CoT</w:t>
+            </w:r>
+            <w:proofErr w:type="spellEnd"/>
+          </w:p>
+        </w:tc>
+        <w:tc>
+          <w:tcPr>
+            <w:tcW w:w="8079" w:type="dxa"/>
+          </w:tcPr>
+          <w:p>
+            <w:pPr>
+              <w:jc w:val="both"/>
+              <w:rPr>
+                <w:lang w:val="en-US"/>
+              </w:rPr>
+            </w:pPr>
+          </w:p>
+        </w:tc>
+      </w:tr>
+      <w:tr>
+        <w:tc>
+          <w:tcPr>
+            <w:tcW w:w="2125" w:type="dxa"/>
+          </w:tcPr>
+          <w:p>
+            <w:pPr>
+              <w:jc w:val="center"/>
+              <w:rPr>
+                <w:lang w:val="en-US"/>
+              </w:rPr>
+            </w:pPr>
+            <w:r>
+              <w:rPr>
+                <w:i/>
+                <w:iCs/>
+                <w:lang w:val="en-US"/>
+              </w:rPr>
+              <w:t xml:space="preserve">few-shot </w:t>
+            </w:r>
+            <w:proofErr w:type="spellStart"/>
+            <w:r>
+              <w:rPr>
+                <w:i/>
+                <w:iCs/>
+                <w:lang w:val="en-US"/>
+              </w:rPr>
+              <w:t>CoT</w:t>
+            </w:r>
+            <w:proofErr w:type="spellEnd"/>
+          </w:p>
+        </w:tc>
+        <w:tc>
+          <w:tcPr>
+            <w:tcW w:w="8079" w:type="dxa"/>
+          </w:tcPr>
+          <w:p>
+            <w:pPr>
+              <w:jc w:val="both"/>
+              <w:rPr>
+                <w:lang w:val="en-US"/>
+              </w:rPr>
+            </w:pPr>
+          </w:p>
+        </w:tc>
+      </w:tr>
+    </w:tbl>
+    <w:p>
+      <w:pPr>
+        <w:rPr>
+          <w:b/>
+          <w:bCs/>
+          <w:lang w:val="en-US"/>
+        </w:rPr>
+      </w:pPr>
+    </w:p>
+    <w:p>
+      <w:pPr>
+        <w:rPr>
+          <w:lang w:val="en-US"/>
+        </w:rPr>
+      </w:pPr>
+      <w:r>
+        <w:rPr>
+          <w:b/>
+          <w:bCs/>
+          <w:lang w:val="en-US"/>
+        </w:rPr>
+        <w:t>Constraints:</w:t>
+      </w:r>
+      <w:r>
+        <w:rPr>
+          <w:b/>
+          <w:bCs/>
+          <w:lang w:val="en-US"/>
+        </w:rPr>
+        <w:br/>
+      </w:r>
+    </w:p>
+    <w:p>
+      <w:pPr>
+        <w:rPr>
+          <w:lang w:val="en-US"/>
+        </w:rPr>
+      </w:pPr>
+      <w:r>
+        <w:rPr>
+          <w:b/>
+          <w:bCs/>
+          <w:lang w:val="en-US"/>
+        </w:rPr>
+        <w:br/>
+        <w:t>Format:</w:t>
+      </w:r>
+    </w:p>
+    <w:p>
+      <w:pPr>
+        <w:rPr>
+          <w:lang w:val="es-ES"/>
+        </w:rPr>
+      </w:pPr>
+    </w:p>
+    <w:p>
+      <w:pPr>
+        <w:rPr>
+          <w:lang w:val="en-US"/>
+        </w:rPr>
+      </w:pPr>
+    </w:p>
+    <w:p>
+      <w:pPr>
+        <w:rPr>
+          <w:sz w:val="32"/>
+          <w:szCs w:val="32"/>
+          <w:lang w:val="en-US"/>
+        </w:rPr>
+      </w:pPr>
+      <w:r>
+        <w:rPr>
+          <w:b/>
+          <w:bCs/>
+          <w:sz w:val="32"/>
+          <w:szCs w:val="32"/>
+          <w:highlight w:val="yellow"/>
+          <w:lang w:val="en-US"/>
+        </w:rPr>
+        <w:t>Tests for the</w:t>
+      </w:r>
+      <w:r>
+        <w:rPr>
+          <w:b/>
+          <w:bCs/>
+          <w:sz w:val="32"/>
+          <w:szCs w:val="32"/>
+          <w:highlight w:val="yellow"/>
+          <w:lang w:val="en-US"/>
+        </w:rPr>
+        <w:t xml:space="preserve"> paper: </w:t>
+      </w:r>
+      <w:r>
+        <w:rPr>
+          <w:sz w:val="32"/>
+          <w:szCs w:val="32"/>
+          <w:highlight w:val="yellow"/>
+          <w:lang w:val="en-US"/>
+        </w:rPr>
+        <w:t xml:space="preserve">Trust Promises </w:t>
+      </w:r>
+      <w:proofErr w:type="spellStart"/>
+      <w:r>
+        <w:rPr>
+          <w:sz w:val="32"/>
+          <w:szCs w:val="32"/>
+          <w:highlight w:val="yellow"/>
+          <w:lang w:val="en-US"/>
+        </w:rPr>
+        <w:t>Ederer</w:t>
+      </w:r>
+      <w:proofErr w:type="spellEnd"/>
+      <w:r>
+        <w:rPr>
+          <w:sz w:val="32"/>
+          <w:szCs w:val="32"/>
+          <w:highlight w:val="yellow"/>
+          <w:lang w:val="en-US"/>
+        </w:rPr>
+        <w:t xml:space="preserve"> and Schneider</w:t>
+      </w:r>
+    </w:p>
+    <w:p>
+      <w:pPr>
+        <w:rPr>
+          <w:lang w:val="es-ES"/>
+        </w:rPr>
+      </w:pPr>
+      <w:r>
+        <w:rPr>
+          <w:b/>
+          <w:bCs/>
+          <w:highlight w:val="green"/>
+          <w:lang w:val="es-ES"/>
+        </w:rPr>
+        <w:t>Nota</w:t>
+      </w:r>
+      <w:r>
+        <w:rPr>
+          <w:highlight w:val="green"/>
+          <w:lang w:val="es-ES"/>
+        </w:rPr>
+        <w:t xml:space="preserve">. </w:t>
+      </w:r>
+      <w:r>
+        <w:rPr>
+          <w:highlight w:val="green"/>
+          <w:lang w:val="es-ES"/>
+        </w:rPr>
+        <w:t xml:space="preserve">Cada mensaje puede ser clasificado </w:t>
+      </w:r>
+      <w:r>
+        <w:rPr>
+          <w:highlight w:val="green"/>
+          <w:lang w:val="es-ES"/>
+        </w:rPr>
+        <w:t xml:space="preserve">en más de una categoría, no hay </w:t>
+      </w:r>
+      <w:proofErr w:type="spellStart"/>
+      <w:r>
+        <w:rPr>
+          <w:highlight w:val="green"/>
+          <w:lang w:val="es-ES"/>
+        </w:rPr>
+        <w:t>inguna</w:t>
+      </w:r>
+      <w:proofErr w:type="spellEnd"/>
+      <w:r>
+        <w:rPr>
+          <w:highlight w:val="green"/>
+          <w:lang w:val="es-ES"/>
+        </w:rPr>
+        <w:t xml:space="preserve"> otra particularidad</w:t>
+      </w:r>
+    </w:p>
+    <w:p>
+      <w:pPr>
+        <w:rPr>
+          <w:b/>
+          <w:bCs/>
+          <w:lang w:val="en-US"/>
+        </w:rPr>
+      </w:pPr>
+      <w:r>
+        <w:rPr>
+          <w:b/>
+          <w:bCs/>
+          <w:lang w:val="en-US"/>
+        </w:rPr>
+        <w:t>Role:</w:t>
+      </w:r>
+    </w:p>
+    <w:p>
+      <w:pPr>
+        <w:rPr>
+          <w:lang w:val="en-US"/>
+        </w:rPr>
+      </w:pPr>
+      <w:proofErr w:type="spellStart"/>
+      <w:proofErr w:type="gramStart"/>
+      <w:r>
+        <w:rPr>
+          <w:lang w:val="en-US"/>
+        </w:rPr>
+        <w:t>You</w:t>
+      </w:r>
+      <w:r>
+        <w:rPr>
+          <w:lang w:val="en-US"/>
+        </w:rPr>
+        <w:t>r</w:t>
+      </w:r>
+      <w:proofErr w:type="spellEnd"/>
+      <w:proofErr w:type="gramEnd"/>
+      <w:r>
+        <w:rPr>
+          <w:lang w:val="en-US"/>
+        </w:rPr>
+        <w:t xml:space="preserve"> are a researcher expert </w:t>
+      </w:r>
+    </w:p>
+    <w:p>
+      <w:pPr>
+        <w:rPr>
+          <w:lang w:val="en-US"/>
+        </w:rPr>
+      </w:pPr>
+    </w:p>
+    <w:p>
+      <w:pPr>
+        <w:rPr>
+          <w:b/>
+          <w:bCs/>
+          <w:lang w:val="en-US"/>
+        </w:rPr>
+      </w:pPr>
+      <w:r>
+        <w:rPr>
+          <w:b/>
+          <w:bCs/>
+          <w:lang w:val="en-US"/>
+        </w:rPr>
+        <w:t>Context:</w:t>
+      </w:r>
+    </w:p>
+    <w:p>
+      <w:pPr>
+        <w:rPr>
+          <w:lang w:val="en-US"/>
+        </w:rPr>
+      </w:pPr>
+    </w:p>
+    <w:p>
+      <w:pPr>
+        <w:rPr>
+          <w:lang w:val="en-US"/>
+        </w:rPr>
+      </w:pPr>
+    </w:p>
+    <w:p>
+      <w:pPr>
+        <w:rPr>
+          <w:b/>
+          <w:bCs/>
+          <w:lang w:val="en-US"/>
+        </w:rPr>
+      </w:pPr>
+      <w:r>
+        <w:rPr>
+          <w:b/>
+          <w:bCs/>
+          <w:lang w:val="en-US"/>
+        </w:rPr>
+        <w:t xml:space="preserve">Classification Task: </w:t>
+      </w:r>
+    </w:p>
+    <w:p>
+      <w:pPr>
+        <w:rPr>
+          <w:lang w:val="en-US"/>
+        </w:rPr>
+      </w:pPr>
+    </w:p>
+    <w:p>
+      <w:pPr>
+        <w:rPr>
+          <w:lang w:val="en-US"/>
+        </w:rPr>
+      </w:pPr>
+    </w:p>
+    <w:tbl>
+      <w:tblPr>
+        <w:tblStyle w:val="TableGrid"/>
+        <w:tblW w:w="10204" w:type="dxa"/>
+        <w:tblInd w:w="-570" w:type="dxa"/>
+        <w:tblLook w:val="04A0" w:firstRow="1" w:lastRow="0" w:firstColumn="1" w:lastColumn="0" w:noHBand="0" w:noVBand="1"/>
+      </w:tblPr>
+      <w:tblGrid>
+        <w:gridCol w:w="2266"/>
+        <w:gridCol w:w="7938"/>
+      </w:tblGrid>
+      <w:tr>
+        <w:tc>
+          <w:tcPr>
+            <w:tcW w:w="2266" w:type="dxa"/>
+          </w:tcPr>
+          <w:p>
+            <w:pPr>
+              <w:jc w:val="center"/>
+              <w:rPr>
+                <w:b/>
+                <w:bCs/>
+                <w:lang w:val="en-US"/>
+              </w:rPr>
+            </w:pPr>
+            <w:r>
+              <w:rPr>
+                <w:b/>
+                <w:bCs/>
+                <w:lang w:val="en-US"/>
+              </w:rPr>
+              <w:t>Prompt Type</w:t>
+            </w:r>
+          </w:p>
+        </w:tc>
+        <w:tc>
+          <w:tcPr>
+            <w:tcW w:w="7938" w:type="dxa"/>
+          </w:tcPr>
+          <w:p>
+            <w:pPr>
+              <w:tabs>
+                <w:tab w:val="left" w:pos="2082"/>
+              </w:tabs>
+              <w:jc w:val="center"/>
+              <w:rPr>
+                <w:b/>
+                <w:bCs/>
+                <w:lang w:val="en-US"/>
+              </w:rPr>
+            </w:pPr>
+            <w:r>
+              <w:rPr>
+                <w:b/>
+                <w:bCs/>
+                <w:lang w:val="en-US"/>
+              </w:rPr>
+              <w:t>Prompt structure</w:t>
+            </w:r>
+          </w:p>
+        </w:tc>
+      </w:tr>
+      <w:tr>
+        <w:tc>
+          <w:tcPr>
+            <w:tcW w:w="2266" w:type="dxa"/>
+          </w:tcPr>
+          <w:p>
+            <w:pPr>
+              <w:jc w:val="center"/>
+              <w:rPr>
+                <w:lang w:val="en-US"/>
+              </w:rPr>
+            </w:pPr>
+            <w:r>
+              <w:rPr>
+                <w:lang w:val="en-US"/>
+              </w:rPr>
+              <w:t>Zero-shot</w:t>
+            </w:r>
+          </w:p>
+        </w:tc>
+        <w:tc>
+          <w:tcPr>
+            <w:tcW w:w="7938" w:type="dxa"/>
+          </w:tcPr>
+          <w:p>
+            <w:pPr>
+              <w:jc w:val="both"/>
+              <w:rPr>
+                <w:lang w:val="en-US"/>
+              </w:rPr>
+            </w:pPr>
+          </w:p>
+        </w:tc>
+      </w:tr>
+      <w:tr>
+        <w:tc>
+          <w:tcPr>
+            <w:tcW w:w="2266" w:type="dxa"/>
+          </w:tcPr>
+          <w:p>
+            <w:pPr>
+              <w:jc w:val="center"/>
+              <w:rPr>
+                <w:lang w:val="en-US"/>
+              </w:rPr>
+            </w:pPr>
+            <w:r>
+              <w:rPr>
+                <w:lang w:val="en-US"/>
+              </w:rPr>
+              <w:t>Few-Shot</w:t>
+            </w:r>
+          </w:p>
+        </w:tc>
+        <w:tc>
+          <w:tcPr>
+            <w:tcW w:w="7938" w:type="dxa"/>
+          </w:tcPr>
+          <w:p>
+            <w:pPr>
+              <w:jc w:val="both"/>
+              <w:rPr>
+                <w:lang w:val="en-US"/>
+              </w:rPr>
+            </w:pPr>
+          </w:p>
+        </w:tc>
+      </w:tr>
+      <w:tr>
+        <w:tc>
+          <w:tcPr>
+            <w:tcW w:w="2266" w:type="dxa"/>
+          </w:tcPr>
+          <w:p>
+            <w:pPr>
+              <w:jc w:val="center"/>
+              <w:rPr>
+                <w:lang w:val="en-US"/>
+              </w:rPr>
+            </w:pPr>
+            <w:r>
+              <w:rPr>
+                <w:i/>
+                <w:iCs/>
+                <w:lang w:val="en-US"/>
+              </w:rPr>
+              <w:t xml:space="preserve">0-shot </w:t>
+            </w:r>
+            <w:proofErr w:type="spellStart"/>
+            <w:r>
+              <w:rPr>
+                <w:i/>
+                <w:iCs/>
+                <w:lang w:val="en-US"/>
+              </w:rPr>
+              <w:t>CoT</w:t>
+            </w:r>
+            <w:proofErr w:type="spellEnd"/>
+          </w:p>
+        </w:tc>
+        <w:tc>
+          <w:tcPr>
+            <w:tcW w:w="7938" w:type="dxa"/>
+          </w:tcPr>
+          <w:p>
+            <w:pPr>
+              <w:jc w:val="both"/>
+              <w:rPr>
+                <w:lang w:val="en-US"/>
+              </w:rPr>
+            </w:pPr>
+          </w:p>
+        </w:tc>
+      </w:tr>
+      <w:tr>
+        <w:tc>
+          <w:tcPr>
+            <w:tcW w:w="2266" w:type="dxa"/>
+          </w:tcPr>
+          <w:p>
+            <w:pPr>
+              <w:jc w:val="center"/>
+              <w:rPr>
+                <w:lang w:val="en-US"/>
+              </w:rPr>
+            </w:pPr>
+            <w:r>
+              <w:rPr>
+                <w:i/>
+                <w:iCs/>
+                <w:lang w:val="en-US"/>
+              </w:rPr>
+              <w:t xml:space="preserve">few-shot </w:t>
+            </w:r>
+            <w:proofErr w:type="spellStart"/>
+            <w:r>
+              <w:rPr>
+                <w:i/>
+                <w:iCs/>
+                <w:lang w:val="en-US"/>
+              </w:rPr>
+              <w:t>CoT</w:t>
+            </w:r>
+            <w:proofErr w:type="spellEnd"/>
+          </w:p>
+        </w:tc>
+        <w:tc>
+          <w:tcPr>
+            <w:tcW w:w="7938" w:type="dxa"/>
+          </w:tcPr>
+          <w:p>
+            <w:pPr>
+              <w:jc w:val="both"/>
+              <w:rPr>
+                <w:lang w:val="en-US"/>
+              </w:rPr>
+            </w:pPr>
+          </w:p>
+        </w:tc>
+      </w:tr>
+    </w:tbl>
+    <w:p>
+      <w:pPr>
+        <w:rPr>
+          <w:b/>
+          <w:bCs/>
+          <w:lang w:val="en-US"/>
+        </w:rPr>
+      </w:pPr>
+    </w:p>
+    <w:p>
+      <w:pPr>
+        <w:rPr>
+          <w:lang w:val="en-US"/>
+        </w:rPr>
+      </w:pPr>
+      <w:r>
+        <w:rPr>
+          <w:b/>
+          <w:bCs/>
+          <w:lang w:val="en-US"/>
+        </w:rPr>
+        <w:t>Constraints:</w:t>
+      </w:r>
+      <w:r>
+        <w:rPr>
+          <w:b/>
+          <w:bCs/>
+          <w:lang w:val="en-US"/>
+        </w:rPr>
+        <w:br/>
+      </w:r>
+    </w:p>
+    <w:p>
+      <w:pPr>
+        <w:rPr>
+          <w:lang w:val="en-US"/>
+        </w:rPr>
+      </w:pPr>
+      <w:r>
+        <w:rPr>
+          <w:b/>
+          <w:bCs/>
+          <w:lang w:val="en-US"/>
+        </w:rPr>
+        <w:br/>
+        <w:t>Format:</w:t>
+      </w:r>
+    </w:p>
+    <w:p>
+      <w:pPr>
+        <w:rPr>
+          <w:lang w:val="en-US"/>
+        </w:rPr>
+      </w:pPr>
+    </w:p>
+    <w:p>
+      <w:pPr>
+        <w:rPr>
+          <w:lang w:val="en-US"/>
+        </w:rPr>
+      </w:pPr>
+    </w:p>
+    <w:p>
+      <w:pPr>
+        <w:rPr>
+          <w:sz w:val="32"/>
+          <w:szCs w:val="32"/>
+          <w:lang w:val="en-US"/>
+        </w:rPr>
+      </w:pPr>
+      <w:r>
+        <w:rPr>
+          <w:b/>
+          <w:bCs/>
+          <w:sz w:val="32"/>
+          <w:szCs w:val="32"/>
+          <w:highlight w:val="yellow"/>
+          <w:lang w:val="en-US"/>
+        </w:rPr>
+        <w:t>Tests for the pape</w:t>
+      </w:r>
+      <w:r>
+        <w:rPr>
+          <w:b/>
+          <w:bCs/>
+          <w:sz w:val="32"/>
+          <w:szCs w:val="32"/>
+          <w:highlight w:val="yellow"/>
+          <w:lang w:val="en-US"/>
+        </w:rPr>
+        <w:t xml:space="preserve">r: </w:t>
+      </w:r>
+      <w:proofErr w:type="spellStart"/>
+      <w:r>
+        <w:rPr>
+          <w:sz w:val="32"/>
+          <w:szCs w:val="32"/>
+          <w:highlight w:val="yellow"/>
+          <w:lang w:val="en-US"/>
+        </w:rPr>
+        <w:t>UnderReporting</w:t>
+      </w:r>
+      <w:proofErr w:type="spellEnd"/>
+      <w:r>
+        <w:rPr>
+          <w:sz w:val="32"/>
+          <w:szCs w:val="32"/>
+          <w:highlight w:val="yellow"/>
+          <w:lang w:val="en-US"/>
+        </w:rPr>
+        <w:t xml:space="preserve"> Ling, Kale, </w:t>
+      </w:r>
+      <w:proofErr w:type="spellStart"/>
+      <w:r>
+        <w:rPr>
+          <w:sz w:val="32"/>
+          <w:szCs w:val="32"/>
+          <w:highlight w:val="yellow"/>
+          <w:lang w:val="en-US"/>
+        </w:rPr>
+        <w:t>Imas</w:t>
+      </w:r>
+      <w:proofErr w:type="spellEnd"/>
+    </w:p>
+    <w:p>
+      <w:pPr>
+        <w:rPr>
+          <w:lang w:val="es-ES"/>
+        </w:rPr>
+      </w:pPr>
+      <w:r>
+        <w:rPr>
+          <w:b/>
+          <w:bCs/>
+          <w:highlight w:val="green"/>
+          <w:lang w:val="es-ES"/>
+        </w:rPr>
+        <w:t>Nota.</w:t>
+      </w:r>
+      <w:r>
+        <w:rPr>
+          <w:highlight w:val="green"/>
+          <w:lang w:val="es-ES"/>
+        </w:rPr>
+        <w:t xml:space="preserve"> </w:t>
+      </w:r>
+      <w:r>
+        <w:rPr>
+          <w:highlight w:val="green"/>
+          <w:lang w:val="es-ES"/>
+        </w:rPr>
+        <w:t>Cada mensaje puede ser clasificado en más de una categoría</w:t>
+      </w:r>
+      <w:r>
+        <w:rPr>
+          <w:highlight w:val="green"/>
+          <w:lang w:val="es-ES"/>
+        </w:rPr>
+        <w:t>. Únicamente, cuando el mensaje es “no informativo”</w:t>
+      </w:r>
+      <w:r>
+        <w:rPr>
+          <w:highlight w:val="green"/>
+          <w:lang w:val="es-ES"/>
+        </w:rPr>
+        <w:t xml:space="preserve"> las demás serán FALSE</w:t>
+      </w:r>
+    </w:p>
+    <w:p>
+      <w:pPr>
+        <w:rPr>
+          <w:b/>
+          <w:bCs/>
+          <w:lang w:val="en-US"/>
+        </w:rPr>
+      </w:pPr>
+      <w:r>
+        <w:rPr>
+          <w:b/>
+          <w:bCs/>
+          <w:lang w:val="en-US"/>
+        </w:rPr>
+        <w:t>Role:</w:t>
+      </w:r>
+    </w:p>
+    <w:p>
+      <w:pPr>
+        <w:jc w:val="both"/>
+        <w:rPr>
+          <w:lang w:val="en-US"/>
+        </w:rPr>
+      </w:pPr>
+      <w:r>
+        <w:rPr>
+          <w:lang w:val="en-US"/>
+        </w:rPr>
+        <w:t>You</w:t>
+      </w:r>
+      <w:r>
+        <w:rPr>
+          <w:lang w:val="en-US"/>
+        </w:rPr>
+        <w:t xml:space="preserve"> are a researcher </w:t>
+      </w:r>
+      <w:r>
+        <w:rPr>
+          <w:lang w:val="en-US"/>
+        </w:rPr>
+        <w:t>with</w:t>
+      </w:r>
+      <w:r>
+        <w:rPr>
+          <w:b/>
+          <w:bCs/>
+        </w:rPr>
+        <w:t xml:space="preserve"> </w:t>
+      </w:r>
+      <w:r>
+        <w:t>expertise</w:t>
+      </w:r>
+      <w:r>
+        <w:rPr>
+          <w:lang w:val="en-US"/>
+        </w:rPr>
+        <w:t xml:space="preserve"> </w:t>
+      </w:r>
+      <w:r>
+        <w:rPr>
+          <w:lang w:val="en-US"/>
+        </w:rPr>
+        <w:t xml:space="preserve">in qualitative analysis. Also, you have experience in interpreting verbal responses </w:t>
+      </w:r>
+      <w:r>
+        <w:rPr>
+          <w:lang w:val="en-US"/>
+        </w:rPr>
+        <w:t xml:space="preserve">from participants </w:t>
+      </w:r>
+      <w:r>
+        <w:rPr>
+          <w:lang w:val="en-US"/>
+        </w:rPr>
+        <w:t>in behavioral economics</w:t>
+      </w:r>
+      <w:r>
+        <w:rPr>
+          <w:lang w:val="en-US"/>
+        </w:rPr>
+        <w:t xml:space="preserve"> experiments</w:t>
+      </w:r>
+      <w:r>
+        <w:rPr>
+          <w:lang w:val="en-US"/>
+        </w:rPr>
+        <w:t>.</w:t>
+      </w:r>
+    </w:p>
+    <w:p>
+      <w:pPr>
+        <w:rPr>
+          <w:b/>
+          <w:bCs/>
+          <w:lang w:val="en-US"/>
+        </w:rPr>
+      </w:pPr>
+      <w:r>
+        <w:rPr>
+          <w:b/>
+          <w:bCs/>
+          <w:lang w:val="en-US"/>
+        </w:rPr>
+        <w:t>Context:</w:t>
+      </w:r>
+    </w:p>
+    <w:p>
+      <w:pPr>
+        <w:rPr>
+          <w:lang w:val="en-US"/>
+        </w:rPr>
+      </w:pPr>
+      <w:r>
+        <w:rPr>
+          <w:lang w:val="en-US"/>
+        </w:rPr>
+        <w:t xml:space="preserve">The </w:t>
+      </w:r>
+      <w:r>
+        <w:rPr>
+          <w:lang w:val="en-US"/>
+        </w:rPr>
+        <w:t>present experiment wanted to explore how people, due to Social Desirability Bias, might not always admit to using AI, especially in academic settings,</w:t>
+      </w:r>
+      <w:r>
+        <w:rPr>
+          <w:lang w:val="en-US"/>
+        </w:rPr>
+        <w:t xml:space="preserve"> </w:t>
+      </w:r>
+      <w:r>
+        <w:rPr>
+          <w:lang w:val="en-US"/>
+        </w:rPr>
+        <w:t xml:space="preserve">as they </w:t>
+      </w:r>
+      <w:r>
+        <w:rPr>
+          <w:lang w:val="en-US"/>
+        </w:rPr>
+        <w:t xml:space="preserve">might </w:t>
+      </w:r>
+      <w:r>
+        <w:rPr>
+          <w:lang w:val="en-US"/>
+        </w:rPr>
+        <w:t>feel judged</w:t>
+      </w:r>
+      <w:r>
+        <w:rPr>
+          <w:lang w:val="en-US"/>
+        </w:rPr>
+        <w:t>.</w:t>
+      </w:r>
+    </w:p>
+    <w:p>
+      <w:pPr>
+        <w:rPr>
+          <w:lang w:val="en-US"/>
+        </w:rPr>
+      </w:pPr>
+      <w:r>
+        <w:rPr>
+          <w:lang w:val="en-US"/>
+        </w:rPr>
+        <w:t>In this experiment all participants were undergraduate students</w:t>
+      </w:r>
+      <w:r>
+        <w:rPr>
+          <w:lang w:val="en-US"/>
+        </w:rPr>
+        <w:t xml:space="preserve">, and, among these, 78% </w:t>
+      </w:r>
+      <w:r>
+        <w:rPr>
+          <w:lang w:val="en-US"/>
+        </w:rPr>
+        <w:t>w</w:t>
+      </w:r>
+      <w:r>
+        <w:rPr>
+          <w:lang w:val="en-US"/>
+        </w:rPr>
+        <w:t xml:space="preserve">ere STEM majors. </w:t>
+      </w:r>
+    </w:p>
+    <w:p>
+      <w:r>
+        <w:t xml:space="preserve">In the main survey, participants answered questions about their own AI reliance and frequency of use, as well as their perceptions of their peers’ AI usage. The results revealed </w:t>
+      </w:r>
+      <w:r>
+        <w:lastRenderedPageBreak/>
+        <w:t>a statistically significant gap: participants reported substantially lower personal AI usage compared with the level of usage they attributed to their peers.</w:t>
+      </w:r>
+    </w:p>
+    <w:p>
+      <w:pPr>
+        <w:rPr>
+          <w:lang w:val="en-US"/>
+        </w:rPr>
+      </w:pPr>
+      <w:r>
+        <w:rPr>
+          <w:lang w:val="en-US"/>
+        </w:rPr>
+        <w:t xml:space="preserve">In the follow-up survey, a separate sample of </w:t>
+      </w:r>
+      <w:r>
+        <w:rPr>
+          <w:lang w:val="en-US"/>
+        </w:rPr>
+        <w:t>undergraduate students</w:t>
+      </w:r>
+      <w:r>
+        <w:rPr>
+          <w:lang w:val="en-US"/>
+        </w:rPr>
+        <w:t xml:space="preserve"> were asked (in an open-ended question) </w:t>
+      </w:r>
+      <w:r>
+        <w:rPr>
+          <w:lang w:val="en-US"/>
+        </w:rPr>
+        <w:t>about their explanations for this gap, such as social desirability bias or lack of knowledge about others’ AI use.</w:t>
+      </w:r>
+    </w:p>
+    <w:p>
+      <w:pPr>
+        <w:rPr>
+          <w:b/>
+          <w:bCs/>
+          <w:lang w:val="en-US"/>
+        </w:rPr>
+      </w:pPr>
+      <w:r>
+        <w:rPr>
+          <w:b/>
+          <w:bCs/>
+          <w:lang w:val="en-US"/>
+        </w:rPr>
+        <w:t xml:space="preserve">Classification Task: </w:t>
+      </w:r>
+    </w:p>
+    <w:p>
+      <w:pPr>
+        <w:rPr>
+          <w:lang w:val="en-US"/>
+        </w:rPr>
+      </w:pPr>
+      <w:r>
+        <w:rPr>
+          <w:lang w:val="en-US"/>
+        </w:rPr>
+        <w:t xml:space="preserve">The task you have </w:t>
+      </w:r>
+      <w:r>
+        <w:rPr>
+          <w:lang w:val="en-US"/>
+        </w:rPr>
+        <w:t xml:space="preserve">is to classify </w:t>
+      </w:r>
+      <w:r>
+        <w:rPr>
+          <w:lang w:val="en-US"/>
+        </w:rPr>
+        <w:t xml:space="preserve">each of the </w:t>
+      </w:r>
+      <w:r>
+        <w:rPr>
+          <w:lang w:val="en-US"/>
+        </w:rPr>
+        <w:t>qualitative responses in one or more of the following categories:</w:t>
+      </w:r>
+    </w:p>
+    <w:p>
+      <w:pPr>
+        <w:pStyle w:val="ListParagraph"/>
+        <w:numPr>
+          <w:ilvl w:val="0"/>
+          <w:numId w:val="5"/>
+        </w:numPr>
+        <w:rPr>
+          <w:lang w:val="en-US"/>
+        </w:rPr>
+      </w:pPr>
+      <w:r>
+        <w:rPr>
+          <w:b/>
+          <w:bCs/>
+          <w:lang w:val="en-US"/>
+        </w:rPr>
+        <w:t>uninformative</w:t>
+      </w:r>
+      <w:r>
+        <w:rPr>
+          <w:lang w:val="en-US"/>
+        </w:rPr>
+        <w:t>:</w:t>
+      </w:r>
+      <w:r>
+        <w:rPr>
+          <w:lang w:val="en-US"/>
+        </w:rPr>
+        <w:t xml:space="preserve"> The response provided is nonsensical </w:t>
+      </w:r>
+      <w:r>
+        <w:rPr>
+          <w:lang w:val="en-US"/>
+        </w:rPr>
+        <w:t>(</w:t>
+      </w:r>
+      <w:r>
+        <w:rPr>
+          <w:lang w:val="en-US"/>
+        </w:rPr>
+        <w:t>e.g., random integers), or implying that they misunderstood or were confused by the question (e.g., explaining a reporting gap in the reverse direction).</w:t>
+      </w:r>
+      <w:r>
+        <w:rPr>
+          <w:lang w:val="en-US"/>
+        </w:rPr>
+        <w:t xml:space="preserve"> </w:t>
+      </w:r>
+    </w:p>
+    <w:p>
+      <w:pPr>
+        <w:pStyle w:val="ListParagraph"/>
+        <w:numPr>
+          <w:ilvl w:val="0"/>
+          <w:numId w:val="5"/>
+        </w:numPr>
+        <w:rPr>
+          <w:lang w:val="en-US"/>
+        </w:rPr>
+      </w:pPr>
+      <w:r>
+        <w:rPr>
+          <w:b/>
+          <w:bCs/>
+          <w:lang w:val="en-US"/>
+        </w:rPr>
+        <w:t>SDB</w:t>
+      </w:r>
+      <w:r>
+        <w:rPr>
+          <w:lang w:val="en-US"/>
+        </w:rPr>
+        <w:t>:</w:t>
+      </w:r>
+      <w:r>
+        <w:rPr>
+          <w:lang w:val="en-US"/>
+        </w:rPr>
+        <w:t xml:space="preserve"> If the response refers to </w:t>
+      </w:r>
+      <w:r>
+        <w:rPr>
+          <w:lang w:val="en-US"/>
+        </w:rPr>
+        <w:t>social desirability</w:t>
+      </w:r>
+      <w:r>
+        <w:rPr>
+          <w:lang w:val="en-US"/>
+        </w:rPr>
+        <w:t xml:space="preserve"> bias </w:t>
+      </w:r>
+      <w:r>
+        <w:rPr>
+          <w:lang w:val="en-US"/>
+        </w:rPr>
+        <w:t>associated with reporting AI usage</w:t>
+      </w:r>
+      <w:r>
+        <w:rPr>
+          <w:lang w:val="en-US"/>
+        </w:rPr>
+        <w:t>. This category counts if the answer talks about a</w:t>
+      </w:r>
+      <w:r>
+        <w:rPr>
+          <w:lang w:val="en-US"/>
+        </w:rPr>
+        <w:t>cademic integrity concerns, such as casting AI usage as cheating or dishonest</w:t>
+      </w:r>
+      <w:r>
+        <w:rPr>
+          <w:lang w:val="en-US"/>
+        </w:rPr>
+        <w:t>.</w:t>
+      </w:r>
+    </w:p>
+    <w:p>
+      <w:pPr>
+        <w:pStyle w:val="ListParagraph"/>
+        <w:numPr>
+          <w:ilvl w:val="0"/>
+          <w:numId w:val="5"/>
+        </w:numPr>
+        <w:rPr>
+          <w:lang w:val="en-US"/>
+        </w:rPr>
+      </w:pPr>
+      <w:proofErr w:type="spellStart"/>
+      <w:r>
+        <w:rPr>
+          <w:b/>
+          <w:bCs/>
+          <w:lang w:val="en-US"/>
+        </w:rPr>
+        <w:t>overest</w:t>
+      </w:r>
+      <w:proofErr w:type="spellEnd"/>
+      <w:r>
+        <w:rPr>
+          <w:b/>
+          <w:bCs/>
+          <w:lang w:val="en-US"/>
+        </w:rPr>
+        <w:t>. others</w:t>
+      </w:r>
+      <w:r>
+        <w:rPr>
+          <w:lang w:val="en-US"/>
+        </w:rPr>
+        <w:t>:</w:t>
+      </w:r>
+      <w:r>
+        <w:rPr>
+          <w:lang w:val="en-US"/>
+        </w:rPr>
+        <w:t xml:space="preserve"> </w:t>
+      </w:r>
+      <w:r>
+        <w:rPr>
+          <w:lang w:val="en-US"/>
+        </w:rPr>
+        <w:t>The</w:t>
+      </w:r>
+      <w:r>
+        <w:rPr>
+          <w:lang w:val="en-US"/>
+        </w:rPr>
+        <w:t xml:space="preserve"> response tells that the</w:t>
+      </w:r>
+      <w:r>
+        <w:rPr>
+          <w:lang w:val="en-US"/>
+        </w:rPr>
+        <w:t xml:space="preserve"> reporting gap is overestimation of others’ usage</w:t>
+      </w:r>
+      <w:r>
+        <w:rPr>
+          <w:lang w:val="en-US"/>
+        </w:rPr>
+        <w:t>.</w:t>
+      </w:r>
+      <w:r>
+        <w:rPr>
+          <w:lang w:val="en-US"/>
+        </w:rPr>
+        <w:t xml:space="preserve"> </w:t>
+      </w:r>
+      <w:r>
+        <w:rPr>
+          <w:lang w:val="en-US"/>
+        </w:rPr>
+        <w:t xml:space="preserve"> </w:t>
+      </w:r>
+    </w:p>
+    <w:p>
+      <w:pPr>
+        <w:pStyle w:val="ListParagraph"/>
+        <w:numPr>
+          <w:ilvl w:val="0"/>
+          <w:numId w:val="5"/>
+        </w:numPr>
+        <w:rPr>
+          <w:lang w:val="en-US"/>
+        </w:rPr>
+      </w:pPr>
+      <w:proofErr w:type="spellStart"/>
+      <w:r>
+        <w:rPr>
+          <w:b/>
+          <w:bCs/>
+          <w:lang w:val="en-US"/>
+        </w:rPr>
+        <w:t>underest</w:t>
+      </w:r>
+      <w:proofErr w:type="spellEnd"/>
+      <w:r>
+        <w:rPr>
+          <w:b/>
+          <w:bCs/>
+          <w:lang w:val="en-US"/>
+        </w:rPr>
+        <w:t>. own</w:t>
+      </w:r>
+      <w:r>
+        <w:rPr>
+          <w:lang w:val="en-US"/>
+        </w:rPr>
+        <w:t xml:space="preserve">: </w:t>
+      </w:r>
+      <w:r>
+        <w:rPr>
+          <w:lang w:val="en-US"/>
+        </w:rPr>
+        <w:t>The</w:t>
+      </w:r>
+      <w:r>
+        <w:rPr>
+          <w:lang w:val="en-US"/>
+        </w:rPr>
+        <w:t xml:space="preserve"> response tells that </w:t>
+      </w:r>
+      <w:r>
+        <w:rPr>
+          <w:lang w:val="en-US"/>
+        </w:rPr>
+        <w:t>students may be underestimating their true AI usage</w:t>
+      </w:r>
+      <w:r>
+        <w:rPr>
+          <w:lang w:val="en-US"/>
+        </w:rPr>
+        <w:t xml:space="preserve">. </w:t>
+      </w:r>
+    </w:p>
+    <w:p>
+      <w:pPr>
+        <w:pStyle w:val="ListParagraph"/>
+        <w:numPr>
+          <w:ilvl w:val="0"/>
+          <w:numId w:val="5"/>
+        </w:numPr>
+        <w:rPr>
+          <w:lang w:val="en-US"/>
+        </w:rPr>
+      </w:pPr>
+      <w:r>
+        <w:rPr>
+          <w:b/>
+          <w:bCs/>
+          <w:lang w:val="en-US"/>
+        </w:rPr>
+        <w:t>academic integrity</w:t>
+      </w:r>
+      <w:r>
+        <w:rPr>
+          <w:lang w:val="en-US"/>
+        </w:rPr>
+        <w:t>:</w:t>
+      </w:r>
+      <w:r>
+        <w:rPr>
+          <w:lang w:val="en-US"/>
+        </w:rPr>
+        <w:t xml:space="preserve">  </w:t>
+      </w:r>
+      <w:r>
+        <w:rPr>
+          <w:lang w:val="en-US"/>
+        </w:rPr>
+        <w:t>This category counts if the answer talks about a</w:t>
+      </w:r>
+      <w:r>
+        <w:rPr>
+          <w:lang w:val="en-US"/>
+        </w:rPr>
+        <w:t>cademic integrity concerns, such as casting AI usage as cheating or dishonest</w:t>
+      </w:r>
+      <w:r>
+        <w:rPr>
+          <w:lang w:val="en-US"/>
+        </w:rPr>
+        <w:t>.</w:t>
+      </w:r>
+    </w:p>
+    <w:p>
+      <w:pPr>
+        <w:pStyle w:val="ListParagraph"/>
+        <w:numPr>
+          <w:ilvl w:val="0"/>
+          <w:numId w:val="5"/>
+        </w:numPr>
+        <w:rPr>
+          <w:lang w:val="en-US"/>
+        </w:rPr>
+      </w:pPr>
+      <w:r>
+        <w:rPr>
+          <w:b/>
+          <w:bCs/>
+          <w:lang w:val="en-US"/>
+        </w:rPr>
+        <w:t>info asymmetry</w:t>
+      </w:r>
+      <w:r>
+        <w:rPr>
+          <w:lang w:val="en-US"/>
+        </w:rPr>
+        <w:t>:</w:t>
+      </w:r>
+      <w:r>
+        <w:rPr>
+          <w:lang w:val="en-US"/>
+        </w:rPr>
+        <w:t xml:space="preserve"> </w:t>
+      </w:r>
+      <w:r>
+        <w:rPr>
+          <w:lang w:val="en-US"/>
+        </w:rPr>
+        <w:t>The</w:t>
+      </w:r>
+      <w:r>
+        <w:rPr>
+          <w:lang w:val="en-US"/>
+        </w:rPr>
+        <w:t xml:space="preserve"> response tells that </w:t>
+      </w:r>
+      <w:r>
+        <w:rPr>
+          <w:lang w:val="en-US"/>
+        </w:rPr>
+        <w:t>students are unaware of other students’ actual AI adoption</w:t>
+      </w:r>
+    </w:p>
+    <w:p>
+      <w:pPr>
+        <w:pStyle w:val="ListParagraph"/>
+        <w:numPr>
+          <w:ilvl w:val="0"/>
+          <w:numId w:val="5"/>
+        </w:numPr>
+        <w:rPr>
+          <w:highlight w:val="red"/>
+          <w:lang w:val="en-US"/>
+        </w:rPr>
+      </w:pPr>
+      <w:r>
+        <w:rPr>
+          <w:b/>
+          <w:bCs/>
+          <w:highlight w:val="red"/>
+          <w:lang w:val="en-US"/>
+        </w:rPr>
+        <w:t>AI discussion priming</w:t>
+      </w:r>
+      <w:r>
+        <w:rPr>
+          <w:highlight w:val="red"/>
+          <w:lang w:val="en-US"/>
+        </w:rPr>
+        <w:t xml:space="preserve">: </w:t>
+      </w:r>
+    </w:p>
+    <w:p>
+      <w:pPr>
+        <w:pStyle w:val="ListParagraph"/>
+        <w:numPr>
+          <w:ilvl w:val="0"/>
+          <w:numId w:val="5"/>
+        </w:numPr>
+        <w:rPr>
+          <w:lang w:val="en-US"/>
+        </w:rPr>
+      </w:pPr>
+      <w:r>
+        <w:rPr>
+          <w:b/>
+          <w:bCs/>
+          <w:lang w:val="en-US"/>
+        </w:rPr>
+        <w:t>privacy concerns</w:t>
+      </w:r>
+      <w:r>
+        <w:rPr>
+          <w:lang w:val="en-US"/>
+        </w:rPr>
+        <w:t>:</w:t>
+      </w:r>
+      <w:r>
+        <w:rPr>
+          <w:lang w:val="en-US"/>
+        </w:rPr>
+        <w:t xml:space="preserve"> </w:t>
+      </w:r>
+      <w:r>
+        <w:rPr>
+          <w:lang w:val="en-US"/>
+        </w:rPr>
+        <w:t>The</w:t>
+      </w:r>
+      <w:r>
+        <w:rPr>
+          <w:lang w:val="en-US"/>
+        </w:rPr>
+        <w:t xml:space="preserve"> response tells</w:t>
+      </w:r>
+      <w:r>
+        <w:rPr>
+          <w:lang w:val="en-US"/>
+        </w:rPr>
+        <w:t xml:space="preserve"> that </w:t>
+      </w:r>
+      <w:r>
+        <w:rPr>
+          <w:lang w:val="en-US"/>
+        </w:rPr>
+        <w:t xml:space="preserve">privacy concerns </w:t>
+      </w:r>
+      <w:proofErr w:type="gramStart"/>
+      <w:r>
+        <w:rPr>
+          <w:lang w:val="en-US"/>
+        </w:rPr>
+        <w:t>is</w:t>
+      </w:r>
+      <w:proofErr w:type="gramEnd"/>
+      <w:r>
+        <w:rPr>
+          <w:lang w:val="en-US"/>
+        </w:rPr>
+        <w:t xml:space="preserve"> a reason behind the underreporting of own AI usage</w:t>
+      </w:r>
+      <w:r>
+        <w:rPr>
+          <w:lang w:val="en-US"/>
+        </w:rPr>
+        <w:t>.</w:t>
+      </w:r>
+    </w:p>
+    <w:p>
+      <w:pPr>
+        <w:pStyle w:val="ListParagraph"/>
+        <w:numPr>
+          <w:ilvl w:val="0"/>
+          <w:numId w:val="5"/>
+        </w:numPr>
+        <w:rPr>
+          <w:lang w:val="en-US"/>
+        </w:rPr>
+      </w:pPr>
+      <w:r>
+        <w:rPr>
+          <w:b/>
+          <w:bCs/>
+          <w:lang w:val="en-US"/>
+        </w:rPr>
+        <w:t>self-</w:t>
+      </w:r>
+      <w:proofErr w:type="spellStart"/>
+      <w:r>
+        <w:rPr>
+          <w:b/>
+          <w:bCs/>
+          <w:lang w:val="en-US"/>
+        </w:rPr>
+        <w:t>steem</w:t>
+      </w:r>
+      <w:proofErr w:type="spellEnd"/>
+      <w:r>
+        <w:rPr>
+          <w:lang w:val="en-US"/>
+        </w:rPr>
+        <w:t>:</w:t>
+      </w:r>
+      <w:r>
+        <w:rPr>
+          <w:lang w:val="en-US"/>
+        </w:rPr>
+        <w:t xml:space="preserve"> </w:t>
+      </w:r>
+      <w:r>
+        <w:rPr>
+          <w:lang w:val="en-US"/>
+        </w:rPr>
+        <w:t>The</w:t>
+      </w:r>
+      <w:r>
+        <w:rPr>
+          <w:lang w:val="en-US"/>
+        </w:rPr>
+        <w:t xml:space="preserve"> response tells students</w:t>
+      </w:r>
+      <w:r>
+        <w:rPr>
+          <w:lang w:val="en-US"/>
+        </w:rPr>
+        <w:t xml:space="preserve"> may underreport their AI usage to protect their self-esteem</w:t>
+      </w:r>
+      <w:r>
+        <w:rPr>
+          <w:lang w:val="en-US"/>
+        </w:rPr>
+        <w:t>. This is</w:t>
+      </w:r>
+      <w:r>
+        <w:rPr>
+          <w:lang w:val="en-US"/>
+        </w:rPr>
+        <w:t xml:space="preserve"> a motivation </w:t>
+      </w:r>
+      <w:proofErr w:type="gramStart"/>
+      <w:r>
+        <w:rPr>
+          <w:lang w:val="en-US"/>
+        </w:rPr>
+        <w:t>similar to</w:t>
+      </w:r>
+      <w:proofErr w:type="gramEnd"/>
+      <w:r>
+        <w:rPr>
+          <w:lang w:val="en-US"/>
+        </w:rPr>
+        <w:t xml:space="preserve"> SDB but different in caring about students’ self-image</w:t>
+      </w:r>
+      <w:r>
+        <w:rPr>
+          <w:lang w:val="en-US"/>
+        </w:rPr>
+        <w:t>.</w:t>
+      </w:r>
+    </w:p>
+    <w:p>
+      <w:pPr>
+        <w:pStyle w:val="ListParagraph"/>
+        <w:numPr>
+          <w:ilvl w:val="0"/>
+          <w:numId w:val="5"/>
+        </w:numPr>
+        <w:rPr>
+          <w:lang w:val="en-US"/>
+        </w:rPr>
+      </w:pPr>
+      <w:r>
+        <w:rPr>
+          <w:b/>
+          <w:bCs/>
+          <w:lang w:val="en-US"/>
+        </w:rPr>
+        <w:t>self-report bias</w:t>
+      </w:r>
+      <w:r>
+        <w:rPr>
+          <w:lang w:val="en-US"/>
+        </w:rPr>
+        <w:t>:</w:t>
+      </w:r>
+      <w:r>
+        <w:rPr>
+          <w:lang w:val="en-US"/>
+        </w:rPr>
+        <w:t xml:space="preserve"> </w:t>
+      </w:r>
+      <w:r>
+        <w:rPr>
+          <w:lang w:val="en-US"/>
+        </w:rPr>
+        <w:t>The</w:t>
+      </w:r>
+      <w:r>
+        <w:rPr>
+          <w:lang w:val="en-US"/>
+        </w:rPr>
+        <w:t xml:space="preserve"> response tells</w:t>
+      </w:r>
+      <w:r>
+        <w:rPr>
+          <w:lang w:val="en-US"/>
+        </w:rPr>
+        <w:t xml:space="preserve"> </w:t>
+      </w:r>
+      <w:r>
+        <w:rPr>
+          <w:lang w:val="en-US"/>
+        </w:rPr>
+        <w:t>that t</w:t>
+      </w:r>
+      <w:r>
+        <w:rPr>
+          <w:lang w:val="en-US"/>
+        </w:rPr>
+        <w:t>he underreporting can be an outcome of students exhibiting a self-favoring bias when reporting.</w:t>
+      </w:r>
+    </w:p>
+    <w:p>
+      <w:pPr>
+        <w:pStyle w:val="ListParagraph"/>
+        <w:numPr>
+          <w:ilvl w:val="0"/>
+          <w:numId w:val="5"/>
+        </w:numPr>
+        <w:rPr>
+          <w:highlight w:val="red"/>
+          <w:lang w:val="en-US"/>
+        </w:rPr>
+      </w:pPr>
+      <w:r>
+        <w:rPr>
+          <w:b/>
+          <w:bCs/>
+          <w:highlight w:val="red"/>
+          <w:lang w:val="en-US"/>
+        </w:rPr>
+        <w:t>network effect</w:t>
+      </w:r>
+      <w:r>
+        <w:rPr>
+          <w:highlight w:val="red"/>
+          <w:lang w:val="en-US"/>
+        </w:rPr>
+        <w:t>:</w:t>
+      </w:r>
+    </w:p>
+    <w:p>
+      <w:pPr>
+        <w:pStyle w:val="ListParagraph"/>
+        <w:numPr>
+          <w:ilvl w:val="0"/>
+          <w:numId w:val="5"/>
+        </w:numPr>
+        <w:rPr>
+          <w:lang w:val="en-US"/>
+        </w:rPr>
+      </w:pPr>
+      <w:r>
+        <w:rPr>
+          <w:b/>
+          <w:bCs/>
+          <w:lang w:val="en-US"/>
+        </w:rPr>
+        <w:t>truthful</w:t>
+      </w:r>
+      <w:r>
+        <w:rPr>
+          <w:lang w:val="en-US"/>
+        </w:rPr>
+        <w:t>:</w:t>
+      </w:r>
+      <w:r>
+        <w:rPr>
+          <w:lang w:val="en-US"/>
+        </w:rPr>
+        <w:t xml:space="preserve">  the person believes that</w:t>
+      </w:r>
+      <w:r>
+        <w:rPr>
+          <w:lang w:val="en-US"/>
+        </w:rPr>
+        <w:t xml:space="preserve"> </w:t>
+      </w:r>
+      <w:proofErr w:type="spellStart"/>
+      <w:r>
+        <w:rPr>
+          <w:lang w:val="en-US"/>
+        </w:rPr>
+        <w:t>the</w:t>
+      </w:r>
+      <w:proofErr w:type="spellEnd"/>
+      <w:r>
+        <w:rPr>
+          <w:lang w:val="en-US"/>
+        </w:rPr>
+        <w:t xml:space="preserve"> reporting gap accurately reflects a gap in AI usage between survey respondents and their peers, and the students were truthfully reporting.</w:t>
+      </w:r>
+    </w:p>
+    <w:p>
+      <w:pPr>
+        <w:rPr>
+          <w:b/>
+          <w:bCs/>
+          <w:lang w:val="es-ES"/>
+        </w:rPr>
+      </w:pPr>
+      <w:proofErr w:type="spellStart"/>
+      <w:r>
+        <w:rPr>
+          <w:b/>
+          <w:bCs/>
+          <w:lang w:val="es-ES"/>
+        </w:rPr>
+        <w:t>Format</w:t>
+      </w:r>
+      <w:proofErr w:type="spellEnd"/>
+      <w:r>
+        <w:rPr>
+          <w:b/>
+          <w:bCs/>
+          <w:lang w:val="es-ES"/>
+        </w:rPr>
+        <w:t>:</w:t>
+      </w:r>
+      <w:r>
+        <w:rPr>
+          <w:b/>
+          <w:bCs/>
+          <w:lang w:val="es-ES"/>
+        </w:rPr>
+        <w:t xml:space="preserve"> </w:t>
+      </w:r>
+    </w:p>
+    <w:p>
+      <w:pPr>
+        <w:rPr>
+          <w:lang w:val="es-ES"/>
+        </w:rPr>
+      </w:pPr>
+      <w:r>
+        <w:rPr>
+          <w:lang w:val="en-US"/>
+        </w:rPr>
+        <w:lastRenderedPageBreak/>
+        <w:t>Please give your answer s</w:t>
+      </w:r>
+      <w:r>
+        <w:rPr>
+          <w:lang w:val="en-US"/>
+        </w:rPr>
+        <w:t xml:space="preserve">trictly as a python dictionary, with no additional text or characters. </w:t>
+      </w:r>
+      <w:r>
+        <w:rPr>
+          <w:lang w:val="es-ES"/>
+        </w:rPr>
+        <w:t xml:space="preserve">Use </w:t>
+      </w:r>
+      <w:proofErr w:type="spellStart"/>
+      <w:r>
+        <w:rPr>
+          <w:lang w:val="es-ES"/>
+        </w:rPr>
+        <w:t>exactly</w:t>
+      </w:r>
+      <w:proofErr w:type="spellEnd"/>
+      <w:r>
+        <w:rPr>
+          <w:lang w:val="es-ES"/>
+        </w:rPr>
+        <w:t xml:space="preserve"> </w:t>
+      </w:r>
+      <w:proofErr w:type="spellStart"/>
+      <w:r>
+        <w:rPr>
+          <w:lang w:val="es-ES"/>
+        </w:rPr>
+        <w:t>the</w:t>
+      </w:r>
+      <w:proofErr w:type="spellEnd"/>
+      <w:r>
+        <w:rPr>
+          <w:lang w:val="es-ES"/>
+        </w:rPr>
+        <w:t xml:space="preserve"> </w:t>
+      </w:r>
+      <w:proofErr w:type="spellStart"/>
+      <w:r>
+        <w:rPr>
+          <w:lang w:val="es-ES"/>
+        </w:rPr>
+        <w:t>following</w:t>
+      </w:r>
+      <w:proofErr w:type="spellEnd"/>
+      <w:r>
+        <w:rPr>
+          <w:lang w:val="es-ES"/>
+        </w:rPr>
+        <w:t xml:space="preserve"> tags in </w:t>
+      </w:r>
+      <w:proofErr w:type="spellStart"/>
+      <w:r>
+        <w:rPr>
+          <w:lang w:val="es-ES"/>
+        </w:rPr>
+        <w:t>the</w:t>
+      </w:r>
+      <w:proofErr w:type="spellEnd"/>
+      <w:r>
+        <w:rPr>
+          <w:lang w:val="es-ES"/>
+        </w:rPr>
+        <w:t xml:space="preserve"> </w:t>
+      </w:r>
+      <w:proofErr w:type="spellStart"/>
+      <w:r>
+        <w:rPr>
+          <w:lang w:val="es-ES"/>
+        </w:rPr>
+        <w:t>dic</w:t>
+      </w:r>
+      <w:r>
+        <w:rPr>
+          <w:lang w:val="es-ES"/>
+        </w:rPr>
+        <w:t>tionary</w:t>
+      </w:r>
+      <w:proofErr w:type="spellEnd"/>
+      <w:r>
+        <w:rPr>
+          <w:lang w:val="es-ES"/>
+        </w:rPr>
+        <w:t>:</w:t>
+      </w:r>
+    </w:p>
+    <w:p>
+      <w:pPr>
+        <w:pStyle w:val="ListParagraph"/>
+        <w:numPr>
+          <w:ilvl w:val="0"/>
+          <w:numId w:val="6"/>
+        </w:numPr>
+        <w:rPr>
+          <w:lang w:val="es-ES"/>
+        </w:rPr>
+      </w:pPr>
+      <w:r>
+        <w:rPr>
+          <w:lang w:val="es-ES"/>
+        </w:rPr>
+        <w:t>'</w:t>
+      </w:r>
+      <w:r>
+        <w:rPr>
+          <w:b/>
+          <w:bCs/>
+          <w:lang w:val="en-US"/>
+        </w:rPr>
+        <w:t>uninformative</w:t>
+      </w:r>
+      <w:r>
+        <w:rPr>
+          <w:lang w:val="es-ES"/>
+        </w:rPr>
+        <w:t>'</w:t>
+      </w:r>
+      <w:r>
+        <w:rPr>
+          <w:lang w:val="es-ES"/>
+        </w:rPr>
+        <w:t xml:space="preserve"> </w:t>
+      </w:r>
+      <w:proofErr w:type="spellStart"/>
+      <w:r>
+        <w:rPr>
+          <w:lang w:val="es-ES"/>
+        </w:rPr>
+        <w:t>for</w:t>
+      </w:r>
+      <w:proofErr w:type="spellEnd"/>
+      <w:r>
+        <w:rPr>
+          <w:lang w:val="es-ES"/>
+        </w:rPr>
+        <w:t xml:space="preserve"> </w:t>
+      </w:r>
+      <w:r>
+        <w:rPr>
+          <w:lang w:val="en-US"/>
+        </w:rPr>
+        <w:t>uninformative</w:t>
+      </w:r>
+    </w:p>
+    <w:p>
+      <w:pPr>
+        <w:pStyle w:val="ListParagraph"/>
+        <w:numPr>
+          <w:ilvl w:val="0"/>
+          <w:numId w:val="6"/>
+        </w:numPr>
+        <w:rPr>
+          <w:lang w:val="en-US"/>
+        </w:rPr>
+      </w:pPr>
+      <w:r>
+        <w:rPr>
+          <w:lang w:val="en-US"/>
+        </w:rPr>
+        <w:t>'</w:t>
+      </w:r>
+      <w:r>
+        <w:rPr>
+          <w:b/>
+          <w:bCs/>
+          <w:lang w:val="en-US"/>
+        </w:rPr>
+        <w:t xml:space="preserve"> </w:t>
+      </w:r>
+      <w:r>
+        <w:rPr>
+          <w:b/>
+          <w:bCs/>
+          <w:lang w:val="en-US"/>
+        </w:rPr>
+        <w:t>SDB</w:t>
+      </w:r>
+      <w:r>
+        <w:rPr>
+          <w:lang w:val="en-US"/>
+        </w:rPr>
+        <w:t xml:space="preserve"> </w:t>
+      </w:r>
+      <w:r>
+        <w:rPr>
+          <w:lang w:val="en-US"/>
+        </w:rPr>
+        <w:t>'</w:t>
+      </w:r>
+      <w:r>
+        <w:rPr>
+          <w:lang w:val="en-US"/>
+        </w:rPr>
+        <w:t xml:space="preserve"> for </w:t>
+      </w:r>
+      <w:r>
+        <w:rPr>
+          <w:lang w:val="en-US"/>
+        </w:rPr>
+        <w:t>SDB</w:t>
+      </w:r>
+    </w:p>
+    <w:p>
+      <w:pPr>
+        <w:pStyle w:val="ListParagraph"/>
+        <w:numPr>
+          <w:ilvl w:val="0"/>
+          <w:numId w:val="6"/>
+        </w:numPr>
+        <w:rPr>
+          <w:lang w:val="en-US"/>
+        </w:rPr>
+      </w:pPr>
+      <w:r>
+        <w:rPr>
+          <w:lang w:val="en-US"/>
+        </w:rPr>
+        <w:t>'</w:t>
+      </w:r>
+      <w:proofErr w:type="spellStart"/>
+      <w:proofErr w:type="gramStart"/>
+      <w:r>
+        <w:rPr>
+          <w:b/>
+          <w:bCs/>
+          <w:lang w:val="en-US"/>
+        </w:rPr>
+        <w:t>overest</w:t>
+      </w:r>
+      <w:proofErr w:type="spellEnd"/>
+      <w:proofErr w:type="gramEnd"/>
+      <w:r>
+        <w:rPr>
+          <w:b/>
+          <w:bCs/>
+          <w:lang w:val="en-US"/>
+        </w:rPr>
+        <w:t xml:space="preserve">. </w:t>
+      </w:r>
+      <w:proofErr w:type="gramStart"/>
+      <w:r>
+        <w:rPr>
+          <w:b/>
+          <w:bCs/>
+          <w:lang w:val="en-US"/>
+        </w:rPr>
+        <w:t>others</w:t>
+      </w:r>
+      <w:r>
+        <w:rPr>
+          <w:lang w:val="en-US"/>
+        </w:rPr>
+        <w:t>'</w:t>
+      </w:r>
+      <w:proofErr w:type="gramEnd"/>
+      <w:r>
+        <w:rPr>
+          <w:lang w:val="en-US"/>
+        </w:rPr>
+        <w:t xml:space="preserve"> for </w:t>
+      </w:r>
+      <w:proofErr w:type="spellStart"/>
+      <w:r>
+        <w:rPr>
+          <w:lang w:val="en-US"/>
+        </w:rPr>
+        <w:t>overest</w:t>
+      </w:r>
+      <w:proofErr w:type="spellEnd"/>
+      <w:r>
+        <w:rPr>
+          <w:lang w:val="en-US"/>
+        </w:rPr>
+        <w:t>. others</w:t>
+      </w:r>
+    </w:p>
+    <w:p>
+      <w:pPr>
+        <w:pStyle w:val="ListParagraph"/>
+        <w:numPr>
+          <w:ilvl w:val="0"/>
+          <w:numId w:val="6"/>
+        </w:numPr>
+        <w:rPr>
+          <w:lang w:val="en-US"/>
+        </w:rPr>
+      </w:pPr>
+      <w:r>
+        <w:rPr>
+          <w:lang w:val="en-US"/>
+        </w:rPr>
+        <w:t>'</w:t>
+      </w:r>
+      <w:proofErr w:type="spellStart"/>
+      <w:proofErr w:type="gramStart"/>
+      <w:r>
+        <w:rPr>
+          <w:b/>
+          <w:bCs/>
+          <w:lang w:val="en-US"/>
+        </w:rPr>
+        <w:t>underest</w:t>
+      </w:r>
+      <w:proofErr w:type="spellEnd"/>
+      <w:proofErr w:type="gramEnd"/>
+      <w:r>
+        <w:rPr>
+          <w:b/>
+          <w:bCs/>
+          <w:lang w:val="en-US"/>
+        </w:rPr>
+        <w:t>. own</w:t>
+      </w:r>
+      <w:r>
+        <w:rPr>
+          <w:lang w:val="en-US"/>
+        </w:rPr>
+        <w:t xml:space="preserve">' for </w:t>
+      </w:r>
+      <w:proofErr w:type="spellStart"/>
+      <w:r>
+        <w:rPr>
+          <w:lang w:val="en-US"/>
+        </w:rPr>
+        <w:t>underest</w:t>
+      </w:r>
+      <w:proofErr w:type="spellEnd"/>
+      <w:r>
+        <w:rPr>
+          <w:lang w:val="en-US"/>
+        </w:rPr>
+        <w:t>. own</w:t>
+      </w:r>
+    </w:p>
+    <w:p>
+      <w:pPr>
+        <w:pStyle w:val="ListParagraph"/>
+        <w:numPr>
+          <w:ilvl w:val="0"/>
+          <w:numId w:val="6"/>
+        </w:numPr>
+        <w:rPr>
+          <w:lang w:val="en-US"/>
+        </w:rPr>
+      </w:pPr>
+      <w:r>
+        <w:rPr>
+          <w:lang w:val="en-US"/>
+        </w:rPr>
+        <w:t>'</w:t>
+      </w:r>
+      <w:proofErr w:type="gramStart"/>
+      <w:r>
+        <w:rPr>
+          <w:b/>
+          <w:bCs/>
+          <w:lang w:val="en-US"/>
+        </w:rPr>
+        <w:t>a</w:t>
+      </w:r>
+      <w:r>
+        <w:rPr>
+          <w:b/>
+          <w:bCs/>
+          <w:lang w:val="en-US"/>
+        </w:rPr>
+        <w:t>cademic</w:t>
+      </w:r>
+      <w:proofErr w:type="gramEnd"/>
+      <w:r>
+        <w:rPr>
+          <w:b/>
+          <w:bCs/>
+          <w:lang w:val="en-US"/>
+        </w:rPr>
+        <w:t xml:space="preserve"> integrity</w:t>
+      </w:r>
+      <w:r>
+        <w:rPr>
+          <w:lang w:val="en-US"/>
+        </w:rPr>
+        <w:t>' for academic</w:t>
+      </w:r>
+      <w:r>
+        <w:rPr>
+          <w:b/>
+          <w:bCs/>
+          <w:lang w:val="en-US"/>
+        </w:rPr>
+        <w:t xml:space="preserve"> </w:t>
+      </w:r>
+      <w:r>
+        <w:rPr>
+          <w:lang w:val="en-US"/>
+        </w:rPr>
+        <w:t>integrity</w:t>
+      </w:r>
+    </w:p>
+    <w:p>
+      <w:pPr>
+        <w:pStyle w:val="ListParagraph"/>
+        <w:numPr>
+          <w:ilvl w:val="0"/>
+          <w:numId w:val="6"/>
+        </w:numPr>
+        <w:rPr>
+          <w:lang w:val="en-US"/>
+        </w:rPr>
+      </w:pPr>
+      <w:r>
+        <w:rPr>
+          <w:lang w:val="en-US"/>
+        </w:rPr>
+        <w:t>'</w:t>
+      </w:r>
+      <w:proofErr w:type="gramStart"/>
+      <w:r>
+        <w:rPr>
+          <w:b/>
+          <w:bCs/>
+          <w:lang w:val="en-US"/>
+        </w:rPr>
+        <w:t>i</w:t>
+      </w:r>
+      <w:r>
+        <w:rPr>
+          <w:b/>
+          <w:bCs/>
+          <w:lang w:val="en-US"/>
+        </w:rPr>
+        <w:t>nfo</w:t>
+      </w:r>
+      <w:proofErr w:type="gramEnd"/>
+      <w:r>
+        <w:rPr>
+          <w:b/>
+          <w:bCs/>
+          <w:lang w:val="en-US"/>
+        </w:rPr>
+        <w:t xml:space="preserve"> asymmetry</w:t>
+      </w:r>
+      <w:r>
+        <w:rPr>
+          <w:lang w:val="en-US"/>
+        </w:rPr>
+        <w:t>' for info asymmetry</w:t>
+      </w:r>
+    </w:p>
+    <w:p>
+      <w:pPr>
+        <w:pStyle w:val="ListParagraph"/>
+        <w:numPr>
+          <w:ilvl w:val="0"/>
+          <w:numId w:val="6"/>
+        </w:numPr>
+        <w:rPr>
+          <w:highlight w:val="red"/>
+          <w:lang w:val="en-US"/>
+        </w:rPr>
+      </w:pPr>
+      <w:r>
+        <w:rPr>
+          <w:highlight w:val="red"/>
+          <w:lang w:val="en-US"/>
+        </w:rPr>
+        <w:t>'</w:t>
+      </w:r>
+      <w:r>
+        <w:rPr>
+          <w:b/>
+          <w:bCs/>
+          <w:highlight w:val="red"/>
+          <w:lang w:val="en-US"/>
+        </w:rPr>
+        <w:t>AI discussion priming</w:t>
+      </w:r>
+      <w:r>
+        <w:rPr>
+          <w:highlight w:val="red"/>
+          <w:lang w:val="en-US"/>
+        </w:rPr>
+        <w:t xml:space="preserve"> </w:t>
+      </w:r>
+      <w:r>
+        <w:rPr>
+          <w:highlight w:val="red"/>
+          <w:lang w:val="en-US"/>
+        </w:rPr>
+        <w:t>' for AI discussion priming</w:t>
+      </w:r>
+    </w:p>
+    <w:p>
+      <w:pPr>
+        <w:pStyle w:val="ListParagraph"/>
+        <w:numPr>
+          <w:ilvl w:val="0"/>
+          <w:numId w:val="6"/>
+        </w:numPr>
+        <w:rPr>
+          <w:lang w:val="en-US"/>
+        </w:rPr>
+      </w:pPr>
+      <w:r>
+        <w:rPr>
+          <w:lang w:val="en-US"/>
+        </w:rPr>
+        <w:t>'</w:t>
+      </w:r>
+      <w:proofErr w:type="gramStart"/>
+      <w:r>
+        <w:rPr>
+          <w:b/>
+          <w:bCs/>
+          <w:lang w:val="en-US"/>
+        </w:rPr>
+        <w:t>privacy</w:t>
+      </w:r>
+      <w:proofErr w:type="gramEnd"/>
+      <w:r>
+        <w:rPr>
+          <w:b/>
+          <w:bCs/>
+          <w:lang w:val="en-US"/>
+        </w:rPr>
+        <w:t xml:space="preserve"> concerns</w:t>
+      </w:r>
+      <w:r>
+        <w:rPr>
+          <w:lang w:val="en-US"/>
+        </w:rPr>
+        <w:t xml:space="preserve">' for </w:t>
+      </w:r>
+      <w:r>
+        <w:rPr>
+          <w:lang w:val="en-US"/>
+        </w:rPr>
+        <w:t>privacy concerns</w:t>
+      </w:r>
+    </w:p>
+    <w:p>
+      <w:pPr>
+        <w:pStyle w:val="ListParagraph"/>
+        <w:numPr>
+          <w:ilvl w:val="0"/>
+          <w:numId w:val="6"/>
+        </w:numPr>
+        <w:rPr>
+          <w:lang w:val="en-US"/>
+        </w:rPr>
+      </w:pPr>
+      <w:r>
+        <w:rPr>
+          <w:lang w:val="en-US"/>
+        </w:rPr>
+        <w:t>'</w:t>
+      </w:r>
+      <w:r>
+        <w:rPr>
+          <w:b/>
+          <w:bCs/>
+          <w:lang w:val="en-US"/>
+        </w:rPr>
+        <w:t>self-</w:t>
+      </w:r>
+      <w:proofErr w:type="spellStart"/>
+      <w:r>
+        <w:rPr>
+          <w:b/>
+          <w:bCs/>
+          <w:lang w:val="en-US"/>
+        </w:rPr>
+        <w:t>steem</w:t>
+      </w:r>
+      <w:proofErr w:type="spellEnd"/>
+      <w:r>
+        <w:rPr>
+          <w:lang w:val="en-US"/>
+        </w:rPr>
+        <w:t xml:space="preserve">' for </w:t>
+      </w:r>
+      <w:r>
+        <w:rPr>
+          <w:lang w:val="en-US"/>
+        </w:rPr>
+        <w:t>self-</w:t>
+      </w:r>
+      <w:proofErr w:type="spellStart"/>
+      <w:r>
+        <w:rPr>
+          <w:lang w:val="en-US"/>
+        </w:rPr>
+        <w:t>steem</w:t>
+      </w:r>
+      <w:proofErr w:type="spellEnd"/>
+    </w:p>
+    <w:p>
+      <w:pPr>
+        <w:pStyle w:val="ListParagraph"/>
+        <w:numPr>
+          <w:ilvl w:val="0"/>
+          <w:numId w:val="6"/>
+        </w:numPr>
+        <w:rPr>
+          <w:lang w:val="en-US"/>
+        </w:rPr>
+      </w:pPr>
+      <w:r>
+        <w:rPr>
+          <w:lang w:val="en-US"/>
+        </w:rPr>
+        <w:t>'</w:t>
+      </w:r>
+      <w:r>
+        <w:rPr>
+          <w:b/>
+          <w:bCs/>
+          <w:lang w:val="en-US"/>
+        </w:rPr>
+        <w:t xml:space="preserve">self-report </w:t>
+      </w:r>
+      <w:proofErr w:type="spellStart"/>
+      <w:r>
+        <w:rPr>
+          <w:b/>
+          <w:bCs/>
+          <w:lang w:val="en-US"/>
+        </w:rPr>
+        <w:t>bias</w:t>
+      </w:r>
+      <w:r>
+        <w:rPr>
+          <w:lang w:val="en-US"/>
+        </w:rPr>
+        <w:t>'</w:t>
+      </w:r>
+      <w:proofErr w:type="spellEnd"/>
+      <w:r>
+        <w:rPr>
+          <w:lang w:val="en-US"/>
+        </w:rPr>
+        <w:t xml:space="preserve"> for </w:t>
+      </w:r>
+      <w:r>
+        <w:rPr>
+          <w:lang w:val="en-US"/>
+        </w:rPr>
+        <w:t>self-report bias</w:t>
+      </w:r>
+    </w:p>
+    <w:p>
+      <w:pPr>
+        <w:pStyle w:val="ListParagraph"/>
+        <w:numPr>
+          <w:ilvl w:val="0"/>
+          <w:numId w:val="6"/>
+        </w:numPr>
+        <w:rPr>
+          <w:highlight w:val="red"/>
+          <w:lang w:val="en-US"/>
+        </w:rPr>
+      </w:pPr>
+      <w:r>
+        <w:rPr>
+          <w:highlight w:val="red"/>
+          <w:lang w:val="en-US"/>
+        </w:rPr>
+        <w:t>'</w:t>
+      </w:r>
+      <w:proofErr w:type="gramStart"/>
+      <w:r>
+        <w:rPr>
+          <w:b/>
+          <w:bCs/>
+          <w:highlight w:val="red"/>
+          <w:lang w:val="en-US"/>
+        </w:rPr>
+        <w:t>network</w:t>
+      </w:r>
+      <w:proofErr w:type="gramEnd"/>
+      <w:r>
+        <w:rPr>
+          <w:highlight w:val="red"/>
+          <w:lang w:val="en-US"/>
+        </w:rPr>
+        <w:t xml:space="preserve"> </w:t>
+      </w:r>
+      <w:r>
+        <w:rPr>
+          <w:b/>
+          <w:bCs/>
+          <w:highlight w:val="red"/>
+          <w:lang w:val="en-US"/>
+        </w:rPr>
+        <w:t>effect</w:t>
+      </w:r>
+      <w:r>
+        <w:rPr>
+          <w:highlight w:val="red"/>
+          <w:lang w:val="en-US"/>
+        </w:rPr>
+        <w:t>'</w:t>
+      </w:r>
+      <w:r>
+        <w:rPr>
+          <w:highlight w:val="red"/>
+          <w:lang w:val="en-US"/>
+        </w:rPr>
+        <w:t xml:space="preserve"> for </w:t>
+      </w:r>
+      <w:r>
+        <w:rPr>
+          <w:highlight w:val="red"/>
+          <w:lang w:val="en-US"/>
+        </w:rPr>
+        <w:t>network effect</w:t>
+      </w:r>
+    </w:p>
+    <w:p>
+      <w:pPr>
+        <w:pStyle w:val="ListParagraph"/>
+        <w:numPr>
+          <w:ilvl w:val="0"/>
+          <w:numId w:val="6"/>
+        </w:numPr>
+        <w:rPr>
+          <w:lang w:val="en-US"/>
+        </w:rPr>
+      </w:pPr>
+      <w:r>
+        <w:rPr>
+          <w:lang w:val="en-US"/>
+        </w:rPr>
+        <w:t>'</w:t>
+      </w:r>
+      <w:r>
+        <w:rPr>
+          <w:b/>
+          <w:bCs/>
+          <w:lang w:val="en-US"/>
+        </w:rPr>
+        <w:t>truthful</w:t>
+      </w:r>
+      <w:r>
+        <w:rPr>
+          <w:lang w:val="en-US"/>
+        </w:rPr>
+        <w:t>'</w:t>
+      </w:r>
+      <w:r>
+        <w:rPr>
+          <w:lang w:val="en-US"/>
+        </w:rPr>
+        <w:t xml:space="preserve"> for </w:t>
+      </w:r>
+      <w:r>
+        <w:rPr>
+          <w:lang w:val="en-US"/>
+        </w:rPr>
+        <w:t>truthful</w:t>
+      </w:r>
+    </w:p>
+    <w:p>
+      <w:pPr>
+        <w:rPr>
+          <w:lang w:val="en-US"/>
+        </w:rPr>
+      </w:pPr>
+      <w:r>
+        <w:rPr>
+          <w:lang w:val="en-US"/>
+        </w:rPr>
+        <w:t>'</w:t>
+      </w:r>
+      <w:r>
+        <w:rPr>
+          <w:b/>
+          <w:bCs/>
+          <w:lang w:val="en-US"/>
+        </w:rPr>
+        <w:t xml:space="preserve"> uninformative</w:t>
+      </w:r>
+      <w:r>
+        <w:rPr>
+          <w:lang w:val="en-US"/>
+        </w:rPr>
+        <w:t xml:space="preserve"> '</w:t>
+      </w:r>
+      <w:r>
+        <w:rPr>
+          <w:lang w:val="en-US"/>
+        </w:rPr>
+        <w:t xml:space="preserve"> must have</w:t>
+      </w:r>
+      <w:r>
+        <w:rPr>
+          <w:lang w:val="en-US"/>
+        </w:rPr>
+        <w:t xml:space="preserve"> the values of </w:t>
+      </w:r>
+      <w:r>
+        <w:rPr>
+          <w:lang w:val="en-US"/>
+        </w:rPr>
+        <w:t>'</w:t>
+      </w:r>
+      <w:r>
+        <w:rPr>
+          <w:b/>
+          <w:bCs/>
+          <w:lang w:val="en-US"/>
+        </w:rPr>
+        <w:t>T</w:t>
+      </w:r>
+      <w:r>
+        <w:rPr>
+          <w:lang w:val="en-US"/>
+        </w:rPr>
+        <w:t>'</w:t>
+      </w:r>
+      <w:r>
+        <w:rPr>
+          <w:lang w:val="en-US"/>
+        </w:rPr>
+        <w:t xml:space="preserve">, if uninformative; </w:t>
+      </w:r>
+      <w:r>
+        <w:rPr>
+          <w:lang w:val="en-US"/>
+        </w:rPr>
+        <w:t>'</w:t>
+      </w:r>
+      <w:r>
+        <w:rPr>
+          <w:b/>
+          <w:bCs/>
+          <w:lang w:val="en-US"/>
+        </w:rPr>
+        <w:t>F?</w:t>
+      </w:r>
+      <w:r>
+        <w:rPr>
+          <w:lang w:val="en-US"/>
+        </w:rPr>
+        <w:t xml:space="preserve"> '</w:t>
+      </w:r>
+      <w:r>
+        <w:rPr>
+          <w:lang w:val="en-US"/>
+        </w:rPr>
+        <w:t xml:space="preserve">, </w:t>
+      </w:r>
+      <w:proofErr w:type="gramStart"/>
+      <w:r>
+        <w:rPr>
+          <w:lang w:val="en-US"/>
+        </w:rPr>
+        <w:t>if ;</w:t>
+      </w:r>
+      <w:proofErr w:type="gramEnd"/>
+      <w:r>
+        <w:rPr>
+          <w:lang w:val="en-US"/>
+        </w:rPr>
+        <w:t xml:space="preserve"> and </w:t>
+      </w:r>
+      <w:r>
+        <w:rPr>
+          <w:lang w:val="en-US"/>
+        </w:rPr>
+        <w:t>'</w:t>
+      </w:r>
+      <w:r>
+        <w:rPr>
+          <w:b/>
+          <w:bCs/>
+          <w:lang w:val="en-US"/>
+        </w:rPr>
+        <w:t>F</w:t>
+      </w:r>
+      <w:r>
+        <w:rPr>
+          <w:lang w:val="en-US"/>
+        </w:rPr>
+        <w:t>'</w:t>
+      </w:r>
+    </w:p>
+    <w:p>
+      <w:pPr>
+        <w:rPr>
+          <w:lang w:val="en-US"/>
+        </w:rPr>
+      </w:pPr>
+      <w:r>
+        <w:rPr>
+          <w:lang w:val="en-US"/>
+        </w:rPr>
+        <w:t xml:space="preserve">The others must have the value of </w:t>
+      </w:r>
+      <w:r>
+        <w:rPr>
+          <w:lang w:val="en-US"/>
+        </w:rPr>
+        <w:t>'</w:t>
+      </w:r>
+      <w:r>
+        <w:rPr>
+          <w:b/>
+          <w:bCs/>
+          <w:lang w:val="en-US"/>
+        </w:rPr>
+        <w:t>TRUE</w:t>
+      </w:r>
+      <w:r>
+        <w:rPr>
+          <w:lang w:val="en-US"/>
+        </w:rPr>
+        <w:t xml:space="preserve"> '</w:t>
+      </w:r>
+      <w:r>
+        <w:rPr>
+          <w:lang w:val="en-US"/>
+        </w:rPr>
+        <w:t xml:space="preserve"> if the category is observed in the response or </w:t>
+      </w:r>
+      <w:r>
+        <w:rPr>
+          <w:lang w:val="en-US"/>
+        </w:rPr>
+        <w:t>'</w:t>
+      </w:r>
+      <w:r>
+        <w:rPr>
+          <w:b/>
+          <w:bCs/>
+          <w:lang w:val="en-US"/>
+        </w:rPr>
+        <w:t>FALSE</w:t>
+      </w:r>
+      <w:r>
+        <w:rPr>
+          <w:lang w:val="en-US"/>
+        </w:rPr>
+        <w:t xml:space="preserve"> '</w:t>
+      </w:r>
+      <w:r>
+        <w:rPr>
+          <w:lang w:val="en-US"/>
+        </w:rPr>
+        <w:t xml:space="preserve"> if it is not observed. </w:t>
+      </w:r>
+    </w:p>
+    <w:p>
+      <w:pPr>
+        <w:rPr>
+          <w:lang w:val="en-US"/>
+        </w:rPr>
+      </w:pPr>
+      <w:r>
+        <w:rPr>
+          <w:lang w:val="en-US"/>
+        </w:rPr>
+        <w:t xml:space="preserve">Be sure that each tag is in simple </w:t>
+      </w:r>
+      <w:r>
+        <w:t>quotes</w:t>
+      </w:r>
+      <w:r>
+        <w:rPr>
+          <w:lang w:val="en-US"/>
+        </w:rPr>
+        <w:t xml:space="preserve">. </w:t>
+      </w:r>
+    </w:p>
+    <w:p>
+      <w:r>
+        <w:t>I</w:t>
+      </w:r>
+      <w:r>
+        <w:t>n that sense, the format should be</w:t>
+      </w:r>
+      <w:r>
+        <w:t>:</w:t>
+      </w:r>
+    </w:p>
+    <w:p>
+      <w:pPr>
+        <w:rPr>
+          <w:lang w:val="en-US"/>
+        </w:rPr>
+      </w:pPr>
+      <w:r>
+        <w:rPr>
+          <w:lang w:val="en-US"/>
+        </w:rPr>
+        <w:t>{</w:t>
+      </w:r>
+    </w:p>
+    <w:p>
+      <w:pPr>
+        <w:rPr>
+          <w:lang w:val="en-US"/>
+        </w:rPr>
+      </w:pPr>
+      <w:r>
+        <w:rPr>
+          <w:lang w:val="en-US"/>
+        </w:rPr>
+        <w:t xml:space="preserve">    'uninformative': 'F',</w:t>
+      </w:r>
+    </w:p>
+    <w:p>
+      <w:pPr>
+        <w:rPr>
+          <w:lang w:val="en-US"/>
+        </w:rPr>
+      </w:pPr>
+      <w:r>
+        <w:rPr>
+          <w:lang w:val="en-US"/>
+        </w:rPr>
+        <w:t xml:space="preserve">    ' SDB ': 'FALSE',</w:t>
+      </w:r>
+    </w:p>
+    <w:p>
+      <w:pPr>
+        <w:rPr>
+          <w:lang w:val="en-US"/>
+        </w:rPr>
+      </w:pPr>
+      <w:r>
+        <w:rPr>
+          <w:lang w:val="en-US"/>
+        </w:rPr>
+        <w:t xml:space="preserve">    '</w:t>
+      </w:r>
+      <w:proofErr w:type="spellStart"/>
+      <w:proofErr w:type="gramStart"/>
+      <w:r>
+        <w:rPr>
+          <w:lang w:val="en-US"/>
+        </w:rPr>
+        <w:t>overest</w:t>
+      </w:r>
+      <w:proofErr w:type="spellEnd"/>
+      <w:proofErr w:type="gramEnd"/>
+      <w:r>
+        <w:rPr>
+          <w:lang w:val="en-US"/>
+        </w:rPr>
+        <w:t>. others': 'FALSE',</w:t>
+      </w:r>
+    </w:p>
+    <w:p>
+      <w:pPr>
+        <w:rPr>
+          <w:lang w:val="en-US"/>
+        </w:rPr>
+      </w:pPr>
+      <w:r>
+        <w:rPr>
+          <w:lang w:val="en-US"/>
+        </w:rPr>
+        <w:t xml:space="preserve">    '</w:t>
+      </w:r>
+      <w:proofErr w:type="spellStart"/>
+      <w:proofErr w:type="gramStart"/>
+      <w:r>
+        <w:rPr>
+          <w:lang w:val="en-US"/>
+        </w:rPr>
+        <w:t>underest</w:t>
+      </w:r>
+      <w:proofErr w:type="spellEnd"/>
+      <w:proofErr w:type="gramEnd"/>
+      <w:r>
+        <w:rPr>
+          <w:lang w:val="en-US"/>
+        </w:rPr>
+        <w:t>. own': 'FALSE',</w:t>
+      </w:r>
+    </w:p>
+    <w:p>
+      <w:pPr>
+        <w:rPr>
+          <w:lang w:val="en-US"/>
+        </w:rPr>
+      </w:pPr>
+      <w:r>
+        <w:rPr>
+          <w:lang w:val="en-US"/>
+        </w:rPr>
+        <w:t xml:space="preserve">    '</w:t>
+      </w:r>
+      <w:proofErr w:type="gramStart"/>
+      <w:r>
+        <w:rPr>
+          <w:lang w:val="en-US"/>
+        </w:rPr>
+        <w:t>academic</w:t>
+      </w:r>
+      <w:proofErr w:type="gramEnd"/>
+      <w:r>
+        <w:rPr>
+          <w:lang w:val="en-US"/>
+        </w:rPr>
+        <w:t xml:space="preserve"> integrity': '</w:t>
+      </w:r>
+      <w:r>
+        <w:rPr>
+          <w:lang w:val="en-US"/>
+        </w:rPr>
+        <w:t>TRUE</w:t>
+      </w:r>
+      <w:r>
+        <w:rPr>
+          <w:lang w:val="en-US"/>
+        </w:rPr>
+        <w:t>',</w:t>
+      </w:r>
+    </w:p>
+    <w:p>
+      <w:pPr>
+        <w:rPr>
+          <w:lang w:val="en-US"/>
+        </w:rPr>
+      </w:pPr>
+      <w:r>
+        <w:rPr>
+          <w:lang w:val="en-US"/>
+        </w:rPr>
+        <w:t xml:space="preserve">    '</w:t>
+      </w:r>
+      <w:proofErr w:type="gramStart"/>
+      <w:r>
+        <w:rPr>
+          <w:lang w:val="en-US"/>
+        </w:rPr>
+        <w:t>info</w:t>
+      </w:r>
+      <w:proofErr w:type="gramEnd"/>
+      <w:r>
+        <w:rPr>
+          <w:lang w:val="en-US"/>
+        </w:rPr>
+        <w:t xml:space="preserve"> asymmetry': 'FALSE',</w:t>
+      </w:r>
+    </w:p>
+    <w:p>
+      <w:pPr>
+        <w:rPr>
+          <w:lang w:val="en-US"/>
+        </w:rPr>
+      </w:pPr>
+      <w:r>
+        <w:rPr>
+          <w:lang w:val="en-US"/>
+        </w:rPr>
+        <w:t xml:space="preserve">    'AI discussion priming ': 'FALSE',</w:t>
+      </w:r>
+    </w:p>
+    <w:p>
+      <w:pPr>
+        <w:rPr>
+          <w:lang w:val="en-US"/>
+        </w:rPr>
+      </w:pPr>
+      <w:r>
+        <w:rPr>
+          <w:lang w:val="en-US"/>
+        </w:rPr>
+        <w:t xml:space="preserve">    '</w:t>
+      </w:r>
+      <w:proofErr w:type="gramStart"/>
+      <w:r>
+        <w:rPr>
+          <w:lang w:val="en-US"/>
+        </w:rPr>
+        <w:t>privacy</w:t>
+      </w:r>
+      <w:proofErr w:type="gramEnd"/>
+      <w:r>
+        <w:rPr>
+          <w:lang w:val="en-US"/>
+        </w:rPr>
+        <w:t xml:space="preserve"> concerns': 'FALSE',</w:t>
+      </w:r>
+    </w:p>
+    <w:p>
+      <w:pPr>
+        <w:rPr>
+          <w:lang w:val="en-US"/>
+        </w:rPr>
+      </w:pPr>
+      <w:r>
+        <w:rPr>
+          <w:lang w:val="en-US"/>
+        </w:rPr>
+        <w:t xml:space="preserve">    'self-</w:t>
+      </w:r>
+      <w:proofErr w:type="spellStart"/>
+      <w:r>
+        <w:rPr>
+          <w:lang w:val="en-US"/>
+        </w:rPr>
+        <w:t>steem</w:t>
+      </w:r>
+      <w:proofErr w:type="spellEnd"/>
+      <w:r>
+        <w:rPr>
+          <w:lang w:val="en-US"/>
+        </w:rPr>
+        <w:t>': '</w:t>
+      </w:r>
+      <w:r>
+        <w:rPr>
+          <w:lang w:val="en-US"/>
+        </w:rPr>
+        <w:t>TRUE</w:t>
+      </w:r>
+      <w:r>
+        <w:rPr>
+          <w:lang w:val="en-US"/>
+        </w:rPr>
+        <w:t>',</w:t>
+      </w:r>
+    </w:p>
+    <w:p>
+      <w:pPr>
+        <w:rPr>
+          <w:lang w:val="en-US"/>
+        </w:rPr>
+      </w:pPr>
+      <w:r>
+        <w:rPr>
+          <w:lang w:val="en-US"/>
+        </w:rPr>
+        <w:t xml:space="preserve">    'self-report bias': 'FALSE',</w:t>
+      </w:r>
+    </w:p>
+    <w:p>
+      <w:pPr>
+        <w:rPr>
+          <w:lang w:val="en-US"/>
+        </w:rPr>
+      </w:pPr>
+      <w:r>
+        <w:rPr>
+          <w:lang w:val="en-US"/>
+        </w:rPr>
+        <w:lastRenderedPageBreak/>
+        <w:t xml:space="preserve">    '</w:t>
+      </w:r>
+      <w:proofErr w:type="gramStart"/>
+      <w:r>
+        <w:rPr>
+          <w:lang w:val="en-US"/>
+        </w:rPr>
+        <w:t>network</w:t>
+      </w:r>
+      <w:proofErr w:type="gramEnd"/>
+      <w:r>
+        <w:rPr>
+          <w:lang w:val="en-US"/>
+        </w:rPr>
+        <w:t xml:space="preserve"> effect': 'FALSE',</w:t>
+      </w:r>
+    </w:p>
+    <w:p>
+      <w:pPr>
+        <w:rPr>
+          <w:lang w:val="en-US"/>
+        </w:rPr>
+      </w:pPr>
+      <w:r>
+        <w:rPr>
+          <w:lang w:val="en-US"/>
+        </w:rPr>
+        <w:t xml:space="preserve">    'truthful': 'FALSE'</w:t>
+      </w:r>
+    </w:p>
+    <w:p>
+      <w:pPr>
+        <w:rPr>
+          <w:lang w:val="en-US"/>
+        </w:rPr>
+      </w:pPr>
+      <w:r>
+        <w:rPr>
+          <w:lang w:val="en-US"/>
+        </w:rPr>
+        <w:t>}</w:t>
+      </w:r>
+    </w:p>
+    <w:p>
+      <w:pPr>
+        <w:rPr>
+          <w:b/>
+          <w:bCs/>
+          <w:lang w:val="en-US"/>
+        </w:rPr>
+      </w:pPr>
+      <w:r>
+        <w:rPr>
+          <w:b/>
+          <w:bCs/>
+          <w:lang w:val="en-US"/>
+        </w:rPr>
+        <w:t xml:space="preserve">Constraints:  </w:t>
+      </w:r>
+    </w:p>
+    <w:p>
+      <w:r>
+        <w:t>If you classify a response as uninformative (</w:t>
+      </w:r>
+      <w:r>
+        <w:rPr>
+          <w:lang w:val="en-US"/>
+        </w:rPr>
+        <w:t>'</w:t>
+      </w:r>
+      <w:r>
+        <w:t>T</w:t>
+      </w:r>
+      <w:r>
+        <w:rPr>
+          <w:lang w:val="en-US"/>
+        </w:rPr>
+        <w:t>'</w:t>
+      </w:r>
+      <w:r>
+        <w:t xml:space="preserve">), then all other categories must automatically be set to </w:t>
+      </w:r>
+      <w:r>
+        <w:rPr>
+          <w:lang w:val="en-US"/>
+        </w:rPr>
+        <w:t>'</w:t>
+      </w:r>
+      <w:r>
+        <w:t>FALSE</w:t>
+      </w:r>
+      <w:r>
+        <w:rPr>
+          <w:lang w:val="en-US"/>
+        </w:rPr>
+        <w:t>'</w:t>
+      </w:r>
+      <w:r>
+        <w:t>.</w:t>
+      </w:r>
+    </w:p>
+    <w:p>
+      <w:r>
+        <w:t xml:space="preserve">If you think a response might be uninformative but are not completely sure, classify it as </w:t>
+      </w:r>
+      <w:r>
+        <w:rPr>
+          <w:lang w:val="en-US"/>
+        </w:rPr>
+        <w:t>'</w:t>
+      </w:r>
+      <w:r>
+        <w:t>F?</w:t>
+      </w:r>
+      <w:r>
+        <w:rPr>
+          <w:lang w:val="en-US"/>
+        </w:rPr>
+        <w:t>'</w:t>
+      </w:r>
+      <w:r>
+        <w:t xml:space="preserve">. In this case, you may still mark any of the other categories as </w:t>
+      </w:r>
+      <w:r>
+        <w:rPr>
+          <w:lang w:val="en-US"/>
+        </w:rPr>
+        <w:t>'</w:t>
+      </w:r>
+      <w:r>
+        <w:t>TRUE</w:t>
+      </w:r>
+      <w:r>
+        <w:rPr>
+          <w:lang w:val="en-US"/>
+        </w:rPr>
+        <w:t>'</w:t>
+      </w:r>
+      <w:r>
+        <w:t xml:space="preserve"> or </w:t>
+      </w:r>
+      <w:r>
+        <w:rPr>
+          <w:lang w:val="en-US"/>
+        </w:rPr>
+        <w:t>'</w:t>
+      </w:r>
+      <w:r>
+        <w:t>FALSE</w:t>
+      </w:r>
+      <w:r>
+        <w:rPr>
+          <w:lang w:val="en-US"/>
+        </w:rPr>
+        <w:t>'</w:t>
+      </w:r>
+      <w:r>
+        <w:t>.</w:t>
+      </w:r>
+    </w:p>
+    <w:p>
+      <w:r>
+        <w:t xml:space="preserve">If </w:t>
+      </w:r>
+      <w:r>
+        <w:t xml:space="preserve"> you are sure the response is informative (</w:t>
+      </w:r>
+      <w:r>
+        <w:rPr>
+          <w:lang w:val="en-US"/>
+        </w:rPr>
+        <w:t>'</w:t>
+      </w:r>
+      <w:r>
+        <w:t>F</w:t>
+      </w:r>
+      <w:r>
+        <w:rPr>
+          <w:lang w:val="en-US"/>
+        </w:rPr>
+        <w:t>'</w:t>
+      </w:r>
+      <w:r>
+        <w:t xml:space="preserve">), then you should continue evaluating and assigning </w:t>
+      </w:r>
+      <w:r>
+        <w:rPr>
+          <w:lang w:val="en-US"/>
+        </w:rPr>
+        <w:t>'</w:t>
+      </w:r>
+      <w:r>
+        <w:t>TRUE</w:t>
+      </w:r>
+      <w:r>
+        <w:rPr>
+          <w:lang w:val="en-US"/>
+        </w:rPr>
+        <w:t>'</w:t>
+      </w:r>
+      <w:r>
+        <w:t xml:space="preserve"> or </w:t>
+      </w:r>
+      <w:r>
+        <w:rPr>
+          <w:lang w:val="en-US"/>
+        </w:rPr>
+        <w:t>'</w:t>
+      </w:r>
+      <w:r>
+        <w:t>FALSE</w:t>
+      </w:r>
+      <w:r>
+        <w:rPr>
+          <w:lang w:val="en-US"/>
+        </w:rPr>
+        <w:t>'</w:t>
+      </w:r>
+      <w:r>
+        <w:t xml:space="preserve"> to the other categories as appropriate.</w:t>
+      </w:r>
     </w:p>
     <w:tbl>
       <w:tblPr>
@@ -104,16 +5004,13 @@
         <w:tblLook w:val="04A0" w:firstRow="1" w:lastRow="0" w:firstColumn="1" w:lastColumn="0" w:noHBand="0" w:noVBand="1"/>
       </w:tblPr>
       <w:tblGrid>
-        <w:gridCol w:w="1416"/>
-        <w:gridCol w:w="4678"/>
-        <w:gridCol w:w="1559"/>
-        <w:gridCol w:w="2835"/>
+        <w:gridCol w:w="1983"/>
+        <w:gridCol w:w="8505"/>
       </w:tblGrid>
       <w:tr>
         <w:tc>
           <w:tcPr>
-            <w:tcW w:w="10488" w:type="dxa"/>
-            <w:gridSpan w:val="4"/>
+            <w:tcW w:w="1983" w:type="dxa"/>
           </w:tcPr>
           <w:p>
             <w:pPr>
@@ -124,23 +5021,39 @@
                 <w:lang w:val="en-US"/>
               </w:rPr>
             </w:pPr>
-            <w:proofErr w:type="spellStart"/>
             <w:r>
               <w:rPr>
                 <w:b/>
                 <w:bCs/>
                 <w:lang w:val="en-US"/>
               </w:rPr>
-              <w:t>Pruebas</w:t>
-            </w:r>
-            <w:proofErr w:type="spellEnd"/>
-            <w:r>
+              <w:t>Prompt Type</w:t>
+            </w:r>
+          </w:p>
+        </w:tc>
+        <w:tc>
+          <w:tcPr>
+            <w:tcW w:w="8505" w:type="dxa"/>
+          </w:tcPr>
+          <w:p>
+            <w:pPr>
+              <w:tabs>
+                <w:tab w:val="left" w:pos="2082"/>
+              </w:tabs>
+              <w:jc w:val="center"/>
               <w:rPr>
                 <w:b/>
                 <w:bCs/>
                 <w:lang w:val="en-US"/>
               </w:rPr>
-              <w:t xml:space="preserve"> paper:</w:t>
+            </w:pPr>
+            <w:r>
+              <w:rPr>
+                <w:b/>
+                <w:bCs/>
+                <w:lang w:val="en-US"/>
+              </w:rPr>
+              <w:t>Prompt structure</w:t>
             </w:r>
           </w:p>
         </w:tc>
@@ -148,154 +5061,1261 @@
       <w:tr>
         <w:tc>
           <w:tcPr>
-            <w:tcW w:w="1416" w:type="dxa"/>
+            <w:tcW w:w="1983" w:type="dxa"/>
           </w:tcPr>
           <w:p>
             <w:pPr>
-              <w:rPr>
-                <w:b/>
-                <w:bCs/>
-                <w:lang w:val="en-US"/>
-              </w:rPr>
-            </w:pPr>
-            <w:r>
-              <w:rPr>
-                <w:b/>
-                <w:bCs/>
-                <w:lang w:val="en-US"/>
-              </w:rPr>
-              <w:t>Tipo de prompt</w:t>
+              <w:jc w:val="center"/>
+              <w:rPr>
+                <w:lang w:val="en-US"/>
+              </w:rPr>
+            </w:pPr>
+            <w:r>
+              <w:rPr>
+                <w:lang w:val="en-US"/>
+              </w:rPr>
+              <w:t>Zero-shot</w:t>
             </w:r>
           </w:p>
         </w:tc>
         <w:tc>
           <w:tcPr>
-            <w:tcW w:w="4678" w:type="dxa"/>
+            <w:tcW w:w="8505" w:type="dxa"/>
           </w:tcPr>
           <w:p>
             <w:pPr>
-              <w:tabs>
-                <w:tab w:val="left" w:pos="2082"/>
-              </w:tabs>
-              <w:rPr>
-                <w:b/>
-                <w:bCs/>
-                <w:lang w:val="en-US"/>
-              </w:rPr>
-            </w:pPr>
-            <w:proofErr w:type="spellStart"/>
-            <w:r>
-              <w:rPr>
-                <w:b/>
-                <w:bCs/>
-                <w:lang w:val="en-US"/>
-              </w:rPr>
-              <w:t>Estructura</w:t>
-            </w:r>
-            <w:proofErr w:type="spellEnd"/>
-            <w:r>
-              <w:rPr>
-                <w:b/>
-                <w:bCs/>
-                <w:lang w:val="en-US"/>
-              </w:rPr>
-              <w:t xml:space="preserve"> del prompt</w:t>
-            </w:r>
-          </w:p>
-        </w:tc>
-        <w:tc>
-          <w:tcPr>
-            <w:tcW w:w="1559" w:type="dxa"/>
-          </w:tcPr>
-          <w:p>
-            <w:pPr>
-              <w:jc w:val="center"/>
-              <w:rPr>
-                <w:b/>
-                <w:bCs/>
-                <w:lang w:val="en-US"/>
-              </w:rPr>
-            </w:pPr>
-            <w:proofErr w:type="spellStart"/>
-            <w:r>
-              <w:rPr>
-                <w:b/>
-                <w:bCs/>
-                <w:lang w:val="en-US"/>
-              </w:rPr>
-              <w:t>Resultados</w:t>
-            </w:r>
-            <w:proofErr w:type="spellEnd"/>
-          </w:p>
-        </w:tc>
-        <w:tc>
-          <w:tcPr>
-            <w:tcW w:w="2835" w:type="dxa"/>
-          </w:tcPr>
-          <w:p>
-            <w:pPr>
-              <w:rPr>
-                <w:b/>
-                <w:bCs/>
-                <w:lang w:val="en-US"/>
-              </w:rPr>
-            </w:pPr>
-            <w:proofErr w:type="spellStart"/>
-            <w:r>
-              <w:rPr>
-                <w:b/>
-                <w:bCs/>
-                <w:lang w:val="en-US"/>
-              </w:rPr>
-              <w:t>Anotaciones</w:t>
-            </w:r>
-            <w:proofErr w:type="spellEnd"/>
+              <w:jc w:val="both"/>
+              <w:rPr>
+                <w:lang w:val="en-US"/>
+              </w:rPr>
+            </w:pPr>
+            <w:r>
+              <w:rPr>
+                <w:lang w:val="en-US"/>
+              </w:rPr>
+              <w:t>nothing else to add</w:t>
+            </w:r>
           </w:p>
         </w:tc>
       </w:tr>
       <w:tr>
         <w:tc>
           <w:tcPr>
-            <w:tcW w:w="1416" w:type="dxa"/>
+            <w:tcW w:w="1983" w:type="dxa"/>
           </w:tcPr>
           <w:p>
             <w:pPr>
-              <w:rPr>
-                <w:lang w:val="en-US"/>
-              </w:rPr>
-            </w:pPr>
+              <w:jc w:val="center"/>
+              <w:rPr>
+                <w:lang w:val="en-US"/>
+              </w:rPr>
+            </w:pPr>
+            <w:r>
+              <w:rPr>
+                <w:lang w:val="en-US"/>
+              </w:rPr>
+              <w:t>Few-Shot (</w:t>
+            </w:r>
+            <w:r>
+              <w:rPr>
+                <w:lang w:val="en-US"/>
+              </w:rPr>
+              <w:t>3</w:t>
+            </w:r>
+            <w:r>
+              <w:rPr>
+                <w:lang w:val="en-US"/>
+              </w:rPr>
+              <w:t>)</w:t>
+            </w:r>
           </w:p>
         </w:tc>
         <w:tc>
           <w:tcPr>
-            <w:tcW w:w="4678" w:type="dxa"/>
+            <w:tcW w:w="8505" w:type="dxa"/>
           </w:tcPr>
           <w:p>
             <w:pPr>
-              <w:rPr>
-                <w:lang w:val="en-US"/>
-              </w:rPr>
-            </w:pPr>
-          </w:p>
-        </w:tc>
-        <w:tc>
-          <w:tcPr>
-            <w:tcW w:w="1559" w:type="dxa"/>
-          </w:tcPr>
-          <w:p>
-            <w:pPr>
-              <w:rPr>
-                <w:lang w:val="en-US"/>
-              </w:rPr>
-            </w:pPr>
-          </w:p>
-        </w:tc>
-        <w:tc>
-          <w:tcPr>
-            <w:tcW w:w="2835" w:type="dxa"/>
-          </w:tcPr>
-          <w:p>
-            <w:pPr>
+              <w:jc w:val="both"/>
+              <w:rPr>
+                <w:lang w:val="en-US"/>
+              </w:rPr>
+            </w:pPr>
+            <w:r>
+              <w:rPr>
+                <w:lang w:val="en-US"/>
+              </w:rPr>
+              <w:t>The following are some examples based on real responses of participants:</w:t>
+            </w:r>
+          </w:p>
+          <w:p>
+            <w:pPr>
+              <w:jc w:val="both"/>
+              <w:rPr>
+                <w:lang w:val="en-US"/>
+              </w:rPr>
+            </w:pPr>
+            <w:r>
+              <w:rPr>
+                <w:lang w:val="en-US"/>
+              </w:rPr>
+              <w:t>The answer is:</w:t>
+            </w:r>
+            <w:r>
+              <w:rPr>
+                <w:lang w:val="en-US"/>
+              </w:rPr>
+              <w:br/>
+              <w:t>“</w:t>
+            </w:r>
+            <w:r>
+              <w:rPr>
+                <w:lang w:val="en-US"/>
+              </w:rPr>
+              <w:t xml:space="preserve">Not sure, a lot of my friends do not use </w:t>
+            </w:r>
+            <w:proofErr w:type="gramStart"/>
+            <w:r>
+              <w:rPr>
+                <w:lang w:val="en-US"/>
+              </w:rPr>
+              <w:t>LLMs</w:t>
+            </w:r>
+            <w:proofErr w:type="gramEnd"/>
+            <w:r>
+              <w:rPr>
+                <w:lang w:val="en-US"/>
+              </w:rPr>
+              <w:t xml:space="preserve"> but I know a lot of my peers do.</w:t>
+            </w:r>
+            <w:r>
+              <w:rPr>
+                <w:lang w:val="en-US"/>
+              </w:rPr>
+              <w:t>”</w:t>
+            </w:r>
+            <w:r>
+              <w:rPr>
+                <w:lang w:val="en-US"/>
+              </w:rPr>
+              <w:br/>
+              <w:t>The classification should be:</w:t>
+            </w:r>
+          </w:p>
+          <w:p>
+            <w:pPr>
+              <w:rPr>
+                <w:lang w:val="en-US"/>
+              </w:rPr>
+            </w:pPr>
+            <w:r>
+              <w:rPr>
+                <w:lang w:val="en-US"/>
+              </w:rPr>
+              <w:t>{</w:t>
+            </w:r>
+          </w:p>
+          <w:p>
+            <w:pPr>
+              <w:rPr>
+                <w:lang w:val="en-US"/>
+              </w:rPr>
+            </w:pPr>
+            <w:r>
+              <w:rPr>
+                <w:lang w:val="en-US"/>
+              </w:rPr>
+              <w:t xml:space="preserve">    'uninformative': '</w:t>
+            </w:r>
+            <w:r>
+              <w:rPr>
+                <w:lang w:val="en-US"/>
+              </w:rPr>
+              <w:t>T</w:t>
+            </w:r>
+            <w:r>
+              <w:rPr>
+                <w:lang w:val="en-US"/>
+              </w:rPr>
+              <w:t>',</w:t>
+            </w:r>
+          </w:p>
+          <w:p>
+            <w:pPr>
+              <w:rPr>
+                <w:lang w:val="en-US"/>
+              </w:rPr>
+            </w:pPr>
+            <w:r>
+              <w:rPr>
+                <w:lang w:val="en-US"/>
+              </w:rPr>
+              <w:t xml:space="preserve">    ' SDB ': 'FALSE',</w:t>
+            </w:r>
+          </w:p>
+          <w:p>
+            <w:pPr>
+              <w:rPr>
+                <w:lang w:val="en-US"/>
+              </w:rPr>
+            </w:pPr>
+            <w:r>
+              <w:rPr>
+                <w:lang w:val="en-US"/>
+              </w:rPr>
+              <w:t xml:space="preserve">    '</w:t>
+            </w:r>
+            <w:proofErr w:type="spellStart"/>
+            <w:proofErr w:type="gramStart"/>
+            <w:r>
+              <w:rPr>
+                <w:lang w:val="en-US"/>
+              </w:rPr>
+              <w:t>overest</w:t>
+            </w:r>
+            <w:proofErr w:type="spellEnd"/>
+            <w:proofErr w:type="gramEnd"/>
+            <w:r>
+              <w:rPr>
+                <w:lang w:val="en-US"/>
+              </w:rPr>
+              <w:t>. others': 'FALSE',</w:t>
+            </w:r>
+          </w:p>
+          <w:p>
+            <w:pPr>
+              <w:rPr>
+                <w:lang w:val="en-US"/>
+              </w:rPr>
+            </w:pPr>
+            <w:r>
+              <w:rPr>
+                <w:lang w:val="en-US"/>
+              </w:rPr>
+              <w:t xml:space="preserve">    '</w:t>
+            </w:r>
+            <w:proofErr w:type="spellStart"/>
+            <w:proofErr w:type="gramStart"/>
+            <w:r>
+              <w:rPr>
+                <w:lang w:val="en-US"/>
+              </w:rPr>
+              <w:t>underest</w:t>
+            </w:r>
+            <w:proofErr w:type="spellEnd"/>
+            <w:proofErr w:type="gramEnd"/>
+            <w:r>
+              <w:rPr>
+                <w:lang w:val="en-US"/>
+              </w:rPr>
+              <w:t>. own': 'FALSE',</w:t>
+            </w:r>
+          </w:p>
+          <w:p>
+            <w:pPr>
+              <w:rPr>
+                <w:lang w:val="en-US"/>
+              </w:rPr>
+            </w:pPr>
+            <w:r>
+              <w:rPr>
+                <w:lang w:val="en-US"/>
+              </w:rPr>
+              <w:t xml:space="preserve">    '</w:t>
+            </w:r>
+            <w:proofErr w:type="gramStart"/>
+            <w:r>
+              <w:rPr>
+                <w:lang w:val="en-US"/>
+              </w:rPr>
+              <w:t>academic</w:t>
+            </w:r>
+            <w:proofErr w:type="gramEnd"/>
+            <w:r>
+              <w:rPr>
+                <w:lang w:val="en-US"/>
+              </w:rPr>
+              <w:t xml:space="preserve"> integrity': '</w:t>
+            </w:r>
+            <w:r>
+              <w:rPr>
+                <w:lang w:val="en-US"/>
+              </w:rPr>
+              <w:t>FALSE</w:t>
+            </w:r>
+            <w:r>
+              <w:rPr>
+                <w:lang w:val="en-US"/>
+              </w:rPr>
+              <w:t>',</w:t>
+            </w:r>
+          </w:p>
+          <w:p>
+            <w:pPr>
+              <w:rPr>
+                <w:lang w:val="en-US"/>
+              </w:rPr>
+            </w:pPr>
+            <w:r>
+              <w:rPr>
+                <w:lang w:val="en-US"/>
+              </w:rPr>
+              <w:t xml:space="preserve">    '</w:t>
+            </w:r>
+            <w:proofErr w:type="gramStart"/>
+            <w:r>
+              <w:rPr>
+                <w:lang w:val="en-US"/>
+              </w:rPr>
+              <w:t>info</w:t>
+            </w:r>
+            <w:proofErr w:type="gramEnd"/>
+            <w:r>
+              <w:rPr>
+                <w:lang w:val="en-US"/>
+              </w:rPr>
+              <w:t xml:space="preserve"> asymmetry': 'FALSE',</w:t>
+            </w:r>
+          </w:p>
+          <w:p>
+            <w:pPr>
+              <w:rPr>
+                <w:lang w:val="en-US"/>
+              </w:rPr>
+            </w:pPr>
+            <w:r>
+              <w:rPr>
+                <w:lang w:val="en-US"/>
+              </w:rPr>
+              <w:t xml:space="preserve">    'AI discussion priming ': 'FALSE',</w:t>
+            </w:r>
+          </w:p>
+          <w:p>
+            <w:pPr>
+              <w:rPr>
+                <w:lang w:val="en-US"/>
+              </w:rPr>
+            </w:pPr>
+            <w:r>
+              <w:rPr>
+                <w:lang w:val="en-US"/>
+              </w:rPr>
+              <w:t xml:space="preserve">    '</w:t>
+            </w:r>
+            <w:proofErr w:type="gramStart"/>
+            <w:r>
+              <w:rPr>
+                <w:lang w:val="en-US"/>
+              </w:rPr>
+              <w:t>privacy</w:t>
+            </w:r>
+            <w:proofErr w:type="gramEnd"/>
+            <w:r>
+              <w:rPr>
+                <w:lang w:val="en-US"/>
+              </w:rPr>
+              <w:t xml:space="preserve"> concerns': 'FALSE',</w:t>
+            </w:r>
+          </w:p>
+          <w:p>
+            <w:pPr>
+              <w:rPr>
+                <w:lang w:val="en-US"/>
+              </w:rPr>
+            </w:pPr>
+            <w:r>
+              <w:rPr>
+                <w:lang w:val="en-US"/>
+              </w:rPr>
+              <w:t xml:space="preserve">    'self-</w:t>
+            </w:r>
+            <w:proofErr w:type="spellStart"/>
+            <w:r>
+              <w:rPr>
+                <w:lang w:val="en-US"/>
+              </w:rPr>
+              <w:t>steem</w:t>
+            </w:r>
+            <w:proofErr w:type="spellEnd"/>
+            <w:r>
+              <w:rPr>
+                <w:lang w:val="en-US"/>
+              </w:rPr>
+              <w:t>': 'FALSE',</w:t>
+            </w:r>
+          </w:p>
+          <w:p>
+            <w:pPr>
+              <w:rPr>
+                <w:lang w:val="en-US"/>
+              </w:rPr>
+            </w:pPr>
+            <w:r>
+              <w:rPr>
+                <w:lang w:val="en-US"/>
+              </w:rPr>
+              <w:t xml:space="preserve">    'self-report bias': 'FALSE',</w:t>
+            </w:r>
+          </w:p>
+          <w:p>
+            <w:pPr>
+              <w:rPr>
+                <w:lang w:val="en-US"/>
+              </w:rPr>
+            </w:pPr>
+            <w:r>
+              <w:rPr>
+                <w:lang w:val="en-US"/>
+              </w:rPr>
+              <w:t xml:space="preserve">    '</w:t>
+            </w:r>
+            <w:proofErr w:type="gramStart"/>
+            <w:r>
+              <w:rPr>
+                <w:lang w:val="en-US"/>
+              </w:rPr>
+              <w:t>network</w:t>
+            </w:r>
+            <w:proofErr w:type="gramEnd"/>
+            <w:r>
+              <w:rPr>
+                <w:lang w:val="en-US"/>
+              </w:rPr>
+              <w:t xml:space="preserve"> effect': 'FALSE',</w:t>
+            </w:r>
+          </w:p>
+          <w:p>
+            <w:pPr>
+              <w:rPr>
+                <w:lang w:val="en-US"/>
+              </w:rPr>
+            </w:pPr>
+            <w:r>
+              <w:rPr>
+                <w:lang w:val="en-US"/>
+              </w:rPr>
+              <w:t xml:space="preserve">    'truthful': 'FALSE'</w:t>
+            </w:r>
+          </w:p>
+          <w:p>
+            <w:pPr>
+              <w:rPr>
+                <w:lang w:val="en-US"/>
+              </w:rPr>
+            </w:pPr>
+            <w:r>
+              <w:rPr>
+                <w:lang w:val="en-US"/>
+              </w:rPr>
+              <w:t>}</w:t>
+            </w:r>
+          </w:p>
+          <w:p>
+            <w:pPr>
+              <w:jc w:val="both"/>
+              <w:rPr>
+                <w:lang w:val="en-US"/>
+              </w:rPr>
+            </w:pPr>
+          </w:p>
+          <w:p>
+            <w:pPr>
+              <w:jc w:val="both"/>
+              <w:rPr>
+                <w:lang w:val="en-US"/>
+              </w:rPr>
+            </w:pPr>
+            <w:r>
+              <w:rPr>
+                <w:lang w:val="en-US"/>
+              </w:rPr>
+              <w:t>The answer is:</w:t>
+            </w:r>
+            <w:r>
+              <w:rPr>
+                <w:lang w:val="en-US"/>
+              </w:rPr>
+              <w:br/>
+              <w:t>“</w:t>
+            </w:r>
+            <w:r>
+              <w:rPr>
+                <w:lang w:val="en-US"/>
+              </w:rPr>
+              <w:t>some may not have friends in college</w:t>
+            </w:r>
+            <w:r>
+              <w:rPr>
+                <w:lang w:val="en-US"/>
+              </w:rPr>
+              <w:t>”</w:t>
+            </w:r>
+            <w:r>
+              <w:rPr>
+                <w:lang w:val="en-US"/>
+              </w:rPr>
+              <w:br/>
+              <w:t>The classification should be:</w:t>
+            </w:r>
+          </w:p>
+          <w:p>
+            <w:pPr>
+              <w:rPr>
+                <w:lang w:val="en-US"/>
+              </w:rPr>
+            </w:pPr>
+            <w:r>
+              <w:rPr>
+                <w:lang w:val="en-US"/>
+              </w:rPr>
+              <w:t>{</w:t>
+            </w:r>
+          </w:p>
+          <w:p>
+            <w:pPr>
+              <w:rPr>
+                <w:lang w:val="en-US"/>
+              </w:rPr>
+            </w:pPr>
+            <w:r>
+              <w:rPr>
+                <w:lang w:val="en-US"/>
+              </w:rPr>
+              <w:t xml:space="preserve">    'uninformative': '</w:t>
+            </w:r>
+            <w:r>
+              <w:rPr>
+                <w:lang w:val="en-US"/>
+              </w:rPr>
+              <w:t>F?</w:t>
+            </w:r>
+            <w:r>
+              <w:rPr>
+                <w:lang w:val="en-US"/>
+              </w:rPr>
+              <w:t>',</w:t>
+            </w:r>
+          </w:p>
+          <w:p>
+            <w:pPr>
+              <w:rPr>
+                <w:lang w:val="en-US"/>
+              </w:rPr>
+            </w:pPr>
+            <w:r>
+              <w:rPr>
+                <w:lang w:val="en-US"/>
+              </w:rPr>
+              <w:t xml:space="preserve">    ' SDB ': 'FALSE',</w:t>
+            </w:r>
+          </w:p>
+          <w:p>
+            <w:pPr>
+              <w:rPr>
+                <w:lang w:val="en-US"/>
+              </w:rPr>
+            </w:pPr>
+            <w:r>
+              <w:rPr>
+                <w:lang w:val="en-US"/>
+              </w:rPr>
+              <w:t xml:space="preserve">    '</w:t>
+            </w:r>
+            <w:proofErr w:type="spellStart"/>
+            <w:proofErr w:type="gramStart"/>
+            <w:r>
+              <w:rPr>
+                <w:lang w:val="en-US"/>
+              </w:rPr>
+              <w:t>overest</w:t>
+            </w:r>
+            <w:proofErr w:type="spellEnd"/>
+            <w:proofErr w:type="gramEnd"/>
+            <w:r>
+              <w:rPr>
+                <w:lang w:val="en-US"/>
+              </w:rPr>
+              <w:t>. others': 'FALSE',</w:t>
+            </w:r>
+          </w:p>
+          <w:p>
+            <w:pPr>
+              <w:rPr>
+                <w:lang w:val="en-US"/>
+              </w:rPr>
+            </w:pPr>
+            <w:r>
+              <w:rPr>
+                <w:lang w:val="en-US"/>
+              </w:rPr>
+              <w:lastRenderedPageBreak/>
+              <w:t xml:space="preserve">    '</w:t>
+            </w:r>
+            <w:proofErr w:type="spellStart"/>
+            <w:proofErr w:type="gramStart"/>
+            <w:r>
+              <w:rPr>
+                <w:lang w:val="en-US"/>
+              </w:rPr>
+              <w:t>underest</w:t>
+            </w:r>
+            <w:proofErr w:type="spellEnd"/>
+            <w:proofErr w:type="gramEnd"/>
+            <w:r>
+              <w:rPr>
+                <w:lang w:val="en-US"/>
+              </w:rPr>
+              <w:t>. own': 'FALSE',</w:t>
+            </w:r>
+          </w:p>
+          <w:p>
+            <w:pPr>
+              <w:rPr>
+                <w:lang w:val="en-US"/>
+              </w:rPr>
+            </w:pPr>
+            <w:r>
+              <w:rPr>
+                <w:lang w:val="en-US"/>
+              </w:rPr>
+              <w:t xml:space="preserve">    '</w:t>
+            </w:r>
+            <w:proofErr w:type="gramStart"/>
+            <w:r>
+              <w:rPr>
+                <w:lang w:val="en-US"/>
+              </w:rPr>
+              <w:t>academic</w:t>
+            </w:r>
+            <w:proofErr w:type="gramEnd"/>
+            <w:r>
+              <w:rPr>
+                <w:lang w:val="en-US"/>
+              </w:rPr>
+              <w:t xml:space="preserve"> integrity': '</w:t>
+            </w:r>
+            <w:r>
+              <w:rPr>
+                <w:lang w:val="en-US"/>
+              </w:rPr>
+              <w:t>FALSE</w:t>
+            </w:r>
+            <w:r>
+              <w:rPr>
+                <w:lang w:val="en-US"/>
+              </w:rPr>
+              <w:t>',</w:t>
+            </w:r>
+          </w:p>
+          <w:p>
+            <w:pPr>
+              <w:rPr>
+                <w:lang w:val="en-US"/>
+              </w:rPr>
+            </w:pPr>
+            <w:r>
+              <w:rPr>
+                <w:lang w:val="en-US"/>
+              </w:rPr>
+              <w:t xml:space="preserve">    '</w:t>
+            </w:r>
+            <w:proofErr w:type="gramStart"/>
+            <w:r>
+              <w:rPr>
+                <w:lang w:val="en-US"/>
+              </w:rPr>
+              <w:t>info</w:t>
+            </w:r>
+            <w:proofErr w:type="gramEnd"/>
+            <w:r>
+              <w:rPr>
+                <w:lang w:val="en-US"/>
+              </w:rPr>
+              <w:t xml:space="preserve"> asymmetry': '</w:t>
+            </w:r>
+            <w:r>
+              <w:rPr>
+                <w:lang w:val="en-US"/>
+              </w:rPr>
+              <w:t>TRUE</w:t>
+            </w:r>
+            <w:r>
+              <w:rPr>
+                <w:lang w:val="en-US"/>
+              </w:rPr>
+              <w:t>',</w:t>
+            </w:r>
+          </w:p>
+          <w:p>
+            <w:pPr>
+              <w:rPr>
+                <w:lang w:val="en-US"/>
+              </w:rPr>
+            </w:pPr>
+            <w:r>
+              <w:rPr>
+                <w:lang w:val="en-US"/>
+              </w:rPr>
+              <w:t xml:space="preserve">    'AI discussion priming ': 'FALSE',</w:t>
+            </w:r>
+          </w:p>
+          <w:p>
+            <w:pPr>
+              <w:rPr>
+                <w:lang w:val="en-US"/>
+              </w:rPr>
+            </w:pPr>
+            <w:r>
+              <w:rPr>
+                <w:lang w:val="en-US"/>
+              </w:rPr>
+              <w:t xml:space="preserve">    '</w:t>
+            </w:r>
+            <w:proofErr w:type="gramStart"/>
+            <w:r>
+              <w:rPr>
+                <w:lang w:val="en-US"/>
+              </w:rPr>
+              <w:t>privacy</w:t>
+            </w:r>
+            <w:proofErr w:type="gramEnd"/>
+            <w:r>
+              <w:rPr>
+                <w:lang w:val="en-US"/>
+              </w:rPr>
+              <w:t xml:space="preserve"> concerns': 'FALSE',</w:t>
+            </w:r>
+          </w:p>
+          <w:p>
+            <w:pPr>
+              <w:rPr>
+                <w:lang w:val="en-US"/>
+              </w:rPr>
+            </w:pPr>
+            <w:r>
+              <w:rPr>
+                <w:lang w:val="en-US"/>
+              </w:rPr>
+              <w:t xml:space="preserve">    'self-</w:t>
+            </w:r>
+            <w:proofErr w:type="spellStart"/>
+            <w:r>
+              <w:rPr>
+                <w:lang w:val="en-US"/>
+              </w:rPr>
+              <w:t>steem</w:t>
+            </w:r>
+            <w:proofErr w:type="spellEnd"/>
+            <w:r>
+              <w:rPr>
+                <w:lang w:val="en-US"/>
+              </w:rPr>
+              <w:t>': 'FALSE',</w:t>
+            </w:r>
+          </w:p>
+          <w:p>
+            <w:pPr>
+              <w:rPr>
+                <w:lang w:val="en-US"/>
+              </w:rPr>
+            </w:pPr>
+            <w:r>
+              <w:rPr>
+                <w:lang w:val="en-US"/>
+              </w:rPr>
+              <w:t xml:space="preserve">    'self-report bias': 'FALSE',</w:t>
+            </w:r>
+          </w:p>
+          <w:p>
+            <w:pPr>
+              <w:rPr>
+                <w:lang w:val="en-US"/>
+              </w:rPr>
+            </w:pPr>
+            <w:r>
+              <w:rPr>
+                <w:lang w:val="en-US"/>
+              </w:rPr>
+              <w:t xml:space="preserve">    '</w:t>
+            </w:r>
+            <w:proofErr w:type="gramStart"/>
+            <w:r>
+              <w:rPr>
+                <w:lang w:val="en-US"/>
+              </w:rPr>
+              <w:t>network</w:t>
+            </w:r>
+            <w:proofErr w:type="gramEnd"/>
+            <w:r>
+              <w:rPr>
+                <w:lang w:val="en-US"/>
+              </w:rPr>
+              <w:t xml:space="preserve"> effect': 'FALSE',</w:t>
+            </w:r>
+          </w:p>
+          <w:p>
+            <w:pPr>
+              <w:rPr>
+                <w:lang w:val="en-US"/>
+              </w:rPr>
+            </w:pPr>
+            <w:r>
+              <w:rPr>
+                <w:lang w:val="en-US"/>
+              </w:rPr>
+              <w:t xml:space="preserve">    'truthful': 'FALSE'</w:t>
+            </w:r>
+          </w:p>
+          <w:p>
+            <w:pPr>
+              <w:rPr>
+                <w:lang w:val="en-US"/>
+              </w:rPr>
+            </w:pPr>
+            <w:r>
+              <w:rPr>
+                <w:lang w:val="en-US"/>
+              </w:rPr>
+              <w:t>}</w:t>
+            </w:r>
+          </w:p>
+          <w:p>
+            <w:pPr>
+              <w:rPr>
+                <w:lang w:val="en-US"/>
+              </w:rPr>
+            </w:pPr>
+          </w:p>
+          <w:p>
+            <w:pPr>
+              <w:jc w:val="both"/>
+              <w:rPr>
+                <w:lang w:val="en-US"/>
+              </w:rPr>
+            </w:pPr>
+            <w:r>
+              <w:rPr>
+                <w:lang w:val="en-US"/>
+              </w:rPr>
+              <w:t>The answer is:</w:t>
+            </w:r>
+            <w:r>
+              <w:rPr>
+                <w:lang w:val="en-US"/>
+              </w:rPr>
+              <w:br/>
+              <w:t>“</w:t>
+            </w:r>
+            <w:r>
+              <w:rPr>
+                <w:lang w:val="en-US"/>
+              </w:rPr>
+              <w:t xml:space="preserve">I think only a small portion of students </w:t>
+            </w:r>
+            <w:proofErr w:type="gramStart"/>
+            <w:r>
+              <w:rPr>
+                <w:lang w:val="en-US"/>
+              </w:rPr>
+              <w:t>actually rely</w:t>
+            </w:r>
+            <w:proofErr w:type="gramEnd"/>
+            <w:r>
+              <w:rPr>
+                <w:lang w:val="en-US"/>
+              </w:rPr>
+              <w:t xml:space="preserve"> on </w:t>
+            </w:r>
+            <w:proofErr w:type="spellStart"/>
+            <w:r>
+              <w:rPr>
+                <w:lang w:val="en-US"/>
+              </w:rPr>
+              <w:t>llms</w:t>
+            </w:r>
+            <w:proofErr w:type="spellEnd"/>
+            <w:r>
+              <w:rPr>
+                <w:lang w:val="en-US"/>
+              </w:rPr>
+              <w:t xml:space="preserve"> to do coursework, while most students do not. That small portion leads some students to assume most are using it.</w:t>
+            </w:r>
+            <w:r>
+              <w:rPr>
+                <w:lang w:val="en-US"/>
+              </w:rPr>
+              <w:t>”</w:t>
+            </w:r>
+          </w:p>
+          <w:p>
+            <w:pPr>
+              <w:jc w:val="both"/>
+              <w:rPr>
+                <w:lang w:val="en-US"/>
+              </w:rPr>
+            </w:pPr>
+            <w:r>
+              <w:rPr>
+                <w:lang w:val="en-US"/>
+              </w:rPr>
+              <w:br/>
+              <w:t>The classification should be:</w:t>
+            </w:r>
+          </w:p>
+          <w:p>
+            <w:pPr>
+              <w:rPr>
+                <w:lang w:val="en-US"/>
+              </w:rPr>
+            </w:pPr>
+            <w:r>
+              <w:rPr>
+                <w:lang w:val="en-US"/>
+              </w:rPr>
+              <w:t>{</w:t>
+            </w:r>
+          </w:p>
+          <w:p>
+            <w:pPr>
+              <w:rPr>
+                <w:lang w:val="en-US"/>
+              </w:rPr>
+            </w:pPr>
+            <w:r>
+              <w:rPr>
+                <w:lang w:val="en-US"/>
+              </w:rPr>
+              <w:t xml:space="preserve">    'uninformative': '</w:t>
+            </w:r>
+            <w:r>
+              <w:rPr>
+                <w:lang w:val="en-US"/>
+              </w:rPr>
+              <w:t>F?</w:t>
+            </w:r>
+            <w:r>
+              <w:rPr>
+                <w:lang w:val="en-US"/>
+              </w:rPr>
+              <w:t>',</w:t>
+            </w:r>
+          </w:p>
+          <w:p>
+            <w:pPr>
+              <w:rPr>
+                <w:lang w:val="en-US"/>
+              </w:rPr>
+            </w:pPr>
+            <w:r>
+              <w:rPr>
+                <w:lang w:val="en-US"/>
+              </w:rPr>
+              <w:t xml:space="preserve">    ' SDB ': 'FALSE',</w:t>
+            </w:r>
+          </w:p>
+          <w:p>
+            <w:pPr>
+              <w:rPr>
+                <w:lang w:val="en-US"/>
+              </w:rPr>
+            </w:pPr>
+            <w:r>
+              <w:rPr>
+                <w:lang w:val="en-US"/>
+              </w:rPr>
+              <w:t xml:space="preserve">    '</w:t>
+            </w:r>
+            <w:proofErr w:type="spellStart"/>
+            <w:proofErr w:type="gramStart"/>
+            <w:r>
+              <w:rPr>
+                <w:lang w:val="en-US"/>
+              </w:rPr>
+              <w:t>overest</w:t>
+            </w:r>
+            <w:proofErr w:type="spellEnd"/>
+            <w:proofErr w:type="gramEnd"/>
+            <w:r>
+              <w:rPr>
+                <w:lang w:val="en-US"/>
+              </w:rPr>
+              <w:t>. others': '</w:t>
+            </w:r>
+            <w:r>
+              <w:rPr>
+                <w:lang w:val="en-US"/>
+              </w:rPr>
+              <w:t>TRUE</w:t>
+            </w:r>
+            <w:r>
+              <w:rPr>
+                <w:lang w:val="en-US"/>
+              </w:rPr>
+              <w:t>',</w:t>
+            </w:r>
+          </w:p>
+          <w:p>
+            <w:pPr>
+              <w:rPr>
+                <w:lang w:val="en-US"/>
+              </w:rPr>
+            </w:pPr>
+            <w:r>
+              <w:rPr>
+                <w:lang w:val="en-US"/>
+              </w:rPr>
+              <w:t xml:space="preserve">    '</w:t>
+            </w:r>
+            <w:proofErr w:type="spellStart"/>
+            <w:proofErr w:type="gramStart"/>
+            <w:r>
+              <w:rPr>
+                <w:lang w:val="en-US"/>
+              </w:rPr>
+              <w:t>underest</w:t>
+            </w:r>
+            <w:proofErr w:type="spellEnd"/>
+            <w:proofErr w:type="gramEnd"/>
+            <w:r>
+              <w:rPr>
+                <w:lang w:val="en-US"/>
+              </w:rPr>
+              <w:t>. own': 'FALSE',</w:t>
+            </w:r>
+          </w:p>
+          <w:p>
+            <w:pPr>
+              <w:rPr>
+                <w:lang w:val="en-US"/>
+              </w:rPr>
+            </w:pPr>
+            <w:r>
+              <w:rPr>
+                <w:lang w:val="en-US"/>
+              </w:rPr>
+              <w:t xml:space="preserve">    '</w:t>
+            </w:r>
+            <w:proofErr w:type="gramStart"/>
+            <w:r>
+              <w:rPr>
+                <w:lang w:val="en-US"/>
+              </w:rPr>
+              <w:t>academic</w:t>
+            </w:r>
+            <w:proofErr w:type="gramEnd"/>
+            <w:r>
+              <w:rPr>
+                <w:lang w:val="en-US"/>
+              </w:rPr>
+              <w:t xml:space="preserve"> integrity': '</w:t>
+            </w:r>
+            <w:r>
+              <w:rPr>
+                <w:lang w:val="en-US"/>
+              </w:rPr>
+              <w:t>FALSE</w:t>
+            </w:r>
+            <w:r>
+              <w:rPr>
+                <w:lang w:val="en-US"/>
+              </w:rPr>
+              <w:t>',</w:t>
+            </w:r>
+          </w:p>
+          <w:p>
+            <w:pPr>
+              <w:rPr>
+                <w:lang w:val="en-US"/>
+              </w:rPr>
+            </w:pPr>
+            <w:r>
+              <w:rPr>
+                <w:lang w:val="en-US"/>
+              </w:rPr>
+              <w:t xml:space="preserve">    '</w:t>
+            </w:r>
+            <w:proofErr w:type="gramStart"/>
+            <w:r>
+              <w:rPr>
+                <w:lang w:val="en-US"/>
+              </w:rPr>
+              <w:t>info</w:t>
+            </w:r>
+            <w:proofErr w:type="gramEnd"/>
+            <w:r>
+              <w:rPr>
+                <w:lang w:val="en-US"/>
+              </w:rPr>
+              <w:t xml:space="preserve"> asymmetry': '</w:t>
+            </w:r>
+            <w:r>
+              <w:rPr>
+                <w:lang w:val="en-US"/>
+              </w:rPr>
+              <w:t>TRUE</w:t>
+            </w:r>
+            <w:r>
+              <w:rPr>
+                <w:lang w:val="en-US"/>
+              </w:rPr>
+              <w:t>',</w:t>
+            </w:r>
+          </w:p>
+          <w:p>
+            <w:pPr>
+              <w:rPr>
+                <w:lang w:val="en-US"/>
+              </w:rPr>
+            </w:pPr>
+            <w:r>
+              <w:rPr>
+                <w:lang w:val="en-US"/>
+              </w:rPr>
+              <w:t xml:space="preserve">    'AI discussion priming ': '</w:t>
+            </w:r>
+            <w:r>
+              <w:rPr>
+                <w:lang w:val="en-US"/>
+              </w:rPr>
+              <w:t>TRUE</w:t>
+            </w:r>
+            <w:r>
+              <w:rPr>
+                <w:lang w:val="en-US"/>
+              </w:rPr>
+              <w:t>',</w:t>
+            </w:r>
+          </w:p>
+          <w:p>
+            <w:pPr>
+              <w:rPr>
+                <w:lang w:val="en-US"/>
+              </w:rPr>
+            </w:pPr>
+            <w:r>
+              <w:rPr>
+                <w:lang w:val="en-US"/>
+              </w:rPr>
+              <w:t xml:space="preserve">    '</w:t>
+            </w:r>
+            <w:proofErr w:type="gramStart"/>
+            <w:r>
+              <w:rPr>
+                <w:lang w:val="en-US"/>
+              </w:rPr>
+              <w:t>privacy</w:t>
+            </w:r>
+            <w:proofErr w:type="gramEnd"/>
+            <w:r>
+              <w:rPr>
+                <w:lang w:val="en-US"/>
+              </w:rPr>
+              <w:t xml:space="preserve"> concerns': 'FALSE',</w:t>
+            </w:r>
+          </w:p>
+          <w:p>
+            <w:pPr>
+              <w:rPr>
+                <w:lang w:val="en-US"/>
+              </w:rPr>
+            </w:pPr>
+            <w:r>
+              <w:rPr>
+                <w:lang w:val="en-US"/>
+              </w:rPr>
+              <w:t xml:space="preserve">    'self-</w:t>
+            </w:r>
+            <w:proofErr w:type="spellStart"/>
+            <w:r>
+              <w:rPr>
+                <w:lang w:val="en-US"/>
+              </w:rPr>
+              <w:t>steem</w:t>
+            </w:r>
+            <w:proofErr w:type="spellEnd"/>
+            <w:r>
+              <w:rPr>
+                <w:lang w:val="en-US"/>
+              </w:rPr>
+              <w:t>': 'FALSE',</w:t>
+            </w:r>
+          </w:p>
+          <w:p>
+            <w:pPr>
+              <w:rPr>
+                <w:lang w:val="en-US"/>
+              </w:rPr>
+            </w:pPr>
+            <w:r>
+              <w:rPr>
+                <w:lang w:val="en-US"/>
+              </w:rPr>
+              <w:t xml:space="preserve">    'self-report bias': 'FALSE',</w:t>
+            </w:r>
+          </w:p>
+          <w:p>
+            <w:pPr>
+              <w:rPr>
+                <w:lang w:val="en-US"/>
+              </w:rPr>
+            </w:pPr>
+            <w:r>
+              <w:rPr>
+                <w:lang w:val="en-US"/>
+              </w:rPr>
+              <w:t xml:space="preserve">    '</w:t>
+            </w:r>
+            <w:proofErr w:type="gramStart"/>
+            <w:r>
+              <w:rPr>
+                <w:lang w:val="en-US"/>
+              </w:rPr>
+              <w:t>network</w:t>
+            </w:r>
+            <w:proofErr w:type="gramEnd"/>
+            <w:r>
+              <w:rPr>
+                <w:lang w:val="en-US"/>
+              </w:rPr>
+              <w:t xml:space="preserve"> effect': 'FALSE',</w:t>
+            </w:r>
+          </w:p>
+          <w:p>
+            <w:pPr>
+              <w:rPr>
+                <w:lang w:val="en-US"/>
+              </w:rPr>
+            </w:pPr>
+            <w:r>
+              <w:rPr>
+                <w:lang w:val="en-US"/>
+              </w:rPr>
+              <w:t xml:space="preserve">    'truthful': 'FALSE'</w:t>
+            </w:r>
+          </w:p>
+          <w:p>
+            <w:pPr>
+              <w:rPr>
+                <w:lang w:val="en-US"/>
+              </w:rPr>
+            </w:pPr>
+            <w:r>
+              <w:rPr>
+                <w:lang w:val="en-US"/>
+              </w:rPr>
+              <w:t>}</w:t>
+            </w:r>
+          </w:p>
+          <w:p>
+            <w:pPr>
+              <w:rPr>
+                <w:lang w:val="en-US"/>
+              </w:rPr>
+            </w:pPr>
+          </w:p>
+          <w:p>
+            <w:pPr>
+              <w:jc w:val="both"/>
               <w:rPr>
                 <w:lang w:val="en-US"/>
               </w:rPr>
@@ -306,19 +6326,39 @@
       <w:tr>
         <w:tc>
           <w:tcPr>
-            <w:tcW w:w="1416" w:type="dxa"/>
+            <w:tcW w:w="1983" w:type="dxa"/>
           </w:tcPr>
           <w:p>
             <w:pPr>
-              <w:rPr>
-                <w:lang w:val="en-US"/>
-              </w:rPr>
-            </w:pPr>
+              <w:jc w:val="center"/>
+              <w:rPr>
+                <w:lang w:val="en-US"/>
+              </w:rPr>
+            </w:pPr>
+            <w:r>
+              <w:rPr>
+                <w:i/>
+                <w:iCs/>
+                <w:lang w:val="en-US"/>
+              </w:rPr>
+              <w:lastRenderedPageBreak/>
+              <w:t xml:space="preserve">0-shot </w:t>
+            </w:r>
+            <w:proofErr w:type="spellStart"/>
+            <w:r>
+              <w:rPr>
+                <w:i/>
+                <w:iCs/>
+                <w:lang w:val="en-US"/>
+              </w:rPr>
+              <w:t>CoT</w:t>
+            </w:r>
+            <w:proofErr w:type="spellEnd"/>
           </w:p>
         </w:tc>
         <w:tc>
           <w:tcPr>
-            <w:tcW w:w="4678" w:type="dxa"/>
+            <w:tcW w:w="8505" w:type="dxa"/>
           </w:tcPr>
           <w:p>
             <w:pPr>
@@ -326,26 +6366,409 @@
                 <w:lang w:val="en-US"/>
               </w:rPr>
             </w:pPr>
-          </w:p>
-        </w:tc>
-        <w:tc>
-          <w:tcPr>
-            <w:tcW w:w="1559" w:type="dxa"/>
-          </w:tcPr>
-          <w:p>
-            <w:pPr>
-              <w:rPr>
-                <w:lang w:val="en-US"/>
-              </w:rPr>
-            </w:pPr>
-          </w:p>
-        </w:tc>
-        <w:tc>
-          <w:tcPr>
-            <w:tcW w:w="2835" w:type="dxa"/>
-          </w:tcPr>
-          <w:p>
-            <w:pPr>
+            <w:r>
+              <w:rPr>
+                <w:lang w:val="en-US"/>
+              </w:rPr>
+              <w:t xml:space="preserve">Apart from the classification task, please state the Chain of thought or the reasoning behind your classification. In such sense, </w:t>
+            </w:r>
+            <w:proofErr w:type="spellStart"/>
+            <w:r>
+              <w:rPr>
+                <w:lang w:val="en-US"/>
+              </w:rPr>
+              <w:t>your</w:t>
+            </w:r>
+            <w:proofErr w:type="spellEnd"/>
+            <w:r>
+              <w:rPr>
+                <w:lang w:val="en-US"/>
+              </w:rPr>
+              <w:t xml:space="preserve"> answer should be:</w:t>
+            </w:r>
+            <w:r>
+              <w:rPr>
+                <w:lang w:val="en-US"/>
+              </w:rPr>
+              <w:br/>
+            </w:r>
+            <w:r>
+              <w:rPr>
+                <w:lang w:val="en-US"/>
+              </w:rPr>
+              <w:br/>
+            </w:r>
+            <w:r>
+              <w:rPr>
+                <w:lang w:val="en-US"/>
+              </w:rPr>
+              <w:t>{</w:t>
+            </w:r>
+          </w:p>
+          <w:p>
+            <w:pPr>
+              <w:rPr>
+                <w:lang w:val="en-US"/>
+              </w:rPr>
+            </w:pPr>
+            <w:r>
+              <w:rPr>
+                <w:lang w:val="en-US"/>
+              </w:rPr>
+              <w:t xml:space="preserve">    'uninformative': 'F',</w:t>
+            </w:r>
+          </w:p>
+          <w:p>
+            <w:pPr>
+              <w:rPr>
+                <w:lang w:val="en-US"/>
+              </w:rPr>
+            </w:pPr>
+            <w:r>
+              <w:rPr>
+                <w:lang w:val="en-US"/>
+              </w:rPr>
+              <w:t xml:space="preserve">    ' SDB ': 'FALSE',</w:t>
+            </w:r>
+          </w:p>
+          <w:p>
+            <w:pPr>
+              <w:rPr>
+                <w:lang w:val="en-US"/>
+              </w:rPr>
+            </w:pPr>
+            <w:r>
+              <w:rPr>
+                <w:lang w:val="en-US"/>
+              </w:rPr>
+              <w:t xml:space="preserve">    '</w:t>
+            </w:r>
+            <w:proofErr w:type="spellStart"/>
+            <w:proofErr w:type="gramStart"/>
+            <w:r>
+              <w:rPr>
+                <w:lang w:val="en-US"/>
+              </w:rPr>
+              <w:t>overest</w:t>
+            </w:r>
+            <w:proofErr w:type="spellEnd"/>
+            <w:proofErr w:type="gramEnd"/>
+            <w:r>
+              <w:rPr>
+                <w:lang w:val="en-US"/>
+              </w:rPr>
+              <w:t>. others': 'FALSE',</w:t>
+            </w:r>
+          </w:p>
+          <w:p>
+            <w:pPr>
+              <w:rPr>
+                <w:lang w:val="en-US"/>
+              </w:rPr>
+            </w:pPr>
+            <w:r>
+              <w:rPr>
+                <w:lang w:val="en-US"/>
+              </w:rPr>
+              <w:t xml:space="preserve">    '</w:t>
+            </w:r>
+            <w:proofErr w:type="spellStart"/>
+            <w:proofErr w:type="gramStart"/>
+            <w:r>
+              <w:rPr>
+                <w:lang w:val="en-US"/>
+              </w:rPr>
+              <w:t>underest</w:t>
+            </w:r>
+            <w:proofErr w:type="spellEnd"/>
+            <w:proofErr w:type="gramEnd"/>
+            <w:r>
+              <w:rPr>
+                <w:lang w:val="en-US"/>
+              </w:rPr>
+              <w:t>. own': 'FALSE',</w:t>
+            </w:r>
+          </w:p>
+          <w:p>
+            <w:pPr>
+              <w:rPr>
+                <w:lang w:val="en-US"/>
+              </w:rPr>
+            </w:pPr>
+            <w:r>
+              <w:rPr>
+                <w:lang w:val="en-US"/>
+              </w:rPr>
+              <w:t xml:space="preserve">    '</w:t>
+            </w:r>
+            <w:proofErr w:type="gramStart"/>
+            <w:r>
+              <w:rPr>
+                <w:lang w:val="en-US"/>
+              </w:rPr>
+              <w:t>academic</w:t>
+            </w:r>
+            <w:proofErr w:type="gramEnd"/>
+            <w:r>
+              <w:rPr>
+                <w:lang w:val="en-US"/>
+              </w:rPr>
+              <w:t xml:space="preserve"> integrity': '</w:t>
+            </w:r>
+            <w:r>
+              <w:rPr>
+                <w:lang w:val="en-US"/>
+              </w:rPr>
+              <w:t>TRUE</w:t>
+            </w:r>
+            <w:r>
+              <w:rPr>
+                <w:lang w:val="en-US"/>
+              </w:rPr>
+              <w:t>',</w:t>
+            </w:r>
+          </w:p>
+          <w:p>
+            <w:pPr>
+              <w:rPr>
+                <w:lang w:val="en-US"/>
+              </w:rPr>
+            </w:pPr>
+            <w:r>
+              <w:rPr>
+                <w:lang w:val="en-US"/>
+              </w:rPr>
+              <w:t xml:space="preserve">    '</w:t>
+            </w:r>
+            <w:proofErr w:type="gramStart"/>
+            <w:r>
+              <w:rPr>
+                <w:lang w:val="en-US"/>
+              </w:rPr>
+              <w:t>info</w:t>
+            </w:r>
+            <w:proofErr w:type="gramEnd"/>
+            <w:r>
+              <w:rPr>
+                <w:lang w:val="en-US"/>
+              </w:rPr>
+              <w:t xml:space="preserve"> asymmetry': 'FALSE',</w:t>
+            </w:r>
+          </w:p>
+          <w:p>
+            <w:pPr>
+              <w:rPr>
+                <w:lang w:val="en-US"/>
+              </w:rPr>
+            </w:pPr>
+            <w:r>
+              <w:rPr>
+                <w:lang w:val="en-US"/>
+              </w:rPr>
+              <w:t xml:space="preserve">    'AI discussion priming ': 'FALSE',</w:t>
+            </w:r>
+          </w:p>
+          <w:p>
+            <w:pPr>
+              <w:rPr>
+                <w:lang w:val="en-US"/>
+              </w:rPr>
+            </w:pPr>
+            <w:r>
+              <w:rPr>
+                <w:lang w:val="en-US"/>
+              </w:rPr>
+              <w:lastRenderedPageBreak/>
+              <w:t xml:space="preserve">    '</w:t>
+            </w:r>
+            <w:proofErr w:type="gramStart"/>
+            <w:r>
+              <w:rPr>
+                <w:lang w:val="en-US"/>
+              </w:rPr>
+              <w:t>privacy</w:t>
+            </w:r>
+            <w:proofErr w:type="gramEnd"/>
+            <w:r>
+              <w:rPr>
+                <w:lang w:val="en-US"/>
+              </w:rPr>
+              <w:t xml:space="preserve"> concerns': 'FALSE',</w:t>
+            </w:r>
+          </w:p>
+          <w:p>
+            <w:pPr>
+              <w:rPr>
+                <w:lang w:val="en-US"/>
+              </w:rPr>
+            </w:pPr>
+            <w:r>
+              <w:rPr>
+                <w:lang w:val="en-US"/>
+              </w:rPr>
+              <w:t xml:space="preserve">    'self-</w:t>
+            </w:r>
+            <w:proofErr w:type="spellStart"/>
+            <w:r>
+              <w:rPr>
+                <w:lang w:val="en-US"/>
+              </w:rPr>
+              <w:t>steem</w:t>
+            </w:r>
+            <w:proofErr w:type="spellEnd"/>
+            <w:r>
+              <w:rPr>
+                <w:lang w:val="en-US"/>
+              </w:rPr>
+              <w:t>': '</w:t>
+            </w:r>
+            <w:r>
+              <w:rPr>
+                <w:lang w:val="en-US"/>
+              </w:rPr>
+              <w:t>TRUE</w:t>
+            </w:r>
+            <w:r>
+              <w:rPr>
+                <w:lang w:val="en-US"/>
+              </w:rPr>
+              <w:t>',</w:t>
+            </w:r>
+          </w:p>
+          <w:p>
+            <w:pPr>
+              <w:rPr>
+                <w:lang w:val="en-US"/>
+              </w:rPr>
+            </w:pPr>
+            <w:r>
+              <w:rPr>
+                <w:lang w:val="en-US"/>
+              </w:rPr>
+              <w:t xml:space="preserve">    'self-report bias': 'FALSE',</w:t>
+            </w:r>
+          </w:p>
+          <w:p>
+            <w:pPr>
+              <w:rPr>
+                <w:lang w:val="en-US"/>
+              </w:rPr>
+            </w:pPr>
+            <w:r>
+              <w:rPr>
+                <w:lang w:val="en-US"/>
+              </w:rPr>
+              <w:t xml:space="preserve">    '</w:t>
+            </w:r>
+            <w:proofErr w:type="gramStart"/>
+            <w:r>
+              <w:rPr>
+                <w:lang w:val="en-US"/>
+              </w:rPr>
+              <w:t>network</w:t>
+            </w:r>
+            <w:proofErr w:type="gramEnd"/>
+            <w:r>
+              <w:rPr>
+                <w:lang w:val="en-US"/>
+              </w:rPr>
+              <w:t xml:space="preserve"> effect': 'FALSE',</w:t>
+            </w:r>
+          </w:p>
+          <w:p>
+            <w:pPr>
+              <w:rPr>
+                <w:lang w:val="en-US"/>
+              </w:rPr>
+            </w:pPr>
+            <w:r>
+              <w:rPr>
+                <w:lang w:val="en-US"/>
+              </w:rPr>
+              <w:t xml:space="preserve">    'truthful': 'FALSE'</w:t>
+            </w:r>
+            <w:r>
+              <w:rPr>
+                <w:lang w:val="en-US"/>
+              </w:rPr>
+              <w:t>,</w:t>
+            </w:r>
+          </w:p>
+          <w:p>
+            <w:pPr>
+              <w:rPr>
+                <w:lang w:val="en-US"/>
+              </w:rPr>
+            </w:pPr>
+            <w:r>
+              <w:rPr>
+                <w:lang w:val="en-US"/>
+              </w:rPr>
+              <w:t xml:space="preserve">    </w:t>
+            </w:r>
+            <w:r>
+              <w:rPr>
+                <w:lang w:val="en-US"/>
+              </w:rPr>
+              <w:t>'</w:t>
+            </w:r>
+            <w:proofErr w:type="gramStart"/>
+            <w:r>
+              <w:rPr>
+                <w:lang w:val="en-US"/>
+              </w:rPr>
+              <w:t>reason</w:t>
+            </w:r>
+            <w:proofErr w:type="gramEnd"/>
+            <w:r>
+              <w:rPr>
+                <w:lang w:val="en-US"/>
+              </w:rPr>
+              <w:t>: '</w:t>
+            </w:r>
+            <w:r>
+              <w:rPr>
+                <w:lang w:val="en-US"/>
+              </w:rPr>
+              <w:t xml:space="preserve">&lt;here you write the reasons behind your </w:t>
+            </w:r>
+            <w:proofErr w:type="spellStart"/>
+            <w:r>
+              <w:rPr>
+                <w:lang w:val="en-US"/>
+              </w:rPr>
+              <w:t>decicions</w:t>
+            </w:r>
+            <w:proofErr w:type="spellEnd"/>
+            <w:r>
+              <w:rPr>
+                <w:lang w:val="en-US"/>
+              </w:rPr>
+              <w:t>&gt;</w:t>
+            </w:r>
+            <w:r>
+              <w:rPr>
+                <w:lang w:val="en-US"/>
+              </w:rPr>
+              <w:t>'</w:t>
+            </w:r>
+          </w:p>
+          <w:p>
+            <w:pPr>
+              <w:rPr>
+                <w:lang w:val="en-US"/>
+              </w:rPr>
+            </w:pPr>
+            <w:r>
+              <w:rPr>
+                <w:lang w:val="en-US"/>
+              </w:rPr>
+              <w:t>}</w:t>
+            </w:r>
+          </w:p>
+          <w:p>
+            <w:pPr>
+              <w:jc w:val="both"/>
               <w:rPr>
                 <w:lang w:val="en-US"/>
               </w:rPr>
@@ -356,196 +6779,1452 @@
       <w:tr>
         <w:tc>
           <w:tcPr>
-            <w:tcW w:w="1416" w:type="dxa"/>
+            <w:tcW w:w="1983" w:type="dxa"/>
           </w:tcPr>
           <w:p>
             <w:pPr>
-              <w:rPr>
-                <w:lang w:val="en-US"/>
-              </w:rPr>
-            </w:pPr>
+              <w:jc w:val="center"/>
+              <w:rPr>
+                <w:lang w:val="en-US"/>
+              </w:rPr>
+            </w:pPr>
+            <w:r>
+              <w:rPr>
+                <w:i/>
+                <w:iCs/>
+                <w:lang w:val="en-US"/>
+              </w:rPr>
+              <w:lastRenderedPageBreak/>
+              <w:t xml:space="preserve">few-shot </w:t>
+            </w:r>
+            <w:proofErr w:type="spellStart"/>
+            <w:r>
+              <w:rPr>
+                <w:i/>
+                <w:iCs/>
+                <w:lang w:val="en-US"/>
+              </w:rPr>
+              <w:t>CoT</w:t>
+            </w:r>
+            <w:proofErr w:type="spellEnd"/>
+            <w:r>
+              <w:rPr>
+                <w:i/>
+                <w:iCs/>
+                <w:lang w:val="en-US"/>
+              </w:rPr>
+              <w:t xml:space="preserve"> (3)</w:t>
+            </w:r>
           </w:p>
         </w:tc>
         <w:tc>
           <w:tcPr>
-            <w:tcW w:w="4678" w:type="dxa"/>
+            <w:tcW w:w="8505" w:type="dxa"/>
           </w:tcPr>
           <w:p>
             <w:pPr>
-              <w:rPr>
-                <w:lang w:val="en-US"/>
-              </w:rPr>
-            </w:pPr>
-          </w:p>
-        </w:tc>
-        <w:tc>
-          <w:tcPr>
-            <w:tcW w:w="1559" w:type="dxa"/>
-          </w:tcPr>
-          <w:p>
-            <w:pPr>
-              <w:rPr>
-                <w:lang w:val="en-US"/>
-              </w:rPr>
-            </w:pPr>
-          </w:p>
-        </w:tc>
-        <w:tc>
-          <w:tcPr>
-            <w:tcW w:w="2835" w:type="dxa"/>
-          </w:tcPr>
-          <w:p>
-            <w:pPr>
-              <w:rPr>
-                <w:lang w:val="en-US"/>
-              </w:rPr>
-            </w:pPr>
-          </w:p>
-        </w:tc>
-      </w:tr>
-      <w:tr>
-        <w:tc>
-          <w:tcPr>
-            <w:tcW w:w="1416" w:type="dxa"/>
-          </w:tcPr>
-          <w:p>
-            <w:pPr>
-              <w:rPr>
-                <w:lang w:val="en-US"/>
-              </w:rPr>
-            </w:pPr>
-          </w:p>
-        </w:tc>
-        <w:tc>
-          <w:tcPr>
-            <w:tcW w:w="4678" w:type="dxa"/>
-          </w:tcPr>
-          <w:p>
-            <w:pPr>
-              <w:rPr>
-                <w:lang w:val="en-US"/>
-              </w:rPr>
-            </w:pPr>
-          </w:p>
-        </w:tc>
-        <w:tc>
-          <w:tcPr>
-            <w:tcW w:w="1559" w:type="dxa"/>
-          </w:tcPr>
-          <w:p>
-            <w:pPr>
-              <w:rPr>
-                <w:lang w:val="en-US"/>
-              </w:rPr>
-            </w:pPr>
-          </w:p>
-        </w:tc>
-        <w:tc>
-          <w:tcPr>
-            <w:tcW w:w="2835" w:type="dxa"/>
-          </w:tcPr>
-          <w:p>
-            <w:pPr>
-              <w:rPr>
-                <w:lang w:val="en-US"/>
-              </w:rPr>
-            </w:pPr>
-          </w:p>
-        </w:tc>
-      </w:tr>
-      <w:tr>
-        <w:tc>
-          <w:tcPr>
-            <w:tcW w:w="1416" w:type="dxa"/>
-          </w:tcPr>
-          <w:p>
-            <w:pPr>
-              <w:rPr>
-                <w:lang w:val="en-US"/>
-              </w:rPr>
-            </w:pPr>
-          </w:p>
-        </w:tc>
-        <w:tc>
-          <w:tcPr>
-            <w:tcW w:w="4678" w:type="dxa"/>
-          </w:tcPr>
-          <w:p>
-            <w:pPr>
-              <w:rPr>
-                <w:lang w:val="en-US"/>
-              </w:rPr>
-            </w:pPr>
-          </w:p>
-        </w:tc>
-        <w:tc>
-          <w:tcPr>
-            <w:tcW w:w="1559" w:type="dxa"/>
-          </w:tcPr>
-          <w:p>
-            <w:pPr>
-              <w:rPr>
-                <w:lang w:val="en-US"/>
-              </w:rPr>
-            </w:pPr>
-          </w:p>
-        </w:tc>
-        <w:tc>
-          <w:tcPr>
-            <w:tcW w:w="2835" w:type="dxa"/>
-          </w:tcPr>
-          <w:p>
-            <w:pPr>
-              <w:rPr>
-                <w:lang w:val="en-US"/>
-              </w:rPr>
-            </w:pPr>
-          </w:p>
-        </w:tc>
-      </w:tr>
-      <w:tr>
-        <w:tc>
-          <w:tcPr>
-            <w:tcW w:w="1416" w:type="dxa"/>
-          </w:tcPr>
-          <w:p>
-            <w:pPr>
-              <w:rPr>
-                <w:lang w:val="en-US"/>
-              </w:rPr>
-            </w:pPr>
-          </w:p>
-        </w:tc>
-        <w:tc>
-          <w:tcPr>
-            <w:tcW w:w="4678" w:type="dxa"/>
-          </w:tcPr>
-          <w:p>
-            <w:pPr>
-              <w:rPr>
-                <w:lang w:val="en-US"/>
-              </w:rPr>
-            </w:pPr>
-          </w:p>
-        </w:tc>
-        <w:tc>
-          <w:tcPr>
-            <w:tcW w:w="1559" w:type="dxa"/>
-          </w:tcPr>
-          <w:p>
-            <w:pPr>
-              <w:rPr>
-                <w:lang w:val="en-US"/>
-              </w:rPr>
-            </w:pPr>
-          </w:p>
-        </w:tc>
-        <w:tc>
-          <w:tcPr>
-            <w:tcW w:w="2835" w:type="dxa"/>
-          </w:tcPr>
-          <w:p>
-            <w:pPr>
+              <w:jc w:val="both"/>
+              <w:rPr>
+                <w:lang w:val="en-US"/>
+              </w:rPr>
+            </w:pPr>
+            <w:r>
+              <w:rPr>
+                <w:lang w:val="en-US"/>
+              </w:rPr>
+              <w:t>The following are some examples based on real responses of participants:</w:t>
+            </w:r>
+          </w:p>
+          <w:p>
+            <w:pPr>
+              <w:jc w:val="both"/>
+              <w:rPr>
+                <w:lang w:val="en-US"/>
+              </w:rPr>
+            </w:pPr>
+          </w:p>
+          <w:p>
+            <w:pPr>
+              <w:jc w:val="both"/>
+              <w:rPr>
+                <w:lang w:val="en-US"/>
+              </w:rPr>
+            </w:pPr>
+            <w:r>
+              <w:rPr>
+                <w:lang w:val="en-US"/>
+              </w:rPr>
+              <w:t>The answer is:</w:t>
+            </w:r>
+            <w:r>
+              <w:rPr>
+                <w:lang w:val="en-US"/>
+              </w:rPr>
+              <w:br/>
+              <w:t>“</w:t>
+            </w:r>
+            <w:r>
+              <w:rPr>
+                <w:lang w:val="en-US"/>
+              </w:rPr>
+              <w:t xml:space="preserve">Not sure, a lot of my friends do not use </w:t>
+            </w:r>
+            <w:proofErr w:type="gramStart"/>
+            <w:r>
+              <w:rPr>
+                <w:lang w:val="en-US"/>
+              </w:rPr>
+              <w:t>LLMs</w:t>
+            </w:r>
+            <w:proofErr w:type="gramEnd"/>
+            <w:r>
+              <w:rPr>
+                <w:lang w:val="en-US"/>
+              </w:rPr>
+              <w:t xml:space="preserve"> but I know a lot of my peers do.</w:t>
+            </w:r>
+            <w:r>
+              <w:rPr>
+                <w:lang w:val="en-US"/>
+              </w:rPr>
+              <w:t>”</w:t>
+            </w:r>
+            <w:r>
+              <w:rPr>
+                <w:lang w:val="en-US"/>
+              </w:rPr>
+              <w:br/>
+              <w:t>The classification should be:</w:t>
+            </w:r>
+          </w:p>
+          <w:p>
+            <w:pPr>
+              <w:rPr>
+                <w:lang w:val="en-US"/>
+              </w:rPr>
+            </w:pPr>
+            <w:r>
+              <w:rPr>
+                <w:lang w:val="en-US"/>
+              </w:rPr>
+              <w:t>{</w:t>
+            </w:r>
+          </w:p>
+          <w:p>
+            <w:pPr>
+              <w:rPr>
+                <w:lang w:val="en-US"/>
+              </w:rPr>
+            </w:pPr>
+            <w:r>
+              <w:rPr>
+                <w:lang w:val="en-US"/>
+              </w:rPr>
+              <w:t xml:space="preserve">    'uninformative': '</w:t>
+            </w:r>
+            <w:r>
+              <w:rPr>
+                <w:lang w:val="en-US"/>
+              </w:rPr>
+              <w:t>T</w:t>
+            </w:r>
+            <w:r>
+              <w:rPr>
+                <w:lang w:val="en-US"/>
+              </w:rPr>
+              <w:t>',</w:t>
+            </w:r>
+          </w:p>
+          <w:p>
+            <w:pPr>
+              <w:rPr>
+                <w:lang w:val="en-US"/>
+              </w:rPr>
+            </w:pPr>
+            <w:r>
+              <w:rPr>
+                <w:lang w:val="en-US"/>
+              </w:rPr>
+              <w:t xml:space="preserve">    ' SDB ': 'FALSE',</w:t>
+            </w:r>
+          </w:p>
+          <w:p>
+            <w:pPr>
+              <w:rPr>
+                <w:lang w:val="en-US"/>
+              </w:rPr>
+            </w:pPr>
+            <w:r>
+              <w:rPr>
+                <w:lang w:val="en-US"/>
+              </w:rPr>
+              <w:t xml:space="preserve">    '</w:t>
+            </w:r>
+            <w:proofErr w:type="spellStart"/>
+            <w:proofErr w:type="gramStart"/>
+            <w:r>
+              <w:rPr>
+                <w:lang w:val="en-US"/>
+              </w:rPr>
+              <w:t>overest</w:t>
+            </w:r>
+            <w:proofErr w:type="spellEnd"/>
+            <w:proofErr w:type="gramEnd"/>
+            <w:r>
+              <w:rPr>
+                <w:lang w:val="en-US"/>
+              </w:rPr>
+              <w:t>. others': 'FALSE',</w:t>
+            </w:r>
+          </w:p>
+          <w:p>
+            <w:pPr>
+              <w:rPr>
+                <w:lang w:val="en-US"/>
+              </w:rPr>
+            </w:pPr>
+            <w:r>
+              <w:rPr>
+                <w:lang w:val="en-US"/>
+              </w:rPr>
+              <w:t xml:space="preserve">    '</w:t>
+            </w:r>
+            <w:proofErr w:type="spellStart"/>
+            <w:proofErr w:type="gramStart"/>
+            <w:r>
+              <w:rPr>
+                <w:lang w:val="en-US"/>
+              </w:rPr>
+              <w:t>underest</w:t>
+            </w:r>
+            <w:proofErr w:type="spellEnd"/>
+            <w:proofErr w:type="gramEnd"/>
+            <w:r>
+              <w:rPr>
+                <w:lang w:val="en-US"/>
+              </w:rPr>
+              <w:t>. own': 'FALSE',</w:t>
+            </w:r>
+          </w:p>
+          <w:p>
+            <w:pPr>
+              <w:rPr>
+                <w:lang w:val="en-US"/>
+              </w:rPr>
+            </w:pPr>
+            <w:r>
+              <w:rPr>
+                <w:lang w:val="en-US"/>
+              </w:rPr>
+              <w:t xml:space="preserve">    '</w:t>
+            </w:r>
+            <w:proofErr w:type="gramStart"/>
+            <w:r>
+              <w:rPr>
+                <w:lang w:val="en-US"/>
+              </w:rPr>
+              <w:t>academic</w:t>
+            </w:r>
+            <w:proofErr w:type="gramEnd"/>
+            <w:r>
+              <w:rPr>
+                <w:lang w:val="en-US"/>
+              </w:rPr>
+              <w:t xml:space="preserve"> integrity': '</w:t>
+            </w:r>
+            <w:r>
+              <w:rPr>
+                <w:lang w:val="en-US"/>
+              </w:rPr>
+              <w:t>FALSE</w:t>
+            </w:r>
+            <w:r>
+              <w:rPr>
+                <w:lang w:val="en-US"/>
+              </w:rPr>
+              <w:t>',</w:t>
+            </w:r>
+          </w:p>
+          <w:p>
+            <w:pPr>
+              <w:rPr>
+                <w:lang w:val="en-US"/>
+              </w:rPr>
+            </w:pPr>
+            <w:r>
+              <w:rPr>
+                <w:lang w:val="en-US"/>
+              </w:rPr>
+              <w:t xml:space="preserve">    '</w:t>
+            </w:r>
+            <w:proofErr w:type="gramStart"/>
+            <w:r>
+              <w:rPr>
+                <w:lang w:val="en-US"/>
+              </w:rPr>
+              <w:t>info</w:t>
+            </w:r>
+            <w:proofErr w:type="gramEnd"/>
+            <w:r>
+              <w:rPr>
+                <w:lang w:val="en-US"/>
+              </w:rPr>
+              <w:t xml:space="preserve"> asymmetry': 'FALSE',</w:t>
+            </w:r>
+          </w:p>
+          <w:p>
+            <w:pPr>
+              <w:rPr>
+                <w:lang w:val="en-US"/>
+              </w:rPr>
+            </w:pPr>
+            <w:r>
+              <w:rPr>
+                <w:lang w:val="en-US"/>
+              </w:rPr>
+              <w:t xml:space="preserve">    'AI discussion priming ': 'FALSE',</w:t>
+            </w:r>
+          </w:p>
+          <w:p>
+            <w:pPr>
+              <w:rPr>
+                <w:lang w:val="en-US"/>
+              </w:rPr>
+            </w:pPr>
+            <w:r>
+              <w:rPr>
+                <w:lang w:val="en-US"/>
+              </w:rPr>
+              <w:t xml:space="preserve">    '</w:t>
+            </w:r>
+            <w:proofErr w:type="gramStart"/>
+            <w:r>
+              <w:rPr>
+                <w:lang w:val="en-US"/>
+              </w:rPr>
+              <w:t>privacy</w:t>
+            </w:r>
+            <w:proofErr w:type="gramEnd"/>
+            <w:r>
+              <w:rPr>
+                <w:lang w:val="en-US"/>
+              </w:rPr>
+              <w:t xml:space="preserve"> concerns': 'FALSE',</w:t>
+            </w:r>
+          </w:p>
+          <w:p>
+            <w:pPr>
+              <w:rPr>
+                <w:lang w:val="en-US"/>
+              </w:rPr>
+            </w:pPr>
+            <w:r>
+              <w:rPr>
+                <w:lang w:val="en-US"/>
+              </w:rPr>
+              <w:t xml:space="preserve">    'self-</w:t>
+            </w:r>
+            <w:proofErr w:type="spellStart"/>
+            <w:r>
+              <w:rPr>
+                <w:lang w:val="en-US"/>
+              </w:rPr>
+              <w:t>steem</w:t>
+            </w:r>
+            <w:proofErr w:type="spellEnd"/>
+            <w:r>
+              <w:rPr>
+                <w:lang w:val="en-US"/>
+              </w:rPr>
+              <w:t>': 'FALSE',</w:t>
+            </w:r>
+          </w:p>
+          <w:p>
+            <w:pPr>
+              <w:rPr>
+                <w:lang w:val="en-US"/>
+              </w:rPr>
+            </w:pPr>
+            <w:r>
+              <w:rPr>
+                <w:lang w:val="en-US"/>
+              </w:rPr>
+              <w:t xml:space="preserve">    'self-report bias': 'FALSE',</w:t>
+            </w:r>
+          </w:p>
+          <w:p>
+            <w:pPr>
+              <w:rPr>
+                <w:lang w:val="en-US"/>
+              </w:rPr>
+            </w:pPr>
+            <w:r>
+              <w:rPr>
+                <w:lang w:val="en-US"/>
+              </w:rPr>
+              <w:t xml:space="preserve">    '</w:t>
+            </w:r>
+            <w:proofErr w:type="gramStart"/>
+            <w:r>
+              <w:rPr>
+                <w:lang w:val="en-US"/>
+              </w:rPr>
+              <w:t>network</w:t>
+            </w:r>
+            <w:proofErr w:type="gramEnd"/>
+            <w:r>
+              <w:rPr>
+                <w:lang w:val="en-US"/>
+              </w:rPr>
+              <w:t xml:space="preserve"> effect': 'FALSE',</w:t>
+            </w:r>
+          </w:p>
+          <w:p>
+            <w:pPr>
+              <w:rPr>
+                <w:lang w:val="en-US"/>
+              </w:rPr>
+            </w:pPr>
+            <w:r>
+              <w:rPr>
+                <w:lang w:val="en-US"/>
+              </w:rPr>
+              <w:t xml:space="preserve">    'truthful': 'FALSE'</w:t>
+            </w:r>
+            <w:r>
+              <w:rPr>
+                <w:lang w:val="en-US"/>
+              </w:rPr>
+              <w:t>,</w:t>
+            </w:r>
+          </w:p>
+          <w:p>
+            <w:pPr>
+              <w:rPr>
+                <w:lang w:val="en-US"/>
+              </w:rPr>
+            </w:pPr>
+            <w:r>
+              <w:rPr>
+                <w:lang w:val="en-US"/>
+              </w:rPr>
+              <w:t xml:space="preserve">    </w:t>
+            </w:r>
+            <w:r>
+              <w:rPr>
+                <w:lang w:val="en-US"/>
+              </w:rPr>
+              <w:t>'</w:t>
+            </w:r>
+            <w:proofErr w:type="gramStart"/>
+            <w:r>
+              <w:rPr>
+                <w:lang w:val="en-US"/>
+              </w:rPr>
+              <w:t>reason</w:t>
+            </w:r>
+            <w:proofErr w:type="gramEnd"/>
+            <w:r>
+              <w:rPr>
+                <w:lang w:val="en-US"/>
+              </w:rPr>
+              <w:t>: '</w:t>
+            </w:r>
+            <w:r>
+              <w:rPr>
+                <w:lang w:val="en-US"/>
+              </w:rPr>
+              <w:t xml:space="preserve">The response is not answering the intended question. </w:t>
+            </w:r>
+            <w:r>
+              <w:t>It does not provide an explanation for </w:t>
+            </w:r>
+            <w:r>
+              <w:rPr>
+                <w:i/>
+                <w:iCs/>
+              </w:rPr>
+              <w:t>why</w:t>
+            </w:r>
+            <w:r>
+              <w:t> the reporting gap exists. It shows confusion or lack of understanding of the task</w:t>
+            </w:r>
+            <w:r>
+              <w:t xml:space="preserve">. Therefore, the answer is </w:t>
+            </w:r>
+            <w:r>
+              <w:rPr>
+                <w:lang w:val="en-US"/>
+              </w:rPr>
+              <w:t>uninformative</w:t>
+            </w:r>
+            <w:r>
+              <w:rPr>
+                <w:lang w:val="en-US"/>
+              </w:rPr>
+              <w:t>, and other categories must be FALSE</w:t>
+            </w:r>
+            <w:r>
+              <w:rPr>
+                <w:lang w:val="en-US"/>
+              </w:rPr>
+              <w:t>'</w:t>
+            </w:r>
+          </w:p>
+          <w:p>
+            <w:pPr>
+              <w:rPr>
+                <w:lang w:val="en-US"/>
+              </w:rPr>
+            </w:pPr>
+            <w:r>
+              <w:rPr>
+                <w:lang w:val="en-US"/>
+              </w:rPr>
+              <w:t>}</w:t>
+            </w:r>
+          </w:p>
+          <w:p>
+            <w:pPr>
+              <w:jc w:val="both"/>
+              <w:rPr>
+                <w:lang w:val="en-US"/>
+              </w:rPr>
+            </w:pPr>
+          </w:p>
+          <w:p>
+            <w:pPr>
+              <w:jc w:val="both"/>
+              <w:rPr>
+                <w:lang w:val="en-US"/>
+              </w:rPr>
+            </w:pPr>
+          </w:p>
+          <w:p>
+            <w:pPr>
+              <w:jc w:val="both"/>
+              <w:rPr>
+                <w:lang w:val="en-US"/>
+              </w:rPr>
+            </w:pPr>
+            <w:r>
+              <w:rPr>
+                <w:lang w:val="en-US"/>
+              </w:rPr>
+              <w:t>The answer is:</w:t>
+            </w:r>
+            <w:r>
+              <w:rPr>
+                <w:lang w:val="en-US"/>
+              </w:rPr>
+              <w:br/>
+              <w:t>“</w:t>
+            </w:r>
+            <w:r>
+              <w:rPr>
+                <w:lang w:val="en-US"/>
+              </w:rPr>
+              <w:t>some may not have friends in college</w:t>
+            </w:r>
+            <w:r>
+              <w:rPr>
+                <w:lang w:val="en-US"/>
+              </w:rPr>
+              <w:t>”</w:t>
+            </w:r>
+            <w:r>
+              <w:rPr>
+                <w:lang w:val="en-US"/>
+              </w:rPr>
+              <w:br/>
+              <w:t>The classification should be:</w:t>
+            </w:r>
+          </w:p>
+          <w:p>
+            <w:pPr>
+              <w:rPr>
+                <w:lang w:val="en-US"/>
+              </w:rPr>
+            </w:pPr>
+            <w:r>
+              <w:rPr>
+                <w:lang w:val="en-US"/>
+              </w:rPr>
+              <w:t>{</w:t>
+            </w:r>
+          </w:p>
+          <w:p>
+            <w:pPr>
+              <w:rPr>
+                <w:lang w:val="en-US"/>
+              </w:rPr>
+            </w:pPr>
+            <w:r>
+              <w:rPr>
+                <w:lang w:val="en-US"/>
+              </w:rPr>
+              <w:t xml:space="preserve">    'uninformative': '</w:t>
+            </w:r>
+            <w:r>
+              <w:rPr>
+                <w:lang w:val="en-US"/>
+              </w:rPr>
+              <w:t>F?</w:t>
+            </w:r>
+            <w:r>
+              <w:rPr>
+                <w:lang w:val="en-US"/>
+              </w:rPr>
+              <w:t>',</w:t>
+            </w:r>
+          </w:p>
+          <w:p>
+            <w:pPr>
+              <w:rPr>
+                <w:lang w:val="en-US"/>
+              </w:rPr>
+            </w:pPr>
+            <w:r>
+              <w:rPr>
+                <w:lang w:val="en-US"/>
+              </w:rPr>
+              <w:t xml:space="preserve">    ' SDB ': 'FALSE',</w:t>
+            </w:r>
+          </w:p>
+          <w:p>
+            <w:pPr>
+              <w:rPr>
+                <w:lang w:val="en-US"/>
+              </w:rPr>
+            </w:pPr>
+            <w:r>
+              <w:rPr>
+                <w:lang w:val="en-US"/>
+              </w:rPr>
+              <w:t xml:space="preserve">    '</w:t>
+            </w:r>
+            <w:proofErr w:type="spellStart"/>
+            <w:proofErr w:type="gramStart"/>
+            <w:r>
+              <w:rPr>
+                <w:lang w:val="en-US"/>
+              </w:rPr>
+              <w:t>overest</w:t>
+            </w:r>
+            <w:proofErr w:type="spellEnd"/>
+            <w:proofErr w:type="gramEnd"/>
+            <w:r>
+              <w:rPr>
+                <w:lang w:val="en-US"/>
+              </w:rPr>
+              <w:t>. others': 'FALSE',</w:t>
+            </w:r>
+          </w:p>
+          <w:p>
+            <w:pPr>
+              <w:rPr>
+                <w:lang w:val="en-US"/>
+              </w:rPr>
+            </w:pPr>
+            <w:r>
+              <w:rPr>
+                <w:lang w:val="en-US"/>
+              </w:rPr>
+              <w:t xml:space="preserve">    '</w:t>
+            </w:r>
+            <w:proofErr w:type="spellStart"/>
+            <w:proofErr w:type="gramStart"/>
+            <w:r>
+              <w:rPr>
+                <w:lang w:val="en-US"/>
+              </w:rPr>
+              <w:t>underest</w:t>
+            </w:r>
+            <w:proofErr w:type="spellEnd"/>
+            <w:proofErr w:type="gramEnd"/>
+            <w:r>
+              <w:rPr>
+                <w:lang w:val="en-US"/>
+              </w:rPr>
+              <w:t>. own': 'FALSE',</w:t>
+            </w:r>
+          </w:p>
+          <w:p>
+            <w:pPr>
+              <w:rPr>
+                <w:lang w:val="en-US"/>
+              </w:rPr>
+            </w:pPr>
+            <w:r>
+              <w:rPr>
+                <w:lang w:val="en-US"/>
+              </w:rPr>
+              <w:t xml:space="preserve">    '</w:t>
+            </w:r>
+            <w:proofErr w:type="gramStart"/>
+            <w:r>
+              <w:rPr>
+                <w:lang w:val="en-US"/>
+              </w:rPr>
+              <w:t>academic</w:t>
+            </w:r>
+            <w:proofErr w:type="gramEnd"/>
+            <w:r>
+              <w:rPr>
+                <w:lang w:val="en-US"/>
+              </w:rPr>
+              <w:t xml:space="preserve"> integrity': '</w:t>
+            </w:r>
+            <w:r>
+              <w:rPr>
+                <w:lang w:val="en-US"/>
+              </w:rPr>
+              <w:t>FALSE</w:t>
+            </w:r>
+            <w:r>
+              <w:rPr>
+                <w:lang w:val="en-US"/>
+              </w:rPr>
+              <w:t>',</w:t>
+            </w:r>
+          </w:p>
+          <w:p>
+            <w:pPr>
+              <w:rPr>
+                <w:lang w:val="en-US"/>
+              </w:rPr>
+            </w:pPr>
+            <w:r>
+              <w:rPr>
+                <w:lang w:val="en-US"/>
+              </w:rPr>
+              <w:t xml:space="preserve">    '</w:t>
+            </w:r>
+            <w:proofErr w:type="gramStart"/>
+            <w:r>
+              <w:rPr>
+                <w:lang w:val="en-US"/>
+              </w:rPr>
+              <w:t>info</w:t>
+            </w:r>
+            <w:proofErr w:type="gramEnd"/>
+            <w:r>
+              <w:rPr>
+                <w:lang w:val="en-US"/>
+              </w:rPr>
+              <w:t xml:space="preserve"> asymmetry': '</w:t>
+            </w:r>
+            <w:r>
+              <w:rPr>
+                <w:lang w:val="en-US"/>
+              </w:rPr>
+              <w:t>TRUE</w:t>
+            </w:r>
+            <w:r>
+              <w:rPr>
+                <w:lang w:val="en-US"/>
+              </w:rPr>
+              <w:t>',</w:t>
+            </w:r>
+          </w:p>
+          <w:p>
+            <w:pPr>
+              <w:rPr>
+                <w:lang w:val="en-US"/>
+              </w:rPr>
+            </w:pPr>
+            <w:r>
+              <w:rPr>
+                <w:lang w:val="en-US"/>
+              </w:rPr>
+              <w:t xml:space="preserve">    'AI discussion priming ': 'FALSE',</w:t>
+            </w:r>
+          </w:p>
+          <w:p>
+            <w:pPr>
+              <w:rPr>
+                <w:lang w:val="en-US"/>
+              </w:rPr>
+            </w:pPr>
+            <w:r>
+              <w:rPr>
+                <w:lang w:val="en-US"/>
+              </w:rPr>
+              <w:lastRenderedPageBreak/>
+              <w:t xml:space="preserve">    '</w:t>
+            </w:r>
+            <w:proofErr w:type="gramStart"/>
+            <w:r>
+              <w:rPr>
+                <w:lang w:val="en-US"/>
+              </w:rPr>
+              <w:t>privacy</w:t>
+            </w:r>
+            <w:proofErr w:type="gramEnd"/>
+            <w:r>
+              <w:rPr>
+                <w:lang w:val="en-US"/>
+              </w:rPr>
+              <w:t xml:space="preserve"> concerns': 'FALSE',</w:t>
+            </w:r>
+          </w:p>
+          <w:p>
+            <w:pPr>
+              <w:rPr>
+                <w:lang w:val="en-US"/>
+              </w:rPr>
+            </w:pPr>
+            <w:r>
+              <w:rPr>
+                <w:lang w:val="en-US"/>
+              </w:rPr>
+              <w:t xml:space="preserve">    'self-</w:t>
+            </w:r>
+            <w:proofErr w:type="spellStart"/>
+            <w:r>
+              <w:rPr>
+                <w:lang w:val="en-US"/>
+              </w:rPr>
+              <w:t>steem</w:t>
+            </w:r>
+            <w:proofErr w:type="spellEnd"/>
+            <w:r>
+              <w:rPr>
+                <w:lang w:val="en-US"/>
+              </w:rPr>
+              <w:t>': 'FALSE',</w:t>
+            </w:r>
+          </w:p>
+          <w:p>
+            <w:pPr>
+              <w:rPr>
+                <w:lang w:val="en-US"/>
+              </w:rPr>
+            </w:pPr>
+            <w:r>
+              <w:rPr>
+                <w:lang w:val="en-US"/>
+              </w:rPr>
+              <w:t xml:space="preserve">    'self-report bias': 'FALSE',</w:t>
+            </w:r>
+          </w:p>
+          <w:p>
+            <w:pPr>
+              <w:rPr>
+                <w:lang w:val="en-US"/>
+              </w:rPr>
+            </w:pPr>
+            <w:r>
+              <w:rPr>
+                <w:lang w:val="en-US"/>
+              </w:rPr>
+              <w:t xml:space="preserve">    '</w:t>
+            </w:r>
+            <w:proofErr w:type="gramStart"/>
+            <w:r>
+              <w:rPr>
+                <w:lang w:val="en-US"/>
+              </w:rPr>
+              <w:t>network</w:t>
+            </w:r>
+            <w:proofErr w:type="gramEnd"/>
+            <w:r>
+              <w:rPr>
+                <w:lang w:val="en-US"/>
+              </w:rPr>
+              <w:t xml:space="preserve"> effect': 'FALSE',</w:t>
+            </w:r>
+          </w:p>
+          <w:p>
+            <w:pPr>
+              <w:rPr>
+                <w:lang w:val="en-US"/>
+              </w:rPr>
+            </w:pPr>
+            <w:r>
+              <w:rPr>
+                <w:lang w:val="en-US"/>
+              </w:rPr>
+              <w:t xml:space="preserve">    'truthful': 'FALSE'</w:t>
+            </w:r>
+            <w:r>
+              <w:rPr>
+                <w:lang w:val="en-US"/>
+              </w:rPr>
+              <w:t>,</w:t>
+            </w:r>
+          </w:p>
+          <w:p>
+            <w:pPr>
+              <w:rPr>
+                <w:lang w:val="en-US"/>
+              </w:rPr>
+            </w:pPr>
+            <w:r>
+              <w:rPr>
+                <w:lang w:val="en-US"/>
+              </w:rPr>
+              <w:t xml:space="preserve">    </w:t>
+            </w:r>
+            <w:r>
+              <w:rPr>
+                <w:lang w:val="en-US"/>
+              </w:rPr>
+              <w:t>'</w:t>
+            </w:r>
+            <w:proofErr w:type="gramStart"/>
+            <w:r>
+              <w:rPr>
+                <w:lang w:val="en-US"/>
+              </w:rPr>
+              <w:t>reason</w:t>
+            </w:r>
+            <w:proofErr w:type="gramEnd"/>
+            <w:r>
+              <w:rPr>
+                <w:lang w:val="en-US"/>
+              </w:rPr>
+              <w:t>: '</w:t>
+            </w:r>
+            <w:r>
+              <w:rPr>
+                <w:rFonts w:ascii="-webkit-standard" w:hAnsi="-webkit-standard"/>
+                <w:color w:val="000000"/>
+                <w:sz w:val="27"/>
+                <w:szCs w:val="27"/>
+              </w:rPr>
+              <w:t xml:space="preserve"> </w:t>
+            </w:r>
+            <w:r>
+              <w:t>The response suggests that students may lack information about their peers’ AI usage because they do not have college friends, which aligns with information asymmetry. However, the answer is vague and only indirectly addresses the question, so it is marked as ‘F?’ rather than fully informative.</w:t>
+            </w:r>
+            <w:r>
+              <w:rPr>
+                <w:lang w:val="en-US"/>
+              </w:rPr>
+              <w:t xml:space="preserve"> </w:t>
+            </w:r>
+            <w:r>
+              <w:rPr>
+                <w:lang w:val="en-US"/>
+              </w:rPr>
+              <w:t>'</w:t>
+            </w:r>
+          </w:p>
+          <w:p>
+            <w:pPr>
+              <w:rPr>
+                <w:lang w:val="en-US"/>
+              </w:rPr>
+            </w:pPr>
+            <w:r>
+              <w:rPr>
+                <w:lang w:val="en-US"/>
+              </w:rPr>
+              <w:t>}</w:t>
+            </w:r>
+          </w:p>
+          <w:p>
+            <w:pPr>
+              <w:rPr>
+                <w:lang w:val="en-US"/>
+              </w:rPr>
+            </w:pPr>
+          </w:p>
+          <w:p>
+            <w:pPr>
+              <w:rPr>
+                <w:lang w:val="en-US"/>
+              </w:rPr>
+            </w:pPr>
+          </w:p>
+          <w:p>
+            <w:pPr>
+              <w:jc w:val="both"/>
+              <w:rPr>
+                <w:lang w:val="en-US"/>
+              </w:rPr>
+            </w:pPr>
+            <w:r>
+              <w:rPr>
+                <w:lang w:val="en-US"/>
+              </w:rPr>
+              <w:t>The answer is:</w:t>
+            </w:r>
+            <w:r>
+              <w:rPr>
+                <w:lang w:val="en-US"/>
+              </w:rPr>
+              <w:br/>
+              <w:t>“</w:t>
+            </w:r>
+            <w:r>
+              <w:rPr>
+                <w:lang w:val="en-US"/>
+              </w:rPr>
+              <w:t xml:space="preserve">I think only a small portion of students </w:t>
+            </w:r>
+            <w:proofErr w:type="gramStart"/>
+            <w:r>
+              <w:rPr>
+                <w:lang w:val="en-US"/>
+              </w:rPr>
+              <w:t>actually rely</w:t>
+            </w:r>
+            <w:proofErr w:type="gramEnd"/>
+            <w:r>
+              <w:rPr>
+                <w:lang w:val="en-US"/>
+              </w:rPr>
+              <w:t xml:space="preserve"> on </w:t>
+            </w:r>
+            <w:proofErr w:type="spellStart"/>
+            <w:r>
+              <w:rPr>
+                <w:lang w:val="en-US"/>
+              </w:rPr>
+              <w:t>llms</w:t>
+            </w:r>
+            <w:proofErr w:type="spellEnd"/>
+            <w:r>
+              <w:rPr>
+                <w:lang w:val="en-US"/>
+              </w:rPr>
+              <w:t xml:space="preserve"> to do coursework, while most students do not. That small portion leads some students to assume most are using it.</w:t>
+            </w:r>
+            <w:r>
+              <w:rPr>
+                <w:lang w:val="en-US"/>
+              </w:rPr>
+              <w:t>”</w:t>
+            </w:r>
+          </w:p>
+          <w:p>
+            <w:pPr>
+              <w:jc w:val="both"/>
+              <w:rPr>
+                <w:lang w:val="en-US"/>
+              </w:rPr>
+            </w:pPr>
+            <w:r>
+              <w:rPr>
+                <w:lang w:val="en-US"/>
+              </w:rPr>
+              <w:br/>
+              <w:t>The classification should be:</w:t>
+            </w:r>
+          </w:p>
+          <w:p>
+            <w:pPr>
+              <w:rPr>
+                <w:lang w:val="en-US"/>
+              </w:rPr>
+            </w:pPr>
+            <w:r>
+              <w:rPr>
+                <w:lang w:val="en-US"/>
+              </w:rPr>
+              <w:t>{</w:t>
+            </w:r>
+          </w:p>
+          <w:p>
+            <w:pPr>
+              <w:rPr>
+                <w:lang w:val="en-US"/>
+              </w:rPr>
+            </w:pPr>
+            <w:r>
+              <w:rPr>
+                <w:lang w:val="en-US"/>
+              </w:rPr>
+              <w:t xml:space="preserve">    'uninformative': '</w:t>
+            </w:r>
+            <w:r>
+              <w:rPr>
+                <w:lang w:val="en-US"/>
+              </w:rPr>
+              <w:t>F</w:t>
+            </w:r>
+            <w:r>
+              <w:rPr>
+                <w:lang w:val="en-US"/>
+              </w:rPr>
+              <w:t>',</w:t>
+            </w:r>
+          </w:p>
+          <w:p>
+            <w:pPr>
+              <w:rPr>
+                <w:lang w:val="en-US"/>
+              </w:rPr>
+            </w:pPr>
+            <w:r>
+              <w:rPr>
+                <w:lang w:val="en-US"/>
+              </w:rPr>
+              <w:t xml:space="preserve">    ' SDB ': 'FALSE',</w:t>
+            </w:r>
+          </w:p>
+          <w:p>
+            <w:pPr>
+              <w:rPr>
+                <w:lang w:val="en-US"/>
+              </w:rPr>
+            </w:pPr>
+            <w:r>
+              <w:rPr>
+                <w:lang w:val="en-US"/>
+              </w:rPr>
+              <w:t xml:space="preserve">    '</w:t>
+            </w:r>
+            <w:proofErr w:type="spellStart"/>
+            <w:proofErr w:type="gramStart"/>
+            <w:r>
+              <w:rPr>
+                <w:lang w:val="en-US"/>
+              </w:rPr>
+              <w:t>overest</w:t>
+            </w:r>
+            <w:proofErr w:type="spellEnd"/>
+            <w:proofErr w:type="gramEnd"/>
+            <w:r>
+              <w:rPr>
+                <w:lang w:val="en-US"/>
+              </w:rPr>
+              <w:t>. others': '</w:t>
+            </w:r>
+            <w:r>
+              <w:rPr>
+                <w:lang w:val="en-US"/>
+              </w:rPr>
+              <w:t>TRUE</w:t>
+            </w:r>
+            <w:r>
+              <w:rPr>
+                <w:lang w:val="en-US"/>
+              </w:rPr>
+              <w:t>',</w:t>
+            </w:r>
+          </w:p>
+          <w:p>
+            <w:pPr>
+              <w:rPr>
+                <w:lang w:val="en-US"/>
+              </w:rPr>
+            </w:pPr>
+            <w:r>
+              <w:rPr>
+                <w:lang w:val="en-US"/>
+              </w:rPr>
+              <w:t xml:space="preserve">    '</w:t>
+            </w:r>
+            <w:proofErr w:type="spellStart"/>
+            <w:proofErr w:type="gramStart"/>
+            <w:r>
+              <w:rPr>
+                <w:lang w:val="en-US"/>
+              </w:rPr>
+              <w:t>underest</w:t>
+            </w:r>
+            <w:proofErr w:type="spellEnd"/>
+            <w:proofErr w:type="gramEnd"/>
+            <w:r>
+              <w:rPr>
+                <w:lang w:val="en-US"/>
+              </w:rPr>
+              <w:t>. own': 'FALSE',</w:t>
+            </w:r>
+          </w:p>
+          <w:p>
+            <w:pPr>
+              <w:rPr>
+                <w:lang w:val="en-US"/>
+              </w:rPr>
+            </w:pPr>
+            <w:r>
+              <w:rPr>
+                <w:lang w:val="en-US"/>
+              </w:rPr>
+              <w:t xml:space="preserve">    '</w:t>
+            </w:r>
+            <w:proofErr w:type="gramStart"/>
+            <w:r>
+              <w:rPr>
+                <w:lang w:val="en-US"/>
+              </w:rPr>
+              <w:t>academic</w:t>
+            </w:r>
+            <w:proofErr w:type="gramEnd"/>
+            <w:r>
+              <w:rPr>
+                <w:lang w:val="en-US"/>
+              </w:rPr>
+              <w:t xml:space="preserve"> integrity': '</w:t>
+            </w:r>
+            <w:r>
+              <w:rPr>
+                <w:lang w:val="en-US"/>
+              </w:rPr>
+              <w:t>FALSE</w:t>
+            </w:r>
+            <w:r>
+              <w:rPr>
+                <w:lang w:val="en-US"/>
+              </w:rPr>
+              <w:t>',</w:t>
+            </w:r>
+          </w:p>
+          <w:p>
+            <w:pPr>
+              <w:rPr>
+                <w:lang w:val="en-US"/>
+              </w:rPr>
+            </w:pPr>
+            <w:r>
+              <w:rPr>
+                <w:lang w:val="en-US"/>
+              </w:rPr>
+              <w:t xml:space="preserve">    '</w:t>
+            </w:r>
+            <w:proofErr w:type="gramStart"/>
+            <w:r>
+              <w:rPr>
+                <w:lang w:val="en-US"/>
+              </w:rPr>
+              <w:t>info</w:t>
+            </w:r>
+            <w:proofErr w:type="gramEnd"/>
+            <w:r>
+              <w:rPr>
+                <w:lang w:val="en-US"/>
+              </w:rPr>
+              <w:t xml:space="preserve"> asymmetry': '</w:t>
+            </w:r>
+            <w:r>
+              <w:rPr>
+                <w:lang w:val="en-US"/>
+              </w:rPr>
+              <w:t>FALSE</w:t>
+            </w:r>
+            <w:r>
+              <w:rPr>
+                <w:lang w:val="en-US"/>
+              </w:rPr>
+              <w:t>',</w:t>
+            </w:r>
+          </w:p>
+          <w:p>
+            <w:pPr>
+              <w:rPr>
+                <w:lang w:val="en-US"/>
+              </w:rPr>
+            </w:pPr>
+            <w:r>
+              <w:rPr>
+                <w:lang w:val="en-US"/>
+              </w:rPr>
+              <w:t xml:space="preserve">    'AI discussion priming ': '</w:t>
+            </w:r>
+            <w:r>
+              <w:rPr>
+                <w:lang w:val="en-US"/>
+              </w:rPr>
+              <w:t>TRUE</w:t>
+            </w:r>
+            <w:r>
+              <w:rPr>
+                <w:lang w:val="en-US"/>
+              </w:rPr>
+              <w:t>',</w:t>
+            </w:r>
+          </w:p>
+          <w:p>
+            <w:pPr>
+              <w:rPr>
+                <w:lang w:val="en-US"/>
+              </w:rPr>
+            </w:pPr>
+            <w:r>
+              <w:rPr>
+                <w:lang w:val="en-US"/>
+              </w:rPr>
+              <w:t xml:space="preserve">    '</w:t>
+            </w:r>
+            <w:proofErr w:type="gramStart"/>
+            <w:r>
+              <w:rPr>
+                <w:lang w:val="en-US"/>
+              </w:rPr>
+              <w:t>privacy</w:t>
+            </w:r>
+            <w:proofErr w:type="gramEnd"/>
+            <w:r>
+              <w:rPr>
+                <w:lang w:val="en-US"/>
+              </w:rPr>
+              <w:t xml:space="preserve"> concerns': 'FALSE',</w:t>
+            </w:r>
+          </w:p>
+          <w:p>
+            <w:pPr>
+              <w:rPr>
+                <w:lang w:val="en-US"/>
+              </w:rPr>
+            </w:pPr>
+            <w:r>
+              <w:rPr>
+                <w:lang w:val="en-US"/>
+              </w:rPr>
+              <w:t xml:space="preserve">    'self-</w:t>
+            </w:r>
+            <w:proofErr w:type="spellStart"/>
+            <w:r>
+              <w:rPr>
+                <w:lang w:val="en-US"/>
+              </w:rPr>
+              <w:t>steem</w:t>
+            </w:r>
+            <w:proofErr w:type="spellEnd"/>
+            <w:r>
+              <w:rPr>
+                <w:lang w:val="en-US"/>
+              </w:rPr>
+              <w:t>': 'FALSE',</w:t>
+            </w:r>
+          </w:p>
+          <w:p>
+            <w:pPr>
+              <w:rPr>
+                <w:lang w:val="en-US"/>
+              </w:rPr>
+            </w:pPr>
+            <w:r>
+              <w:rPr>
+                <w:lang w:val="en-US"/>
+              </w:rPr>
+              <w:t xml:space="preserve">    'self-report bias': 'FALSE',</w:t>
+            </w:r>
+          </w:p>
+          <w:p>
+            <w:pPr>
+              <w:rPr>
+                <w:lang w:val="en-US"/>
+              </w:rPr>
+            </w:pPr>
+            <w:r>
+              <w:rPr>
+                <w:lang w:val="en-US"/>
+              </w:rPr>
+              <w:t xml:space="preserve">    '</w:t>
+            </w:r>
+            <w:proofErr w:type="gramStart"/>
+            <w:r>
+              <w:rPr>
+                <w:lang w:val="en-US"/>
+              </w:rPr>
+              <w:t>network</w:t>
+            </w:r>
+            <w:proofErr w:type="gramEnd"/>
+            <w:r>
+              <w:rPr>
+                <w:lang w:val="en-US"/>
+              </w:rPr>
+              <w:t xml:space="preserve"> effect': 'FALSE',</w:t>
+            </w:r>
+          </w:p>
+          <w:p>
+            <w:pPr>
+              <w:rPr>
+                <w:lang w:val="en-US"/>
+              </w:rPr>
+            </w:pPr>
+            <w:r>
+              <w:rPr>
+                <w:lang w:val="en-US"/>
+              </w:rPr>
+              <w:t xml:space="preserve">    'truthful': 'FALSE'</w:t>
+            </w:r>
+            <w:r>
+              <w:rPr>
+                <w:lang w:val="en-US"/>
+              </w:rPr>
+              <w:t>,</w:t>
+            </w:r>
+          </w:p>
+          <w:p>
+            <w:pPr>
+              <w:rPr>
+                <w:lang w:val="en-US"/>
+              </w:rPr>
+            </w:pPr>
+            <w:r>
+              <w:rPr>
+                <w:lang w:val="en-US"/>
+              </w:rPr>
+              <w:t xml:space="preserve">    </w:t>
+            </w:r>
+            <w:r>
+              <w:rPr>
+                <w:lang w:val="en-US"/>
+              </w:rPr>
+              <w:t>'</w:t>
+            </w:r>
+            <w:proofErr w:type="gramStart"/>
+            <w:r>
+              <w:rPr>
+                <w:lang w:val="en-US"/>
+              </w:rPr>
+              <w:t>reason</w:t>
+            </w:r>
+            <w:proofErr w:type="gramEnd"/>
+            <w:r>
+              <w:rPr>
+                <w:lang w:val="en-US"/>
+              </w:rPr>
+              <w:t>: '</w:t>
+            </w:r>
+            <w:r>
+              <w:rPr>
+                <w:rFonts w:ascii="-webkit-standard" w:hAnsi="-webkit-standard"/>
+                <w:color w:val="000000"/>
+                <w:sz w:val="27"/>
+                <w:szCs w:val="27"/>
+              </w:rPr>
+              <w:t xml:space="preserve"> </w:t>
+            </w:r>
+            <w:r>
+              <w:t>The response explains the gap by arguing that a small, highly visible group uses LLMs, which makes other students assume usage is widespread. This reflects an overestimation of others’ usage and the idea that discussions or visibility around AI use prime students to believe it is more common than it is. The answer directly addresses the question, so it is informative (‘F’).</w:t>
+            </w:r>
+            <w:r>
+              <w:rPr>
+                <w:lang w:val="en-US"/>
+              </w:rPr>
+              <w:t>'</w:t>
+            </w:r>
+          </w:p>
+          <w:p>
+            <w:pPr>
+              <w:rPr>
+                <w:lang w:val="en-US"/>
+              </w:rPr>
+            </w:pPr>
+            <w:r>
+              <w:rPr>
+                <w:lang w:val="en-US"/>
+              </w:rPr>
+              <w:t>}</w:t>
+            </w:r>
+          </w:p>
+          <w:p>
+            <w:pPr>
+              <w:rPr>
+                <w:lang w:val="en-US"/>
+              </w:rPr>
+            </w:pPr>
+          </w:p>
+          <w:p>
+            <w:pPr>
+              <w:jc w:val="both"/>
               <w:rPr>
                 <w:lang w:val="en-US"/>
               </w:rPr>
@@ -554,478 +8233,14 @@
         </w:tc>
       </w:tr>
     </w:tbl>
-    <w:p>
-      <w:pPr>
-        <w:rPr>
-          <w:lang w:val="en-US"/>
-        </w:rPr>
-      </w:pPr>
-    </w:p>
-    <w:p>
-      <w:pPr>
-        <w:rPr>
-          <w:lang w:val="en-US"/>
-        </w:rPr>
-      </w:pPr>
-    </w:p>
-    <w:tbl>
-      <w:tblPr>
-        <w:tblStyle w:val="TableGrid"/>
-        <w:tblW w:w="10488" w:type="dxa"/>
-        <w:tblInd w:w="-570" w:type="dxa"/>
-        <w:tblLook w:val="04A0" w:firstRow="1" w:lastRow="0" w:firstColumn="1" w:lastColumn="0" w:noHBand="0" w:noVBand="1"/>
-      </w:tblPr>
-      <w:tblGrid>
-        <w:gridCol w:w="1416"/>
-        <w:gridCol w:w="4678"/>
-        <w:gridCol w:w="1559"/>
-        <w:gridCol w:w="2835"/>
-      </w:tblGrid>
-      <w:tr>
-        <w:tc>
-          <w:tcPr>
-            <w:tcW w:w="10488" w:type="dxa"/>
-            <w:gridSpan w:val="4"/>
-          </w:tcPr>
-          <w:p>
-            <w:pPr>
-              <w:jc w:val="center"/>
-              <w:rPr>
-                <w:b/>
-                <w:bCs/>
-                <w:lang w:val="en-US"/>
-              </w:rPr>
-            </w:pPr>
-            <w:proofErr w:type="spellStart"/>
-            <w:r>
-              <w:rPr>
-                <w:b/>
-                <w:bCs/>
-                <w:lang w:val="en-US"/>
-              </w:rPr>
-              <w:t>Pruebas</w:t>
-            </w:r>
-            <w:proofErr w:type="spellEnd"/>
-            <w:r>
-              <w:rPr>
-                <w:b/>
-                <w:bCs/>
-                <w:lang w:val="en-US"/>
-              </w:rPr>
-              <w:t xml:space="preserve"> paper:</w:t>
-            </w:r>
-          </w:p>
-        </w:tc>
-      </w:tr>
-      <w:tr>
-        <w:tc>
-          <w:tcPr>
-            <w:tcW w:w="1416" w:type="dxa"/>
-          </w:tcPr>
-          <w:p>
-            <w:pPr>
-              <w:rPr>
-                <w:b/>
-                <w:bCs/>
-                <w:lang w:val="en-US"/>
-              </w:rPr>
-            </w:pPr>
-            <w:r>
-              <w:rPr>
-                <w:b/>
-                <w:bCs/>
-                <w:lang w:val="en-US"/>
-              </w:rPr>
-              <w:t>Tipo de prompt</w:t>
-            </w:r>
-          </w:p>
-        </w:tc>
-        <w:tc>
-          <w:tcPr>
-            <w:tcW w:w="4678" w:type="dxa"/>
-          </w:tcPr>
-          <w:p>
-            <w:pPr>
-              <w:tabs>
-                <w:tab w:val="left" w:pos="2082"/>
-              </w:tabs>
-              <w:rPr>
-                <w:b/>
-                <w:bCs/>
-                <w:lang w:val="en-US"/>
-              </w:rPr>
-            </w:pPr>
-            <w:proofErr w:type="spellStart"/>
-            <w:r>
-              <w:rPr>
-                <w:b/>
-                <w:bCs/>
-                <w:lang w:val="en-US"/>
-              </w:rPr>
-              <w:t>Estructura</w:t>
-            </w:r>
-            <w:proofErr w:type="spellEnd"/>
-            <w:r>
-              <w:rPr>
-                <w:b/>
-                <w:bCs/>
-                <w:lang w:val="en-US"/>
-              </w:rPr>
-              <w:t xml:space="preserve"> del prompt</w:t>
-            </w:r>
-          </w:p>
-        </w:tc>
-        <w:tc>
-          <w:tcPr>
-            <w:tcW w:w="1559" w:type="dxa"/>
-          </w:tcPr>
-          <w:p>
-            <w:pPr>
-              <w:jc w:val="center"/>
-              <w:rPr>
-                <w:b/>
-                <w:bCs/>
-                <w:lang w:val="en-US"/>
-              </w:rPr>
-            </w:pPr>
-            <w:proofErr w:type="spellStart"/>
-            <w:r>
-              <w:rPr>
-                <w:b/>
-                <w:bCs/>
-                <w:lang w:val="en-US"/>
-              </w:rPr>
-              <w:t>Resultados</w:t>
-            </w:r>
-            <w:proofErr w:type="spellEnd"/>
-          </w:p>
-        </w:tc>
-        <w:tc>
-          <w:tcPr>
-            <w:tcW w:w="2835" w:type="dxa"/>
-          </w:tcPr>
-          <w:p>
-            <w:pPr>
-              <w:rPr>
-                <w:b/>
-                <w:bCs/>
-                <w:lang w:val="en-US"/>
-              </w:rPr>
-            </w:pPr>
-            <w:proofErr w:type="spellStart"/>
-            <w:r>
-              <w:rPr>
-                <w:b/>
-                <w:bCs/>
-                <w:lang w:val="en-US"/>
-              </w:rPr>
-              <w:t>Anotaciones</w:t>
-            </w:r>
-            <w:proofErr w:type="spellEnd"/>
-          </w:p>
-        </w:tc>
-      </w:tr>
-      <w:tr>
-        <w:tc>
-          <w:tcPr>
-            <w:tcW w:w="1416" w:type="dxa"/>
-          </w:tcPr>
-          <w:p>
-            <w:pPr>
-              <w:rPr>
-                <w:lang w:val="en-US"/>
-              </w:rPr>
-            </w:pPr>
-          </w:p>
-        </w:tc>
-        <w:tc>
-          <w:tcPr>
-            <w:tcW w:w="4678" w:type="dxa"/>
-          </w:tcPr>
-          <w:p>
-            <w:pPr>
-              <w:rPr>
-                <w:lang w:val="en-US"/>
-              </w:rPr>
-            </w:pPr>
-          </w:p>
-        </w:tc>
-        <w:tc>
-          <w:tcPr>
-            <w:tcW w:w="1559" w:type="dxa"/>
-          </w:tcPr>
-          <w:p>
-            <w:pPr>
-              <w:rPr>
-                <w:lang w:val="en-US"/>
-              </w:rPr>
-            </w:pPr>
-          </w:p>
-        </w:tc>
-        <w:tc>
-          <w:tcPr>
-            <w:tcW w:w="2835" w:type="dxa"/>
-          </w:tcPr>
-          <w:p>
-            <w:pPr>
-              <w:rPr>
-                <w:lang w:val="en-US"/>
-              </w:rPr>
-            </w:pPr>
-          </w:p>
-        </w:tc>
-      </w:tr>
-      <w:tr>
-        <w:tc>
-          <w:tcPr>
-            <w:tcW w:w="1416" w:type="dxa"/>
-          </w:tcPr>
-          <w:p>
-            <w:pPr>
-              <w:rPr>
-                <w:lang w:val="en-US"/>
-              </w:rPr>
-            </w:pPr>
-          </w:p>
-        </w:tc>
-        <w:tc>
-          <w:tcPr>
-            <w:tcW w:w="4678" w:type="dxa"/>
-          </w:tcPr>
-          <w:p>
-            <w:pPr>
-              <w:rPr>
-                <w:lang w:val="en-US"/>
-              </w:rPr>
-            </w:pPr>
-          </w:p>
-        </w:tc>
-        <w:tc>
-          <w:tcPr>
-            <w:tcW w:w="1559" w:type="dxa"/>
-          </w:tcPr>
-          <w:p>
-            <w:pPr>
-              <w:rPr>
-                <w:lang w:val="en-US"/>
-              </w:rPr>
-            </w:pPr>
-          </w:p>
-        </w:tc>
-        <w:tc>
-          <w:tcPr>
-            <w:tcW w:w="2835" w:type="dxa"/>
-          </w:tcPr>
-          <w:p>
-            <w:pPr>
-              <w:rPr>
-                <w:lang w:val="en-US"/>
-              </w:rPr>
-            </w:pPr>
-          </w:p>
-        </w:tc>
-      </w:tr>
-      <w:tr>
-        <w:tc>
-          <w:tcPr>
-            <w:tcW w:w="1416" w:type="dxa"/>
-          </w:tcPr>
-          <w:p>
-            <w:pPr>
-              <w:rPr>
-                <w:lang w:val="en-US"/>
-              </w:rPr>
-            </w:pPr>
-          </w:p>
-        </w:tc>
-        <w:tc>
-          <w:tcPr>
-            <w:tcW w:w="4678" w:type="dxa"/>
-          </w:tcPr>
-          <w:p>
-            <w:pPr>
-              <w:rPr>
-                <w:lang w:val="en-US"/>
-              </w:rPr>
-            </w:pPr>
-          </w:p>
-        </w:tc>
-        <w:tc>
-          <w:tcPr>
-            <w:tcW w:w="1559" w:type="dxa"/>
-          </w:tcPr>
-          <w:p>
-            <w:pPr>
-              <w:rPr>
-                <w:lang w:val="en-US"/>
-              </w:rPr>
-            </w:pPr>
-          </w:p>
-        </w:tc>
-        <w:tc>
-          <w:tcPr>
-            <w:tcW w:w="2835" w:type="dxa"/>
-          </w:tcPr>
-          <w:p>
-            <w:pPr>
-              <w:rPr>
-                <w:lang w:val="en-US"/>
-              </w:rPr>
-            </w:pPr>
-          </w:p>
-        </w:tc>
-      </w:tr>
-      <w:tr>
-        <w:tc>
-          <w:tcPr>
-            <w:tcW w:w="1416" w:type="dxa"/>
-          </w:tcPr>
-          <w:p>
-            <w:pPr>
-              <w:rPr>
-                <w:lang w:val="en-US"/>
-              </w:rPr>
-            </w:pPr>
-          </w:p>
-        </w:tc>
-        <w:tc>
-          <w:tcPr>
-            <w:tcW w:w="4678" w:type="dxa"/>
-          </w:tcPr>
-          <w:p>
-            <w:pPr>
-              <w:rPr>
-                <w:lang w:val="en-US"/>
-              </w:rPr>
-            </w:pPr>
-          </w:p>
-        </w:tc>
-        <w:tc>
-          <w:tcPr>
-            <w:tcW w:w="1559" w:type="dxa"/>
-          </w:tcPr>
-          <w:p>
-            <w:pPr>
-              <w:rPr>
-                <w:lang w:val="en-US"/>
-              </w:rPr>
-            </w:pPr>
-          </w:p>
-        </w:tc>
-        <w:tc>
-          <w:tcPr>
-            <w:tcW w:w="2835" w:type="dxa"/>
-          </w:tcPr>
-          <w:p>
-            <w:pPr>
-              <w:rPr>
-                <w:lang w:val="en-US"/>
-              </w:rPr>
-            </w:pPr>
-          </w:p>
-        </w:tc>
-      </w:tr>
-      <w:tr>
-        <w:tc>
-          <w:tcPr>
-            <w:tcW w:w="1416" w:type="dxa"/>
-          </w:tcPr>
-          <w:p>
-            <w:pPr>
-              <w:rPr>
-                <w:lang w:val="en-US"/>
-              </w:rPr>
-            </w:pPr>
-          </w:p>
-        </w:tc>
-        <w:tc>
-          <w:tcPr>
-            <w:tcW w:w="4678" w:type="dxa"/>
-          </w:tcPr>
-          <w:p>
-            <w:pPr>
-              <w:rPr>
-                <w:lang w:val="en-US"/>
-              </w:rPr>
-            </w:pPr>
-          </w:p>
-        </w:tc>
-        <w:tc>
-          <w:tcPr>
-            <w:tcW w:w="1559" w:type="dxa"/>
-          </w:tcPr>
-          <w:p>
-            <w:pPr>
-              <w:rPr>
-                <w:lang w:val="en-US"/>
-              </w:rPr>
-            </w:pPr>
-          </w:p>
-        </w:tc>
-        <w:tc>
-          <w:tcPr>
-            <w:tcW w:w="2835" w:type="dxa"/>
-          </w:tcPr>
-          <w:p>
-            <w:pPr>
-              <w:rPr>
-                <w:lang w:val="en-US"/>
-              </w:rPr>
-            </w:pPr>
-          </w:p>
-        </w:tc>
-      </w:tr>
-      <w:tr>
-        <w:tc>
-          <w:tcPr>
-            <w:tcW w:w="1416" w:type="dxa"/>
-          </w:tcPr>
-          <w:p>
-            <w:pPr>
-              <w:rPr>
-                <w:lang w:val="en-US"/>
-              </w:rPr>
-            </w:pPr>
-          </w:p>
-        </w:tc>
-        <w:tc>
-          <w:tcPr>
-            <w:tcW w:w="4678" w:type="dxa"/>
-          </w:tcPr>
-          <w:p>
-            <w:pPr>
-              <w:rPr>
-                <w:lang w:val="en-US"/>
-              </w:rPr>
-            </w:pPr>
-          </w:p>
-        </w:tc>
-        <w:tc>
-          <w:tcPr>
-            <w:tcW w:w="1559" w:type="dxa"/>
-          </w:tcPr>
-          <w:p>
-            <w:pPr>
-              <w:rPr>
-                <w:lang w:val="en-US"/>
-              </w:rPr>
-            </w:pPr>
-          </w:p>
-        </w:tc>
-        <w:tc>
-          <w:tcPr>
-            <w:tcW w:w="2835" w:type="dxa"/>
-          </w:tcPr>
-          <w:p>
-            <w:pPr>
-              <w:rPr>
-                <w:lang w:val="en-US"/>
-              </w:rPr>
-            </w:pPr>
-          </w:p>
-        </w:tc>
-      </w:tr>
-    </w:tbl>
+    <w:p/>
+    <w:p>
+      <w:pPr>
+        <w:rPr>
+          <w:lang w:val="en-US"/>
+        </w:rPr>
+      </w:pPr>
+    </w:p>
     <w:p>
       <w:pPr>
         <w:rPr>
@@ -1041,6 +8256,630 @@
     </w:sectPr>
   </w:body>
 </w:document>
+</file>
+
+<file path=word/numbering.xml><?xml version="1.0" encoding="utf-8"?>
+<w:numbering xmlns:wpc="http://schemas.microsoft.com/office/word/2010/wordprocessingCanvas" xmlns:cx="http://schemas.microsoft.com/office/drawing/2014/chartex" xmlns:cx1="http://schemas.microsoft.com/office/drawing/2015/9/8/chartex" xmlns:cx2="http://schemas.microsoft.com/office/drawing/2015/10/21/chartex" xmlns:cx3="http://schemas.microsoft.com/office/drawing/2016/5/9/chartex" xmlns:cx4="http://schemas.microsoft.com/office/drawing/2016/5/10/chartex" xmlns:cx5="http://schemas.microsoft.com/office/drawing/2016/5/11/chartex" xmlns:cx6="http://schemas.microsoft.com/office/drawing/2016/5/12/chartex" xmlns:cx7="http://schemas.microsoft.com/office/drawing/2016/5/13/chartex" xmlns:cx8="http://schemas.microsoft.com/office/drawing/2016/5/14/chartex" xmlns:mc="http://schemas.openxmlformats.org/markup-compatibility/2006" xmlns:aink="http://schemas.microsoft.com/office/drawing/2016/ink" xmlns:am3d="http://schemas.microsoft.com/office/drawing/2017/model3d" xmlns:o="urn:schemas-microsoft-com:office:office" xmlns:oel="http://schemas.microsoft.com/office/2019/extlst" xmlns:r="http://schemas.openxmlformats.org/officeDocument/2006/relationships" xmlns:m="http://schemas.openxmlformats.org/officeDocument/2006/math" xmlns:v="urn:schemas-microsoft-com:vml" xmlns:wp14="http://schemas.microsoft.com/office/word/2010/wordprocessingDrawing" xmlns:wp="http://schemas.openxmlformats.org/drawingml/2006/wordprocessingDrawing" xmlns:w10="urn:schemas-microsoft-com:office:word" xmlns:w="http://schemas.openxmlformats.org/wordprocessingml/2006/main" xmlns:w14="http://schemas.microsoft.com/office/word/2010/wordml" xmlns:w15="http://schemas.microsoft.com/office/word/2012/wordml" xmlns:w16cex="http://schemas.microsoft.com/office/word/2018/wordml/cex" xmlns:w16cid="http://schemas.microsoft.com/office/word/2016/wordml/cid" xmlns:w16="http://schemas.microsoft.com/office/word/2018/wordml" xmlns:w16du="http://schemas.microsoft.com/office/word/2023/wordml/word16du" xmlns:w16sdtdh="http://schemas.microsoft.com/office/word/2020/wordml/sdtdatahash" xmlns:w16sdtfl="http://schemas.microsoft.com/office/word/2024/wordml/sdtformatlock" xmlns:w16se="http://schemas.microsoft.com/office/word/2015/wordml/symex" xmlns:wpg="http://schemas.microsoft.com/office/word/2010/wordprocessingGroup" xmlns:wpi="http://schemas.microsoft.com/office/word/2010/wordprocessingInk" xmlns:wne="http://schemas.microsoft.com/office/word/2006/wordml" xmlns:wps="http://schemas.microsoft.com/office/word/2010/wordprocessingShape" mc:Ignorable="w14 w15 w16se w16cid w16 w16cex w16sdtdh w16sdtfl w16du wp14">
+  <w:abstractNum w:abstractNumId="0" w15:restartNumberingAfterBreak="0">
+    <w:nsid w:val="055A0B36"/>
+    <w:multiLevelType w:val="hybridMultilevel"/>
+    <w:tmpl w:val="F2CAE772"/>
+    <w:lvl w:ilvl="0" w:tplc="0409000F">
+      <w:start w:val="1"/>
+      <w:numFmt w:val="decimal"/>
+      <w:lvlText w:val="%1."/>
+      <w:lvlJc w:val="left"/>
+      <w:pPr>
+        <w:ind w:left="720" w:hanging="360"/>
+      </w:pPr>
+      <w:rPr>
+        <w:rFonts w:hint="default"/>
+      </w:rPr>
+    </w:lvl>
+    <w:lvl w:ilvl="1" w:tplc="04090019" w:tentative="1">
+      <w:start w:val="1"/>
+      <w:numFmt w:val="lowerLetter"/>
+      <w:lvlText w:val="%2."/>
+      <w:lvlJc w:val="left"/>
+      <w:pPr>
+        <w:ind w:left="1440" w:hanging="360"/>
+      </w:pPr>
+    </w:lvl>
+    <w:lvl w:ilvl="2" w:tplc="0409001B" w:tentative="1">
+      <w:start w:val="1"/>
+      <w:numFmt w:val="lowerRoman"/>
+      <w:lvlText w:val="%3."/>
+      <w:lvlJc w:val="right"/>
+      <w:pPr>
+        <w:ind w:left="2160" w:hanging="180"/>
+      </w:pPr>
+    </w:lvl>
+    <w:lvl w:ilvl="3" w:tplc="0409000F" w:tentative="1">
+      <w:start w:val="1"/>
+      <w:numFmt w:val="decimal"/>
+      <w:lvlText w:val="%4."/>
+      <w:lvlJc w:val="left"/>
+      <w:pPr>
+        <w:ind w:left="2880" w:hanging="360"/>
+      </w:pPr>
+    </w:lvl>
+    <w:lvl w:ilvl="4" w:tplc="04090019" w:tentative="1">
+      <w:start w:val="1"/>
+      <w:numFmt w:val="lowerLetter"/>
+      <w:lvlText w:val="%5."/>
+      <w:lvlJc w:val="left"/>
+      <w:pPr>
+        <w:ind w:left="3600" w:hanging="360"/>
+      </w:pPr>
+    </w:lvl>
+    <w:lvl w:ilvl="5" w:tplc="0409001B" w:tentative="1">
+      <w:start w:val="1"/>
+      <w:numFmt w:val="lowerRoman"/>
+      <w:lvlText w:val="%6."/>
+      <w:lvlJc w:val="right"/>
+      <w:pPr>
+        <w:ind w:left="4320" w:hanging="180"/>
+      </w:pPr>
+    </w:lvl>
+    <w:lvl w:ilvl="6" w:tplc="0409000F" w:tentative="1">
+      <w:start w:val="1"/>
+      <w:numFmt w:val="decimal"/>
+      <w:lvlText w:val="%7."/>
+      <w:lvlJc w:val="left"/>
+      <w:pPr>
+        <w:ind w:left="5040" w:hanging="360"/>
+      </w:pPr>
+    </w:lvl>
+    <w:lvl w:ilvl="7" w:tplc="04090019" w:tentative="1">
+      <w:start w:val="1"/>
+      <w:numFmt w:val="lowerLetter"/>
+      <w:lvlText w:val="%8."/>
+      <w:lvlJc w:val="left"/>
+      <w:pPr>
+        <w:ind w:left="5760" w:hanging="360"/>
+      </w:pPr>
+    </w:lvl>
+    <w:lvl w:ilvl="8" w:tplc="0409001B" w:tentative="1">
+      <w:start w:val="1"/>
+      <w:numFmt w:val="lowerRoman"/>
+      <w:lvlText w:val="%9."/>
+      <w:lvlJc w:val="right"/>
+      <w:pPr>
+        <w:ind w:left="6480" w:hanging="180"/>
+      </w:pPr>
+    </w:lvl>
+  </w:abstractNum>
+  <w:abstractNum w:abstractNumId="1" w15:restartNumberingAfterBreak="0">
+    <w:nsid w:val="064111AB"/>
+    <w:multiLevelType w:val="hybridMultilevel"/>
+    <w:tmpl w:val="CC7A23E4"/>
+    <w:lvl w:ilvl="0" w:tplc="D4484C62">
+      <w:numFmt w:val="bullet"/>
+      <w:lvlText w:val="-"/>
+      <w:lvlJc w:val="left"/>
+      <w:pPr>
+        <w:ind w:left="720" w:hanging="360"/>
+      </w:pPr>
+      <w:rPr>
+        <w:rFonts w:ascii="Aptos" w:eastAsiaTheme="minorHAnsi" w:hAnsi="Aptos" w:cstheme="minorBidi" w:hint="default"/>
+      </w:rPr>
+    </w:lvl>
+    <w:lvl w:ilvl="1" w:tplc="04090003" w:tentative="1">
+      <w:start w:val="1"/>
+      <w:numFmt w:val="bullet"/>
+      <w:lvlText w:val="o"/>
+      <w:lvlJc w:val="left"/>
+      <w:pPr>
+        <w:ind w:left="1440" w:hanging="360"/>
+      </w:pPr>
+      <w:rPr>
+        <w:rFonts w:ascii="Courier New" w:hAnsi="Courier New" w:cs="Courier New" w:hint="default"/>
+      </w:rPr>
+    </w:lvl>
+    <w:lvl w:ilvl="2" w:tplc="04090005" w:tentative="1">
+      <w:start w:val="1"/>
+      <w:numFmt w:val="bullet"/>
+      <w:lvlText w:val=""/>
+      <w:lvlJc w:val="left"/>
+      <w:pPr>
+        <w:ind w:left="2160" w:hanging="360"/>
+      </w:pPr>
+      <w:rPr>
+        <w:rFonts w:ascii="Wingdings" w:hAnsi="Wingdings" w:hint="default"/>
+      </w:rPr>
+    </w:lvl>
+    <w:lvl w:ilvl="3" w:tplc="04090001" w:tentative="1">
+      <w:start w:val="1"/>
+      <w:numFmt w:val="bullet"/>
+      <w:lvlText w:val=""/>
+      <w:lvlJc w:val="left"/>
+      <w:pPr>
+        <w:ind w:left="2880" w:hanging="360"/>
+      </w:pPr>
+      <w:rPr>
+        <w:rFonts w:ascii="Symbol" w:hAnsi="Symbol" w:hint="default"/>
+      </w:rPr>
+    </w:lvl>
+    <w:lvl w:ilvl="4" w:tplc="04090003" w:tentative="1">
+      <w:start w:val="1"/>
+      <w:numFmt w:val="bullet"/>
+      <w:lvlText w:val="o"/>
+      <w:lvlJc w:val="left"/>
+      <w:pPr>
+        <w:ind w:left="3600" w:hanging="360"/>
+      </w:pPr>
+      <w:rPr>
+        <w:rFonts w:ascii="Courier New" w:hAnsi="Courier New" w:cs="Courier New" w:hint="default"/>
+      </w:rPr>
+    </w:lvl>
+    <w:lvl w:ilvl="5" w:tplc="04090005" w:tentative="1">
+      <w:start w:val="1"/>
+      <w:numFmt w:val="bullet"/>
+      <w:lvlText w:val=""/>
+      <w:lvlJc w:val="left"/>
+      <w:pPr>
+        <w:ind w:left="4320" w:hanging="360"/>
+      </w:pPr>
+      <w:rPr>
+        <w:rFonts w:ascii="Wingdings" w:hAnsi="Wingdings" w:hint="default"/>
+      </w:rPr>
+    </w:lvl>
+    <w:lvl w:ilvl="6" w:tplc="04090001" w:tentative="1">
+      <w:start w:val="1"/>
+      <w:numFmt w:val="bullet"/>
+      <w:lvlText w:val=""/>
+      <w:lvlJc w:val="left"/>
+      <w:pPr>
+        <w:ind w:left="5040" w:hanging="360"/>
+      </w:pPr>
+      <w:rPr>
+        <w:rFonts w:ascii="Symbol" w:hAnsi="Symbol" w:hint="default"/>
+      </w:rPr>
+    </w:lvl>
+    <w:lvl w:ilvl="7" w:tplc="04090003" w:tentative="1">
+      <w:start w:val="1"/>
+      <w:numFmt w:val="bullet"/>
+      <w:lvlText w:val="o"/>
+      <w:lvlJc w:val="left"/>
+      <w:pPr>
+        <w:ind w:left="5760" w:hanging="360"/>
+      </w:pPr>
+      <w:rPr>
+        <w:rFonts w:ascii="Courier New" w:hAnsi="Courier New" w:cs="Courier New" w:hint="default"/>
+      </w:rPr>
+    </w:lvl>
+    <w:lvl w:ilvl="8" w:tplc="04090005" w:tentative="1">
+      <w:start w:val="1"/>
+      <w:numFmt w:val="bullet"/>
+      <w:lvlText w:val=""/>
+      <w:lvlJc w:val="left"/>
+      <w:pPr>
+        <w:ind w:left="6480" w:hanging="360"/>
+      </w:pPr>
+      <w:rPr>
+        <w:rFonts w:ascii="Wingdings" w:hAnsi="Wingdings" w:hint="default"/>
+      </w:rPr>
+    </w:lvl>
+  </w:abstractNum>
+  <w:abstractNum w:abstractNumId="2" w15:restartNumberingAfterBreak="0">
+    <w:nsid w:val="1FFD640F"/>
+    <w:multiLevelType w:val="hybridMultilevel"/>
+    <w:tmpl w:val="3614FA06"/>
+    <w:lvl w:ilvl="0" w:tplc="0409000F">
+      <w:start w:val="1"/>
+      <w:numFmt w:val="decimal"/>
+      <w:lvlText w:val="%1."/>
+      <w:lvlJc w:val="left"/>
+      <w:pPr>
+        <w:ind w:left="720" w:hanging="360"/>
+      </w:pPr>
+      <w:rPr>
+        <w:rFonts w:hint="default"/>
+      </w:rPr>
+    </w:lvl>
+    <w:lvl w:ilvl="1" w:tplc="04090019" w:tentative="1">
+      <w:start w:val="1"/>
+      <w:numFmt w:val="lowerLetter"/>
+      <w:lvlText w:val="%2."/>
+      <w:lvlJc w:val="left"/>
+      <w:pPr>
+        <w:ind w:left="1440" w:hanging="360"/>
+      </w:pPr>
+    </w:lvl>
+    <w:lvl w:ilvl="2" w:tplc="0409001B" w:tentative="1">
+      <w:start w:val="1"/>
+      <w:numFmt w:val="lowerRoman"/>
+      <w:lvlText w:val="%3."/>
+      <w:lvlJc w:val="right"/>
+      <w:pPr>
+        <w:ind w:left="2160" w:hanging="180"/>
+      </w:pPr>
+    </w:lvl>
+    <w:lvl w:ilvl="3" w:tplc="0409000F" w:tentative="1">
+      <w:start w:val="1"/>
+      <w:numFmt w:val="decimal"/>
+      <w:lvlText w:val="%4."/>
+      <w:lvlJc w:val="left"/>
+      <w:pPr>
+        <w:ind w:left="2880" w:hanging="360"/>
+      </w:pPr>
+    </w:lvl>
+    <w:lvl w:ilvl="4" w:tplc="04090019" w:tentative="1">
+      <w:start w:val="1"/>
+      <w:numFmt w:val="lowerLetter"/>
+      <w:lvlText w:val="%5."/>
+      <w:lvlJc w:val="left"/>
+      <w:pPr>
+        <w:ind w:left="3600" w:hanging="360"/>
+      </w:pPr>
+    </w:lvl>
+    <w:lvl w:ilvl="5" w:tplc="0409001B" w:tentative="1">
+      <w:start w:val="1"/>
+      <w:numFmt w:val="lowerRoman"/>
+      <w:lvlText w:val="%6."/>
+      <w:lvlJc w:val="right"/>
+      <w:pPr>
+        <w:ind w:left="4320" w:hanging="180"/>
+      </w:pPr>
+    </w:lvl>
+    <w:lvl w:ilvl="6" w:tplc="0409000F" w:tentative="1">
+      <w:start w:val="1"/>
+      <w:numFmt w:val="decimal"/>
+      <w:lvlText w:val="%7."/>
+      <w:lvlJc w:val="left"/>
+      <w:pPr>
+        <w:ind w:left="5040" w:hanging="360"/>
+      </w:pPr>
+    </w:lvl>
+    <w:lvl w:ilvl="7" w:tplc="04090019" w:tentative="1">
+      <w:start w:val="1"/>
+      <w:numFmt w:val="lowerLetter"/>
+      <w:lvlText w:val="%8."/>
+      <w:lvlJc w:val="left"/>
+      <w:pPr>
+        <w:ind w:left="5760" w:hanging="360"/>
+      </w:pPr>
+    </w:lvl>
+    <w:lvl w:ilvl="8" w:tplc="0409001B" w:tentative="1">
+      <w:start w:val="1"/>
+      <w:numFmt w:val="lowerRoman"/>
+      <w:lvlText w:val="%9."/>
+      <w:lvlJc w:val="right"/>
+      <w:pPr>
+        <w:ind w:left="6480" w:hanging="180"/>
+      </w:pPr>
+    </w:lvl>
+  </w:abstractNum>
+  <w:abstractNum w:abstractNumId="3" w15:restartNumberingAfterBreak="0">
+    <w:nsid w:val="22AF3DE1"/>
+    <w:multiLevelType w:val="hybridMultilevel"/>
+    <w:tmpl w:val="828CB254"/>
+    <w:lvl w:ilvl="0" w:tplc="F6EC7CC2">
+      <w:numFmt w:val="bullet"/>
+      <w:lvlText w:val="-"/>
+      <w:lvlJc w:val="left"/>
+      <w:pPr>
+        <w:ind w:left="720" w:hanging="360"/>
+      </w:pPr>
+      <w:rPr>
+        <w:rFonts w:ascii="Aptos" w:eastAsiaTheme="minorHAnsi" w:hAnsi="Aptos" w:cstheme="minorBidi" w:hint="default"/>
+      </w:rPr>
+    </w:lvl>
+    <w:lvl w:ilvl="1" w:tplc="04090003" w:tentative="1">
+      <w:start w:val="1"/>
+      <w:numFmt w:val="bullet"/>
+      <w:lvlText w:val="o"/>
+      <w:lvlJc w:val="left"/>
+      <w:pPr>
+        <w:ind w:left="1440" w:hanging="360"/>
+      </w:pPr>
+      <w:rPr>
+        <w:rFonts w:ascii="Courier New" w:hAnsi="Courier New" w:cs="Courier New" w:hint="default"/>
+      </w:rPr>
+    </w:lvl>
+    <w:lvl w:ilvl="2" w:tplc="04090005" w:tentative="1">
+      <w:start w:val="1"/>
+      <w:numFmt w:val="bullet"/>
+      <w:lvlText w:val=""/>
+      <w:lvlJc w:val="left"/>
+      <w:pPr>
+        <w:ind w:left="2160" w:hanging="360"/>
+      </w:pPr>
+      <w:rPr>
+        <w:rFonts w:ascii="Wingdings" w:hAnsi="Wingdings" w:hint="default"/>
+      </w:rPr>
+    </w:lvl>
+    <w:lvl w:ilvl="3" w:tplc="04090001" w:tentative="1">
+      <w:start w:val="1"/>
+      <w:numFmt w:val="bullet"/>
+      <w:lvlText w:val=""/>
+      <w:lvlJc w:val="left"/>
+      <w:pPr>
+        <w:ind w:left="2880" w:hanging="360"/>
+      </w:pPr>
+      <w:rPr>
+        <w:rFonts w:ascii="Symbol" w:hAnsi="Symbol" w:hint="default"/>
+      </w:rPr>
+    </w:lvl>
+    <w:lvl w:ilvl="4" w:tplc="04090003" w:tentative="1">
+      <w:start w:val="1"/>
+      <w:numFmt w:val="bullet"/>
+      <w:lvlText w:val="o"/>
+      <w:lvlJc w:val="left"/>
+      <w:pPr>
+        <w:ind w:left="3600" w:hanging="360"/>
+      </w:pPr>
+      <w:rPr>
+        <w:rFonts w:ascii="Courier New" w:hAnsi="Courier New" w:cs="Courier New" w:hint="default"/>
+      </w:rPr>
+    </w:lvl>
+    <w:lvl w:ilvl="5" w:tplc="04090005" w:tentative="1">
+      <w:start w:val="1"/>
+      <w:numFmt w:val="bullet"/>
+      <w:lvlText w:val=""/>
+      <w:lvlJc w:val="left"/>
+      <w:pPr>
+        <w:ind w:left="4320" w:hanging="360"/>
+      </w:pPr>
+      <w:rPr>
+        <w:rFonts w:ascii="Wingdings" w:hAnsi="Wingdings" w:hint="default"/>
+      </w:rPr>
+    </w:lvl>
+    <w:lvl w:ilvl="6" w:tplc="04090001" w:tentative="1">
+      <w:start w:val="1"/>
+      <w:numFmt w:val="bullet"/>
+      <w:lvlText w:val=""/>
+      <w:lvlJc w:val="left"/>
+      <w:pPr>
+        <w:ind w:left="5040" w:hanging="360"/>
+      </w:pPr>
+      <w:rPr>
+        <w:rFonts w:ascii="Symbol" w:hAnsi="Symbol" w:hint="default"/>
+      </w:rPr>
+    </w:lvl>
+    <w:lvl w:ilvl="7" w:tplc="04090003" w:tentative="1">
+      <w:start w:val="1"/>
+      <w:numFmt w:val="bullet"/>
+      <w:lvlText w:val="o"/>
+      <w:lvlJc w:val="left"/>
+      <w:pPr>
+        <w:ind w:left="5760" w:hanging="360"/>
+      </w:pPr>
+      <w:rPr>
+        <w:rFonts w:ascii="Courier New" w:hAnsi="Courier New" w:cs="Courier New" w:hint="default"/>
+      </w:rPr>
+    </w:lvl>
+    <w:lvl w:ilvl="8" w:tplc="04090005" w:tentative="1">
+      <w:start w:val="1"/>
+      <w:numFmt w:val="bullet"/>
+      <w:lvlText w:val=""/>
+      <w:lvlJc w:val="left"/>
+      <w:pPr>
+        <w:ind w:left="6480" w:hanging="360"/>
+      </w:pPr>
+      <w:rPr>
+        <w:rFonts w:ascii="Wingdings" w:hAnsi="Wingdings" w:hint="default"/>
+      </w:rPr>
+    </w:lvl>
+  </w:abstractNum>
+  <w:abstractNum w:abstractNumId="4" w15:restartNumberingAfterBreak="0">
+    <w:nsid w:val="2A4250D3"/>
+    <w:multiLevelType w:val="hybridMultilevel"/>
+    <w:tmpl w:val="774C3F16"/>
+    <w:lvl w:ilvl="0" w:tplc="EED63D64">
+      <w:start w:val="1"/>
+      <w:numFmt w:val="bullet"/>
+      <w:lvlText w:val=""/>
+      <w:lvlJc w:val="left"/>
+      <w:pPr>
+        <w:ind w:left="720" w:hanging="360"/>
+      </w:pPr>
+      <w:rPr>
+        <w:rFonts w:ascii="Symbol" w:eastAsiaTheme="minorHAnsi" w:hAnsi="Symbol" w:cstheme="minorBidi" w:hint="default"/>
+      </w:rPr>
+    </w:lvl>
+    <w:lvl w:ilvl="1" w:tplc="04090003" w:tentative="1">
+      <w:start w:val="1"/>
+      <w:numFmt w:val="bullet"/>
+      <w:lvlText w:val="o"/>
+      <w:lvlJc w:val="left"/>
+      <w:pPr>
+        <w:ind w:left="1440" w:hanging="360"/>
+      </w:pPr>
+      <w:rPr>
+        <w:rFonts w:ascii="Courier New" w:hAnsi="Courier New" w:cs="Courier New" w:hint="default"/>
+      </w:rPr>
+    </w:lvl>
+    <w:lvl w:ilvl="2" w:tplc="04090005" w:tentative="1">
+      <w:start w:val="1"/>
+      <w:numFmt w:val="bullet"/>
+      <w:lvlText w:val=""/>
+      <w:lvlJc w:val="left"/>
+      <w:pPr>
+        <w:ind w:left="2160" w:hanging="360"/>
+      </w:pPr>
+      <w:rPr>
+        <w:rFonts w:ascii="Wingdings" w:hAnsi="Wingdings" w:hint="default"/>
+      </w:rPr>
+    </w:lvl>
+    <w:lvl w:ilvl="3" w:tplc="04090001" w:tentative="1">
+      <w:start w:val="1"/>
+      <w:numFmt w:val="bullet"/>
+      <w:lvlText w:val=""/>
+      <w:lvlJc w:val="left"/>
+      <w:pPr>
+        <w:ind w:left="2880" w:hanging="360"/>
+      </w:pPr>
+      <w:rPr>
+        <w:rFonts w:ascii="Symbol" w:hAnsi="Symbol" w:hint="default"/>
+      </w:rPr>
+    </w:lvl>
+    <w:lvl w:ilvl="4" w:tplc="04090003" w:tentative="1">
+      <w:start w:val="1"/>
+      <w:numFmt w:val="bullet"/>
+      <w:lvlText w:val="o"/>
+      <w:lvlJc w:val="left"/>
+      <w:pPr>
+        <w:ind w:left="3600" w:hanging="360"/>
+      </w:pPr>
+      <w:rPr>
+        <w:rFonts w:ascii="Courier New" w:hAnsi="Courier New" w:cs="Courier New" w:hint="default"/>
+      </w:rPr>
+    </w:lvl>
+    <w:lvl w:ilvl="5" w:tplc="04090005" w:tentative="1">
+      <w:start w:val="1"/>
+      <w:numFmt w:val="bullet"/>
+      <w:lvlText w:val=""/>
+      <w:lvlJc w:val="left"/>
+      <w:pPr>
+        <w:ind w:left="4320" w:hanging="360"/>
+      </w:pPr>
+      <w:rPr>
+        <w:rFonts w:ascii="Wingdings" w:hAnsi="Wingdings" w:hint="default"/>
+      </w:rPr>
+    </w:lvl>
+    <w:lvl w:ilvl="6" w:tplc="04090001" w:tentative="1">
+      <w:start w:val="1"/>
+      <w:numFmt w:val="bullet"/>
+      <w:lvlText w:val=""/>
+      <w:lvlJc w:val="left"/>
+      <w:pPr>
+        <w:ind w:left="5040" w:hanging="360"/>
+      </w:pPr>
+      <w:rPr>
+        <w:rFonts w:ascii="Symbol" w:hAnsi="Symbol" w:hint="default"/>
+      </w:rPr>
+    </w:lvl>
+    <w:lvl w:ilvl="7" w:tplc="04090003" w:tentative="1">
+      <w:start w:val="1"/>
+      <w:numFmt w:val="bullet"/>
+      <w:lvlText w:val="o"/>
+      <w:lvlJc w:val="left"/>
+      <w:pPr>
+        <w:ind w:left="5760" w:hanging="360"/>
+      </w:pPr>
+      <w:rPr>
+        <w:rFonts w:ascii="Courier New" w:hAnsi="Courier New" w:cs="Courier New" w:hint="default"/>
+      </w:rPr>
+    </w:lvl>
+    <w:lvl w:ilvl="8" w:tplc="04090005" w:tentative="1">
+      <w:start w:val="1"/>
+      <w:numFmt w:val="bullet"/>
+      <w:lvlText w:val=""/>
+      <w:lvlJc w:val="left"/>
+      <w:pPr>
+        <w:ind w:left="6480" w:hanging="360"/>
+      </w:pPr>
+      <w:rPr>
+        <w:rFonts w:ascii="Wingdings" w:hAnsi="Wingdings" w:hint="default"/>
+      </w:rPr>
+    </w:lvl>
+  </w:abstractNum>
+  <w:abstractNum w:abstractNumId="5" w15:restartNumberingAfterBreak="0">
+    <w:nsid w:val="51125F89"/>
+    <w:multiLevelType w:val="hybridMultilevel"/>
+    <w:tmpl w:val="CFAA6D44"/>
+    <w:lvl w:ilvl="0" w:tplc="0409000F">
+      <w:start w:val="1"/>
+      <w:numFmt w:val="decimal"/>
+      <w:lvlText w:val="%1."/>
+      <w:lvlJc w:val="left"/>
+      <w:pPr>
+        <w:ind w:left="720" w:hanging="360"/>
+      </w:pPr>
+    </w:lvl>
+    <w:lvl w:ilvl="1" w:tplc="04090019" w:tentative="1">
+      <w:start w:val="1"/>
+      <w:numFmt w:val="lowerLetter"/>
+      <w:lvlText w:val="%2."/>
+      <w:lvlJc w:val="left"/>
+      <w:pPr>
+        <w:ind w:left="1440" w:hanging="360"/>
+      </w:pPr>
+    </w:lvl>
+    <w:lvl w:ilvl="2" w:tplc="0409001B" w:tentative="1">
+      <w:start w:val="1"/>
+      <w:numFmt w:val="lowerRoman"/>
+      <w:lvlText w:val="%3."/>
+      <w:lvlJc w:val="right"/>
+      <w:pPr>
+        <w:ind w:left="2160" w:hanging="180"/>
+      </w:pPr>
+    </w:lvl>
+    <w:lvl w:ilvl="3" w:tplc="0409000F" w:tentative="1">
+      <w:start w:val="1"/>
+      <w:numFmt w:val="decimal"/>
+      <w:lvlText w:val="%4."/>
+      <w:lvlJc w:val="left"/>
+      <w:pPr>
+        <w:ind w:left="2880" w:hanging="360"/>
+      </w:pPr>
+    </w:lvl>
+    <w:lvl w:ilvl="4" w:tplc="04090019" w:tentative="1">
+      <w:start w:val="1"/>
+      <w:numFmt w:val="lowerLetter"/>
+      <w:lvlText w:val="%5."/>
+      <w:lvlJc w:val="left"/>
+      <w:pPr>
+        <w:ind w:left="3600" w:hanging="360"/>
+      </w:pPr>
+    </w:lvl>
+    <w:lvl w:ilvl="5" w:tplc="0409001B" w:tentative="1">
+      <w:start w:val="1"/>
+      <w:numFmt w:val="lowerRoman"/>
+      <w:lvlText w:val="%6."/>
+      <w:lvlJc w:val="right"/>
+      <w:pPr>
+        <w:ind w:left="4320" w:hanging="180"/>
+      </w:pPr>
+    </w:lvl>
+    <w:lvl w:ilvl="6" w:tplc="0409000F" w:tentative="1">
+      <w:start w:val="1"/>
+      <w:numFmt w:val="decimal"/>
+      <w:lvlText w:val="%7."/>
+      <w:lvlJc w:val="left"/>
+      <w:pPr>
+        <w:ind w:left="5040" w:hanging="360"/>
+      </w:pPr>
+    </w:lvl>
+    <w:lvl w:ilvl="7" w:tplc="04090019" w:tentative="1">
+      <w:start w:val="1"/>
+      <w:numFmt w:val="lowerLetter"/>
+      <w:lvlText w:val="%8."/>
+      <w:lvlJc w:val="left"/>
+      <w:pPr>
+        <w:ind w:left="5760" w:hanging="360"/>
+      </w:pPr>
+    </w:lvl>
+    <w:lvl w:ilvl="8" w:tplc="0409001B" w:tentative="1">
+      <w:start w:val="1"/>
+      <w:numFmt w:val="lowerRoman"/>
+      <w:lvlText w:val="%9."/>
+      <w:lvlJc w:val="right"/>
+      <w:pPr>
+        <w:ind w:left="6480" w:hanging="180"/>
+      </w:pPr>
+    </w:lvl>
+  </w:abstractNum>
+  <w:num w:numId="1" w16cid:durableId="1694916844">
+    <w:abstractNumId w:val="4"/>
+  </w:num>
+  <w:num w:numId="2" w16cid:durableId="1146971930">
+    <w:abstractNumId w:val="2"/>
+  </w:num>
+  <w:num w:numId="3" w16cid:durableId="383722223">
+    <w:abstractNumId w:val="1"/>
+  </w:num>
+  <w:num w:numId="4" w16cid:durableId="1290864449">
+    <w:abstractNumId w:val="3"/>
+  </w:num>
+  <w:num w:numId="5" w16cid:durableId="2052267879">
+    <w:abstractNumId w:val="0"/>
+  </w:num>
+  <w:num w:numId="6" w16cid:durableId="754715390">
+    <w:abstractNumId w:val="5"/>
+  </w:num>
+</w:numbering>
 </file>
 
 <file path=word/styles.xml><?xml version="1.0" encoding="utf-8"?>
@@ -1646,7 +9485,6 @@
   <w:style w:type="character" w:default="1" w:styleId="DefaultParagraphFont">
     <w:name w:val="Default Paragraph Font"/>
     <w:uiPriority w:val="1"/>
-    <w:semiHidden/>
     <w:unhideWhenUsed/>
   </w:style>
   <w:style w:type="table" w:default="1" w:styleId="TableNormal">

--- a/Doc/Step_by_step_process.docx
+++ b/Doc/Step_by_step_process.docx
@@ -16682,20 +16682,12 @@
         </w:rPr>
         <w:t xml:space="preserve">Please give your answer strictly as a python dictionary, with no additional text or characters. Use </w:t>
       </w:r>
-      <w:proofErr w:type="gramStart"/>
-      <w:r>
-        <w:rPr>
-          <w:lang w:val="en-US"/>
-        </w:rPr>
-        <w:t xml:space="preserve">exactly </w:t>
-      </w:r>
       <w:r>
         <w:rPr>
           <w:lang w:val="en-US"/>
         </w:rPr>
         <w:t>the same</w:t>
       </w:r>
-      <w:proofErr w:type="gramEnd"/>
       <w:r>
         <w:rPr>
           <w:lang w:val="en-US"/>
@@ -17347,21 +17339,19 @@
               <w:rPr>
                 <w:lang w:val="en-US"/>
               </w:rPr>
-              <w:t xml:space="preserve">    '</w:t>
-            </w:r>
-            <w:proofErr w:type="gramStart"/>
-            <w:r>
-              <w:rPr>
-                <w:lang w:val="en-US"/>
-              </w:rPr>
-              <w:t>reason</w:t>
-            </w:r>
-            <w:proofErr w:type="gramEnd"/>
-            <w:r>
-              <w:rPr>
-                <w:lang w:val="en-US"/>
-              </w:rPr>
-              <w:t>: '&lt;here you write the reasons behind your decisions&gt;'</w:t>
+              <w:t xml:space="preserve">    'reason'</w:t>
+            </w:r>
+            <w:r>
+              <w:rPr>
+                <w:lang w:val="en-US"/>
+              </w:rPr>
+              <w:t xml:space="preserve">: </w:t>
+            </w:r>
+            <w:r>
+              <w:rPr>
+                <w:lang w:val="en-US"/>
+              </w:rPr>
+              <w:t>&lt;here you write the reasons behind your decisions&gt;'</w:t>
             </w:r>
           </w:p>
           <w:p>
@@ -19275,21 +19265,19 @@
               <w:rPr>
                 <w:lang w:val="en-US"/>
               </w:rPr>
-              <w:t xml:space="preserve">    '</w:t>
-            </w:r>
-            <w:proofErr w:type="gramStart"/>
-            <w:r>
-              <w:rPr>
-                <w:lang w:val="en-US"/>
-              </w:rPr>
-              <w:t>reason</w:t>
-            </w:r>
-            <w:proofErr w:type="gramEnd"/>
-            <w:r>
-              <w:rPr>
-                <w:lang w:val="en-US"/>
-              </w:rPr>
-              <w:t>: '&lt;here you write the reasons behind your decisions&gt;'</w:t>
+              <w:t xml:space="preserve">    'reason '</w:t>
+            </w:r>
+            <w:r>
+              <w:rPr>
+                <w:lang w:val="en-US"/>
+              </w:rPr>
+              <w:t xml:space="preserve">: </w:t>
+            </w:r>
+            <w:r>
+              <w:rPr>
+                <w:lang w:val="en-US"/>
+              </w:rPr>
+              <w:t>&lt;here you write the reasons behind your decisions&gt;'</w:t>
             </w:r>
           </w:p>
           <w:p>
@@ -19376,6 +19364,12 @@
               <w:br/>
               <w:t>{</w:t>
             </w:r>
+            <w:r>
+              <w:rPr>
+                <w:lang w:val="en-US"/>
+              </w:rPr>
+              <w:t xml:space="preserve"> </w:t>
+            </w:r>
           </w:p>
           <w:p>
             <w:pPr>
@@ -19511,7 +19505,19 @@
               <w:rPr>
                 <w:lang w:val="en-US"/>
               </w:rPr>
-              <w:t>: '&lt;here you write the reasons behind your decisions&gt;'</w:t>
+              <w:t>:</w:t>
+            </w:r>
+            <w:r>
+              <w:rPr>
+                <w:lang w:val="en-US"/>
+              </w:rPr>
+              <w:t xml:space="preserve"> </w:t>
+            </w:r>
+            <w:r>
+              <w:rPr>
+                <w:lang w:val="en-US"/>
+              </w:rPr>
+              <w:t>'&lt;here you write the reasons behind your decisions&gt;'</w:t>
             </w:r>
           </w:p>
           <w:p>
@@ -20285,6 +20291,13 @@
     <w:p>
       <w:pPr>
         <w:rPr>
+          <w:lang w:val="es-ES"/>
+        </w:rPr>
+      </w:pPr>
+    </w:p>
+    <w:p>
+      <w:pPr>
+        <w:rPr>
           <w:b/>
           <w:bCs/>
           <w:lang w:val="en-US"/>
@@ -20373,6 +20386,14 @@
     </w:p>
     <w:p>
       <w:pPr>
+        <w:jc w:val="both"/>
+        <w:rPr>
+          <w:lang w:val="en-US"/>
+        </w:rPr>
+      </w:pPr>
+    </w:p>
+    <w:p>
+      <w:pPr>
         <w:rPr>
           <w:b/>
           <w:bCs/>
@@ -20470,20 +20491,23 @@
     </w:p>
     <w:p>
       <w:r>
-        <w:t>In the main survey, participants answered questions about their own AI reliance and frequency of use, as well as their perceptions of their peers’ AI usage. The results revealed a statistically significant gap: participants reported substantially lower personal AI usage compared with the level of usage they attributed to their peers.</w:t>
-      </w:r>
-    </w:p>
-    <w:p>
-      <w:pPr>
-        <w:rPr>
-          <w:lang w:val="en-US"/>
-        </w:rPr>
-      </w:pPr>
-      <w:r>
-        <w:rPr>
-          <w:lang w:val="en-US"/>
-        </w:rPr>
+        <w:t xml:space="preserve">In the main survey, participants answered questions about their own AI reliance and frequency of use, as well as their perceptions of their peers’ AI usage. The results revealed a statistically </w:t>
+      </w:r>
+      <w:r>
         <w:lastRenderedPageBreak/>
+        <w:t>significant gap: participants reported substantially lower personal AI usage compared with the level of usage they attributed to their peers.</w:t>
+      </w:r>
+    </w:p>
+    <w:p>
+      <w:pPr>
+        <w:rPr>
+          <w:lang w:val="en-US"/>
+        </w:rPr>
+      </w:pPr>
+      <w:r>
+        <w:rPr>
+          <w:lang w:val="en-US"/>
+        </w:rPr>
         <w:t xml:space="preserve">In the follow-up survey, a separate sample of </w:t>
       </w:r>
       <w:r>
@@ -20504,6 +20528,13 @@
         </w:rPr>
         <w:t>about their explanations for this gap, such as social desirability bias or lack of knowledge about others’ AI use.</w:t>
       </w:r>
+    </w:p>
+    <w:p>
+      <w:pPr>
+        <w:rPr>
+          <w:lang w:val="en-US"/>
+        </w:rPr>
+      </w:pPr>
     </w:p>
     <w:p>
       <w:pPr>
@@ -21147,6 +21178,14 @@
     </w:p>
     <w:p>
       <w:pPr>
+        <w:pStyle w:val="ListParagraph"/>
+        <w:rPr>
+          <w:lang w:val="en-US"/>
+        </w:rPr>
+      </w:pPr>
+    </w:p>
+    <w:p>
+      <w:pPr>
         <w:rPr>
           <w:b/>
           <w:bCs/>
@@ -21737,6 +21776,7 @@
         <w:rPr>
           <w:lang w:val="en-US"/>
         </w:rPr>
+        <w:lastRenderedPageBreak/>
         <w:t>'</w:t>
       </w:r>
       <w:r>
@@ -21954,7 +21994,6 @@
         <w:rPr>
           <w:lang w:val="en-US"/>
         </w:rPr>
-        <w:lastRenderedPageBreak/>
         <w:t>'</w:t>
       </w:r>
       <w:r>
@@ -22469,6 +22508,15 @@
         </w:rPr>
         <w:t>}</w:t>
       </w:r>
+    </w:p>
+    <w:p>
+      <w:pPr>
+        <w:rPr>
+          <w:b/>
+          <w:bCs/>
+          <w:lang w:val="en-US"/>
+        </w:rPr>
+      </w:pPr>
     </w:p>
     <w:p>
       <w:pPr>
@@ -23091,6 +23139,7 @@
               <w:rPr>
                 <w:lang w:val="en-US"/>
               </w:rPr>
+              <w:lastRenderedPageBreak/>
               <w:t xml:space="preserve">    'AI discussion priming ': 'FALSE',</w:t>
             </w:r>
           </w:p>
@@ -23198,7 +23247,6 @@
               <w:rPr>
                 <w:lang w:val="en-US"/>
               </w:rPr>
-              <w:lastRenderedPageBreak/>
               <w:t xml:space="preserve">    'truthful': 'FALSE'</w:t>
             </w:r>
           </w:p>
@@ -24032,7 +24080,6 @@
               <w:rPr>
                 <w:lang w:val="en-US"/>
               </w:rPr>
-              <w:lastRenderedPageBreak/>
               <w:br/>
             </w:r>
             <w:r>
@@ -24408,7 +24455,6 @@
                 <w:iCs/>
                 <w:lang w:val="en-US"/>
               </w:rPr>
-              <w:lastRenderedPageBreak/>
               <w:t xml:space="preserve">few-shot </w:t>
             </w:r>
             <w:proofErr w:type="spellStart"/>
@@ -24852,6 +24898,7 @@
               <w:rPr>
                 <w:lang w:val="en-US"/>
               </w:rPr>
+              <w:lastRenderedPageBreak/>
               <w:t xml:space="preserve">    'uninformative': 'T',</w:t>
             </w:r>
           </w:p>
@@ -24936,7 +24983,6 @@
               <w:rPr>
                 <w:lang w:val="en-US"/>
               </w:rPr>
-              <w:lastRenderedPageBreak/>
               <w:t xml:space="preserve">    '</w:t>
             </w:r>
             <w:proofErr w:type="gramStart"/>
@@ -25678,6 +25724,7 @@
               <w:rPr>
                 <w:lang w:val="en-US"/>
               </w:rPr>
+              <w:lastRenderedPageBreak/>
               <w:br/>
               <w:t>The classification should be:</w:t>
             </w:r>
@@ -25718,7 +25765,6 @@
               <w:rPr>
                 <w:lang w:val="en-US"/>
               </w:rPr>
-              <w:lastRenderedPageBreak/>
               <w:t xml:space="preserve">    ' SDB ': 'FALSE',</w:t>
             </w:r>
           </w:p>

--- a/Doc/Step_by_step_process.docx
+++ b/Doc/Step_by_step_process.docx
@@ -207,7 +207,13 @@
         </w:numPr>
       </w:pPr>
       <w:r>
-        <w:t>Usar {0,0.2,0.25, 0.5, 0.6, 0.7, 1}</w:t>
+        <w:t>Usar {0,0.25, 0.5, 0.7</w:t>
+      </w:r>
+      <w:r>
+        <w:t>5</w:t>
+      </w:r>
+      <w:r>
+        <w:t>, 1}</w:t>
       </w:r>
     </w:p>
     <w:p/>

--- a/Doc/Step_by_step_process.docx
+++ b/Doc/Step_by_step_process.docx
@@ -223,14 +223,7 @@
           <w:b/>
           <w:bCs/>
         </w:rPr>
-        <w:t>Y</w:t>
-      </w:r>
-      <w:r>
-        <w:rPr>
-          <w:b/>
-          <w:bCs/>
-        </w:rPr>
-        <w:t>ou can structure your prompt using three different roles:</w:t>
+        <w:t>You can structure your prompt using three different roles:</w:t>
       </w:r>
       <w:r>
         <w:rPr>
@@ -549,7 +542,7 @@
         </w:rPr>
         <w:lastRenderedPageBreak/>
         <w:drawing>
-          <wp:inline distT="0" distB="0" distL="0" distR="0" wp14:anchorId="105DAC4D" wp14:editId="2F9326C2">
+          <wp:inline distT="0" distB="0" distL="0" distR="0" wp14:anchorId="105DAC4D" wp14:editId="23F0CEC3">
             <wp:extent cx="4798142" cy="2422139"/>
             <wp:effectExtent l="0" t="0" r="2540" b="3810"/>
             <wp:docPr id="620802533" name="Picture 1"/>
@@ -680,7 +673,7 @@
         </w:rPr>
         <w:lastRenderedPageBreak/>
         <w:drawing>
-          <wp:inline distT="0" distB="0" distL="0" distR="0" wp14:anchorId="74815E0B" wp14:editId="42E52B88">
+          <wp:inline distT="0" distB="0" distL="0" distR="0" wp14:anchorId="74815E0B" wp14:editId="5EC76EC1">
             <wp:extent cx="4554524" cy="3949200"/>
             <wp:effectExtent l="0" t="0" r="5080" b="635"/>
             <wp:docPr id="2037632910" name="Picture 3"/>
@@ -743,7 +736,7 @@
           <w:lang w:val="en-US"/>
         </w:rPr>
         <w:drawing>
-          <wp:inline distT="0" distB="0" distL="0" distR="0" wp14:anchorId="485B52A5" wp14:editId="314E0267">
+          <wp:inline distT="0" distB="0" distL="0" distR="0" wp14:anchorId="485B52A5" wp14:editId="16C35603">
             <wp:extent cx="4486312" cy="1997751"/>
             <wp:effectExtent l="0" t="0" r="0" b="0"/>
             <wp:docPr id="378623146" name="Picture 4"/>
@@ -807,7 +800,7 @@
           <w:highlight w:val="yellow"/>
           <w:lang w:val="en-US"/>
         </w:rPr>
-        <w:t>Using Large Language Models</w:t>
+        <w:t xml:space="preserve">Using Large Language Models </w:t>
       </w:r>
       <w:r>
         <w:rPr>
@@ -816,7 +809,7 @@
           <w:highlight w:val="yellow"/>
           <w:lang w:val="en-US"/>
         </w:rPr>
-        <w:t xml:space="preserve"> </w:t>
+        <w:t>for Text Classification in</w:t>
       </w:r>
       <w:r>
         <w:rPr>
@@ -825,25 +818,7 @@
           <w:highlight w:val="yellow"/>
           <w:lang w:val="en-US"/>
         </w:rPr>
-        <w:t>for Text Classification in</w:t>
-      </w:r>
-      <w:r>
-        <w:rPr>
-          <w:i/>
-          <w:iCs/>
-          <w:highlight w:val="yellow"/>
-          <w:lang w:val="en-US"/>
-        </w:rPr>
-        <w:t xml:space="preserve"> </w:t>
-      </w:r>
-      <w:r>
-        <w:rPr>
-          <w:i/>
-          <w:iCs/>
-          <w:highlight w:val="yellow"/>
-          <w:lang w:val="en-US"/>
-        </w:rPr>
-        <w:t>Experimental Economics</w:t>
+        <w:t xml:space="preserve"> Experimental Economics</w:t>
       </w:r>
       <w:r>
         <w:rPr>
@@ -932,64 +907,57 @@
           <w:highlight w:val="green"/>
           <w:lang w:val="es-ES"/>
         </w:rPr>
-        <w:t xml:space="preserve"> </w:t>
+        <w:t xml:space="preserve">  </w:t>
       </w:r>
       <w:r>
         <w:rPr>
           <w:highlight w:val="green"/>
           <w:lang w:val="es-ES"/>
         </w:rPr>
-        <w:t xml:space="preserve"> </w:t>
+        <w:t>La particularidad de esta investigación es que</w:t>
       </w:r>
       <w:r>
         <w:rPr>
           <w:highlight w:val="green"/>
           <w:lang w:val="es-ES"/>
         </w:rPr>
-        <w:t>La particularidad de esta investigación es que</w:t>
+        <w:t>,</w:t>
       </w:r>
       <w:r>
         <w:rPr>
           <w:highlight w:val="green"/>
           <w:lang w:val="es-ES"/>
         </w:rPr>
-        <w:t>,</w:t>
+        <w:t xml:space="preserve"> durante la sesión</w:t>
       </w:r>
       <w:r>
         <w:rPr>
           <w:highlight w:val="green"/>
           <w:lang w:val="es-ES"/>
         </w:rPr>
-        <w:t xml:space="preserve"> durante la sesión</w:t>
+        <w:t>,</w:t>
       </w:r>
       <w:r>
         <w:rPr>
           <w:highlight w:val="green"/>
           <w:lang w:val="es-ES"/>
         </w:rPr>
-        <w:t>,</w:t>
+        <w:t xml:space="preserve"> cada grupo podía mandar una serie de máximo 18 mensajes. </w:t>
       </w:r>
       <w:r>
         <w:rPr>
           <w:highlight w:val="green"/>
           <w:lang w:val="es-ES"/>
         </w:rPr>
-        <w:t xml:space="preserve"> cada grupo podía mandar una serie de máximo 18 mensajes. </w:t>
-      </w:r>
-      <w:r>
-        <w:rPr>
-          <w:highlight w:val="green"/>
+        <w:t>En vez de clasificar cada mensaje de manera individual, los investigadores decidieron clasificarlos grupalmente.</w:t>
+      </w:r>
+    </w:p>
+    <w:p>
+      <w:pPr>
+        <w:rPr>
+          <w:b/>
+          <w:bCs/>
           <w:lang w:val="es-ES"/>
-        </w:rPr>
-        <w:t>En vez de clasificar cada mensaje de manera individual, los investigadores decidieron clasificarlos grupalmente.</w:t>
-      </w:r>
-    </w:p>
-    <w:p>
-      <w:pPr>
-        <w:rPr>
-          <w:b/>
-          <w:bCs/>
-          <w:lang w:val="en-US"/>
         </w:rPr>
       </w:pPr>
     </w:p>
@@ -1082,7 +1050,69 @@
         <w:t>Gains from Coordination:</w:t>
       </w:r>
       <w:r>
-        <w:t xml:space="preserve"> All parties benefit if the agents coordinate on a common course of action</w:t>
+        <w:t xml:space="preserve"> All parties benefit if the agents coordinate on a common course of action.</w:t>
+      </w:r>
+    </w:p>
+    <w:p/>
+    <w:p>
+      <w:r>
+        <w:t xml:space="preserve">2. </w:t>
+      </w:r>
+      <w:r>
+        <w:rPr>
+          <w:b/>
+          <w:bCs/>
+        </w:rPr>
+        <w:t>Divergent Preferences:</w:t>
+      </w:r>
+      <w:r>
+        <w:t xml:space="preserve"> Although coordination benefits all, the agents have differing preferences over which common action should be chosen. Agent 1's most preferred equilibrium (outcome 5) is Agent 2's least preferred, and vice versa.</w:t>
+      </w:r>
+    </w:p>
+    <w:p/>
+    <w:p>
+      <w:r>
+        <w:t xml:space="preserve">3. </w:t>
+      </w:r>
+      <w:r>
+        <w:rPr>
+          <w:b/>
+          <w:bCs/>
+        </w:rPr>
+        <w:t>Asymmetric Information:</w:t>
+      </w:r>
+      <w:r>
+        <w:t xml:space="preserve"> The </w:t>
+      </w:r>
+      <w:r>
+        <w:rPr>
+          <w:b/>
+          <w:bCs/>
+        </w:rPr>
+        <w:t xml:space="preserve">state of the world </w:t>
+      </w:r>
+      <w:r>
+        <w:t xml:space="preserve">varies across rounds, changing which outcome is efficient (maximizes total surplus). </w:t>
+      </w:r>
+      <w:r>
+        <w:rPr>
+          <w:b/>
+          <w:bCs/>
+        </w:rPr>
+        <w:t>Agents know the state of the world</w:t>
+      </w:r>
+      <w:r>
+        <w:t xml:space="preserve"> </w:t>
+      </w:r>
+      <w:r>
+        <w:t xml:space="preserve">but </w:t>
+      </w:r>
+      <w:r>
+        <w:rPr>
+          <w:b/>
+          <w:bCs/>
+        </w:rPr>
+        <w:t>the manager does not</w:t>
       </w:r>
       <w:r>
         <w:t>.</w:t>
@@ -1091,83 +1121,11 @@
     <w:p/>
     <w:p>
       <w:r>
-        <w:t xml:space="preserve">2. </w:t>
-      </w:r>
-      <w:r>
-        <w:rPr>
-          <w:b/>
-          <w:bCs/>
-        </w:rPr>
-        <w:t>Divergent Preferences:</w:t>
-      </w:r>
-      <w:r>
-        <w:t xml:space="preserve"> Although coordination benefits all, the agents have differing preferences over which common action should be chosen. Agent 1's most preferred equilibrium (outcome 5) is Agent 2's least preferred, and vice versa.</w:t>
-      </w:r>
-    </w:p>
-    <w:p/>
-    <w:p>
-      <w:r>
-        <w:t xml:space="preserve">3. </w:t>
-      </w:r>
-      <w:r>
-        <w:rPr>
-          <w:b/>
-          <w:bCs/>
-        </w:rPr>
-        <w:t>Asymmetric Information:</w:t>
-      </w:r>
-      <w:r>
-        <w:t xml:space="preserve"> The </w:t>
-      </w:r>
-      <w:r>
-        <w:rPr>
-          <w:b/>
-          <w:bCs/>
-        </w:rPr>
-        <w:t xml:space="preserve">state of the world </w:t>
-      </w:r>
-      <w:r>
-        <w:t xml:space="preserve">varies across rounds, changing which outcome is efficient (maximizes total surplus). </w:t>
-      </w:r>
-      <w:r>
-        <w:rPr>
-          <w:b/>
-          <w:bCs/>
-        </w:rPr>
-        <w:t>Agents know the state of the world</w:t>
-      </w:r>
-      <w:r>
-        <w:t xml:space="preserve"> </w:t>
-      </w:r>
-      <w:r>
-        <w:t xml:space="preserve">but </w:t>
-      </w:r>
-      <w:r>
-        <w:rPr>
-          <w:b/>
-          <w:bCs/>
-        </w:rPr>
-        <w:t>the manager does not</w:t>
-      </w:r>
-      <w:r>
-        <w:t>.</w:t>
-      </w:r>
-    </w:p>
-    <w:p/>
-    <w:p>
-      <w:r>
-        <w:rPr>
-          <w:b/>
-          <w:bCs/>
-        </w:rPr>
-        <w:t xml:space="preserve">4. </w:t>
-      </w:r>
-      <w:r>
-        <w:rPr>
-          <w:b/>
-          <w:bCs/>
-        </w:rPr>
-        <w:t>Incentive to Lie:</w:t>
+        <w:rPr>
+          <w:b/>
+          <w:bCs/>
+        </w:rPr>
+        <w:t>4. Incentive to Lie:</w:t>
       </w:r>
       <w:r>
         <w:t xml:space="preserve"> The combination of divergent preferences and asymmetric information implies that agents have a strong incentive to </w:t>
@@ -1328,13 +1286,7 @@
         <w:rPr>
           <w:lang w:val="en-US"/>
         </w:rPr>
-        <w:t xml:space="preserve">. </w:t>
-      </w:r>
-      <w:r>
-        <w:rPr>
-          <w:lang w:val="en-US"/>
-        </w:rPr>
-        <w:t>Agents freely communicate via unrestricted text messages, mimicking natural conversation</w:t>
+        <w:t>. Agents freely communicate via unrestricted text messages, mimicking natural conversation</w:t>
       </w:r>
       <w:r>
         <w:rPr>
@@ -1669,79 +1621,7 @@
           <w:iCs/>
           <w:lang w:val="en-US"/>
         </w:rPr>
-        <w:t xml:space="preserve">0 </w:t>
-      </w:r>
-      <w:r>
-        <w:rPr>
-          <w:i/>
-          <w:iCs/>
-          <w:lang w:val="en-US"/>
-        </w:rPr>
-        <w:t>if it is</w:t>
-      </w:r>
-      <w:r>
-        <w:rPr>
-          <w:i/>
-          <w:iCs/>
-          <w:lang w:val="en-US"/>
-        </w:rPr>
-        <w:t xml:space="preserve"> Central Manager, 1 </w:t>
-      </w:r>
-      <w:r>
-        <w:rPr>
-          <w:i/>
-          <w:iCs/>
-          <w:lang w:val="en-US"/>
-        </w:rPr>
-        <w:t>if it is</w:t>
-      </w:r>
-      <w:r>
-        <w:rPr>
-          <w:i/>
-          <w:iCs/>
-          <w:lang w:val="en-US"/>
-        </w:rPr>
-        <w:t xml:space="preserve"> </w:t>
-      </w:r>
-      <w:r>
-        <w:rPr>
-          <w:i/>
-          <w:iCs/>
-          <w:lang w:val="en-US"/>
-        </w:rPr>
-        <w:t>agent 1, and</w:t>
-      </w:r>
-      <w:r>
-        <w:rPr>
-          <w:i/>
-          <w:iCs/>
-          <w:lang w:val="en-US"/>
-        </w:rPr>
-        <w:t xml:space="preserve"> 2 </w:t>
-      </w:r>
-      <w:r>
-        <w:rPr>
-          <w:i/>
-          <w:iCs/>
-          <w:lang w:val="en-US"/>
-        </w:rPr>
-        <w:t>if it is</w:t>
-      </w:r>
-      <w:r>
-        <w:rPr>
-          <w:i/>
-          <w:iCs/>
-          <w:lang w:val="en-US"/>
-        </w:rPr>
-        <w:t xml:space="preserve"> </w:t>
-      </w:r>
-      <w:r>
-        <w:rPr>
-          <w:i/>
-          <w:iCs/>
-          <w:lang w:val="en-US"/>
-        </w:rPr>
-        <w:t xml:space="preserve">agent 2. </w:t>
+        <w:t xml:space="preserve">0 if it is Central Manager, 1 if it is agent 1, and 2 if it is agent 2. </w:t>
       </w:r>
     </w:p>
     <w:p>
@@ -1830,15 +1710,7 @@
           <w:bCs/>
           <w:lang w:val="en-US"/>
         </w:rPr>
-        <w:t xml:space="preserve"> </w:t>
-      </w:r>
-      <w:r>
-        <w:rPr>
-          <w:b/>
-          <w:bCs/>
-          <w:lang w:val="en-US"/>
-        </w:rPr>
-        <w:t>(</w:t>
+        <w:t xml:space="preserve"> (</w:t>
       </w:r>
       <w:proofErr w:type="spellStart"/>
       <w:r>
@@ -1980,15 +1852,7 @@
           <w:bCs/>
           <w:lang w:val="en-US"/>
         </w:rPr>
-        <w:t>Did they suggest</w:t>
-      </w:r>
-      <w:r>
-        <w:rPr>
-          <w:b/>
-          <w:bCs/>
-          <w:lang w:val="en-US"/>
-        </w:rPr>
-        <w:t xml:space="preserve"> an</w:t>
+        <w:t>Did they suggest an</w:t>
       </w:r>
       <w:r>
         <w:rPr>
@@ -2129,13 +1993,7 @@
         <w:rPr>
           <w:lang w:val="en-US"/>
         </w:rPr>
-        <w:t xml:space="preserve">? </w:t>
-      </w:r>
-      <w:r>
-        <w:rPr>
-          <w:lang w:val="en-US"/>
-        </w:rPr>
-        <w:t>If it was the case:</w:t>
+        <w:t>? If it was the case:</w:t>
       </w:r>
     </w:p>
     <w:p>
@@ -2156,15 +2014,7 @@
           <w:lang w:val="en-US"/>
         </w:rPr>
         <w:lastRenderedPageBreak/>
-        <w:t>Did they discuss</w:t>
-      </w:r>
-      <w:r>
-        <w:rPr>
-          <w:b/>
-          <w:bCs/>
-          <w:lang w:val="en-US"/>
-        </w:rPr>
-        <w:t xml:space="preserve"> </w:t>
+        <w:t xml:space="preserve">Did they discuss </w:t>
       </w:r>
       <w:r>
         <w:rPr>
@@ -2322,13 +2172,7 @@
         <w:rPr>
           <w:lang w:val="en-US"/>
         </w:rPr>
-        <w:t xml:space="preserve"> </w:t>
-      </w:r>
-      <w:r>
-        <w:rPr>
-          <w:lang w:val="en-US"/>
-        </w:rPr>
-        <w:t>This category includes any message that discusses the distribution of pay over the three players.</w:t>
+        <w:t xml:space="preserve"> This category includes any message that discusses the distribution of pay over the three players.</w:t>
       </w:r>
       <w:r>
         <w:rPr>
@@ -2360,15 +2204,7 @@
           <w:bCs/>
           <w:lang w:val="en-US"/>
         </w:rPr>
-        <w:t xml:space="preserve">Did they discuss </w:t>
-      </w:r>
-      <w:r>
-        <w:rPr>
-          <w:b/>
-          <w:bCs/>
-          <w:lang w:val="en-US"/>
-        </w:rPr>
-        <w:t>e</w:t>
+        <w:t>Did they discuss e</w:t>
       </w:r>
       <w:r>
         <w:rPr>
@@ -2524,25 +2360,7 @@
         <w:rPr>
           <w:lang w:val="en-US"/>
         </w:rPr>
-        <w:t xml:space="preserve">? </w:t>
-      </w:r>
-      <w:r>
-        <w:rPr>
-          <w:lang w:val="en-US"/>
-        </w:rPr>
-        <w:t>This included explanations about the rules of the experiment or game, as well as</w:t>
-      </w:r>
-      <w:r>
-        <w:rPr>
-          <w:lang w:val="en-US"/>
-        </w:rPr>
-        <w:t xml:space="preserve"> </w:t>
-      </w:r>
-      <w:r>
-        <w:rPr>
-          <w:lang w:val="en-US"/>
-        </w:rPr>
-        <w:t>explanations of a suggested way of playing the game.</w:t>
+        <w:t>? This included explanations about the rules of the experiment or game, as well as explanations of a suggested way of playing the game.</w:t>
       </w:r>
     </w:p>
     <w:p>
@@ -2560,13 +2378,7 @@
         <w:rPr>
           <w:lang w:val="en-US"/>
         </w:rPr>
-        <w:t>Did they send questions</w:t>
-      </w:r>
-      <w:r>
-        <w:rPr>
-          <w:lang w:val="en-US"/>
-        </w:rPr>
-        <w:t xml:space="preserve"> </w:t>
+        <w:t xml:space="preserve">Did they send questions </w:t>
       </w:r>
       <w:r>
         <w:rPr>
@@ -2948,39 +2760,13 @@
           <w:bCs/>
           <w:lang w:val="en-US"/>
         </w:rPr>
-        <w:t xml:space="preserve">Disagreement </w:t>
-      </w:r>
-      <w:r>
-        <w:rPr>
-          <w:b/>
-          <w:bCs/>
-          <w:lang w:val="en-US"/>
-        </w:rPr>
-        <w:t>(contradict)</w:t>
-      </w:r>
-      <w:r>
-        <w:rPr>
-          <w:lang w:val="en-US"/>
-        </w:rPr>
-        <w:t xml:space="preserve"> </w:t>
-      </w:r>
-      <w:r>
-        <w:rPr>
-          <w:lang w:val="en-US"/>
-        </w:rPr>
-        <w:t>This is used for cases where there was “fact-checking”. (e.g. “S1: It is Game</w:t>
-      </w:r>
-      <w:r>
-        <w:rPr>
-          <w:lang w:val="en-US"/>
-        </w:rPr>
-        <w:t xml:space="preserve"> </w:t>
-      </w:r>
-      <w:r>
-        <w:rPr>
-          <w:lang w:val="en-US"/>
-        </w:rPr>
-        <w:t>3.” “S2: No, it is Game 2.”) This category is different from the “Contradict” category</w:t>
+        <w:t>Disagreement (contradict)</w:t>
+      </w:r>
+      <w:r>
+        <w:rPr>
+          <w:lang w:val="en-US"/>
+        </w:rPr>
+        <w:t xml:space="preserve"> This is used for cases where there was “fact-checking”. (e.g. “S1: It is Game 3.” “S2: No, it is Game 2.”) This category is different from the “Contradict” category</w:t>
       </w:r>
     </w:p>
     <w:p>
@@ -3008,19 +2794,7 @@
         <w:rPr>
           <w:lang w:val="en-US"/>
         </w:rPr>
-        <w:t xml:space="preserve"> This is true if in the last question “</w:t>
-      </w:r>
-      <w:r>
-        <w:rPr>
-          <w:lang w:val="en-US"/>
-        </w:rPr>
-        <w:t>Did Agents Report What Game is Being Played?</w:t>
-      </w:r>
-      <w:r>
-        <w:rPr>
-          <w:lang w:val="en-US"/>
-        </w:rPr>
-        <w:t>”</w:t>
+        <w:t xml:space="preserve"> This is true if in the last question “Did Agents Report What Game is Being Played?”</w:t>
       </w:r>
       <w:r>
         <w:rPr>
@@ -3303,15 +3077,7 @@
           <w:bCs/>
           <w:lang w:val="en-US"/>
         </w:rPr>
-        <w:t>'</w:t>
-      </w:r>
-      <w:r>
-        <w:rPr>
-          <w:b/>
-          <w:bCs/>
-          <w:lang w:val="en-US"/>
-        </w:rPr>
-        <w:t xml:space="preserve"> </w:t>
+        <w:t xml:space="preserve">' </w:t>
       </w:r>
       <w:r>
         <w:rPr>
@@ -3673,15 +3439,7 @@
           <w:bCs/>
           <w:lang w:val="en-US"/>
         </w:rPr>
-        <w:t>r</w:t>
-      </w:r>
-      <w:r>
-        <w:rPr>
-          <w:b/>
-          <w:bCs/>
-          <w:lang w:val="en-US"/>
-        </w:rPr>
-        <w:t>eceive</w:t>
+        <w:t>receive</w:t>
       </w:r>
       <w:proofErr w:type="gramEnd"/>
       <w:r>
@@ -3973,28 +3731,54 @@
           <w:bCs/>
           <w:lang w:val="en-US"/>
         </w:rPr>
+        <w:t xml:space="preserve">': </w:t>
+      </w:r>
+      <w:r>
+        <w:rPr>
+          <w:lang w:val="en-US"/>
+        </w:rPr>
+        <w:t>1</w:t>
+      </w:r>
+      <w:r>
+        <w:rPr>
+          <w:lang w:val="en-US"/>
+        </w:rPr>
+        <w:t>,</w:t>
+      </w:r>
+      <w:r>
+        <w:rPr>
+          <w:b/>
+          <w:bCs/>
+          <w:lang w:val="en-US"/>
+        </w:rPr>
+        <w:t xml:space="preserve"> </w:t>
+      </w:r>
+    </w:p>
+    <w:p>
+      <w:pPr>
+        <w:ind w:firstLine="360"/>
+        <w:rPr>
+          <w:lang w:val="en-US"/>
+        </w:rPr>
+      </w:pPr>
+      <w:r>
+        <w:rPr>
+          <w:b/>
+          <w:bCs/>
+          <w:lang w:val="en-US"/>
+        </w:rPr>
         <w:t>'</w:t>
       </w:r>
-      <w:r>
-        <w:rPr>
-          <w:b/>
-          <w:bCs/>
-          <w:lang w:val="en-US"/>
-        </w:rPr>
-        <w:t xml:space="preserve">: </w:t>
-      </w:r>
-      <w:r>
-        <w:rPr>
-          <w:lang w:val="en-US"/>
-        </w:rPr>
-        <w:t>1</w:t>
-      </w:r>
-      <w:r>
-        <w:rPr>
-          <w:lang w:val="en-US"/>
-        </w:rPr>
-        <w:t>,</w:t>
-      </w:r>
+      <w:proofErr w:type="spellStart"/>
+      <w:r>
+        <w:rPr>
+          <w:b/>
+          <w:bCs/>
+          <w:lang w:val="en-US"/>
+        </w:rPr>
+        <w:t>suggest_safe</w:t>
+      </w:r>
+      <w:proofErr w:type="spellEnd"/>
       <w:r>
         <w:rPr>
           <w:b/>
@@ -4003,40 +3787,6 @@
         </w:rPr>
         <w:t xml:space="preserve"> </w:t>
       </w:r>
-    </w:p>
-    <w:p>
-      <w:pPr>
-        <w:ind w:firstLine="360"/>
-        <w:rPr>
-          <w:lang w:val="en-US"/>
-        </w:rPr>
-      </w:pPr>
-      <w:r>
-        <w:rPr>
-          <w:b/>
-          <w:bCs/>
-          <w:lang w:val="en-US"/>
-        </w:rPr>
-        <w:t>'</w:t>
-      </w:r>
-      <w:proofErr w:type="spellStart"/>
-      <w:r>
-        <w:rPr>
-          <w:b/>
-          <w:bCs/>
-          <w:lang w:val="en-US"/>
-        </w:rPr>
-        <w:t>suggest_safe</w:t>
-      </w:r>
-      <w:proofErr w:type="spellEnd"/>
-      <w:r>
-        <w:rPr>
-          <w:b/>
-          <w:bCs/>
-          <w:lang w:val="en-US"/>
-        </w:rPr>
-        <w:t xml:space="preserve"> </w:t>
-      </w:r>
       <w:proofErr w:type="gramStart"/>
       <w:r>
         <w:rPr>
@@ -4057,13 +3807,7 @@
         <w:rPr>
           <w:lang w:val="en-US"/>
         </w:rPr>
-        <w:t xml:space="preserve"> </w:t>
-      </w:r>
-      <w:r>
-        <w:rPr>
-          <w:lang w:val="en-US"/>
-        </w:rPr>
-        <w:t>0</w:t>
+        <w:t xml:space="preserve"> 0</w:t>
       </w:r>
       <w:r>
         <w:rPr>
@@ -4117,13 +3861,7 @@
         <w:rPr>
           <w:lang w:val="en-US"/>
         </w:rPr>
-        <w:t xml:space="preserve"> </w:t>
-      </w:r>
-      <w:r>
-        <w:rPr>
-          <w:lang w:val="en-US"/>
-        </w:rPr>
-        <w:t>1</w:t>
+        <w:t xml:space="preserve"> 1</w:t>
       </w:r>
       <w:r>
         <w:rPr>
@@ -5017,13 +4755,7 @@
         <w:rPr>
           <w:lang w:val="en-US"/>
         </w:rPr>
-        <w:t xml:space="preserve">1, it can happen that both </w:t>
-      </w:r>
-      <w:r>
-        <w:rPr>
-          <w:lang w:val="en-US"/>
-        </w:rPr>
-        <w:t xml:space="preserve">that </w:t>
+        <w:t xml:space="preserve">1, it can happen that both that </w:t>
       </w:r>
       <w:r>
         <w:rPr>
@@ -5176,13 +4908,7 @@
         <w:rPr>
           <w:lang w:val="en-US"/>
         </w:rPr>
-        <w:t>0</w:t>
-      </w:r>
-      <w:r>
-        <w:rPr>
-          <w:lang w:val="en-US"/>
-        </w:rPr>
-        <w:t xml:space="preserve">, this implies that </w:t>
+        <w:t xml:space="preserve">0, this implies that </w:t>
       </w:r>
       <w:r>
         <w:rPr>
@@ -6517,25 +6243,19 @@
             <w:pPr>
               <w:jc w:val="both"/>
               <w:rPr>
-                <w:lang w:val="es-ES"/>
-              </w:rPr>
-            </w:pPr>
-            <w:r>
-              <w:rPr>
-                <w:lang w:val="es-ES"/>
-              </w:rPr>
-              <w:t>1</w:t>
-            </w:r>
-            <w:r>
-              <w:rPr>
-                <w:lang w:val="es-ES"/>
-              </w:rPr>
-              <w:t xml:space="preserve">; </w:t>
+                <w:lang w:val="en-US"/>
+              </w:rPr>
+            </w:pPr>
+            <w:r>
+              <w:rPr>
+                <w:lang w:val="en-US"/>
+              </w:rPr>
+              <w:t xml:space="preserve">1; </w:t>
             </w:r>
             <w:proofErr w:type="spellStart"/>
             <w:r>
               <w:rPr>
-                <w:lang w:val="es-ES"/>
+                <w:lang w:val="en-US"/>
               </w:rPr>
               <w:t>valee</w:t>
             </w:r>
@@ -6545,33 +6265,57 @@
             <w:pPr>
               <w:jc w:val="both"/>
               <w:rPr>
-                <w:lang w:val="es-ES"/>
-              </w:rPr>
-            </w:pPr>
-            <w:r>
-              <w:rPr>
-                <w:lang w:val="es-ES"/>
-              </w:rPr>
-              <w:t>2</w:t>
-            </w:r>
-            <w:r>
-              <w:rPr>
-                <w:lang w:val="es-ES"/>
-              </w:rPr>
-              <w:t xml:space="preserve">; </w:t>
-            </w:r>
-            <w:r>
-              <w:rPr>
-                <w:lang w:val="es-ES"/>
-              </w:rPr>
-              <w:t>que vais a escoger</w:t>
-            </w:r>
+                <w:lang w:val="en-US"/>
+              </w:rPr>
+            </w:pPr>
+            <w:r>
+              <w:rPr>
+                <w:lang w:val="en-US"/>
+              </w:rPr>
+              <w:t xml:space="preserve">2; que </w:t>
+            </w:r>
+            <w:proofErr w:type="spellStart"/>
+            <w:r>
+              <w:rPr>
+                <w:lang w:val="en-US"/>
+              </w:rPr>
+              <w:t>vais</w:t>
+            </w:r>
+            <w:proofErr w:type="spellEnd"/>
+            <w:r>
+              <w:rPr>
+                <w:lang w:val="en-US"/>
+              </w:rPr>
+              <w:t xml:space="preserve"> </w:t>
+            </w:r>
+            <w:proofErr w:type="gramStart"/>
+            <w:r>
+              <w:rPr>
+                <w:lang w:val="en-US"/>
+              </w:rPr>
+              <w:t>a</w:t>
+            </w:r>
+            <w:proofErr w:type="gramEnd"/>
+            <w:r>
+              <w:rPr>
+                <w:lang w:val="en-US"/>
+              </w:rPr>
+              <w:t xml:space="preserve"> </w:t>
+            </w:r>
+            <w:proofErr w:type="spellStart"/>
+            <w:r>
+              <w:rPr>
+                <w:lang w:val="en-US"/>
+              </w:rPr>
+              <w:t>escoger</w:t>
+            </w:r>
+            <w:proofErr w:type="spellEnd"/>
           </w:p>
           <w:p>
             <w:pPr>
               <w:jc w:val="both"/>
               <w:rPr>
-                <w:lang w:val="es-ES"/>
+                <w:lang w:val="en-US"/>
               </w:rPr>
             </w:pPr>
           </w:p>
@@ -6593,7 +6337,7 @@
             <w:pPr>
               <w:jc w:val="both"/>
               <w:rPr>
-                <w:lang w:val="es-ES"/>
+                <w:lang w:val="en-US"/>
               </w:rPr>
             </w:pPr>
           </w:p>
@@ -9131,77 +8875,89 @@
           <w:p>
             <w:pPr>
               <w:rPr>
-                <w:lang w:val="es-ES"/>
-              </w:rPr>
-            </w:pPr>
-            <w:r>
-              <w:rPr>
-                <w:lang w:val="es-ES"/>
+                <w:lang w:val="en-US"/>
+              </w:rPr>
+            </w:pPr>
+            <w:r>
+              <w:rPr>
+                <w:lang w:val="en-US"/>
               </w:rPr>
               <w:t>1</w:t>
             </w:r>
             <w:r>
               <w:rPr>
-                <w:lang w:val="es-ES"/>
+                <w:lang w:val="en-US"/>
               </w:rPr>
               <w:t xml:space="preserve">; </w:t>
             </w:r>
-            <w:r>
-              <w:rPr>
-                <w:lang w:val="es-ES"/>
-              </w:rPr>
-              <w:t>columna 4 fila 4</w:t>
-            </w:r>
-          </w:p>
-          <w:p>
-            <w:pPr>
-              <w:rPr>
-                <w:lang w:val="es-ES"/>
-              </w:rPr>
-            </w:pPr>
-            <w:r>
-              <w:rPr>
-                <w:lang w:val="es-ES"/>
+            <w:proofErr w:type="spellStart"/>
+            <w:r>
+              <w:rPr>
+                <w:lang w:val="en-US"/>
+              </w:rPr>
+              <w:t>columna</w:t>
+            </w:r>
+            <w:proofErr w:type="spellEnd"/>
+            <w:r>
+              <w:rPr>
+                <w:lang w:val="en-US"/>
+              </w:rPr>
+              <w:t xml:space="preserve"> 4 fila 4</w:t>
+            </w:r>
+          </w:p>
+          <w:p>
+            <w:pPr>
+              <w:rPr>
+                <w:lang w:val="en-US"/>
+              </w:rPr>
+            </w:pPr>
+            <w:r>
+              <w:rPr>
+                <w:lang w:val="en-US"/>
               </w:rPr>
               <w:t>2</w:t>
             </w:r>
             <w:r>
               <w:rPr>
-                <w:lang w:val="es-ES"/>
+                <w:lang w:val="en-US"/>
               </w:rPr>
               <w:t xml:space="preserve">; </w:t>
             </w:r>
-            <w:r>
-              <w:rPr>
-                <w:lang w:val="es-ES"/>
+            <w:proofErr w:type="spellStart"/>
+            <w:r>
+              <w:rPr>
+                <w:lang w:val="en-US"/>
               </w:rPr>
               <w:t>si</w:t>
             </w:r>
-          </w:p>
-          <w:p>
-            <w:pPr>
-              <w:rPr>
-                <w:lang w:val="es-ES"/>
-              </w:rPr>
-            </w:pPr>
-            <w:r>
-              <w:rPr>
-                <w:lang w:val="es-ES"/>
+            <w:proofErr w:type="spellEnd"/>
+          </w:p>
+          <w:p>
+            <w:pPr>
+              <w:rPr>
+                <w:lang w:val="en-US"/>
+              </w:rPr>
+            </w:pPr>
+            <w:r>
+              <w:rPr>
+                <w:lang w:val="en-US"/>
               </w:rPr>
               <w:t>0</w:t>
             </w:r>
             <w:r>
               <w:rPr>
-                <w:lang w:val="es-ES"/>
+                <w:lang w:val="en-US"/>
               </w:rPr>
               <w:t xml:space="preserve">; </w:t>
             </w:r>
-            <w:r>
-              <w:rPr>
-                <w:lang w:val="es-ES"/>
+            <w:proofErr w:type="spellStart"/>
+            <w:r>
+              <w:rPr>
+                <w:lang w:val="en-US"/>
               </w:rPr>
               <w:t>si</w:t>
             </w:r>
+            <w:proofErr w:type="spellEnd"/>
           </w:p>
           <w:p>
             <w:pPr>
@@ -9372,19 +9128,7 @@
               <w:rPr>
                 <w:lang w:val="en-US"/>
               </w:rPr>
-              <w:t xml:space="preserve"> </w:t>
-            </w:r>
-            <w:r>
-              <w:rPr>
-                <w:lang w:val="en-US"/>
-              </w:rPr>
-              <w:t>1</w:t>
-            </w:r>
-            <w:r>
-              <w:rPr>
-                <w:lang w:val="en-US"/>
-              </w:rPr>
-              <w:t>,</w:t>
+              <w:t xml:space="preserve"> 1,</w:t>
             </w:r>
           </w:p>
           <w:p>
@@ -10510,15 +10254,7 @@
                 <w:iCs/>
                 <w:lang w:val="en-US"/>
               </w:rPr>
-              <w:t>few</w:t>
-            </w:r>
-            <w:r>
-              <w:rPr>
-                <w:i/>
-                <w:iCs/>
-                <w:lang w:val="en-US"/>
-              </w:rPr>
-              <w:t xml:space="preserve">-shot </w:t>
+              <w:t xml:space="preserve">few-shot </w:t>
             </w:r>
             <w:proofErr w:type="spellStart"/>
             <w:r>
@@ -15815,13 +15551,7 @@
         <w:t>interpreting verbal responses from participants in behavioral economics experiments. Your role involves analyzing participants’ chat messages within experimental games to understand how communication influences strategic behavior. </w:t>
       </w:r>
       <w:r>
-        <w:t>This includes categorizing and coding messages to identify themes, topics, and patterns related to cooperation and strategic decision</w:t>
-      </w:r>
-      <w:r>
-        <w:t xml:space="preserve"> </w:t>
-      </w:r>
-      <w:r>
-        <w:t>making</w:t>
+        <w:t>This includes categorizing and coding messages to identify themes, topics, and patterns related to cooperation and strategic decision making</w:t>
       </w:r>
       <w:r>
         <w:rPr>
@@ -15911,15 +15641,7 @@
           <w:bCs/>
           <w:lang w:val="en-US"/>
         </w:rPr>
-        <w:t xml:space="preserve"> </w:t>
-      </w:r>
-      <w:r>
-        <w:rPr>
-          <w:b/>
-          <w:bCs/>
-          <w:lang w:val="en-US"/>
-        </w:rPr>
-        <w:t>(for the categories)</w:t>
+        <w:t xml:space="preserve"> (for the categories)</w:t>
       </w:r>
       <w:r>
         <w:rPr>
@@ -15962,15 +15684,7 @@
           <w:bCs/>
           <w:lang w:val="en-US"/>
         </w:rPr>
-        <w:t>Format</w:t>
-      </w:r>
-      <w:r>
-        <w:rPr>
-          <w:b/>
-          <w:bCs/>
-          <w:lang w:val="en-US"/>
-        </w:rPr>
-        <w:t xml:space="preserve"> (for the categories)</w:t>
+        <w:t>Format (for the categories)</w:t>
       </w:r>
       <w:r>
         <w:rPr>
@@ -15993,511 +15707,162 @@
         <w:rPr>
           <w:lang w:val="en-US"/>
         </w:rPr>
-        <w:t>, meaning that each must accurately depict the category you chose</w:t>
-      </w:r>
-      <w:r>
-        <w:rPr>
-          <w:lang w:val="en-US"/>
-        </w:rPr>
-        <w:t xml:space="preserve">. </w:t>
-      </w:r>
-      <w:r>
+        <w:t xml:space="preserve">, meaning that each must accurately depict the category you chose. </w:t>
+      </w:r>
+      <w:r>
+        <w:t xml:space="preserve"> Also,  each value should be a definition of the category.</w:t>
+      </w:r>
+    </w:p>
+    <w:p>
+      <w:pPr>
+        <w:rPr>
+          <w:lang w:val="en-US"/>
+        </w:rPr>
+      </w:pPr>
+      <w:r>
+        <w:t>F</w:t>
+      </w:r>
+      <w:proofErr w:type="spellStart"/>
+      <w:r>
+        <w:rPr>
+          <w:lang w:val="en-US"/>
+        </w:rPr>
+        <w:t>or</w:t>
+      </w:r>
+      <w:proofErr w:type="spellEnd"/>
+      <w:r>
+        <w:rPr>
+          <w:lang w:val="en-US"/>
+        </w:rPr>
+        <w:t xml:space="preserve"> example, if your categories are A, B, and C, and your tags are 'A', 'B', and 'C', the response should be:</w:t>
+      </w:r>
+    </w:p>
+    <w:p>
+      <w:pPr>
+        <w:rPr>
+          <w:lang w:val="en-US"/>
+        </w:rPr>
+      </w:pPr>
+    </w:p>
+    <w:p>
+      <w:pPr>
+        <w:rPr>
+          <w:lang w:val="en-US"/>
+        </w:rPr>
+      </w:pPr>
+      <w:r>
+        <w:rPr>
+          <w:lang w:val="en-US"/>
+        </w:rPr>
+        <w:t xml:space="preserve"> {</w:t>
+      </w:r>
+    </w:p>
+    <w:p>
+      <w:pPr>
+        <w:rPr>
+          <w:lang w:val="en-US"/>
+        </w:rPr>
+      </w:pPr>
+      <w:r>
+        <w:rPr>
+          <w:lang w:val="en-US"/>
+        </w:rPr>
+        <w:t xml:space="preserve">    '</w:t>
+      </w:r>
+      <w:r>
+        <w:rPr>
+          <w:b/>
+          <w:bCs/>
+          <w:lang w:val="en-US"/>
+        </w:rPr>
+        <w:t>A</w:t>
+      </w:r>
+      <w:r>
+        <w:rPr>
+          <w:lang w:val="en-US"/>
+        </w:rPr>
+        <w:t>': 'the category is A: &lt;definition of the category&gt; ',</w:t>
+      </w:r>
+    </w:p>
+    <w:p>
+      <w:pPr>
+        <w:rPr>
+          <w:lang w:val="en-US"/>
+        </w:rPr>
+      </w:pPr>
+      <w:r>
+        <w:rPr>
+          <w:lang w:val="en-US"/>
+        </w:rPr>
+        <w:t xml:space="preserve">    '</w:t>
+      </w:r>
+      <w:r>
+        <w:rPr>
+          <w:b/>
+          <w:bCs/>
+          <w:lang w:val="en-US"/>
+        </w:rPr>
+        <w:t>B</w:t>
+      </w:r>
+      <w:r>
+        <w:rPr>
+          <w:lang w:val="en-US"/>
+        </w:rPr>
+        <w:t>': 'the category is B: &lt;definition of the category&gt; ',</w:t>
+      </w:r>
+    </w:p>
+    <w:p>
+      <w:pPr>
+        <w:rPr>
+          <w:lang w:val="en-US"/>
+        </w:rPr>
+      </w:pPr>
+      <w:r>
+        <w:rPr>
+          <w:lang w:val="en-US"/>
+        </w:rPr>
+        <w:t xml:space="preserve">    '</w:t>
+      </w:r>
+      <w:r>
+        <w:rPr>
+          <w:b/>
+          <w:bCs/>
+          <w:lang w:val="en-US"/>
+        </w:rPr>
+        <w:t>C</w:t>
+      </w:r>
+      <w:r>
+        <w:rPr>
+          <w:lang w:val="en-US"/>
+        </w:rPr>
+        <w:t>': 'the category is C: &lt;definition of the category&gt; '</w:t>
+      </w:r>
+    </w:p>
+    <w:p>
+      <w:pPr>
+        <w:rPr>
+          <w:lang w:val="en-US"/>
+        </w:rPr>
+      </w:pPr>
+      <w:r>
+        <w:rPr>
+          <w:lang w:val="en-US"/>
+        </w:rPr>
+        <w:t>}</w:t>
+      </w:r>
+    </w:p>
+    <w:p>
+      <w:pPr>
+        <w:rPr>
+          <w:lang w:val="en-US"/>
+        </w:rPr>
+      </w:pPr>
+      <w:r>
+        <w:rPr>
+          <w:lang w:val="en-US"/>
+        </w:rPr>
         <w:t xml:space="preserve"> </w:t>
       </w:r>
-      <w:r>
-        <w:t xml:space="preserve">Also, </w:t>
-      </w:r>
-      <w:r>
-        <w:t xml:space="preserve"> each value should be a definition of the category.</w:t>
-      </w:r>
-    </w:p>
-    <w:p>
-      <w:pPr>
-        <w:rPr>
-          <w:lang w:val="en-US"/>
-        </w:rPr>
-      </w:pPr>
-      <w:r>
-        <w:t>F</w:t>
-      </w:r>
-      <w:proofErr w:type="spellStart"/>
-      <w:r>
-        <w:rPr>
-          <w:lang w:val="en-US"/>
-        </w:rPr>
-        <w:t>or</w:t>
-      </w:r>
-      <w:proofErr w:type="spellEnd"/>
-      <w:r>
-        <w:rPr>
-          <w:lang w:val="en-US"/>
-        </w:rPr>
-        <w:t xml:space="preserve"> example, if</w:t>
-      </w:r>
-      <w:r>
-        <w:rPr>
-          <w:lang w:val="en-US"/>
-        </w:rPr>
-        <w:t xml:space="preserve"> your </w:t>
-      </w:r>
-      <w:r>
-        <w:rPr>
-          <w:lang w:val="en-US"/>
-        </w:rPr>
-        <w:t xml:space="preserve">categories are A, B, and C, and your </w:t>
-      </w:r>
-      <w:r>
-        <w:rPr>
-          <w:lang w:val="en-US"/>
-        </w:rPr>
-        <w:t>tags are 'A', 'B', and 'C', the response should be:</w:t>
-      </w:r>
-    </w:p>
-    <w:p>
-      <w:pPr>
-        <w:rPr>
-          <w:lang w:val="en-US"/>
-        </w:rPr>
-      </w:pPr>
-    </w:p>
-    <w:p>
-      <w:pPr>
-        <w:rPr>
-          <w:lang w:val="en-US"/>
-        </w:rPr>
-      </w:pPr>
-      <w:r>
-        <w:rPr>
-          <w:lang w:val="en-US"/>
-        </w:rPr>
-        <w:t xml:space="preserve"> </w:t>
-      </w:r>
-      <w:r>
-        <w:rPr>
-          <w:lang w:val="en-US"/>
-        </w:rPr>
-        <w:t>{</w:t>
-      </w:r>
-    </w:p>
-    <w:p>
-      <w:pPr>
-        <w:rPr>
-          <w:lang w:val="en-US"/>
-        </w:rPr>
-      </w:pPr>
-      <w:r>
-        <w:rPr>
-          <w:lang w:val="en-US"/>
-        </w:rPr>
-        <w:t xml:space="preserve">    '</w:t>
-      </w:r>
-      <w:r>
-        <w:rPr>
-          <w:b/>
-          <w:bCs/>
-          <w:lang w:val="en-US"/>
-        </w:rPr>
-        <w:t>A</w:t>
-      </w:r>
-      <w:r>
-        <w:rPr>
-          <w:lang w:val="en-US"/>
-        </w:rPr>
-        <w:t>': '</w:t>
-      </w:r>
-      <w:r>
-        <w:rPr>
-          <w:lang w:val="en-US"/>
-        </w:rPr>
-        <w:t xml:space="preserve">the category is A: &lt;definition of the category&gt; </w:t>
-      </w:r>
-      <w:r>
-        <w:rPr>
-          <w:lang w:val="en-US"/>
-        </w:rPr>
-        <w:t>',</w:t>
-      </w:r>
-    </w:p>
-    <w:p>
-      <w:pPr>
-        <w:rPr>
-          <w:lang w:val="en-US"/>
-        </w:rPr>
-      </w:pPr>
-      <w:r>
-        <w:rPr>
-          <w:lang w:val="en-US"/>
-        </w:rPr>
-        <w:t xml:space="preserve">    '</w:t>
-      </w:r>
-      <w:r>
-        <w:rPr>
-          <w:b/>
-          <w:bCs/>
-          <w:lang w:val="en-US"/>
-        </w:rPr>
-        <w:t>B</w:t>
-      </w:r>
-      <w:r>
-        <w:rPr>
-          <w:lang w:val="en-US"/>
-        </w:rPr>
-        <w:t xml:space="preserve">': 'the category is </w:t>
-      </w:r>
-      <w:r>
-        <w:rPr>
-          <w:lang w:val="en-US"/>
-        </w:rPr>
-        <w:t>B</w:t>
-      </w:r>
-      <w:r>
-        <w:rPr>
-          <w:lang w:val="en-US"/>
-        </w:rPr>
-        <w:t>: &lt;definition of the category&gt; ',</w:t>
-      </w:r>
-    </w:p>
-    <w:p>
-      <w:pPr>
-        <w:rPr>
-          <w:lang w:val="en-US"/>
-        </w:rPr>
-      </w:pPr>
-      <w:r>
-        <w:rPr>
-          <w:lang w:val="en-US"/>
-        </w:rPr>
-        <w:t xml:space="preserve">    '</w:t>
-      </w:r>
-      <w:r>
-        <w:rPr>
-          <w:b/>
-          <w:bCs/>
-          <w:lang w:val="en-US"/>
-        </w:rPr>
-        <w:t>C</w:t>
-      </w:r>
-      <w:r>
-        <w:rPr>
-          <w:lang w:val="en-US"/>
-        </w:rPr>
-        <w:t xml:space="preserve">': 'the category is </w:t>
-      </w:r>
-      <w:r>
-        <w:rPr>
-          <w:lang w:val="en-US"/>
-        </w:rPr>
-        <w:t>C</w:t>
-      </w:r>
-      <w:r>
-        <w:rPr>
-          <w:lang w:val="en-US"/>
-        </w:rPr>
-        <w:t>: &lt;definition of the category&gt; '</w:t>
-      </w:r>
-    </w:p>
-    <w:p>
-      <w:pPr>
-        <w:rPr>
-          <w:lang w:val="en-US"/>
-        </w:rPr>
-      </w:pPr>
-      <w:r>
-        <w:rPr>
-          <w:lang w:val="en-US"/>
-        </w:rPr>
-        <w:t>}</w:t>
-      </w:r>
-    </w:p>
-    <w:p>
-      <w:pPr>
-        <w:rPr>
-          <w:lang w:val="en-US"/>
-        </w:rPr>
-      </w:pPr>
-      <w:r>
-        <w:rPr>
-          <w:lang w:val="en-US"/>
-        </w:rPr>
-        <w:t xml:space="preserve"> </w:t>
-      </w:r>
-    </w:p>
-    <w:tbl>
-      <w:tblPr>
-        <w:tblStyle w:val="TableGrid"/>
-        <w:tblW w:w="10204" w:type="dxa"/>
-        <w:tblInd w:w="-570" w:type="dxa"/>
-        <w:tblLook w:val="04A0" w:firstRow="1" w:lastRow="0" w:firstColumn="1" w:lastColumn="0" w:noHBand="0" w:noVBand="1"/>
-      </w:tblPr>
-      <w:tblGrid>
-        <w:gridCol w:w="2408"/>
-        <w:gridCol w:w="7796"/>
-      </w:tblGrid>
-      <w:tr>
-        <w:tc>
-          <w:tcPr>
-            <w:tcW w:w="2408" w:type="dxa"/>
-          </w:tcPr>
-          <w:p>
-            <w:pPr>
-              <w:jc w:val="center"/>
-              <w:rPr>
-                <w:b/>
-                <w:bCs/>
-                <w:highlight w:val="red"/>
-                <w:lang w:val="en-US"/>
-              </w:rPr>
-            </w:pPr>
-            <w:r>
-              <w:rPr>
-                <w:b/>
-                <w:bCs/>
-                <w:highlight w:val="red"/>
-                <w:lang w:val="en-US"/>
-              </w:rPr>
-              <w:t>Prompt Type</w:t>
-            </w:r>
-          </w:p>
-        </w:tc>
-        <w:tc>
-          <w:tcPr>
-            <w:tcW w:w="7796" w:type="dxa"/>
-          </w:tcPr>
-          <w:p>
-            <w:pPr>
-              <w:tabs>
-                <w:tab w:val="left" w:pos="2082"/>
-              </w:tabs>
-              <w:jc w:val="center"/>
-              <w:rPr>
-                <w:b/>
-                <w:bCs/>
-                <w:highlight w:val="red"/>
-                <w:lang w:val="en-US"/>
-              </w:rPr>
-            </w:pPr>
-            <w:r>
-              <w:rPr>
-                <w:b/>
-                <w:bCs/>
-                <w:highlight w:val="red"/>
-                <w:lang w:val="en-US"/>
-              </w:rPr>
-              <w:t>Prompt structure</w:t>
-            </w:r>
-          </w:p>
-        </w:tc>
-      </w:tr>
-      <w:tr>
-        <w:tc>
-          <w:tcPr>
-            <w:tcW w:w="2408" w:type="dxa"/>
-          </w:tcPr>
-          <w:p>
-            <w:pPr>
-              <w:jc w:val="center"/>
-              <w:rPr>
-                <w:highlight w:val="red"/>
-                <w:lang w:val="en-US"/>
-              </w:rPr>
-            </w:pPr>
-            <w:r>
-              <w:rPr>
-                <w:highlight w:val="red"/>
-                <w:lang w:val="en-US"/>
-              </w:rPr>
-              <w:t>Zero-shot</w:t>
-            </w:r>
-          </w:p>
-        </w:tc>
-        <w:tc>
-          <w:tcPr>
-            <w:tcW w:w="7796" w:type="dxa"/>
-          </w:tcPr>
-          <w:p>
-            <w:pPr>
-              <w:jc w:val="both"/>
-              <w:rPr>
-                <w:highlight w:val="red"/>
-                <w:lang w:val="en-US"/>
-              </w:rPr>
-            </w:pPr>
-            <w:r>
-              <w:rPr>
-                <w:lang w:val="en-US"/>
-              </w:rPr>
-              <w:t>Does not apply</w:t>
-            </w:r>
-          </w:p>
-        </w:tc>
-      </w:tr>
-      <w:tr>
-        <w:tc>
-          <w:tcPr>
-            <w:tcW w:w="2408" w:type="dxa"/>
-          </w:tcPr>
-          <w:p>
-            <w:pPr>
-              <w:jc w:val="center"/>
-              <w:rPr>
-                <w:highlight w:val="red"/>
-                <w:lang w:val="en-US"/>
-              </w:rPr>
-            </w:pPr>
-            <w:r>
-              <w:rPr>
-                <w:highlight w:val="red"/>
-                <w:lang w:val="en-US"/>
-              </w:rPr>
-              <w:t>Few-Shot</w:t>
-            </w:r>
-          </w:p>
-        </w:tc>
-        <w:tc>
-          <w:tcPr>
-            <w:tcW w:w="7796" w:type="dxa"/>
-          </w:tcPr>
-          <w:p>
-            <w:pPr>
-              <w:jc w:val="both"/>
-              <w:rPr>
-                <w:lang w:val="en-US"/>
-              </w:rPr>
-            </w:pPr>
-            <w:r>
-              <w:rPr>
-                <w:lang w:val="en-US"/>
-              </w:rPr>
-              <w:t>The following are some examples based on real responses of participants:</w:t>
-            </w:r>
-          </w:p>
-          <w:p>
-            <w:pPr>
-              <w:jc w:val="both"/>
-              <w:rPr>
-                <w:lang w:val="en-US"/>
-              </w:rPr>
-            </w:pPr>
-          </w:p>
-        </w:tc>
-      </w:tr>
-      <w:tr>
-        <w:tc>
-          <w:tcPr>
-            <w:tcW w:w="2408" w:type="dxa"/>
-          </w:tcPr>
-          <w:p>
-            <w:pPr>
-              <w:jc w:val="center"/>
-              <w:rPr>
-                <w:highlight w:val="red"/>
-                <w:lang w:val="en-US"/>
-              </w:rPr>
-            </w:pPr>
-            <w:r>
-              <w:rPr>
-                <w:i/>
-                <w:iCs/>
-                <w:highlight w:val="red"/>
-                <w:lang w:val="en-US"/>
-              </w:rPr>
-              <w:t xml:space="preserve">0-shot </w:t>
-            </w:r>
-            <w:proofErr w:type="spellStart"/>
-            <w:r>
-              <w:rPr>
-                <w:i/>
-                <w:iCs/>
-                <w:highlight w:val="red"/>
-                <w:lang w:val="en-US"/>
-              </w:rPr>
-              <w:t>CoT</w:t>
-            </w:r>
-            <w:proofErr w:type="spellEnd"/>
-          </w:p>
-        </w:tc>
-        <w:tc>
-          <w:tcPr>
-            <w:tcW w:w="7796" w:type="dxa"/>
-          </w:tcPr>
-          <w:p>
-            <w:pPr>
-              <w:jc w:val="both"/>
-              <w:rPr>
-                <w:highlight w:val="red"/>
-                <w:lang w:val="en-US"/>
-              </w:rPr>
-            </w:pPr>
-            <w:r>
-              <w:rPr>
-                <w:lang w:val="en-US"/>
-              </w:rPr>
-              <w:t>Does not apply</w:t>
-            </w:r>
-          </w:p>
-        </w:tc>
-      </w:tr>
-      <w:tr>
-        <w:tc>
-          <w:tcPr>
-            <w:tcW w:w="2408" w:type="dxa"/>
-          </w:tcPr>
-          <w:p>
-            <w:pPr>
-              <w:jc w:val="center"/>
-              <w:rPr>
-                <w:lang w:val="en-US"/>
-              </w:rPr>
-            </w:pPr>
-            <w:r>
-              <w:rPr>
-                <w:i/>
-                <w:iCs/>
-                <w:highlight w:val="red"/>
-                <w:lang w:val="en-US"/>
-              </w:rPr>
-              <w:t xml:space="preserve">few-shot </w:t>
-            </w:r>
-            <w:proofErr w:type="spellStart"/>
-            <w:r>
-              <w:rPr>
-                <w:i/>
-                <w:iCs/>
-                <w:highlight w:val="red"/>
-                <w:lang w:val="en-US"/>
-              </w:rPr>
-              <w:t>CoT</w:t>
-            </w:r>
-            <w:proofErr w:type="spellEnd"/>
-          </w:p>
-        </w:tc>
-        <w:tc>
-          <w:tcPr>
-            <w:tcW w:w="7796" w:type="dxa"/>
-          </w:tcPr>
-          <w:p>
-            <w:pPr>
-              <w:jc w:val="both"/>
-              <w:rPr>
-                <w:lang w:val="en-US"/>
-              </w:rPr>
-            </w:pPr>
-            <w:r>
-              <w:rPr>
-                <w:lang w:val="en-US"/>
-              </w:rPr>
-              <w:t>Does not apply</w:t>
-            </w:r>
-          </w:p>
-        </w:tc>
-      </w:tr>
-    </w:tbl>
-    <w:p>
-      <w:pPr>
-        <w:rPr>
-          <w:lang w:val="en-US"/>
-        </w:rPr>
-      </w:pPr>
     </w:p>
     <w:p>
       <w:r>
@@ -16551,7 +15916,6 @@
     <w:p/>
     <w:p>
       <w:r>
-        <w:lastRenderedPageBreak/>
         <w:t>After this first step (creating the categories), further instructions will follow for applying them to each individual message.</w:t>
       </w:r>
     </w:p>
@@ -16600,25 +15964,7 @@
         <w:rPr>
           <w:lang w:val="en-US"/>
         </w:rPr>
-        <w:t xml:space="preserve">Bearing in mind these categories, </w:t>
-      </w:r>
-      <w:r>
-        <w:rPr>
-          <w:lang w:val="en-US"/>
-        </w:rPr>
-        <w:t>your next task is to</w:t>
-      </w:r>
-      <w:r>
-        <w:rPr>
-          <w:lang w:val="en-US"/>
-        </w:rPr>
-        <w:t xml:space="preserve"> classify each of the messages in one or more of the</w:t>
-      </w:r>
-      <w:r>
-        <w:rPr>
-          <w:lang w:val="en-US"/>
-        </w:rPr>
-        <w:t>m</w:t>
+        <w:t>Bearing in mind these categories, your next task is to classify each of the messages in one or more of them</w:t>
       </w:r>
       <w:r>
         <w:rPr>
@@ -16648,23 +15994,7 @@
           <w:bCs/>
           <w:lang w:val="en-US"/>
         </w:rPr>
-        <w:t>Format (for the c</w:t>
-      </w:r>
-      <w:r>
-        <w:rPr>
-          <w:b/>
-          <w:bCs/>
-          <w:lang w:val="en-US"/>
-        </w:rPr>
-        <w:t>lassification</w:t>
-      </w:r>
-      <w:r>
-        <w:rPr>
-          <w:b/>
-          <w:bCs/>
-          <w:lang w:val="en-US"/>
-        </w:rPr>
-        <w:t>):</w:t>
+        <w:t>Format (for the classification):</w:t>
       </w:r>
     </w:p>
     <w:p>
@@ -16770,25 +16100,48 @@
         <w:rPr>
           <w:lang w:val="en-US"/>
         </w:rPr>
-        <w:t xml:space="preserve"> if it is not observed. </w:t>
-      </w:r>
-      <w:r>
-        <w:rPr>
-          <w:lang w:val="en-US"/>
-        </w:rPr>
-        <w:t xml:space="preserve">Thus, if your tags are </w:t>
-      </w:r>
-      <w:r>
-        <w:rPr>
-          <w:lang w:val="en-US"/>
-        </w:rPr>
-        <w:t>'A'</w:t>
-      </w:r>
-      <w:r>
-        <w:rPr>
-          <w:lang w:val="en-US"/>
-        </w:rPr>
-        <w:t xml:space="preserve">, </w:t>
+        <w:t xml:space="preserve"> if it is not observed. Thus, if your tags are 'A', 'B', and 'C', the response should be:</w:t>
+      </w:r>
+    </w:p>
+    <w:p>
+      <w:pPr>
+        <w:rPr>
+          <w:lang w:val="en-US"/>
+        </w:rPr>
+      </w:pPr>
+    </w:p>
+    <w:p>
+      <w:pPr>
+        <w:rPr>
+          <w:lang w:val="en-US"/>
+        </w:rPr>
+      </w:pPr>
+      <w:r>
+        <w:rPr>
+          <w:lang w:val="en-US"/>
+        </w:rPr>
+        <w:t>{</w:t>
+      </w:r>
+    </w:p>
+    <w:p>
+      <w:pPr>
+        <w:rPr>
+          <w:lang w:val="en-US"/>
+        </w:rPr>
+      </w:pPr>
+      <w:r>
+        <w:rPr>
+          <w:lang w:val="en-US"/>
+        </w:rPr>
+        <w:t xml:space="preserve">    '</w:t>
+      </w:r>
+      <w:r>
+        <w:rPr>
+          <w:b/>
+          <w:bCs/>
+          <w:lang w:val="en-US"/>
+        </w:rPr>
+        <w:t>A</w:t>
       </w:r>
       <w:r>
         <w:rPr>
@@ -16800,6 +16153,27 @@
         <w:rPr>
           <w:lang w:val="en-US"/>
         </w:rPr>
+        <w:t>: 1,</w:t>
+      </w:r>
+    </w:p>
+    <w:p>
+      <w:pPr>
+        <w:rPr>
+          <w:lang w:val="en-US"/>
+        </w:rPr>
+      </w:pPr>
+      <w:r>
+        <w:rPr>
+          <w:lang w:val="en-US"/>
+        </w:rPr>
+        <w:t xml:space="preserve">    '</w:t>
+      </w:r>
+      <w:r>
+        <w:rPr>
+          <w:b/>
+          <w:bCs/>
+          <w:lang w:val="en-US"/>
+        </w:rPr>
         <w:t>B</w:t>
       </w:r>
       <w:r>
@@ -16812,16 +16186,25 @@
         <w:rPr>
           <w:lang w:val="en-US"/>
         </w:rPr>
-        <w:t xml:space="preserve">, and </w:t>
-      </w:r>
-      <w:r>
-        <w:rPr>
-          <w:lang w:val="en-US"/>
-        </w:rPr>
-        <w:t>'</w:t>
-      </w:r>
-      <w:r>
-        <w:rPr>
+        <w:t>: 1,</w:t>
+      </w:r>
+    </w:p>
+    <w:p>
+      <w:pPr>
+        <w:rPr>
+          <w:lang w:val="en-US"/>
+        </w:rPr>
+      </w:pPr>
+      <w:r>
+        <w:rPr>
+          <w:lang w:val="en-US"/>
+        </w:rPr>
+        <w:t xml:space="preserve">    '</w:t>
+      </w:r>
+      <w:r>
+        <w:rPr>
+          <w:b/>
+          <w:bCs/>
           <w:lang w:val="en-US"/>
         </w:rPr>
         <w:t>C</w:t>
@@ -16830,125 +16213,6 @@
         <w:rPr>
           <w:lang w:val="en-US"/>
         </w:rPr>
-        <w:t>'</w:t>
-      </w:r>
-      <w:r>
-        <w:rPr>
-          <w:lang w:val="en-US"/>
-        </w:rPr>
-        <w:t>, the response should be:</w:t>
-      </w:r>
-    </w:p>
-    <w:p>
-      <w:pPr>
-        <w:rPr>
-          <w:lang w:val="en-US"/>
-        </w:rPr>
-      </w:pPr>
-    </w:p>
-    <w:p>
-      <w:pPr>
-        <w:rPr>
-          <w:lang w:val="en-US"/>
-        </w:rPr>
-      </w:pPr>
-      <w:r>
-        <w:rPr>
-          <w:lang w:val="en-US"/>
-        </w:rPr>
-        <w:t>{</w:t>
-      </w:r>
-    </w:p>
-    <w:p>
-      <w:pPr>
-        <w:rPr>
-          <w:lang w:val="en-US"/>
-        </w:rPr>
-      </w:pPr>
-      <w:r>
-        <w:rPr>
-          <w:lang w:val="en-US"/>
-        </w:rPr>
-        <w:t xml:space="preserve">    '</w:t>
-      </w:r>
-      <w:r>
-        <w:rPr>
-          <w:b/>
-          <w:bCs/>
-          <w:lang w:val="en-US"/>
-        </w:rPr>
-        <w:t>A</w:t>
-      </w:r>
-      <w:r>
-        <w:rPr>
-          <w:lang w:val="en-US"/>
-        </w:rPr>
-        <w:t>'</w:t>
-      </w:r>
-      <w:r>
-        <w:rPr>
-          <w:lang w:val="en-US"/>
-        </w:rPr>
-        <w:t>: 1,</w:t>
-      </w:r>
-    </w:p>
-    <w:p>
-      <w:pPr>
-        <w:rPr>
-          <w:lang w:val="en-US"/>
-        </w:rPr>
-      </w:pPr>
-      <w:r>
-        <w:rPr>
-          <w:lang w:val="en-US"/>
-        </w:rPr>
-        <w:t xml:space="preserve">    '</w:t>
-      </w:r>
-      <w:r>
-        <w:rPr>
-          <w:b/>
-          <w:bCs/>
-          <w:lang w:val="en-US"/>
-        </w:rPr>
-        <w:t>B</w:t>
-      </w:r>
-      <w:r>
-        <w:rPr>
-          <w:lang w:val="en-US"/>
-        </w:rPr>
-        <w:t>'</w:t>
-      </w:r>
-      <w:r>
-        <w:rPr>
-          <w:lang w:val="en-US"/>
-        </w:rPr>
-        <w:t>: 1,</w:t>
-      </w:r>
-    </w:p>
-    <w:p>
-      <w:pPr>
-        <w:rPr>
-          <w:lang w:val="en-US"/>
-        </w:rPr>
-      </w:pPr>
-      <w:r>
-        <w:rPr>
-          <w:lang w:val="en-US"/>
-        </w:rPr>
-        <w:t xml:space="preserve">    '</w:t>
-      </w:r>
-      <w:r>
-        <w:rPr>
-          <w:b/>
-          <w:bCs/>
-          <w:lang w:val="en-US"/>
-        </w:rPr>
-        <w:t>C</w:t>
-      </w:r>
-      <w:r>
-        <w:rPr>
-          <w:lang w:val="en-US"/>
-        </w:rPr>
         <w:t>': 0</w:t>
       </w:r>
     </w:p>
@@ -16986,15 +16250,7 @@
           <w:bCs/>
           <w:lang w:val="en-US"/>
         </w:rPr>
-        <w:t>Constraints</w:t>
-      </w:r>
-      <w:r>
-        <w:rPr>
-          <w:b/>
-          <w:bCs/>
-          <w:lang w:val="en-US"/>
-        </w:rPr>
-        <w:t>:</w:t>
+        <w:t>Constraints:</w:t>
       </w:r>
     </w:p>
     <w:p>
@@ -17182,21 +16438,481 @@
             <w:pPr>
               <w:jc w:val="both"/>
               <w:rPr>
-                <w:lang w:val="en-US"/>
-              </w:rPr>
-            </w:pPr>
-            <w:r>
-              <w:rPr>
-                <w:lang w:val="en-US"/>
-              </w:rPr>
-              <w:t>The message is:</w:t>
-            </w:r>
-            <w:r>
-              <w:rPr>
-                <w:lang w:val="en-US"/>
+                <w:lang w:val="fr-FR"/>
+              </w:rPr>
+            </w:pPr>
+            <w:r>
+              <w:rPr>
+                <w:lang w:val="fr-FR"/>
+              </w:rPr>
+              <w:t xml:space="preserve">The message </w:t>
+            </w:r>
+            <w:proofErr w:type="spellStart"/>
+            <w:proofErr w:type="gramStart"/>
+            <w:r>
+              <w:rPr>
+                <w:lang w:val="fr-FR"/>
+              </w:rPr>
+              <w:t>is</w:t>
+            </w:r>
+            <w:proofErr w:type="spellEnd"/>
+            <w:r>
+              <w:rPr>
+                <w:lang w:val="fr-FR"/>
+              </w:rPr>
+              <w:t>:</w:t>
+            </w:r>
+            <w:proofErr w:type="gramEnd"/>
+            <w:r>
+              <w:rPr>
+                <w:lang w:val="fr-FR"/>
               </w:rPr>
               <w:br/>
-              <w:t>“”</w:t>
+              <w:t>“</w:t>
+            </w:r>
+            <w:r>
+              <w:rPr>
+                <w:lang w:val="fr-FR"/>
+              </w:rPr>
+              <w:t>"26 26" "non " "d'accord" "14" "</w:t>
+            </w:r>
+            <w:proofErr w:type="spellStart"/>
+            <w:r>
+              <w:rPr>
+                <w:lang w:val="fr-FR"/>
+              </w:rPr>
+              <w:t>hhhhh</w:t>
+            </w:r>
+            <w:proofErr w:type="spellEnd"/>
+            <w:r>
+              <w:rPr>
+                <w:lang w:val="fr-FR"/>
+              </w:rPr>
+              <w:t xml:space="preserve">" "28 28 ça te va ?" "4" "et toi" "et toi" "propose" "non " "on fait le contraire" </w:t>
+            </w:r>
+            <w:proofErr w:type="gramStart"/>
+            <w:r>
+              <w:rPr>
+                <w:lang w:val="fr-FR"/>
+              </w:rPr>
+              <w:t>"t'as</w:t>
+            </w:r>
+            <w:proofErr w:type="gramEnd"/>
+            <w:r>
+              <w:rPr>
+                <w:lang w:val="fr-FR"/>
+              </w:rPr>
+              <w:t xml:space="preserve"> menti !!" "faisons autre chose " "ok" "18" "26 26" </w:t>
+            </w:r>
+            <w:proofErr w:type="gramStart"/>
+            <w:r>
+              <w:rPr>
+                <w:lang w:val="fr-FR"/>
+              </w:rPr>
+              <w:t>"je sais pas"</w:t>
+            </w:r>
+            <w:proofErr w:type="gramEnd"/>
+            <w:r>
+              <w:rPr>
+                <w:lang w:val="fr-FR"/>
+              </w:rPr>
+              <w:t xml:space="preserve"> "bon d'accord" "alors ?" "ok" "on ne parle plus les dix derniers tours" "bonjour" "</w:t>
+            </w:r>
+            <w:proofErr w:type="gramStart"/>
+            <w:r>
+              <w:rPr>
+                <w:lang w:val="fr-FR"/>
+              </w:rPr>
+              <w:t>c'est pas</w:t>
+            </w:r>
+            <w:proofErr w:type="gramEnd"/>
+            <w:r>
+              <w:rPr>
+                <w:lang w:val="fr-FR"/>
+              </w:rPr>
+              <w:t xml:space="preserve"> bien de mentir !!" </w:t>
+            </w:r>
+            <w:proofErr w:type="gramStart"/>
+            <w:r>
+              <w:rPr>
+                <w:lang w:val="fr-FR"/>
+              </w:rPr>
+              <w:t>"la</w:t>
+            </w:r>
+            <w:proofErr w:type="gramEnd"/>
+            <w:r>
+              <w:rPr>
+                <w:lang w:val="fr-FR"/>
+              </w:rPr>
+              <w:t xml:space="preserve"> tu vas mettre quoi ?" "oui" "ok" "" "pour toi" "je </w:t>
+            </w:r>
+            <w:proofErr w:type="spellStart"/>
+            <w:r>
+              <w:rPr>
+                <w:lang w:val="fr-FR"/>
+              </w:rPr>
+              <w:t>met</w:t>
+            </w:r>
+            <w:proofErr w:type="spellEnd"/>
+            <w:r>
+              <w:rPr>
+                <w:lang w:val="fr-FR"/>
+              </w:rPr>
+              <w:t xml:space="preserve"> 18" "je dis banco" "tu mets quoi ?" ":)" "bisous" "26 26 ?" ":)" "j'ai mis 20" "met 27.4" "toi 18" "12" "allez cette fois je </w:t>
+            </w:r>
+            <w:proofErr w:type="spellStart"/>
+            <w:proofErr w:type="gramStart"/>
+            <w:r>
+              <w:rPr>
+                <w:lang w:val="fr-FR"/>
+              </w:rPr>
+              <w:t>met</w:t>
+            </w:r>
+            <w:proofErr w:type="spellEnd"/>
+            <w:proofErr w:type="gramEnd"/>
+            <w:r>
+              <w:rPr>
+                <w:lang w:val="fr-FR"/>
+              </w:rPr>
+              <w:t xml:space="preserve"> 24" "ça te va ?" "ça peut être bien" "j'ai ripé sur le clavier" "ouais" "ah non" "je </w:t>
+            </w:r>
+            <w:proofErr w:type="spellStart"/>
+            <w:r>
+              <w:rPr>
+                <w:lang w:val="fr-FR"/>
+              </w:rPr>
+              <w:t>met</w:t>
+            </w:r>
+            <w:proofErr w:type="spellEnd"/>
+            <w:r>
+              <w:rPr>
+                <w:lang w:val="fr-FR"/>
+              </w:rPr>
+              <w:t xml:space="preserve"> 26" "tu mets combien ?" "ok" "je </w:t>
+            </w:r>
+            <w:proofErr w:type="spellStart"/>
+            <w:proofErr w:type="gramStart"/>
+            <w:r>
+              <w:rPr>
+                <w:lang w:val="fr-FR"/>
+              </w:rPr>
+              <w:t>met</w:t>
+            </w:r>
+            <w:proofErr w:type="spellEnd"/>
+            <w:proofErr w:type="gramEnd"/>
+            <w:r>
+              <w:rPr>
+                <w:lang w:val="fr-FR"/>
+              </w:rPr>
+              <w:t xml:space="preserve"> 14" "aussi" "je savais pas qu'il fallait mettre le même nombre à la fin aussi" "faut mettre tout le temps 1 à la fin ?" </w:t>
+            </w:r>
+            <w:proofErr w:type="gramStart"/>
+            <w:r>
+              <w:rPr>
+                <w:lang w:val="fr-FR"/>
+              </w:rPr>
+              <w:t>"tu veux pas</w:t>
+            </w:r>
+            <w:proofErr w:type="gramEnd"/>
+            <w:r>
+              <w:rPr>
+                <w:lang w:val="fr-FR"/>
+              </w:rPr>
+              <w:t xml:space="preserve"> coopérer </w:t>
+            </w:r>
+            <w:proofErr w:type="spellStart"/>
+            <w:r>
+              <w:rPr>
+                <w:lang w:val="fr-FR"/>
+              </w:rPr>
+              <w:t>malgès</w:t>
+            </w:r>
+            <w:proofErr w:type="spellEnd"/>
+            <w:r>
+              <w:rPr>
+                <w:lang w:val="fr-FR"/>
+              </w:rPr>
+              <w:t xml:space="preserve"> ma \</w:t>
+            </w:r>
+            <w:proofErr w:type="spellStart"/>
+            <w:r>
+              <w:rPr>
+                <w:lang w:val="fr-FR"/>
+              </w:rPr>
+              <w:t>qtrahison</w:t>
+            </w:r>
+            <w:proofErr w:type="spellEnd"/>
+            <w:r>
+              <w:rPr>
+                <w:lang w:val="fr-FR"/>
+              </w:rPr>
+              <w:t xml:space="preserve">\q ?" "0" "c'est bon </w:t>
+            </w:r>
+            <w:proofErr w:type="gramStart"/>
+            <w:r>
+              <w:rPr>
+                <w:lang w:val="fr-FR"/>
+              </w:rPr>
+              <w:t>t'as</w:t>
+            </w:r>
+            <w:proofErr w:type="gramEnd"/>
+            <w:r>
+              <w:rPr>
+                <w:lang w:val="fr-FR"/>
+              </w:rPr>
+              <w:t xml:space="preserve"> compris la stratégie ?" "oui" "24.5 </w:t>
+            </w:r>
+            <w:proofErr w:type="spellStart"/>
+            <w:r>
+              <w:rPr>
+                <w:lang w:val="fr-FR"/>
+              </w:rPr>
+              <w:t>tout</w:t>
+            </w:r>
+            <w:proofErr w:type="spellEnd"/>
+            <w:r>
+              <w:rPr>
+                <w:lang w:val="fr-FR"/>
+              </w:rPr>
+              <w:t xml:space="preserve"> les 2" "24.5/24.5 ?" "je </w:t>
+            </w:r>
+            <w:proofErr w:type="spellStart"/>
+            <w:r>
+              <w:rPr>
+                <w:lang w:val="fr-FR"/>
+              </w:rPr>
+              <w:t>met</w:t>
+            </w:r>
+            <w:proofErr w:type="spellEnd"/>
+            <w:r>
+              <w:rPr>
+                <w:lang w:val="fr-FR"/>
+              </w:rPr>
+              <w:t xml:space="preserve"> 18" "ok" "je test d'autres combinaisons en attendant" "ou on varie les plaisirs ?" "24/24 ?" "je </w:t>
+            </w:r>
+            <w:proofErr w:type="spellStart"/>
+            <w:r>
+              <w:rPr>
+                <w:lang w:val="fr-FR"/>
+              </w:rPr>
+              <w:t>met</w:t>
+            </w:r>
+            <w:proofErr w:type="spellEnd"/>
+            <w:r>
+              <w:rPr>
+                <w:lang w:val="fr-FR"/>
+              </w:rPr>
+              <w:t xml:space="preserve"> 18 toi 28" "je </w:t>
+            </w:r>
+            <w:proofErr w:type="spellStart"/>
+            <w:r>
+              <w:rPr>
+                <w:lang w:val="fr-FR"/>
+              </w:rPr>
+              <w:t>met</w:t>
+            </w:r>
+            <w:proofErr w:type="spellEnd"/>
+            <w:r>
+              <w:rPr>
+                <w:lang w:val="fr-FR"/>
+              </w:rPr>
+              <w:t xml:space="preserve"> 18 tu mets 28 ?" "tu veux tenter quoi ?" "on fais que des roulements comme ça" "si on </w:t>
+            </w:r>
+            <w:proofErr w:type="gramStart"/>
+            <w:r>
+              <w:rPr>
+                <w:lang w:val="fr-FR"/>
+              </w:rPr>
+              <w:t>fais</w:t>
+            </w:r>
+            <w:proofErr w:type="gramEnd"/>
+            <w:r>
+              <w:rPr>
+                <w:lang w:val="fr-FR"/>
+              </w:rPr>
+              <w:t xml:space="preserve"> tour par tour 18/28" "je </w:t>
+            </w:r>
+            <w:proofErr w:type="spellStart"/>
+            <w:r>
+              <w:rPr>
+                <w:lang w:val="fr-FR"/>
+              </w:rPr>
+              <w:t>met</w:t>
+            </w:r>
+            <w:proofErr w:type="spellEnd"/>
+            <w:r>
+              <w:rPr>
+                <w:lang w:val="fr-FR"/>
+              </w:rPr>
+              <w:t xml:space="preserve"> 28 au dernier" "" "pas équitable" "ok" "je </w:t>
+            </w:r>
+            <w:proofErr w:type="spellStart"/>
+            <w:r>
+              <w:rPr>
+                <w:lang w:val="fr-FR"/>
+              </w:rPr>
+              <w:t>met</w:t>
+            </w:r>
+            <w:proofErr w:type="spellEnd"/>
+            <w:r>
+              <w:rPr>
+                <w:lang w:val="fr-FR"/>
+              </w:rPr>
+              <w:t xml:space="preserve"> 24" "bonjour" "tu me suis ?" "faudrait faire </w:t>
+            </w:r>
+            <w:proofErr w:type="gramStart"/>
+            <w:r>
+              <w:rPr>
+                <w:lang w:val="fr-FR"/>
+              </w:rPr>
+              <w:t>un combinaison</w:t>
+            </w:r>
+            <w:proofErr w:type="gramEnd"/>
+            <w:r>
+              <w:rPr>
+                <w:lang w:val="fr-FR"/>
+              </w:rPr>
+              <w:t xml:space="preserve"> qui rapporte plus " "la même ?" "genre un coup je le fais et un coup tu le fais" "ok" "je </w:t>
+            </w:r>
+            <w:proofErr w:type="spellStart"/>
+            <w:proofErr w:type="gramStart"/>
+            <w:r>
+              <w:rPr>
+                <w:lang w:val="fr-FR"/>
+              </w:rPr>
+              <w:t>met</w:t>
+            </w:r>
+            <w:proofErr w:type="spellEnd"/>
+            <w:proofErr w:type="gramEnd"/>
+            <w:r>
+              <w:rPr>
+                <w:lang w:val="fr-FR"/>
+              </w:rPr>
+              <w:t xml:space="preserve"> 28"</w:t>
+            </w:r>
+            <w:r>
+              <w:rPr>
+                <w:lang w:val="fr-FR"/>
+              </w:rPr>
+              <w:t>”</w:t>
+            </w:r>
+          </w:p>
+          <w:p>
+            <w:pPr>
+              <w:jc w:val="both"/>
+              <w:rPr>
+                <w:lang w:val="fr-FR"/>
+              </w:rPr>
+            </w:pPr>
+          </w:p>
+          <w:p>
+            <w:pPr>
+              <w:jc w:val="both"/>
+              <w:rPr>
+                <w:lang w:val="en-US"/>
+              </w:rPr>
+            </w:pPr>
+            <w:r>
+              <w:rPr>
+                <w:lang w:val="en-US"/>
+              </w:rPr>
+              <w:t>The classification should be:</w:t>
+            </w:r>
+          </w:p>
+          <w:p>
+            <w:pPr>
+              <w:rPr>
+                <w:lang w:val="en-US"/>
+              </w:rPr>
+            </w:pPr>
+            <w:r>
+              <w:rPr>
+                <w:lang w:val="en-US"/>
+              </w:rPr>
+              <w:t>{</w:t>
+            </w:r>
+          </w:p>
+          <w:p>
+            <w:pPr>
+              <w:rPr>
+                <w:lang w:val="en-US"/>
+              </w:rPr>
+            </w:pPr>
+            <w:r>
+              <w:rPr>
+                <w:lang w:val="en-US"/>
+              </w:rPr>
+              <w:t xml:space="preserve">    '</w:t>
+            </w:r>
+            <w:proofErr w:type="spellStart"/>
+            <w:r>
+              <w:rPr>
+                <w:lang w:val="en-US"/>
+              </w:rPr>
+              <w:t>Numerical_Coordination_and_Strategy</w:t>
+            </w:r>
+            <w:proofErr w:type="spellEnd"/>
+            <w:r>
+              <w:rPr>
+                <w:lang w:val="en-US"/>
+              </w:rPr>
+              <w:t>': 1,</w:t>
+            </w:r>
+          </w:p>
+          <w:p>
+            <w:pPr>
+              <w:rPr>
+                <w:lang w:val="en-US"/>
+              </w:rPr>
+            </w:pPr>
+            <w:r>
+              <w:rPr>
+                <w:lang w:val="en-US"/>
+              </w:rPr>
+              <w:t xml:space="preserve">    '</w:t>
+            </w:r>
+            <w:r>
+              <w:t>Trust_Cooperation_and_Betrayal</w:t>
+            </w:r>
+            <w:r>
+              <w:rPr>
+                <w:lang w:val="en-US"/>
+              </w:rPr>
+              <w:t>': 1,</w:t>
+            </w:r>
+          </w:p>
+          <w:p>
+            <w:pPr>
+              <w:rPr>
+                <w:lang w:val="en-US"/>
+              </w:rPr>
+            </w:pPr>
+            <w:r>
+              <w:rPr>
+                <w:lang w:val="en-US"/>
+              </w:rPr>
+              <w:t xml:space="preserve">    '</w:t>
+            </w:r>
+            <w:r>
+              <w:t>OffTopic_Social_and_Affective_Chat</w:t>
+            </w:r>
+            <w:r>
+              <w:rPr>
+                <w:lang w:val="en-US"/>
+              </w:rPr>
+              <w:t xml:space="preserve">': </w:t>
+            </w:r>
+            <w:r>
+              <w:rPr>
+                <w:lang w:val="en-US"/>
+              </w:rPr>
+              <w:t>1</w:t>
+            </w:r>
+            <w:r>
+              <w:rPr>
+                <w:lang w:val="en-US"/>
+              </w:rPr>
+              <w:t>}</w:t>
             </w:r>
           </w:p>
         </w:tc>
@@ -17221,6 +16937,7 @@
                 <w:highlight w:val="red"/>
                 <w:lang w:val="en-US"/>
               </w:rPr>
+              <w:lastRenderedPageBreak/>
               <w:t xml:space="preserve">0-shot </w:t>
             </w:r>
             <w:proofErr w:type="spellStart"/>
@@ -17270,69 +16987,33 @@
               <w:rPr>
                 <w:lang w:val="en-US"/>
               </w:rPr>
-              <w:t xml:space="preserve">    '</w:t>
-            </w:r>
-            <w:r>
-              <w:rPr>
-                <w:lang w:val="en-US"/>
-              </w:rPr>
-              <w:t>A</w:t>
-            </w:r>
-            <w:r>
-              <w:rPr>
-                <w:lang w:val="en-US"/>
-              </w:rPr>
-              <w:t>': 1,</w:t>
-            </w:r>
-          </w:p>
-          <w:p>
-            <w:pPr>
-              <w:rPr>
-                <w:lang w:val="en-US"/>
-              </w:rPr>
-            </w:pPr>
-            <w:r>
-              <w:rPr>
-                <w:lang w:val="en-US"/>
-              </w:rPr>
-              <w:t xml:space="preserve">    '</w:t>
-            </w:r>
-            <w:r>
-              <w:rPr>
-                <w:lang w:val="en-US"/>
-              </w:rPr>
-              <w:t>B</w:t>
-            </w:r>
-            <w:r>
-              <w:rPr>
-                <w:lang w:val="en-US"/>
-              </w:rPr>
-              <w:t>': 1,</w:t>
-            </w:r>
-          </w:p>
-          <w:p>
-            <w:pPr>
-              <w:rPr>
-                <w:lang w:val="en-US"/>
-              </w:rPr>
-            </w:pPr>
-            <w:r>
-              <w:rPr>
-                <w:lang w:val="en-US"/>
-              </w:rPr>
-              <w:t xml:space="preserve">    '</w:t>
-            </w:r>
-            <w:r>
-              <w:rPr>
-                <w:lang w:val="en-US"/>
-              </w:rPr>
-              <w:t>C</w:t>
-            </w:r>
-            <w:r>
-              <w:rPr>
-                <w:lang w:val="en-US"/>
-              </w:rPr>
-              <w:t>': 0,</w:t>
+              <w:t xml:space="preserve">    'A': 1,</w:t>
+            </w:r>
+          </w:p>
+          <w:p>
+            <w:pPr>
+              <w:rPr>
+                <w:lang w:val="en-US"/>
+              </w:rPr>
+            </w:pPr>
+            <w:r>
+              <w:rPr>
+                <w:lang w:val="en-US"/>
+              </w:rPr>
+              <w:t xml:space="preserve">    'B': 1,</w:t>
+            </w:r>
+          </w:p>
+          <w:p>
+            <w:pPr>
+              <w:rPr>
+                <w:lang w:val="en-US"/>
+              </w:rPr>
+            </w:pPr>
+            <w:r>
+              <w:rPr>
+                <w:lang w:val="en-US"/>
+              </w:rPr>
+              <w:t xml:space="preserve">    'C': 0,</w:t>
             </w:r>
           </w:p>
           <w:p>
@@ -17432,10 +17113,722 @@
             <w:pPr>
               <w:jc w:val="both"/>
               <w:rPr>
+                <w:lang w:val="en-US"/>
+              </w:rPr>
+            </w:pPr>
+          </w:p>
+          <w:p>
+            <w:pPr>
+              <w:jc w:val="both"/>
+              <w:rPr>
+                <w:lang w:val="fr-FR"/>
+              </w:rPr>
+            </w:pPr>
+            <w:r>
+              <w:rPr>
+                <w:lang w:val="fr-FR"/>
+              </w:rPr>
+              <w:t xml:space="preserve">The message </w:t>
+            </w:r>
+            <w:proofErr w:type="spellStart"/>
+            <w:proofErr w:type="gramStart"/>
+            <w:r>
+              <w:rPr>
+                <w:lang w:val="fr-FR"/>
+              </w:rPr>
+              <w:t>is</w:t>
+            </w:r>
+            <w:proofErr w:type="spellEnd"/>
+            <w:r>
+              <w:rPr>
+                <w:lang w:val="fr-FR"/>
+              </w:rPr>
+              <w:t>:</w:t>
+            </w:r>
+            <w:proofErr w:type="gramEnd"/>
+            <w:r>
+              <w:rPr>
+                <w:lang w:val="fr-FR"/>
+              </w:rPr>
+              <w:br/>
+              <w:t>“"26 26" "non " "d'accord" "14" "</w:t>
+            </w:r>
+            <w:proofErr w:type="spellStart"/>
+            <w:r>
+              <w:rPr>
+                <w:lang w:val="fr-FR"/>
+              </w:rPr>
+              <w:t>hhhhh</w:t>
+            </w:r>
+            <w:proofErr w:type="spellEnd"/>
+            <w:r>
+              <w:rPr>
+                <w:lang w:val="fr-FR"/>
+              </w:rPr>
+              <w:t xml:space="preserve">" "28 28 ça te va ?" "4" "et toi" "et toi" "propose" "non " "on fait le contraire" </w:t>
+            </w:r>
+            <w:proofErr w:type="gramStart"/>
+            <w:r>
+              <w:rPr>
+                <w:lang w:val="fr-FR"/>
+              </w:rPr>
+              <w:t>"t'as</w:t>
+            </w:r>
+            <w:proofErr w:type="gramEnd"/>
+            <w:r>
+              <w:rPr>
+                <w:lang w:val="fr-FR"/>
+              </w:rPr>
+              <w:t xml:space="preserve"> menti !!" "faisons autre chose " "ok" "18" "26 26" </w:t>
+            </w:r>
+            <w:proofErr w:type="gramStart"/>
+            <w:r>
+              <w:rPr>
+                <w:lang w:val="fr-FR"/>
+              </w:rPr>
+              <w:t>"je sais pas"</w:t>
+            </w:r>
+            <w:proofErr w:type="gramEnd"/>
+            <w:r>
+              <w:rPr>
+                <w:lang w:val="fr-FR"/>
+              </w:rPr>
+              <w:t xml:space="preserve"> "bon d'accord" "alors ?" "ok" "on ne parle plus les dix derniers tours" "bonjour" "</w:t>
+            </w:r>
+            <w:proofErr w:type="gramStart"/>
+            <w:r>
+              <w:rPr>
+                <w:lang w:val="fr-FR"/>
+              </w:rPr>
+              <w:t>c'est pas</w:t>
+            </w:r>
+            <w:proofErr w:type="gramEnd"/>
+            <w:r>
+              <w:rPr>
+                <w:lang w:val="fr-FR"/>
+              </w:rPr>
+              <w:t xml:space="preserve"> bien de mentir !!" </w:t>
+            </w:r>
+            <w:proofErr w:type="gramStart"/>
+            <w:r>
+              <w:rPr>
+                <w:lang w:val="fr-FR"/>
+              </w:rPr>
+              <w:t>"la</w:t>
+            </w:r>
+            <w:proofErr w:type="gramEnd"/>
+            <w:r>
+              <w:rPr>
+                <w:lang w:val="fr-FR"/>
+              </w:rPr>
+              <w:t xml:space="preserve"> tu vas mettre quoi ?" "oui" "ok" "" "pour toi" "je </w:t>
+            </w:r>
+            <w:proofErr w:type="spellStart"/>
+            <w:r>
+              <w:rPr>
+                <w:lang w:val="fr-FR"/>
+              </w:rPr>
+              <w:t>met</w:t>
+            </w:r>
+            <w:proofErr w:type="spellEnd"/>
+            <w:r>
+              <w:rPr>
+                <w:lang w:val="fr-FR"/>
+              </w:rPr>
+              <w:t xml:space="preserve"> 18" "je dis banco" "tu mets quoi ?" ":)" "bisous" "26 26 ?" ":)" "j'ai mis 20" "met 27.4" "toi 18" "12" "allez cette fois je </w:t>
+            </w:r>
+            <w:proofErr w:type="spellStart"/>
+            <w:proofErr w:type="gramStart"/>
+            <w:r>
+              <w:rPr>
+                <w:lang w:val="fr-FR"/>
+              </w:rPr>
+              <w:t>met</w:t>
+            </w:r>
+            <w:proofErr w:type="spellEnd"/>
+            <w:proofErr w:type="gramEnd"/>
+            <w:r>
+              <w:rPr>
+                <w:lang w:val="fr-FR"/>
+              </w:rPr>
+              <w:t xml:space="preserve"> 24" "ça te va ?" "ça peut être bien" "j'ai ripé sur le clavier" "ouais" "ah non" "je </w:t>
+            </w:r>
+            <w:proofErr w:type="spellStart"/>
+            <w:r>
+              <w:rPr>
+                <w:lang w:val="fr-FR"/>
+              </w:rPr>
+              <w:t>met</w:t>
+            </w:r>
+            <w:proofErr w:type="spellEnd"/>
+            <w:r>
+              <w:rPr>
+                <w:lang w:val="fr-FR"/>
+              </w:rPr>
+              <w:t xml:space="preserve"> 26" "tu mets combien ?" "ok" "je </w:t>
+            </w:r>
+            <w:proofErr w:type="spellStart"/>
+            <w:proofErr w:type="gramStart"/>
+            <w:r>
+              <w:rPr>
+                <w:lang w:val="fr-FR"/>
+              </w:rPr>
+              <w:t>met</w:t>
+            </w:r>
+            <w:proofErr w:type="spellEnd"/>
+            <w:proofErr w:type="gramEnd"/>
+            <w:r>
+              <w:rPr>
+                <w:lang w:val="fr-FR"/>
+              </w:rPr>
+              <w:t xml:space="preserve"> 14" "aussi" "je savais pas qu'il fallait mettre le même nombre à la fin aussi" "faut mettre tout le temps 1 à la fin ?" </w:t>
+            </w:r>
+            <w:proofErr w:type="gramStart"/>
+            <w:r>
+              <w:rPr>
+                <w:lang w:val="fr-FR"/>
+              </w:rPr>
+              <w:t>"tu veux pas</w:t>
+            </w:r>
+            <w:proofErr w:type="gramEnd"/>
+            <w:r>
+              <w:rPr>
+                <w:lang w:val="fr-FR"/>
+              </w:rPr>
+              <w:t xml:space="preserve"> coopérer </w:t>
+            </w:r>
+            <w:proofErr w:type="spellStart"/>
+            <w:r>
+              <w:rPr>
+                <w:lang w:val="fr-FR"/>
+              </w:rPr>
+              <w:t>malgès</w:t>
+            </w:r>
+            <w:proofErr w:type="spellEnd"/>
+            <w:r>
+              <w:rPr>
+                <w:lang w:val="fr-FR"/>
+              </w:rPr>
+              <w:t xml:space="preserve"> ma \</w:t>
+            </w:r>
+            <w:proofErr w:type="spellStart"/>
+            <w:r>
+              <w:rPr>
+                <w:lang w:val="fr-FR"/>
+              </w:rPr>
+              <w:t>qtrahison</w:t>
+            </w:r>
+            <w:proofErr w:type="spellEnd"/>
+            <w:r>
+              <w:rPr>
+                <w:lang w:val="fr-FR"/>
+              </w:rPr>
+              <w:t xml:space="preserve">\q ?" "0" "c'est bon </w:t>
+            </w:r>
+            <w:proofErr w:type="gramStart"/>
+            <w:r>
+              <w:rPr>
+                <w:lang w:val="fr-FR"/>
+              </w:rPr>
+              <w:t>t'as</w:t>
+            </w:r>
+            <w:proofErr w:type="gramEnd"/>
+            <w:r>
+              <w:rPr>
+                <w:lang w:val="fr-FR"/>
+              </w:rPr>
+              <w:t xml:space="preserve"> compris la stratégie ?" "oui" "24.5 </w:t>
+            </w:r>
+            <w:proofErr w:type="spellStart"/>
+            <w:r>
+              <w:rPr>
+                <w:lang w:val="fr-FR"/>
+              </w:rPr>
+              <w:t>tout</w:t>
+            </w:r>
+            <w:proofErr w:type="spellEnd"/>
+            <w:r>
+              <w:rPr>
+                <w:lang w:val="fr-FR"/>
+              </w:rPr>
+              <w:t xml:space="preserve"> les 2" "24.5/24.5 ?" "je </w:t>
+            </w:r>
+            <w:proofErr w:type="spellStart"/>
+            <w:r>
+              <w:rPr>
+                <w:lang w:val="fr-FR"/>
+              </w:rPr>
+              <w:t>met</w:t>
+            </w:r>
+            <w:proofErr w:type="spellEnd"/>
+            <w:r>
+              <w:rPr>
+                <w:lang w:val="fr-FR"/>
+              </w:rPr>
+              <w:t xml:space="preserve"> 18" "ok" "je test d'autres combinaisons en attendant" "ou on varie les plaisirs ?" "24/24 ?" "je </w:t>
+            </w:r>
+            <w:proofErr w:type="spellStart"/>
+            <w:r>
+              <w:rPr>
+                <w:lang w:val="fr-FR"/>
+              </w:rPr>
+              <w:t>met</w:t>
+            </w:r>
+            <w:proofErr w:type="spellEnd"/>
+            <w:r>
+              <w:rPr>
+                <w:lang w:val="fr-FR"/>
+              </w:rPr>
+              <w:t xml:space="preserve"> 18 toi 28" "je </w:t>
+            </w:r>
+            <w:proofErr w:type="spellStart"/>
+            <w:r>
+              <w:rPr>
+                <w:lang w:val="fr-FR"/>
+              </w:rPr>
+              <w:t>met</w:t>
+            </w:r>
+            <w:proofErr w:type="spellEnd"/>
+            <w:r>
+              <w:rPr>
+                <w:lang w:val="fr-FR"/>
+              </w:rPr>
+              <w:t xml:space="preserve"> 18 tu mets 28 ?" "tu veux tenter quoi ?" "on fais que des roulements comme ça" "si on </w:t>
+            </w:r>
+            <w:proofErr w:type="gramStart"/>
+            <w:r>
+              <w:rPr>
+                <w:lang w:val="fr-FR"/>
+              </w:rPr>
+              <w:t>fais</w:t>
+            </w:r>
+            <w:proofErr w:type="gramEnd"/>
+            <w:r>
+              <w:rPr>
+                <w:lang w:val="fr-FR"/>
+              </w:rPr>
+              <w:t xml:space="preserve"> tour par tour 18/28" "je </w:t>
+            </w:r>
+            <w:proofErr w:type="spellStart"/>
+            <w:r>
+              <w:rPr>
+                <w:lang w:val="fr-FR"/>
+              </w:rPr>
+              <w:t>met</w:t>
+            </w:r>
+            <w:proofErr w:type="spellEnd"/>
+            <w:r>
+              <w:rPr>
+                <w:lang w:val="fr-FR"/>
+              </w:rPr>
+              <w:t xml:space="preserve"> 28 au dernier" "" "pas équitable" "ok" "je </w:t>
+            </w:r>
+            <w:proofErr w:type="spellStart"/>
+            <w:r>
+              <w:rPr>
+                <w:lang w:val="fr-FR"/>
+              </w:rPr>
+              <w:t>met</w:t>
+            </w:r>
+            <w:proofErr w:type="spellEnd"/>
+            <w:r>
+              <w:rPr>
+                <w:lang w:val="fr-FR"/>
+              </w:rPr>
+              <w:t xml:space="preserve"> 24" "bonjour" "tu me suis ?" "faudrait faire </w:t>
+            </w:r>
+            <w:proofErr w:type="gramStart"/>
+            <w:r>
+              <w:rPr>
+                <w:lang w:val="fr-FR"/>
+              </w:rPr>
+              <w:t>un combinaison</w:t>
+            </w:r>
+            <w:proofErr w:type="gramEnd"/>
+            <w:r>
+              <w:rPr>
+                <w:lang w:val="fr-FR"/>
+              </w:rPr>
+              <w:t xml:space="preserve"> qui rapporte plus " "la même ?" "genre un coup je le fais et un coup tu le fais" "ok" "je </w:t>
+            </w:r>
+            <w:proofErr w:type="spellStart"/>
+            <w:proofErr w:type="gramStart"/>
+            <w:r>
+              <w:rPr>
+                <w:lang w:val="fr-FR"/>
+              </w:rPr>
+              <w:t>met</w:t>
+            </w:r>
+            <w:proofErr w:type="spellEnd"/>
+            <w:proofErr w:type="gramEnd"/>
+            <w:r>
+              <w:rPr>
+                <w:lang w:val="fr-FR"/>
+              </w:rPr>
+              <w:t xml:space="preserve"> 28"”</w:t>
+            </w:r>
+          </w:p>
+          <w:p>
+            <w:pPr>
+              <w:jc w:val="both"/>
+              <w:rPr>
+                <w:lang w:val="fr-FR"/>
+              </w:rPr>
+            </w:pPr>
+          </w:p>
+          <w:p>
+            <w:pPr>
+              <w:jc w:val="both"/>
+              <w:rPr>
+                <w:lang w:val="en-US"/>
+              </w:rPr>
+            </w:pPr>
+            <w:r>
+              <w:rPr>
+                <w:lang w:val="en-US"/>
+              </w:rPr>
+              <w:t>The classification should be:</w:t>
+            </w:r>
+          </w:p>
+          <w:p>
+            <w:pPr>
+              <w:rPr>
+                <w:lang w:val="en-US"/>
+              </w:rPr>
+            </w:pPr>
+            <w:r>
+              <w:rPr>
+                <w:lang w:val="en-US"/>
+              </w:rPr>
+              <w:t>{</w:t>
+            </w:r>
+          </w:p>
+          <w:p>
+            <w:pPr>
+              <w:rPr>
+                <w:lang w:val="en-US"/>
+              </w:rPr>
+            </w:pPr>
+            <w:r>
+              <w:rPr>
+                <w:lang w:val="en-US"/>
+              </w:rPr>
+              <w:t xml:space="preserve">    '</w:t>
+            </w:r>
+            <w:proofErr w:type="spellStart"/>
+            <w:r>
+              <w:rPr>
+                <w:lang w:val="en-US"/>
+              </w:rPr>
+              <w:t>Numerical_Coordination_and_Strategy</w:t>
+            </w:r>
+            <w:proofErr w:type="spellEnd"/>
+            <w:r>
+              <w:rPr>
+                <w:lang w:val="en-US"/>
+              </w:rPr>
+              <w:t>': 1,</w:t>
+            </w:r>
+          </w:p>
+          <w:p>
+            <w:pPr>
+              <w:rPr>
+                <w:lang w:val="en-US"/>
+              </w:rPr>
+            </w:pPr>
+            <w:r>
+              <w:rPr>
+                <w:lang w:val="en-US"/>
+              </w:rPr>
+              <w:t xml:space="preserve">    '</w:t>
+            </w:r>
+            <w:proofErr w:type="spellStart"/>
+            <w:r>
+              <w:rPr>
+                <w:lang w:val="en-US"/>
+              </w:rPr>
+              <w:t>Trust_Cooperation_and_Betrayal</w:t>
+            </w:r>
+            <w:proofErr w:type="spellEnd"/>
+            <w:r>
+              <w:rPr>
+                <w:lang w:val="en-US"/>
+              </w:rPr>
+              <w:t>': 1,</w:t>
+            </w:r>
+          </w:p>
+          <w:p>
+            <w:pPr>
+              <w:rPr>
+                <w:lang w:val="en-US"/>
+              </w:rPr>
+            </w:pPr>
+            <w:r>
+              <w:rPr>
+                <w:lang w:val="en-US"/>
+              </w:rPr>
+              <w:t xml:space="preserve">    '</w:t>
+            </w:r>
+            <w:proofErr w:type="spellStart"/>
+            <w:r>
+              <w:rPr>
+                <w:lang w:val="en-US"/>
+              </w:rPr>
+              <w:t>OffTopic_Social_and_Affective_Chat</w:t>
+            </w:r>
+            <w:proofErr w:type="spellEnd"/>
+            <w:r>
+              <w:rPr>
+                <w:lang w:val="en-US"/>
+              </w:rPr>
+              <w:t>': 1,</w:t>
+            </w:r>
+          </w:p>
+          <w:p>
+            <w:pPr>
+              <w:rPr>
+                <w:lang w:val="en-US"/>
+              </w:rPr>
+            </w:pPr>
+            <w:r>
+              <w:rPr>
+                <w:lang w:val="en-US"/>
+              </w:rPr>
+              <w:t xml:space="preserve">    'reason': "The response contains multiple messages proposing or negotiating specific numbers (e.g., '26 26', '28 28 </w:t>
+            </w:r>
+            <w:proofErr w:type="spellStart"/>
+            <w:r>
+              <w:rPr>
+                <w:lang w:val="en-US"/>
+              </w:rPr>
+              <w:t>ça</w:t>
+            </w:r>
+            <w:proofErr w:type="spellEnd"/>
+            <w:r>
+              <w:rPr>
+                <w:lang w:val="en-US"/>
+              </w:rPr>
+              <w:t xml:space="preserve"> </w:t>
+            </w:r>
+            <w:proofErr w:type="spellStart"/>
+            <w:r>
+              <w:rPr>
+                <w:lang w:val="en-US"/>
+              </w:rPr>
+              <w:t>te</w:t>
+            </w:r>
+            <w:proofErr w:type="spellEnd"/>
+            <w:r>
+              <w:rPr>
+                <w:lang w:val="en-US"/>
+              </w:rPr>
+              <w:t xml:space="preserve"> </w:t>
+            </w:r>
+            <w:proofErr w:type="spellStart"/>
+            <w:proofErr w:type="gramStart"/>
+            <w:r>
+              <w:rPr>
+                <w:lang w:val="en-US"/>
+              </w:rPr>
+              <w:t>va</w:t>
+            </w:r>
+            <w:proofErr w:type="spellEnd"/>
+            <w:r>
+              <w:rPr>
+                <w:lang w:val="en-US"/>
+              </w:rPr>
+              <w:t xml:space="preserve"> ?</w:t>
+            </w:r>
+            <w:proofErr w:type="gramEnd"/>
+            <w:r>
+              <w:rPr>
+                <w:lang w:val="en-US"/>
+              </w:rPr>
+              <w:t>', 'je met 18', '</w:t>
+            </w:r>
+            <w:proofErr w:type="spellStart"/>
+            <w:r>
+              <w:rPr>
+                <w:lang w:val="en-US"/>
+              </w:rPr>
+              <w:t>si</w:t>
+            </w:r>
+            <w:proofErr w:type="spellEnd"/>
+            <w:r>
+              <w:rPr>
+                <w:lang w:val="en-US"/>
+              </w:rPr>
+              <w:t xml:space="preserve"> on </w:t>
+            </w:r>
+            <w:proofErr w:type="spellStart"/>
+            <w:r>
+              <w:rPr>
+                <w:lang w:val="en-US"/>
+              </w:rPr>
+              <w:t>fais</w:t>
+            </w:r>
+            <w:proofErr w:type="spellEnd"/>
+            <w:r>
+              <w:rPr>
+                <w:lang w:val="en-US"/>
+              </w:rPr>
+              <w:t xml:space="preserve"> tour par tour 18/28'), testing combinations, and reasoning about rotation schemes, which clearly fits </w:t>
+            </w:r>
+            <w:proofErr w:type="spellStart"/>
+            <w:r>
+              <w:rPr>
+                <w:lang w:val="en-US"/>
+              </w:rPr>
+              <w:t>Numerical_Coordination_and_Strategy</w:t>
+            </w:r>
+            <w:proofErr w:type="spellEnd"/>
+            <w:r>
+              <w:rPr>
+                <w:lang w:val="en-US"/>
+              </w:rPr>
+              <w:t>. It also includes messages expressing accusations of lying or concerns about fairness (e.g., '</w:t>
+            </w:r>
+            <w:proofErr w:type="spellStart"/>
+            <w:r>
+              <w:rPr>
+                <w:lang w:val="en-US"/>
+              </w:rPr>
+              <w:t>t'as</w:t>
+            </w:r>
+            <w:proofErr w:type="spellEnd"/>
+            <w:r>
+              <w:rPr>
+                <w:lang w:val="en-US"/>
+              </w:rPr>
+              <w:t xml:space="preserve"> </w:t>
+            </w:r>
+            <w:proofErr w:type="spellStart"/>
+            <w:r>
+              <w:rPr>
+                <w:lang w:val="en-US"/>
+              </w:rPr>
+              <w:t>menti</w:t>
+            </w:r>
+            <w:proofErr w:type="spellEnd"/>
+            <w:r>
+              <w:rPr>
+                <w:lang w:val="en-US"/>
+              </w:rPr>
+              <w:t xml:space="preserve"> !!', '</w:t>
+            </w:r>
+            <w:proofErr w:type="spellStart"/>
+            <w:r>
+              <w:rPr>
+                <w:lang w:val="en-US"/>
+              </w:rPr>
+              <w:t>c'est</w:t>
+            </w:r>
+            <w:proofErr w:type="spellEnd"/>
+            <w:r>
+              <w:rPr>
+                <w:lang w:val="en-US"/>
+              </w:rPr>
+              <w:t xml:space="preserve"> pas bien de </w:t>
+            </w:r>
+            <w:proofErr w:type="spellStart"/>
+            <w:r>
+              <w:rPr>
+                <w:lang w:val="en-US"/>
+              </w:rPr>
+              <w:t>mentir</w:t>
+            </w:r>
+            <w:proofErr w:type="spellEnd"/>
+            <w:r>
+              <w:rPr>
+                <w:lang w:val="en-US"/>
+              </w:rPr>
+              <w:t xml:space="preserve"> !!', 'pas </w:t>
+            </w:r>
+            <w:proofErr w:type="spellStart"/>
+            <w:r>
+              <w:rPr>
+                <w:lang w:val="en-US"/>
+              </w:rPr>
+              <w:t>équitable</w:t>
+            </w:r>
+            <w:proofErr w:type="spellEnd"/>
+            <w:r>
+              <w:rPr>
+                <w:lang w:val="en-US"/>
+              </w:rPr>
+              <w:t xml:space="preserve">'), which are characteristic of </w:t>
+            </w:r>
+            <w:proofErr w:type="spellStart"/>
+            <w:r>
+              <w:rPr>
+                <w:lang w:val="en-US"/>
+              </w:rPr>
+              <w:t>Trust_Cooperation_and_Betrayal</w:t>
+            </w:r>
+            <w:proofErr w:type="spellEnd"/>
+            <w:r>
+              <w:rPr>
+                <w:lang w:val="en-US"/>
+              </w:rPr>
+              <w:t>. Finally, the response has greetings, emojis, laughter, and casual chat (e.g., 'bonjour', ':)', '</w:t>
+            </w:r>
+            <w:proofErr w:type="spellStart"/>
+            <w:r>
+              <w:rPr>
+                <w:lang w:val="en-US"/>
+              </w:rPr>
+              <w:t>hhhhh</w:t>
+            </w:r>
+            <w:proofErr w:type="spellEnd"/>
+            <w:r>
+              <w:rPr>
+                <w:lang w:val="en-US"/>
+              </w:rPr>
+              <w:t>', '</w:t>
+            </w:r>
+            <w:proofErr w:type="spellStart"/>
+            <w:r>
+              <w:rPr>
+                <w:lang w:val="en-US"/>
+              </w:rPr>
+              <w:t>ouais</w:t>
+            </w:r>
+            <w:proofErr w:type="spellEnd"/>
+            <w:r>
+              <w:rPr>
+                <w:lang w:val="en-US"/>
+              </w:rPr>
+              <w:t xml:space="preserve">'), which are </w:t>
+            </w:r>
+            <w:proofErr w:type="spellStart"/>
+            <w:r>
+              <w:rPr>
+                <w:lang w:val="en-US"/>
+              </w:rPr>
+              <w:t>OffTopic_Social_and_Affective_Chat</w:t>
+            </w:r>
+            <w:proofErr w:type="spellEnd"/>
+            <w:r>
+              <w:rPr>
+                <w:lang w:val="en-US"/>
+              </w:rPr>
+              <w:t>. Therefore, all three categories are relevant."</w:t>
+            </w:r>
+          </w:p>
+          <w:p>
+            <w:pPr>
+              <w:jc w:val="both"/>
+              <w:rPr>
                 <w:highlight w:val="red"/>
                 <w:lang w:val="en-US"/>
               </w:rPr>
             </w:pPr>
+            <w:r>
+              <w:rPr>
+                <w:lang w:val="en-US"/>
+              </w:rPr>
+              <w:t>}</w:t>
+            </w:r>
           </w:p>
         </w:tc>
       </w:tr>
@@ -17471,6 +17864,7 @@
           <w:highlight w:val="yellow"/>
           <w:lang w:val="en-US"/>
         </w:rPr>
+        <w:lastRenderedPageBreak/>
         <w:t>Tests for the</w:t>
       </w:r>
       <w:r>
@@ -17572,7 +17966,7 @@
         <w:rPr>
           <w:b/>
           <w:bCs/>
-          <w:lang w:val="en-US"/>
+          <w:lang w:val="es-ES"/>
         </w:rPr>
       </w:pPr>
     </w:p>
@@ -17807,19 +18201,7 @@
         <w:rPr>
           <w:lang w:val="en-US"/>
         </w:rPr>
-        <w:t xml:space="preserve">The task you have is to classify each of the </w:t>
-      </w:r>
-      <w:r>
-        <w:rPr>
-          <w:lang w:val="en-US"/>
-        </w:rPr>
-        <w:t>messages</w:t>
-      </w:r>
-      <w:r>
-        <w:rPr>
-          <w:lang w:val="en-US"/>
-        </w:rPr>
-        <w:t xml:space="preserve"> in one or more of the following categories:</w:t>
+        <w:t>The task you have is to classify each of the messages in one or more of the following categories:</w:t>
       </w:r>
     </w:p>
     <w:p>
@@ -17839,6 +18221,7 @@
           <w:bCs/>
           <w:lang w:val="en-US"/>
         </w:rPr>
+        <w:lastRenderedPageBreak/>
         <w:t>Promise</w:t>
       </w:r>
       <w:r>
@@ -17878,7 +18261,6 @@
           <w:bCs/>
           <w:lang w:val="en-US"/>
         </w:rPr>
-        <w:lastRenderedPageBreak/>
         <w:t>Appeal to Efficiency</w:t>
       </w:r>
       <w:r>
@@ -17938,13 +18320,7 @@
         <w:rPr>
           <w:lang w:val="en-US"/>
         </w:rPr>
-        <w:t xml:space="preserve"> </w:t>
-      </w:r>
-      <w:r>
-        <w:rPr>
-          <w:lang w:val="en-US"/>
-        </w:rPr>
-        <w:t>This argument appeals to the practical benefits of efficiency, emphasizing that a decision promotes optimal use of resources or maximizes overall welfare. In this context, messages containing an appeal to efficiency aim to convince the trustor to cooperate because it leads to better resource allocation or more favorable outcomes for all parties involved.</w:t>
+        <w:t xml:space="preserve"> This argument appeals to the practical benefits of efficiency, emphasizing that a decision promotes optimal use of resources or maximizes overall welfare. In this context, messages containing an appeal to efficiency aim to convince the trustor to cooperate because it leads to better resource allocation or more favorable outcomes for all parties involved.</w:t>
       </w:r>
     </w:p>
     <w:p>
@@ -18164,29 +18540,15 @@
         <w:rPr>
           <w:lang w:val="en-US"/>
         </w:rPr>
-        <w:t>All categories</w:t>
-      </w:r>
-      <w:r>
-        <w:rPr>
-          <w:lang w:val="en-US"/>
-        </w:rPr>
-        <w:t xml:space="preserve"> must have the value of </w:t>
-      </w:r>
-      <w:r>
-        <w:rPr>
-          <w:b/>
-          <w:bCs/>
-          <w:lang w:val="en-US"/>
-        </w:rPr>
-        <w:t>1</w:t>
-      </w:r>
-      <w:r>
-        <w:rPr>
-          <w:b/>
-          <w:bCs/>
-          <w:lang w:val="en-US"/>
-        </w:rPr>
-        <w:t xml:space="preserve"> </w:t>
+        <w:t xml:space="preserve">All categories must have the value of </w:t>
+      </w:r>
+      <w:r>
+        <w:rPr>
+          <w:b/>
+          <w:bCs/>
+          <w:lang w:val="en-US"/>
+        </w:rPr>
+        <w:t xml:space="preserve">1 </w:t>
       </w:r>
       <w:r>
         <w:rPr>
@@ -18272,13 +18634,7 @@
         <w:rPr>
           <w:lang w:val="en-US"/>
         </w:rPr>
-        <w:t xml:space="preserve">    </w:t>
-      </w:r>
-      <w:r>
-        <w:rPr>
-          <w:lang w:val="en-US"/>
-        </w:rPr>
-        <w:t>'</w:t>
+        <w:t xml:space="preserve">    '</w:t>
       </w:r>
       <w:proofErr w:type="spellStart"/>
       <w:proofErr w:type="gramStart"/>
@@ -18304,19 +18660,7 @@
         <w:rPr>
           <w:lang w:val="en-US"/>
         </w:rPr>
-        <w:t xml:space="preserve">': </w:t>
-      </w:r>
-      <w:r>
-        <w:rPr>
-          <w:lang w:val="en-US"/>
-        </w:rPr>
-        <w:t>1</w:t>
-      </w:r>
-      <w:r>
-        <w:rPr>
-          <w:lang w:val="en-US"/>
-        </w:rPr>
-        <w:t>,</w:t>
+        <w:t>': 1,</w:t>
       </w:r>
     </w:p>
     <w:p>
@@ -18355,13 +18699,7 @@
         <w:rPr>
           <w:lang w:val="en-US"/>
         </w:rPr>
-        <w:t xml:space="preserve">': </w:t>
-      </w:r>
-      <w:r>
-        <w:rPr>
-          <w:lang w:val="en-US"/>
-        </w:rPr>
-        <w:t>1,</w:t>
+        <w:t>': 1,</w:t>
       </w:r>
     </w:p>
     <w:p>
@@ -18400,13 +18738,7 @@
         <w:rPr>
           <w:lang w:val="en-US"/>
         </w:rPr>
-        <w:t xml:space="preserve">': </w:t>
-      </w:r>
-      <w:r>
-        <w:rPr>
-          <w:lang w:val="en-US"/>
-        </w:rPr>
-        <w:t>0</w:t>
+        <w:t>': 0</w:t>
       </w:r>
     </w:p>
     <w:p>
@@ -18649,19 +18981,7 @@
               <w:rPr>
                 <w:lang w:val="en-US"/>
               </w:rPr>
-              <w:t xml:space="preserve">The </w:t>
-            </w:r>
-            <w:r>
-              <w:rPr>
-                <w:lang w:val="en-US"/>
-              </w:rPr>
-              <w:t>message</w:t>
-            </w:r>
-            <w:r>
-              <w:rPr>
-                <w:lang w:val="en-US"/>
-              </w:rPr>
-              <w:t xml:space="preserve"> is:</w:t>
+              <w:t>The message is:</w:t>
             </w:r>
             <w:r>
               <w:rPr>
@@ -18682,7 +19002,14 @@
               <w:rPr>
                 <w:lang w:val="en-US"/>
               </w:rPr>
-              <w:t>, in order for both of us to have the chance to get more money if you are interested.”</w:t>
+              <w:t xml:space="preserve">, in order for both of us to have the chance </w:t>
+            </w:r>
+            <w:r>
+              <w:rPr>
+                <w:lang w:val="en-US"/>
+              </w:rPr>
+              <w:lastRenderedPageBreak/>
+              <w:t>to get more money if you are interested.”</w:t>
             </w:r>
             <w:r>
               <w:rPr>
@@ -18715,7 +19042,6 @@
               <w:rPr>
                 <w:lang w:val="en-US"/>
               </w:rPr>
-              <w:lastRenderedPageBreak/>
               <w:t>{</w:t>
             </w:r>
           </w:p>
@@ -18953,19 +19279,7 @@
               <w:rPr>
                 <w:lang w:val="en-US"/>
               </w:rPr>
-              <w:t xml:space="preserve">': </w:t>
-            </w:r>
-            <w:r>
-              <w:rPr>
-                <w:lang w:val="en-US"/>
-              </w:rPr>
-              <w:t>0</w:t>
-            </w:r>
-            <w:r>
-              <w:rPr>
-                <w:lang w:val="en-US"/>
-              </w:rPr>
-              <w:t>,</w:t>
+              <w:t>': 0,</w:t>
             </w:r>
           </w:p>
           <w:p>
@@ -19004,19 +19318,7 @@
               <w:rPr>
                 <w:lang w:val="en-US"/>
               </w:rPr>
-              <w:t xml:space="preserve">': </w:t>
-            </w:r>
-            <w:r>
-              <w:rPr>
-                <w:lang w:val="en-US"/>
-              </w:rPr>
-              <w:t>0</w:t>
-            </w:r>
-            <w:r>
-              <w:rPr>
-                <w:lang w:val="en-US"/>
-              </w:rPr>
-              <w:t>,</w:t>
+              <w:t>': 0,</w:t>
             </w:r>
           </w:p>
           <w:p>
@@ -19055,13 +19357,7 @@
               <w:rPr>
                 <w:lang w:val="en-US"/>
               </w:rPr>
-              <w:t xml:space="preserve">': </w:t>
-            </w:r>
-            <w:r>
-              <w:rPr>
-                <w:lang w:val="en-US"/>
-              </w:rPr>
-              <w:t>1</w:t>
+              <w:t>': 1</w:t>
             </w:r>
           </w:p>
           <w:p>
@@ -19252,13 +19548,7 @@
               <w:rPr>
                 <w:lang w:val="en-US"/>
               </w:rPr>
-              <w:t>': 0</w:t>
-            </w:r>
-            <w:r>
-              <w:rPr>
-                <w:lang w:val="en-US"/>
-              </w:rPr>
-              <w:t>,</w:t>
+              <w:t>': 0,</w:t>
             </w:r>
           </w:p>
           <w:p>
@@ -19607,7 +19897,14 @@
               <w:rPr>
                 <w:lang w:val="en-US"/>
               </w:rPr>
-              <w:t>, in order for both of us to have the chance to get more money if you are interested.”</w:t>
+              <w:t xml:space="preserve">, in order for both of us to have the chance </w:t>
+            </w:r>
+            <w:r>
+              <w:rPr>
+                <w:lang w:val="en-US"/>
+              </w:rPr>
+              <w:lastRenderedPageBreak/>
+              <w:t>to get more money if you are interested.”</w:t>
             </w:r>
             <w:r>
               <w:rPr>
@@ -19640,7 +19937,6 @@
               <w:rPr>
                 <w:lang w:val="en-US"/>
               </w:rPr>
-              <w:lastRenderedPageBreak/>
               <w:t>{</w:t>
             </w:r>
           </w:p>
@@ -20140,19 +20436,7 @@
         <w:rPr>
           <w:lang w:val="en-US"/>
         </w:rPr>
-        <w:t xml:space="preserve">This is the </w:t>
-      </w:r>
-      <w:r>
-        <w:rPr>
-          <w:lang w:val="en-US"/>
-        </w:rPr>
-        <w:t>message</w:t>
-      </w:r>
-      <w:r>
-        <w:rPr>
-          <w:lang w:val="en-US"/>
-        </w:rPr>
-        <w:t xml:space="preserve"> you should </w:t>
+        <w:t xml:space="preserve">This is the message you should </w:t>
       </w:r>
       <w:r>
         <w:rPr>
@@ -20277,28 +20561,21 @@
           <w:highlight w:val="green"/>
           <w:lang w:val="es-ES"/>
         </w:rPr>
-        <w:t>Cada mensaje puede ser clasificado en más de una categoría</w:t>
+        <w:t>Cada mensaje puede ser clasificado en más de una categoría. Únicamente, cuando el mensaje es “no informativo”</w:t>
       </w:r>
       <w:r>
         <w:rPr>
           <w:highlight w:val="green"/>
           <w:lang w:val="es-ES"/>
         </w:rPr>
-        <w:t>. Únicamente, cuando el mensaje es “no informativo”</w:t>
-      </w:r>
-      <w:r>
-        <w:rPr>
-          <w:highlight w:val="green"/>
+        <w:t xml:space="preserve"> las demás serán FALSE</w:t>
+      </w:r>
+    </w:p>
+    <w:p>
+      <w:pPr>
+        <w:rPr>
           <w:lang w:val="es-ES"/>
         </w:rPr>
-        <w:t xml:space="preserve"> las demás serán FALSE</w:t>
-      </w:r>
-    </w:p>
-    <w:p>
-      <w:pPr>
-        <w:rPr>
-          <w:lang w:val="es-ES"/>
-        </w:rPr>
       </w:pPr>
     </w:p>
     <w:p>
@@ -20329,13 +20606,7 @@
         <w:rPr>
           <w:lang w:val="en-US"/>
         </w:rPr>
-        <w:t>You</w:t>
-      </w:r>
-      <w:r>
-        <w:rPr>
-          <w:lang w:val="en-US"/>
-        </w:rPr>
-        <w:t xml:space="preserve"> are a researcher </w:t>
+        <w:t xml:space="preserve">You are a researcher </w:t>
       </w:r>
       <w:r>
         <w:rPr>
@@ -20357,13 +20628,7 @@
         <w:rPr>
           <w:lang w:val="en-US"/>
         </w:rPr>
-        <w:t xml:space="preserve"> </w:t>
-      </w:r>
-      <w:r>
-        <w:rPr>
-          <w:lang w:val="en-US"/>
-        </w:rPr>
-        <w:t xml:space="preserve">in qualitative analysis. Also, you have experience in interpreting verbal responses </w:t>
+        <w:t xml:space="preserve"> in qualitative analysis. Also, you have experience in interpreting verbal responses </w:t>
       </w:r>
       <w:r>
         <w:rPr>
@@ -20431,31 +20696,13 @@
         <w:rPr>
           <w:lang w:val="en-US"/>
         </w:rPr>
-        <w:t>present experiment wanted to explore how people, due to Social Desirability Bias, might not always admit to using AI, especially in academic settings,</w:t>
-      </w:r>
-      <w:r>
-        <w:rPr>
-          <w:lang w:val="en-US"/>
-        </w:rPr>
-        <w:t xml:space="preserve"> </w:t>
-      </w:r>
-      <w:r>
-        <w:rPr>
-          <w:lang w:val="en-US"/>
-        </w:rPr>
-        <w:t xml:space="preserve">as they </w:t>
-      </w:r>
-      <w:r>
-        <w:rPr>
-          <w:lang w:val="en-US"/>
-        </w:rPr>
-        <w:t xml:space="preserve">might </w:t>
-      </w:r>
-      <w:r>
-        <w:rPr>
-          <w:lang w:val="en-US"/>
-        </w:rPr>
-        <w:t>feel judged</w:t>
+        <w:t xml:space="preserve">present experiment wanted to explore how people, due to Social Desirability Bias, might not always admit to using AI, especially in academic settings, </w:t>
+      </w:r>
+      <w:r>
+        <w:rPr>
+          <w:lang w:val="en-US"/>
+        </w:rPr>
+        <w:t>as they might feel judged</w:t>
       </w:r>
       <w:r>
         <w:rPr>
@@ -20474,6 +20721,7 @@
         <w:rPr>
           <w:lang w:val="en-US"/>
         </w:rPr>
+        <w:lastRenderedPageBreak/>
         <w:t>In this experiment all participants were undergraduate students</w:t>
       </w:r>
       <w:r>
@@ -20497,42 +20745,26 @@
     </w:p>
     <w:p>
       <w:r>
-        <w:t xml:space="preserve">In the main survey, participants answered questions about their own AI reliance and frequency of use, as well as their perceptions of their peers’ AI usage. The results revealed a statistically </w:t>
-      </w:r>
-      <w:r>
-        <w:lastRenderedPageBreak/>
-        <w:t>significant gap: participants reported substantially lower personal AI usage compared with the level of usage they attributed to their peers.</w:t>
-      </w:r>
-    </w:p>
-    <w:p>
-      <w:pPr>
-        <w:rPr>
-          <w:lang w:val="en-US"/>
-        </w:rPr>
-      </w:pPr>
-      <w:r>
-        <w:rPr>
-          <w:lang w:val="en-US"/>
-        </w:rPr>
-        <w:t xml:space="preserve">In the follow-up survey, a separate sample of </w:t>
-      </w:r>
-      <w:r>
-        <w:rPr>
-          <w:lang w:val="en-US"/>
-        </w:rPr>
-        <w:t>undergraduate students</w:t>
-      </w:r>
-      <w:r>
-        <w:rPr>
-          <w:lang w:val="en-US"/>
-        </w:rPr>
-        <w:t xml:space="preserve"> were asked (in an open-ended question) </w:t>
-      </w:r>
-      <w:r>
-        <w:rPr>
-          <w:lang w:val="en-US"/>
-        </w:rPr>
-        <w:t>about their explanations for this gap, such as social desirability bias or lack of knowledge about others’ AI use.</w:t>
+        <w:t>In the main survey, participants answered questions about their own AI reliance and frequency of use, as well as their perceptions of their peers’ AI usage. The results revealed a statistically significant gap: participants reported substantially lower personal AI usage compared with the level of usage they attributed to their peers.</w:t>
+      </w:r>
+    </w:p>
+    <w:p>
+      <w:pPr>
+        <w:rPr>
+          <w:lang w:val="en-US"/>
+        </w:rPr>
+      </w:pPr>
+      <w:r>
+        <w:rPr>
+          <w:lang w:val="en-US"/>
+        </w:rPr>
+        <w:t>In the follow-up survey, a separate sample of undergraduate students</w:t>
+      </w:r>
+      <w:r>
+        <w:rPr>
+          <w:lang w:val="en-US"/>
+        </w:rPr>
+        <w:t xml:space="preserve"> were asked (in an open-ended question) about their explanations for this gap, such as social desirability bias or lack of knowledge about others’ AI use.</w:t>
       </w:r>
     </w:p>
     <w:p>
@@ -20613,25 +20845,7 @@
         <w:rPr>
           <w:lang w:val="en-US"/>
         </w:rPr>
-        <w:t>:</w:t>
-      </w:r>
-      <w:r>
-        <w:rPr>
-          <w:lang w:val="en-US"/>
-        </w:rPr>
-        <w:t xml:space="preserve"> The response provided is nonsensical (</w:t>
-      </w:r>
-      <w:r>
-        <w:rPr>
-          <w:lang w:val="en-US"/>
-        </w:rPr>
-        <w:t>e.g., random integers), or implying that they misunderstood or were confused by the question (e.g., explaining a reporting gap in the reverse direction).</w:t>
-      </w:r>
-      <w:r>
-        <w:rPr>
-          <w:lang w:val="en-US"/>
-        </w:rPr>
-        <w:t xml:space="preserve"> </w:t>
+        <w:t xml:space="preserve">: The response provided is nonsensical (e.g., random integers), or implying that they misunderstood or were confused by the question (e.g., explaining a reporting gap in the reverse direction). </w:t>
       </w:r>
     </w:p>
     <w:p>
@@ -20663,43 +20877,7 @@
         <w:rPr>
           <w:lang w:val="en-US"/>
         </w:rPr>
-        <w:t xml:space="preserve"> If the response refers to </w:t>
-      </w:r>
-      <w:r>
-        <w:rPr>
-          <w:lang w:val="en-US"/>
-        </w:rPr>
-        <w:t>social desirability</w:t>
-      </w:r>
-      <w:r>
-        <w:rPr>
-          <w:lang w:val="en-US"/>
-        </w:rPr>
-        <w:t xml:space="preserve"> bias </w:t>
-      </w:r>
-      <w:r>
-        <w:rPr>
-          <w:lang w:val="en-US"/>
-        </w:rPr>
-        <w:t>associated with reporting AI usage</w:t>
-      </w:r>
-      <w:r>
-        <w:rPr>
-          <w:lang w:val="en-US"/>
-        </w:rPr>
-        <w:t>. This category counts if the answer talks about a</w:t>
-      </w:r>
-      <w:r>
-        <w:rPr>
-          <w:lang w:val="en-US"/>
-        </w:rPr>
-        <w:t>cademic integrity concerns, such as casting AI usage as cheating or dishonest</w:t>
-      </w:r>
-      <w:r>
-        <w:rPr>
-          <w:lang w:val="en-US"/>
-        </w:rPr>
-        <w:t>.</w:t>
+        <w:t xml:space="preserve"> If the response refers to social desirability bias associated with reporting AI usage. This category counts if the answer talks about academic integrity concerns, such as casting AI usage as cheating or dishonest.</w:t>
       </w:r>
     </w:p>
     <w:p>
@@ -20741,43 +20919,7 @@
         <w:rPr>
           <w:lang w:val="en-US"/>
         </w:rPr>
-        <w:t xml:space="preserve"> </w:t>
-      </w:r>
-      <w:r>
-        <w:rPr>
-          <w:lang w:val="en-US"/>
-        </w:rPr>
-        <w:t>The</w:t>
-      </w:r>
-      <w:r>
-        <w:rPr>
-          <w:lang w:val="en-US"/>
-        </w:rPr>
-        <w:t xml:space="preserve"> response tells that the</w:t>
-      </w:r>
-      <w:r>
-        <w:rPr>
-          <w:lang w:val="en-US"/>
-        </w:rPr>
-        <w:t xml:space="preserve"> reporting gap is overestimation of others’ usage</w:t>
-      </w:r>
-      <w:r>
-        <w:rPr>
-          <w:lang w:val="en-US"/>
-        </w:rPr>
-        <w:t>.</w:t>
-      </w:r>
-      <w:r>
-        <w:rPr>
-          <w:lang w:val="en-US"/>
-        </w:rPr>
-        <w:t xml:space="preserve"> </w:t>
-      </w:r>
-      <w:r>
-        <w:rPr>
-          <w:lang w:val="en-US"/>
-        </w:rPr>
-        <w:t xml:space="preserve"> </w:t>
+        <w:t xml:space="preserve"> The response tells that the reporting gap is overestimation of others’ usage.  </w:t>
       </w:r>
     </w:p>
     <w:p>
@@ -20813,13 +20955,7 @@
         <w:rPr>
           <w:lang w:val="en-US"/>
         </w:rPr>
-        <w:t>: The response tells that students may be underestimating their true AI usage</w:t>
-      </w:r>
-      <w:r>
-        <w:rPr>
-          <w:lang w:val="en-US"/>
-        </w:rPr>
-        <w:t xml:space="preserve">. </w:t>
+        <w:t xml:space="preserve">: The response tells that students may be underestimating their true AI usage. </w:t>
       </w:r>
     </w:p>
     <w:p>
@@ -20851,13 +20987,7 @@
         <w:rPr>
           <w:lang w:val="en-US"/>
         </w:rPr>
-        <w:t xml:space="preserve">  </w:t>
-      </w:r>
-      <w:r>
-        <w:rPr>
-          <w:lang w:val="en-US"/>
-        </w:rPr>
-        <w:t>This category counts if the answer talks about academic integrity concerns, such as casting AI usage as cheating or dishonest.</w:t>
+        <w:t xml:space="preserve">  This category counts if the answer talks about academic integrity concerns, such as casting AI usage as cheating or dishonest.</w:t>
       </w:r>
     </w:p>
     <w:p>
@@ -20889,13 +21019,7 @@
         <w:rPr>
           <w:lang w:val="en-US"/>
         </w:rPr>
-        <w:t xml:space="preserve"> </w:t>
-      </w:r>
-      <w:r>
-        <w:rPr>
-          <w:lang w:val="en-US"/>
-        </w:rPr>
-        <w:t>The response tells that students are unaware of other students’ actual AI adoption</w:t>
+        <w:t xml:space="preserve"> The response tells that students are unaware of other students’ actual AI adoption</w:t>
       </w:r>
     </w:p>
     <w:p>
@@ -20956,25 +21080,7 @@
         <w:rPr>
           <w:lang w:val="en-US"/>
         </w:rPr>
-        <w:t xml:space="preserve"> </w:t>
-      </w:r>
-      <w:r>
-        <w:rPr>
-          <w:lang w:val="en-US"/>
-        </w:rPr>
-        <w:t>The response tells</w:t>
-      </w:r>
-      <w:r>
-        <w:rPr>
-          <w:lang w:val="en-US"/>
-        </w:rPr>
-        <w:t xml:space="preserve"> that </w:t>
-      </w:r>
-      <w:r>
-        <w:rPr>
-          <w:lang w:val="en-US"/>
-        </w:rPr>
-        <w:t xml:space="preserve">privacy concerns </w:t>
+        <w:t xml:space="preserve"> The response tells that privacy concerns </w:t>
       </w:r>
       <w:proofErr w:type="gramStart"/>
       <w:r>
@@ -20988,13 +21094,7 @@
         <w:rPr>
           <w:lang w:val="en-US"/>
         </w:rPr>
-        <w:t xml:space="preserve"> a reason behind the underreporting of own AI usage</w:t>
-      </w:r>
-      <w:r>
-        <w:rPr>
-          <w:lang w:val="en-US"/>
-        </w:rPr>
-        <w:t>.</w:t>
+        <w:t xml:space="preserve"> a reason behind the underreporting of own AI usage.</w:t>
       </w:r>
     </w:p>
     <w:p>
@@ -21036,13 +21136,7 @@
         <w:rPr>
           <w:lang w:val="en-US"/>
         </w:rPr>
-        <w:t xml:space="preserve"> </w:t>
-      </w:r>
-      <w:r>
-        <w:rPr>
-          <w:lang w:val="en-US"/>
-        </w:rPr>
-        <w:t xml:space="preserve">The response tells students may underreport their AI usage to protect their self-esteem. This is a motivation </w:t>
+        <w:t xml:space="preserve"> The response tells students may underreport their AI usage to protect their self-esteem. This is a motivation </w:t>
       </w:r>
       <w:proofErr w:type="gramStart"/>
       <w:r>
@@ -21056,13 +21150,7 @@
         <w:rPr>
           <w:lang w:val="en-US"/>
         </w:rPr>
-        <w:t xml:space="preserve"> SDB but different in caring about students’ self-image</w:t>
-      </w:r>
-      <w:r>
-        <w:rPr>
-          <w:lang w:val="en-US"/>
-        </w:rPr>
-        <w:t>.</w:t>
+        <w:t xml:space="preserve"> SDB but different in caring about students’ self-image.</w:t>
       </w:r>
     </w:p>
     <w:p>
@@ -21094,25 +21182,7 @@
         <w:rPr>
           <w:lang w:val="en-US"/>
         </w:rPr>
-        <w:t xml:space="preserve"> </w:t>
-      </w:r>
-      <w:r>
-        <w:rPr>
-          <w:lang w:val="en-US"/>
-        </w:rPr>
-        <w:t>The response tells</w:t>
-      </w:r>
-      <w:r>
-        <w:rPr>
-          <w:lang w:val="en-US"/>
-        </w:rPr>
-        <w:t xml:space="preserve"> that t</w:t>
-      </w:r>
-      <w:r>
-        <w:rPr>
-          <w:lang w:val="en-US"/>
-        </w:rPr>
-        <w:t>he underreporting can be an outcome of students exhibiting a self-favoring bias when reporting.</w:t>
+        <w:t xml:space="preserve"> The response tells that the underreporting can be an outcome of students exhibiting a self-favoring bias when reporting.</w:t>
       </w:r>
     </w:p>
     <w:p>
@@ -21173,13 +21243,7 @@
         <w:rPr>
           <w:lang w:val="en-US"/>
         </w:rPr>
-        <w:t xml:space="preserve">  the person believes that</w:t>
-      </w:r>
-      <w:r>
-        <w:rPr>
-          <w:lang w:val="en-US"/>
-        </w:rPr>
-        <w:t xml:space="preserve"> the reporting gap accurately reflects a gap in AI usage between survey respondents and their peers, and the students were truthfully reporting.</w:t>
+        <w:t xml:space="preserve">  the person believes that the reporting gap accurately reflects a gap in AI usage between survey respondents and their peers, and the students were truthfully reporting.</w:t>
       </w:r>
     </w:p>
     <w:p>
@@ -21195,34 +21259,16 @@
         <w:rPr>
           <w:b/>
           <w:bCs/>
-          <w:lang w:val="es-ES"/>
-        </w:rPr>
-      </w:pPr>
-      <w:proofErr w:type="spellStart"/>
-      <w:r>
-        <w:rPr>
-          <w:b/>
-          <w:bCs/>
-          <w:lang w:val="es-ES"/>
-        </w:rPr>
-        <w:t>Format</w:t>
-      </w:r>
-      <w:proofErr w:type="spellEnd"/>
-      <w:r>
-        <w:rPr>
-          <w:b/>
-          <w:bCs/>
-          <w:lang w:val="es-ES"/>
-        </w:rPr>
-        <w:t>:</w:t>
-      </w:r>
-      <w:r>
-        <w:rPr>
-          <w:b/>
-          <w:bCs/>
-          <w:lang w:val="es-ES"/>
-        </w:rPr>
-        <w:t xml:space="preserve"> </w:t>
+          <w:lang w:val="en-US"/>
+        </w:rPr>
+      </w:pPr>
+      <w:r>
+        <w:rPr>
+          <w:b/>
+          <w:bCs/>
+          <w:lang w:val="en-US"/>
+        </w:rPr>
+        <w:t xml:space="preserve">Format: </w:t>
       </w:r>
     </w:p>
     <w:p>
@@ -21343,13 +21389,7 @@
         <w:rPr>
           <w:lang w:val="es-ES"/>
         </w:rPr>
-        <w:t>'</w:t>
-      </w:r>
-      <w:r>
-        <w:rPr>
-          <w:lang w:val="es-ES"/>
-        </w:rPr>
-        <w:t xml:space="preserve"> </w:t>
+        <w:t xml:space="preserve">' </w:t>
       </w:r>
       <w:proofErr w:type="spellStart"/>
       <w:r>
@@ -21395,39 +21435,13 @@
           <w:bCs/>
           <w:lang w:val="en-US"/>
         </w:rPr>
-        <w:t xml:space="preserve"> </w:t>
-      </w:r>
-      <w:r>
-        <w:rPr>
-          <w:b/>
-          <w:bCs/>
-          <w:lang w:val="en-US"/>
-        </w:rPr>
-        <w:t>SDB</w:t>
-      </w:r>
-      <w:r>
-        <w:rPr>
-          <w:lang w:val="en-US"/>
-        </w:rPr>
-        <w:t xml:space="preserve"> </w:t>
-      </w:r>
-      <w:r>
-        <w:rPr>
-          <w:lang w:val="en-US"/>
-        </w:rPr>
-        <w:t>'</w:t>
-      </w:r>
-      <w:r>
-        <w:rPr>
-          <w:lang w:val="en-US"/>
-        </w:rPr>
-        <w:t xml:space="preserve"> for </w:t>
-      </w:r>
-      <w:r>
-        <w:rPr>
-          <w:lang w:val="en-US"/>
-        </w:rPr>
-        <w:t>SDB</w:t>
+        <w:t xml:space="preserve"> SDB</w:t>
+      </w:r>
+      <w:r>
+        <w:rPr>
+          <w:lang w:val="en-US"/>
+        </w:rPr>
+        <w:t xml:space="preserve"> ' for SDB</w:t>
       </w:r>
     </w:p>
     <w:p>
@@ -21577,6 +21591,7 @@
         <w:rPr>
           <w:lang w:val="en-US"/>
         </w:rPr>
+        <w:lastRenderedPageBreak/>
         <w:t>'</w:t>
       </w:r>
       <w:proofErr w:type="gramStart"/>
@@ -21650,15 +21665,7 @@
           <w:bCs/>
           <w:lang w:val="en-US"/>
         </w:rPr>
-        <w:t>i</w:t>
-      </w:r>
-      <w:r>
-        <w:rPr>
-          <w:b/>
-          <w:bCs/>
-          <w:lang w:val="en-US"/>
-        </w:rPr>
-        <w:t>nfo</w:t>
+        <w:t>info</w:t>
       </w:r>
       <w:proofErr w:type="gramEnd"/>
       <w:r>
@@ -21709,14 +21716,7 @@
           <w:highlight w:val="red"/>
           <w:lang w:val="en-US"/>
         </w:rPr>
-        <w:t xml:space="preserve"> </w:t>
-      </w:r>
-      <w:r>
-        <w:rPr>
-          <w:highlight w:val="red"/>
-          <w:lang w:val="en-US"/>
-        </w:rPr>
-        <w:t>' for AI discussion priming</w:t>
+        <w:t xml:space="preserve"> ' for AI discussion priming</w:t>
       </w:r>
     </w:p>
     <w:p>
@@ -21782,7 +21782,6 @@
         <w:rPr>
           <w:lang w:val="en-US"/>
         </w:rPr>
-        <w:lastRenderedPageBreak/>
         <w:t>'</w:t>
       </w:r>
       <w:r>
@@ -21929,21 +21928,7 @@
           <w:highlight w:val="red"/>
           <w:lang w:val="en-US"/>
         </w:rPr>
-        <w:t>'</w:t>
-      </w:r>
-      <w:r>
-        <w:rPr>
-          <w:highlight w:val="red"/>
-          <w:lang w:val="en-US"/>
-        </w:rPr>
-        <w:t xml:space="preserve"> for </w:t>
-      </w:r>
-      <w:r>
-        <w:rPr>
-          <w:highlight w:val="red"/>
-          <w:lang w:val="en-US"/>
-        </w:rPr>
-        <w:t>network effect</w:t>
+        <w:t>' for network effect</w:t>
       </w:r>
     </w:p>
     <w:p>
@@ -21975,157 +21960,110 @@
         <w:rPr>
           <w:lang w:val="en-US"/>
         </w:rPr>
+        <w:t>' for truthful</w:t>
+      </w:r>
+    </w:p>
+    <w:p>
+      <w:pPr>
+        <w:rPr>
+          <w:lang w:val="en-US"/>
+        </w:rPr>
+      </w:pPr>
+    </w:p>
+    <w:p>
+      <w:pPr>
+        <w:rPr>
+          <w:lang w:val="en-US"/>
+        </w:rPr>
+      </w:pPr>
+      <w:r>
+        <w:rPr>
+          <w:lang w:val="en-US"/>
+        </w:rPr>
         <w:t>'</w:t>
       </w:r>
       <w:r>
         <w:rPr>
-          <w:lang w:val="en-US"/>
-        </w:rPr>
-        <w:t xml:space="preserve"> for </w:t>
-      </w:r>
-      <w:r>
-        <w:rPr>
-          <w:lang w:val="en-US"/>
-        </w:rPr>
-        <w:t>truthful</w:t>
-      </w:r>
-    </w:p>
-    <w:p>
-      <w:pPr>
-        <w:rPr>
-          <w:lang w:val="en-US"/>
-        </w:rPr>
-      </w:pPr>
+          <w:b/>
+          <w:bCs/>
+          <w:lang w:val="en-US"/>
+        </w:rPr>
+        <w:t xml:space="preserve"> uninformative</w:t>
+      </w:r>
+      <w:r>
+        <w:rPr>
+          <w:lang w:val="en-US"/>
+        </w:rPr>
+        <w:t xml:space="preserve"> ' must have the values of '</w:t>
+      </w:r>
+      <w:r>
+        <w:rPr>
+          <w:b/>
+          <w:bCs/>
+          <w:lang w:val="en-US"/>
+        </w:rPr>
+        <w:t>T</w:t>
+      </w:r>
+      <w:r>
+        <w:rPr>
+          <w:lang w:val="en-US"/>
+        </w:rPr>
+        <w:t>', if uninformative; '</w:t>
+      </w:r>
+      <w:r>
+        <w:rPr>
+          <w:b/>
+          <w:bCs/>
+          <w:lang w:val="en-US"/>
+        </w:rPr>
+        <w:t>F?</w:t>
+      </w:r>
+      <w:r>
+        <w:rPr>
+          <w:lang w:val="en-US"/>
+        </w:rPr>
+        <w:t xml:space="preserve"> ', </w:t>
+      </w:r>
+      <w:proofErr w:type="gramStart"/>
+      <w:r>
+        <w:rPr>
+          <w:lang w:val="en-US"/>
+        </w:rPr>
+        <w:t>if ;</w:t>
+      </w:r>
+      <w:proofErr w:type="gramEnd"/>
+      <w:r>
+        <w:rPr>
+          <w:lang w:val="en-US"/>
+        </w:rPr>
+        <w:t xml:space="preserve"> and '</w:t>
+      </w:r>
+      <w:r>
+        <w:rPr>
+          <w:b/>
+          <w:bCs/>
+          <w:lang w:val="en-US"/>
+        </w:rPr>
+        <w:t>F</w:t>
+      </w:r>
       <w:r>
         <w:rPr>
           <w:lang w:val="en-US"/>
         </w:rPr>
         <w:t>'</w:t>
       </w:r>
-      <w:r>
-        <w:rPr>
-          <w:b/>
-          <w:bCs/>
-          <w:lang w:val="en-US"/>
-        </w:rPr>
-        <w:t xml:space="preserve"> uninformative</w:t>
-      </w:r>
-      <w:r>
-        <w:rPr>
-          <w:lang w:val="en-US"/>
-        </w:rPr>
-        <w:t xml:space="preserve"> '</w:t>
-      </w:r>
-      <w:r>
-        <w:rPr>
-          <w:lang w:val="en-US"/>
-        </w:rPr>
-        <w:t xml:space="preserve"> must have the values of </w:t>
-      </w:r>
-      <w:r>
-        <w:rPr>
-          <w:lang w:val="en-US"/>
-        </w:rPr>
-        <w:t>'</w:t>
-      </w:r>
-      <w:r>
-        <w:rPr>
-          <w:b/>
-          <w:bCs/>
-          <w:lang w:val="en-US"/>
-        </w:rPr>
-        <w:t>T</w:t>
-      </w:r>
-      <w:r>
-        <w:rPr>
-          <w:lang w:val="en-US"/>
-        </w:rPr>
-        <w:t>'</w:t>
-      </w:r>
-      <w:r>
-        <w:rPr>
-          <w:lang w:val="en-US"/>
-        </w:rPr>
-        <w:t xml:space="preserve">, if uninformative; </w:t>
-      </w:r>
-      <w:r>
-        <w:rPr>
-          <w:lang w:val="en-US"/>
-        </w:rPr>
-        <w:t>'</w:t>
-      </w:r>
-      <w:r>
-        <w:rPr>
-          <w:b/>
-          <w:bCs/>
-          <w:lang w:val="en-US"/>
-        </w:rPr>
-        <w:t>F?</w:t>
-      </w:r>
-      <w:r>
-        <w:rPr>
-          <w:lang w:val="en-US"/>
-        </w:rPr>
-        <w:t xml:space="preserve"> '</w:t>
-      </w:r>
-      <w:r>
-        <w:rPr>
-          <w:lang w:val="en-US"/>
-        </w:rPr>
-        <w:t xml:space="preserve">, </w:t>
-      </w:r>
-      <w:proofErr w:type="gramStart"/>
-      <w:r>
-        <w:rPr>
-          <w:lang w:val="en-US"/>
-        </w:rPr>
-        <w:t>if ;</w:t>
-      </w:r>
-      <w:proofErr w:type="gramEnd"/>
-      <w:r>
-        <w:rPr>
-          <w:lang w:val="en-US"/>
-        </w:rPr>
-        <w:t xml:space="preserve"> and </w:t>
-      </w:r>
-      <w:r>
-        <w:rPr>
-          <w:lang w:val="en-US"/>
-        </w:rPr>
-        <w:t>'</w:t>
-      </w:r>
-      <w:r>
-        <w:rPr>
-          <w:b/>
-          <w:bCs/>
-          <w:lang w:val="en-US"/>
-        </w:rPr>
-        <w:t>F</w:t>
-      </w:r>
-      <w:r>
-        <w:rPr>
-          <w:lang w:val="en-US"/>
-        </w:rPr>
-        <w:t>'</w:t>
-      </w:r>
-    </w:p>
-    <w:p>
-      <w:pPr>
-        <w:rPr>
-          <w:lang w:val="en-US"/>
-        </w:rPr>
-      </w:pPr>
-      <w:r>
-        <w:rPr>
-          <w:lang w:val="en-US"/>
-        </w:rPr>
-        <w:t xml:space="preserve">The others must have the value of </w:t>
-      </w:r>
-      <w:r>
-        <w:rPr>
-          <w:lang w:val="en-US"/>
-        </w:rPr>
-        <w:t>'</w:t>
+    </w:p>
+    <w:p>
+      <w:pPr>
+        <w:rPr>
+          <w:lang w:val="en-US"/>
+        </w:rPr>
+      </w:pPr>
+      <w:r>
+        <w:rPr>
+          <w:lang w:val="en-US"/>
+        </w:rPr>
+        <w:t>The others must have the value of '</w:t>
       </w:r>
       <w:r>
         <w:rPr>
@@ -22139,19 +22077,7 @@
         <w:rPr>
           <w:lang w:val="en-US"/>
         </w:rPr>
-        <w:t xml:space="preserve"> '</w:t>
-      </w:r>
-      <w:r>
-        <w:rPr>
-          <w:lang w:val="en-US"/>
-        </w:rPr>
-        <w:t xml:space="preserve"> if the category is observed in the response or </w:t>
-      </w:r>
-      <w:r>
-        <w:rPr>
-          <w:lang w:val="en-US"/>
-        </w:rPr>
-        <w:t>'</w:t>
+        <w:t xml:space="preserve"> ' if the category is observed in the response or '</w:t>
       </w:r>
       <w:r>
         <w:rPr>
@@ -22165,13 +22091,7 @@
         <w:rPr>
           <w:lang w:val="en-US"/>
         </w:rPr>
-        <w:t xml:space="preserve"> '</w:t>
-      </w:r>
-      <w:r>
-        <w:rPr>
-          <w:lang w:val="en-US"/>
-        </w:rPr>
-        <w:t xml:space="preserve"> if it is not observed. </w:t>
+        <w:t xml:space="preserve"> ' if it is not observed. </w:t>
       </w:r>
     </w:p>
     <w:p>
@@ -22198,10 +22118,7 @@
     </w:p>
     <w:p>
       <w:r>
-        <w:t>I</w:t>
-      </w:r>
-      <w:r>
-        <w:t>n that sense, the format should be</w:t>
+        <w:t>In that sense, the format should be</w:t>
       </w:r>
       <w:r>
         <w:t>:</w:t>
@@ -22328,19 +22245,7 @@
         <w:rPr>
           <w:lang w:val="en-US"/>
         </w:rPr>
-        <w:t xml:space="preserve"> integrity': '</w:t>
-      </w:r>
-      <w:r>
-        <w:rPr>
-          <w:lang w:val="en-US"/>
-        </w:rPr>
-        <w:t>TRUE</w:t>
-      </w:r>
-      <w:r>
-        <w:rPr>
-          <w:lang w:val="en-US"/>
-        </w:rPr>
-        <w:t>',</w:t>
+        <w:t xml:space="preserve"> integrity': 'TRUE',</w:t>
       </w:r>
     </w:p>
     <w:p>
@@ -22380,7 +22285,7 @@
         <w:rPr>
           <w:lang w:val="en-US"/>
         </w:rPr>
-        <w:t xml:space="preserve">    'AI discussion priming ': 'FALSE',</w:t>
+        <w:t xml:space="preserve">    'AI discussion priming': 'FALSE',</w:t>
       </w:r>
     </w:p>
     <w:p>
@@ -22434,19 +22339,7 @@
         <w:rPr>
           <w:lang w:val="en-US"/>
         </w:rPr>
-        <w:t>': '</w:t>
-      </w:r>
-      <w:r>
-        <w:rPr>
-          <w:lang w:val="en-US"/>
-        </w:rPr>
-        <w:t>TRUE</w:t>
-      </w:r>
-      <w:r>
-        <w:rPr>
-          <w:lang w:val="en-US"/>
-        </w:rPr>
-        <w:t>',</w:t>
+        <w:t>': 'TRUE',</w:t>
       </w:r>
     </w:p>
     <w:p>
@@ -22924,13 +22817,7 @@
                 <w:lang w:val="en-US"/>
               </w:rPr>
               <w:br/>
-              <w:t>“</w:t>
-            </w:r>
-            <w:r>
-              <w:rPr>
-                <w:lang w:val="en-US"/>
-              </w:rPr>
-              <w:t xml:space="preserve">Not sure, a lot of my friends do not use </w:t>
+              <w:t xml:space="preserve">“Not sure, a lot of my friends do not use </w:t>
             </w:r>
             <w:proofErr w:type="gramStart"/>
             <w:r>
@@ -22944,13 +22831,7 @@
               <w:rPr>
                 <w:lang w:val="en-US"/>
               </w:rPr>
-              <w:t xml:space="preserve"> but I know a lot of my peers do.</w:t>
-            </w:r>
-            <w:r>
-              <w:rPr>
-                <w:lang w:val="en-US"/>
-              </w:rPr>
-              <w:t>”</w:t>
+              <w:t xml:space="preserve"> but I know a lot of my peers do.”</w:t>
             </w:r>
             <w:r>
               <w:rPr>
@@ -22983,31 +22864,20 @@
               <w:rPr>
                 <w:lang w:val="en-US"/>
               </w:rPr>
-              <w:t xml:space="preserve">    'uninformative': '</w:t>
-            </w:r>
-            <w:r>
-              <w:rPr>
-                <w:lang w:val="en-US"/>
-              </w:rPr>
-              <w:t>T</w:t>
-            </w:r>
-            <w:r>
-              <w:rPr>
-                <w:lang w:val="en-US"/>
-              </w:rPr>
-              <w:t>',</w:t>
-            </w:r>
-          </w:p>
-          <w:p>
-            <w:pPr>
-              <w:rPr>
-                <w:lang w:val="en-US"/>
-              </w:rPr>
-            </w:pPr>
-            <w:r>
-              <w:rPr>
-                <w:lang w:val="en-US"/>
-              </w:rPr>
+              <w:t xml:space="preserve">    'uninformative': 'T',</w:t>
+            </w:r>
+          </w:p>
+          <w:p>
+            <w:pPr>
+              <w:rPr>
+                <w:lang w:val="en-US"/>
+              </w:rPr>
+            </w:pPr>
+            <w:r>
+              <w:rPr>
+                <w:lang w:val="en-US"/>
+              </w:rPr>
+              <w:lastRenderedPageBreak/>
               <w:t xml:space="preserve">    ' SDB ': 'FALSE',</w:t>
             </w:r>
           </w:p>
@@ -23093,19 +22963,7 @@
               <w:rPr>
                 <w:lang w:val="en-US"/>
               </w:rPr>
-              <w:t xml:space="preserve"> integrity': '</w:t>
-            </w:r>
-            <w:r>
-              <w:rPr>
-                <w:lang w:val="en-US"/>
-              </w:rPr>
-              <w:t>FALSE</w:t>
-            </w:r>
-            <w:r>
-              <w:rPr>
-                <w:lang w:val="en-US"/>
-              </w:rPr>
-              <w:t>',</w:t>
+              <w:t xml:space="preserve"> integrity': 'FALSE',</w:t>
             </w:r>
           </w:p>
           <w:p>
@@ -23145,7 +23003,6 @@
               <w:rPr>
                 <w:lang w:val="en-US"/>
               </w:rPr>
-              <w:lastRenderedPageBreak/>
               <w:t xml:space="preserve">    'AI discussion priming ': 'FALSE',</w:t>
             </w:r>
           </w:p>
@@ -23678,13 +23535,7 @@
               <w:rPr>
                 <w:lang w:val="en-US"/>
               </w:rPr>
-              <w:t xml:space="preserve"> to do coursework, while most students do not. That small portion leads some students to assume most are using it.</w:t>
-            </w:r>
-            <w:r>
-              <w:rPr>
-                <w:lang w:val="en-US"/>
-              </w:rPr>
-              <w:t>”</w:t>
+              <w:t xml:space="preserve"> to do coursework, while most students do not. That small portion leads some students to assume most are using it.”</w:t>
             </w:r>
           </w:p>
           <w:p>
@@ -23767,19 +23618,7 @@
               <w:rPr>
                 <w:lang w:val="en-US"/>
               </w:rPr>
-              <w:t>. others': '</w:t>
-            </w:r>
-            <w:r>
-              <w:rPr>
-                <w:lang w:val="en-US"/>
-              </w:rPr>
-              <w:t>TRUE</w:t>
-            </w:r>
-            <w:r>
-              <w:rPr>
-                <w:lang w:val="en-US"/>
-              </w:rPr>
-              <w:t>',</w:t>
+              <w:t>. others': 'TRUE',</w:t>
             </w:r>
           </w:p>
           <w:p>
@@ -23875,19 +23714,7 @@
               <w:rPr>
                 <w:lang w:val="en-US"/>
               </w:rPr>
-              <w:t xml:space="preserve">    'AI discussion priming ': '</w:t>
-            </w:r>
-            <w:r>
-              <w:rPr>
-                <w:lang w:val="en-US"/>
-              </w:rPr>
-              <w:t>TRUE</w:t>
-            </w:r>
-            <w:r>
-              <w:rPr>
-                <w:lang w:val="en-US"/>
-              </w:rPr>
-              <w:t>',</w:t>
+              <w:t xml:space="preserve">    'AI discussion priming ': 'TRUE',</w:t>
             </w:r>
           </w:p>
           <w:p>
@@ -23927,6 +23754,7 @@
               <w:rPr>
                 <w:lang w:val="en-US"/>
               </w:rPr>
+              <w:lastRenderedPageBreak/>
               <w:t xml:space="preserve">    'self-</w:t>
             </w:r>
             <w:proofErr w:type="spellStart"/>
@@ -24087,11 +23915,6 @@
                 <w:lang w:val="en-US"/>
               </w:rPr>
               <w:br/>
-            </w:r>
-            <w:r>
-              <w:rPr>
-                <w:lang w:val="en-US"/>
-              </w:rPr>
               <w:t>{</w:t>
             </w:r>
           </w:p>
@@ -24369,7 +24192,7 @@
               <w:rPr>
                 <w:lang w:val="en-US"/>
               </w:rPr>
-              <w:t xml:space="preserve">    </w:t>
+              <w:t xml:space="preserve">    'reason</w:t>
             </w:r>
             <w:r>
               <w:rPr>
@@ -24381,25 +24204,7 @@
               <w:rPr>
                 <w:lang w:val="en-US"/>
               </w:rPr>
-              <w:t>reason</w:t>
-            </w:r>
-            <w:r>
-              <w:rPr>
-                <w:lang w:val="en-US"/>
-              </w:rPr>
-              <w:t>'</w:t>
-            </w:r>
-            <w:r>
-              <w:rPr>
-                <w:lang w:val="en-US"/>
-              </w:rPr>
-              <w:t>: '</w:t>
-            </w:r>
-            <w:r>
-              <w:rPr>
-                <w:lang w:val="en-US"/>
-              </w:rPr>
-              <w:t xml:space="preserve">&lt;here you write the reasons behind your </w:t>
+              <w:t xml:space="preserve">: '&lt;here you write the reasons behind your </w:t>
             </w:r>
             <w:r>
               <w:rPr>
@@ -24411,13 +24216,7 @@
               <w:rPr>
                 <w:lang w:val="en-US"/>
               </w:rPr>
-              <w:t>&gt;</w:t>
-            </w:r>
-            <w:r>
-              <w:rPr>
-                <w:lang w:val="en-US"/>
-              </w:rPr>
-              <w:t>'</w:t>
+              <w:t>&gt;'</w:t>
             </w:r>
           </w:p>
           <w:p>
@@ -24904,7 +24703,6 @@
               <w:rPr>
                 <w:lang w:val="en-US"/>
               </w:rPr>
-              <w:lastRenderedPageBreak/>
               <w:t xml:space="preserve">    'uninformative': 'T',</w:t>
             </w:r>
           </w:p>
@@ -25169,13 +24967,7 @@
               <w:rPr>
                 <w:lang w:val="en-US"/>
               </w:rPr>
-              <w:t xml:space="preserve">    </w:t>
-            </w:r>
-            <w:r>
-              <w:rPr>
-                <w:lang w:val="en-US"/>
-              </w:rPr>
-              <w:t>'reason</w:t>
+              <w:t xml:space="preserve">    'reason</w:t>
             </w:r>
             <w:r>
               <w:rPr>
@@ -25187,13 +24979,7 @@
               <w:rPr>
                 <w:lang w:val="en-US"/>
               </w:rPr>
-              <w:t>: '</w:t>
-            </w:r>
-            <w:r>
-              <w:rPr>
-                <w:lang w:val="en-US"/>
-              </w:rPr>
-              <w:t xml:space="preserve">The response is not answering the intended question. </w:t>
+              <w:t xml:space="preserve">: 'The response is not answering the intended question. </w:t>
             </w:r>
             <w:r>
               <w:t>It</w:t>
@@ -25237,28 +25023,13 @@
               <w:t> confusion or lack of understanding </w:t>
             </w:r>
             <w:r>
-              <w:t>of the task</w:t>
-            </w:r>
-            <w:r>
-              <w:t xml:space="preserve">. Therefore, the answer is </w:t>
-            </w:r>
-            <w:r>
-              <w:rPr>
-                <w:lang w:val="en-US"/>
-              </w:rPr>
-              <w:t>uninformative</w:t>
-            </w:r>
-            <w:r>
-              <w:rPr>
-                <w:lang w:val="en-US"/>
-              </w:rPr>
-              <w:t>, and other categories must be FALSE</w:t>
-            </w:r>
-            <w:r>
-              <w:rPr>
-                <w:lang w:val="en-US"/>
-              </w:rPr>
-              <w:t>'</w:t>
+              <w:t xml:space="preserve">of the task. Therefore, the answer is </w:t>
+            </w:r>
+            <w:r>
+              <w:rPr>
+                <w:lang w:val="en-US"/>
+              </w:rPr>
+              <w:t>uninformative, and other categories must be FALSE'</w:t>
             </w:r>
           </w:p>
           <w:p>
@@ -25634,13 +25405,7 @@
               <w:rPr>
                 <w:lang w:val="en-US"/>
               </w:rPr>
-              <w:t xml:space="preserve"> </w:t>
-            </w:r>
-            <w:r>
-              <w:rPr>
-                <w:lang w:val="en-US"/>
-              </w:rPr>
-              <w:t>'</w:t>
+              <w:t xml:space="preserve"> '</w:t>
             </w:r>
           </w:p>
           <w:p>
@@ -25730,7 +25495,6 @@
               <w:rPr>
                 <w:lang w:val="en-US"/>
               </w:rPr>
-              <w:lastRenderedPageBreak/>
               <w:br/>
               <w:t>The classification should be:</w:t>
             </w:r>

--- a/Doc/Step_by_step_process.docx
+++ b/Doc/Step_by_step_process.docx
@@ -24,6 +24,23 @@
           <w:lang w:val="es-ES_tradnl"/>
         </w:rPr>
       </w:pPr>
+      <w:r>
+        <w:rPr>
+          <w:b/>
+          <w:bCs/>
+          <w:lang w:val="es-ES"/>
+        </w:rPr>
+        <w:tab/>
+      </w:r>
+    </w:p>
+    <w:p>
+      <w:pPr>
+        <w:rPr>
+          <w:b/>
+          <w:bCs/>
+          <w:lang w:val="es-ES"/>
+        </w:rPr>
+      </w:pPr>
       <w:proofErr w:type="spellStart"/>
       <w:r>
         <w:rPr>
@@ -94,6 +111,15 @@
         <w:rPr>
           <w:b/>
           <w:bCs/>
+          <w:lang w:val="es-ES_tradnl"/>
+        </w:rPr>
+      </w:pPr>
+    </w:p>
+    <w:p>
+      <w:pPr>
+        <w:rPr>
+          <w:b/>
+          <w:bCs/>
           <w:lang w:val="en-US"/>
         </w:rPr>
       </w:pPr>
@@ -105,16 +131,14 @@
         </w:rPr>
         <w:t xml:space="preserve">Relevant details to </w:t>
       </w:r>
-      <w:proofErr w:type="gramStart"/>
-      <w:r>
-        <w:rPr>
-          <w:b/>
-          <w:bCs/>
-          <w:lang w:val="en-US"/>
-        </w:rPr>
-        <w:t>take into account</w:t>
-      </w:r>
-      <w:proofErr w:type="gramEnd"/>
+      <w:r>
+        <w:rPr>
+          <w:b/>
+          <w:bCs/>
+          <w:lang w:val="en-US"/>
+        </w:rPr>
+        <w:t>consider</w:t>
+      </w:r>
       <w:r>
         <w:rPr>
           <w:b/>
@@ -673,7 +697,7 @@
         </w:rPr>
         <w:lastRenderedPageBreak/>
         <w:drawing>
-          <wp:inline distT="0" distB="0" distL="0" distR="0" wp14:anchorId="74815E0B" wp14:editId="5EC76EC1">
+          <wp:inline distT="0" distB="0" distL="0" distR="0" wp14:anchorId="74815E0B" wp14:editId="22010C47">
             <wp:extent cx="4554524" cy="3949200"/>
             <wp:effectExtent l="0" t="0" r="5080" b="635"/>
             <wp:docPr id="2037632910" name="Picture 3"/>
@@ -736,7 +760,7 @@
           <w:lang w:val="en-US"/>
         </w:rPr>
         <w:drawing>
-          <wp:inline distT="0" distB="0" distL="0" distR="0" wp14:anchorId="485B52A5" wp14:editId="16C35603">
+          <wp:inline distT="0" distB="0" distL="0" distR="0" wp14:anchorId="485B52A5" wp14:editId="2B817F65">
             <wp:extent cx="4486312" cy="1997751"/>
             <wp:effectExtent l="0" t="0" r="0" b="0"/>
             <wp:docPr id="378623146" name="Picture 4"/>
@@ -9605,7 +9629,7 @@
             <w:pPr>
               <w:jc w:val="both"/>
               <w:rPr>
-                <w:lang w:val="es-ES"/>
+                <w:lang w:val="en-US"/>
               </w:rPr>
             </w:pPr>
           </w:p>
@@ -9613,7 +9637,7 @@
             <w:pPr>
               <w:jc w:val="both"/>
               <w:rPr>
-                <w:lang w:val="es-ES"/>
+                <w:lang w:val="en-US"/>
               </w:rPr>
             </w:pPr>
           </w:p>
@@ -17608,21 +17632,7 @@
               <w:rPr>
                 <w:lang w:val="en-US"/>
               </w:rPr>
-              <w:t xml:space="preserve"> </w:t>
-            </w:r>
-            <w:proofErr w:type="spellStart"/>
-            <w:r>
-              <w:rPr>
-                <w:lang w:val="en-US"/>
-              </w:rPr>
-              <w:t>te</w:t>
-            </w:r>
-            <w:proofErr w:type="spellEnd"/>
-            <w:r>
-              <w:rPr>
-                <w:lang w:val="en-US"/>
-              </w:rPr>
-              <w:t xml:space="preserve"> </w:t>
+              <w:t xml:space="preserve"> te </w:t>
             </w:r>
             <w:proofErr w:type="spellStart"/>
             <w:proofErr w:type="gramStart"/>
@@ -28122,6 +28132,7 @@
   <w:style w:type="character" w:default="1" w:styleId="DefaultParagraphFont">
     <w:name w:val="Default Paragraph Font"/>
     <w:uiPriority w:val="1"/>
+    <w:semiHidden/>
     <w:unhideWhenUsed/>
   </w:style>
   <w:style w:type="table" w:default="1" w:styleId="TableNormal">
